--- a/dev/TFP_KillTracker_Technical_Documentation.docx
+++ b/dev/TFP_KillTracker_Technical_Documentation.docx
@@ -39,7 +39,7 @@
         <w:rPr>
           <w:sz w:val="22"/>
         </w:rPr>
-        <w:t>Version 1.0  ·  17 March 2026</w:t>
+        <w:t>Version 2.0  ·  18 March 2026</w:t>
       </w:r>
     </w:p>
     <w:p>
@@ -399,7 +399,7 @@
         <w:rPr>
           <w:sz w:val="20"/>
         </w:rPr>
-        <w:t>Single file — the entire application lives in index.html (CSS + JS inlined).</w:t>
+        <w:t>Modular files — HTML structure in index.html; JavaScript in tracker.js; unit corrections in unit_overrides.json.</w:t>
       </w:r>
     </w:p>
     <w:p>
@@ -504,11 +504,13 @@
         <w:tc>
           <w:tcPr>
             <w:tcW w:type="dxa" w:w="4703"/>
-            <w:shd w:val="clear" w:color="auto" w:fill="FFFFFF"/>
-          </w:tcPr>
-          <w:p>
-            <w:r>
-              <w:rPr>
+          </w:tcPr>
+          <w:p>
+            <w:r/>
+            <w:r>
+              <w:rPr>
+                <w:rFonts w:ascii="Courier New" w:hAnsi="Courier New"/>
+                <w:b w:val="0"/>
                 <w:sz w:val="18"/>
               </w:rPr>
               <w:t>index.html</w:t>
@@ -518,14 +520,14 @@
         <w:tc>
           <w:tcPr>
             <w:tcW w:type="dxa" w:w="4703"/>
-            <w:shd w:val="clear" w:color="auto" w:fill="FFFFFF"/>
-          </w:tcPr>
-          <w:p>
-            <w:r>
-              <w:rPr>
-                <w:sz w:val="18"/>
-              </w:rPr>
-              <w:t>Entire application — HTML structure, inline CSS, inline JavaScript</w:t>
+          </w:tcPr>
+          <w:p>
+            <w:r/>
+            <w:r>
+              <w:rPr>
+                <w:b w:val="0"/>
+              </w:rPr>
+              <w:t>Application entry point — HTML structure and inline CSS.</w:t>
             </w:r>
           </w:p>
         </w:tc>
@@ -534,28 +536,30 @@
         <w:tc>
           <w:tcPr>
             <w:tcW w:type="dxa" w:w="4703"/>
-            <w:shd w:val="clear" w:color="auto" w:fill="F0F4FA"/>
-          </w:tcPr>
-          <w:p>
-            <w:r>
-              <w:rPr>
-                <w:sz w:val="18"/>
-              </w:rPr>
-              <w:t>favicon.svg</w:t>
+          </w:tcPr>
+          <w:p>
+            <w:r/>
+            <w:r>
+              <w:rPr>
+                <w:rFonts w:ascii="Courier New" w:hAnsi="Courier New"/>
+                <w:b w:val="0"/>
+                <w:sz w:val="18"/>
+              </w:rPr>
+              <w:t>tracker.js</w:t>
             </w:r>
           </w:p>
         </w:tc>
         <w:tc>
           <w:tcPr>
             <w:tcW w:type="dxa" w:w="4703"/>
-            <w:shd w:val="clear" w:color="auto" w:fill="F0F4FA"/>
-          </w:tcPr>
-          <w:p>
-            <w:r>
-              <w:rPr>
-                <w:sz w:val="18"/>
-              </w:rPr>
-              <w:t>Browser tab icon (SVG crosshair graphic)</w:t>
+          </w:tcPr>
+          <w:p>
+            <w:r/>
+            <w:r>
+              <w:rPr>
+                <w:b w:val="0"/>
+              </w:rPr>
+              <w:t>All application JavaScript (aggregation, filtering, rendering). Loaded as external script to comply with GitHub Pages CSP.</w:t>
             </w:r>
           </w:p>
         </w:tc>
@@ -564,28 +568,30 @@
         <w:tc>
           <w:tcPr>
             <w:tcW w:type="dxa" w:w="4703"/>
-            <w:shd w:val="clear" w:color="auto" w:fill="FFFFFF"/>
-          </w:tcPr>
-          <w:p>
-            <w:r>
-              <w:rPr>
-                <w:sz w:val="18"/>
-              </w:rPr>
-              <w:t>README.md</w:t>
+          </w:tcPr>
+          <w:p>
+            <w:r/>
+            <w:r>
+              <w:rPr>
+                <w:rFonts w:ascii="Courier New" w:hAnsi="Courier New"/>
+                <w:b w:val="0"/>
+                <w:sz w:val="18"/>
+              </w:rPr>
+              <w:t>unit_overrides.json</w:t>
             </w:r>
           </w:p>
         </w:tc>
         <w:tc>
           <w:tcPr>
             <w:tcW w:type="dxa" w:w="4703"/>
-            <w:shd w:val="clear" w:color="auto" w:fill="FFFFFF"/>
-          </w:tcPr>
-          <w:p>
-            <w:r>
-              <w:rPr>
-                <w:sz w:val="18"/>
-              </w:rPr>
-              <w:t>User-facing feature overview and deployment guide</w:t>
+          </w:tcPr>
+          <w:p>
+            <w:r/>
+            <w:r>
+              <w:rPr>
+                <w:b w:val="0"/>
+              </w:rPr>
+              <w:t>Manual unit assignment overrides. Key = player name, value = unit string ("2nd USC" | "CNTO" | "PXG" | "TFP"). Loaded at startup and applied after auto-classification.</w:t>
             </w:r>
           </w:p>
         </w:tc>
@@ -594,11 +600,141 @@
         <w:tc>
           <w:tcPr>
             <w:tcW w:type="dxa" w:w="4703"/>
-            <w:shd w:val="clear" w:color="auto" w:fill="F0F4FA"/>
-          </w:tcPr>
-          <w:p>
-            <w:r>
-              <w:rPr>
+          </w:tcPr>
+          <w:p>
+            <w:r/>
+            <w:r>
+              <w:rPr>
+                <w:rFonts w:ascii="Courier New" w:hAnsi="Courier New"/>
+                <w:b w:val="0"/>
+                <w:sz w:val="18"/>
+              </w:rPr>
+              <w:t>ImportScript</w:t>
+            </w:r>
+          </w:p>
+        </w:tc>
+        <w:tc>
+          <w:tcPr>
+            <w:tcW w:type="dxa" w:w="4703"/>
+          </w:tcPr>
+          <w:p>
+            <w:r/>
+            <w:r>
+              <w:rPr>
+                <w:b w:val="0"/>
+              </w:rPr>
+              <w:t>Google Apps Script (GAS) for importing OCAP .json.gz replay files from Google Drive into the player_stats Google Sheet.</w:t>
+            </w:r>
+          </w:p>
+        </w:tc>
+      </w:tr>
+      <w:tr>
+        <w:tc>
+          <w:tcPr>
+            <w:tcW w:type="dxa" w:w="4703"/>
+          </w:tcPr>
+          <w:p>
+            <w:r/>
+            <w:r>
+              <w:rPr>
+                <w:rFonts w:ascii="Courier New" w:hAnsi="Courier New"/>
+                <w:b w:val="0"/>
+                <w:sz w:val="18"/>
+              </w:rPr>
+              <w:t>favicon.svg</w:t>
+            </w:r>
+          </w:p>
+        </w:tc>
+        <w:tc>
+          <w:tcPr>
+            <w:tcW w:type="dxa" w:w="4703"/>
+          </w:tcPr>
+          <w:p>
+            <w:r/>
+            <w:r>
+              <w:rPr>
+                <w:b w:val="0"/>
+              </w:rPr>
+              <w:t>Browser tab icon (SVG crosshair graphic).</w:t>
+            </w:r>
+          </w:p>
+        </w:tc>
+      </w:tr>
+      <w:tr>
+        <w:tc>
+          <w:tcPr>
+            <w:tcW w:type="dxa" w:w="4703"/>
+          </w:tcPr>
+          <w:p>
+            <w:r/>
+            <w:r>
+              <w:rPr>
+                <w:rFonts w:ascii="Courier New" w:hAnsi="Courier New"/>
+                <w:b w:val="0"/>
+                <w:sz w:val="18"/>
+              </w:rPr>
+              <w:t>CHANGELOG.md</w:t>
+            </w:r>
+          </w:p>
+        </w:tc>
+        <w:tc>
+          <w:tcPr>
+            <w:tcW w:type="dxa" w:w="4703"/>
+          </w:tcPr>
+          <w:p>
+            <w:r/>
+            <w:r>
+              <w:rPr>
+                <w:b w:val="0"/>
+              </w:rPr>
+              <w:t>Per-feature changelog organised by date.</w:t>
+            </w:r>
+          </w:p>
+        </w:tc>
+      </w:tr>
+      <w:tr>
+        <w:tc>
+          <w:tcPr>
+            <w:tcW w:type="dxa" w:w="4703"/>
+          </w:tcPr>
+          <w:p>
+            <w:r/>
+            <w:r>
+              <w:rPr>
+                <w:rFonts w:ascii="Courier New" w:hAnsi="Courier New"/>
+                <w:b w:val="0"/>
+                <w:sz w:val="18"/>
+              </w:rPr>
+              <w:t>README.md</w:t>
+            </w:r>
+          </w:p>
+        </w:tc>
+        <w:tc>
+          <w:tcPr>
+            <w:tcW w:type="dxa" w:w="4703"/>
+          </w:tcPr>
+          <w:p>
+            <w:r/>
+            <w:r>
+              <w:rPr>
+                <w:b w:val="0"/>
+              </w:rPr>
+              <w:t>User-facing feature overview and deployment guide.</w:t>
+            </w:r>
+          </w:p>
+        </w:tc>
+      </w:tr>
+      <w:tr>
+        <w:tc>
+          <w:tcPr>
+            <w:tcW w:type="dxa" w:w="4703"/>
+          </w:tcPr>
+          <w:p>
+            <w:r/>
+            <w:r>
+              <w:rPr>
+                <w:rFonts w:ascii="Courier New" w:hAnsi="Courier New"/>
+                <w:b w:val="0"/>
                 <w:sz w:val="18"/>
               </w:rPr>
               <w:t>.github/workflows/</w:t>
@@ -608,14 +744,14 @@
         <w:tc>
           <w:tcPr>
             <w:tcW w:type="dxa" w:w="4703"/>
-            <w:shd w:val="clear" w:color="auto" w:fill="F0F4FA"/>
-          </w:tcPr>
-          <w:p>
-            <w:r>
-              <w:rPr>
-                <w:sz w:val="18"/>
-              </w:rPr>
-              <w:t>GitHub Actions CI/CD pipeline for GitHub Pages deployment</w:t>
+          </w:tcPr>
+          <w:p>
+            <w:r/>
+            <w:r>
+              <w:rPr>
+                <w:b w:val="0"/>
+              </w:rPr>
+              <w:t>GitHub Actions CI/CD pipeline for GitHub Pages deployment.</w:t>
             </w:r>
           </w:p>
         </w:tc>
@@ -1573,6 +1709,186 @@
           </w:p>
         </w:tc>
       </w:tr>
+      <w:tr>
+        <w:tc>
+          <w:tcPr>
+            <w:tcW w:type="dxa" w:w="2351"/>
+          </w:tcPr>
+          <w:p>
+            <w:r/>
+            <w:r>
+              <w:rPr>
+                <w:rFonts w:ascii="Courier New" w:hAnsi="Courier New"/>
+                <w:b w:val="0"/>
+                <w:sz w:val="18"/>
+              </w:rPr>
+              <w:t>selectedUnit</w:t>
+            </w:r>
+          </w:p>
+        </w:tc>
+        <w:tc>
+          <w:tcPr>
+            <w:tcW w:type="dxa" w:w="2351"/>
+          </w:tcPr>
+          <w:p>
+            <w:r/>
+            <w:r>
+              <w:rPr>
+                <w:b w:val="0"/>
+              </w:rPr>
+              <w:t>string | null</w:t>
+            </w:r>
+          </w:p>
+        </w:tc>
+        <w:tc>
+          <w:tcPr>
+            <w:tcW w:type="dxa" w:w="2351"/>
+          </w:tcPr>
+          <w:p>
+            <w:r/>
+            <w:r>
+              <w:rPr>
+                <w:b w:val="0"/>
+              </w:rPr>
+              <w:t>null</w:t>
+            </w:r>
+          </w:p>
+        </w:tc>
+        <w:tc>
+          <w:tcPr>
+            <w:tcW w:type="dxa" w:w="2351"/>
+          </w:tcPr>
+          <w:p>
+            <w:r/>
+            <w:r>
+              <w:rPr>
+                <w:b w:val="0"/>
+              </w:rPr>
+              <w:t>null = all units; else "2nd USC" | "CNTO" | "PXG" | "TFP"</w:t>
+            </w:r>
+          </w:p>
+        </w:tc>
+      </w:tr>
+      <w:tr>
+        <w:tc>
+          <w:tcPr>
+            <w:tcW w:type="dxa" w:w="2351"/>
+          </w:tcPr>
+          <w:p>
+            <w:r/>
+            <w:r>
+              <w:rPr>
+                <w:rFonts w:ascii="Courier New" w:hAnsi="Courier New"/>
+                <w:b w:val="0"/>
+                <w:sz w:val="18"/>
+              </w:rPr>
+              <w:t>playerUnits</w:t>
+            </w:r>
+          </w:p>
+        </w:tc>
+        <w:tc>
+          <w:tcPr>
+            <w:tcW w:type="dxa" w:w="2351"/>
+          </w:tcPr>
+          <w:p>
+            <w:r/>
+            <w:r>
+              <w:rPr>
+                <w:b w:val="0"/>
+              </w:rPr>
+              <w:t>Object</w:t>
+            </w:r>
+          </w:p>
+        </w:tc>
+        <w:tc>
+          <w:tcPr>
+            <w:tcW w:type="dxa" w:w="2351"/>
+          </w:tcPr>
+          <w:p>
+            <w:r/>
+            <w:r>
+              <w:rPr>
+                <w:b w:val="0"/>
+              </w:rPr>
+              <w:t>{}</w:t>
+            </w:r>
+          </w:p>
+        </w:tc>
+        <w:tc>
+          <w:tcPr>
+            <w:tcW w:type="dxa" w:w="2351"/>
+          </w:tcPr>
+          <w:p>
+            <w:r/>
+            <w:r>
+              <w:rPr>
+                <w:b w:val="0"/>
+              </w:rPr>
+              <w:t>Keyed by player name; value = classified unit string. Built by classifyUnits() after aggregation.</w:t>
+            </w:r>
+          </w:p>
+        </w:tc>
+      </w:tr>
+      <w:tr>
+        <w:tc>
+          <w:tcPr>
+            <w:tcW w:type="dxa" w:w="2351"/>
+          </w:tcPr>
+          <w:p>
+            <w:r/>
+            <w:r>
+              <w:rPr>
+                <w:rFonts w:ascii="Courier New" w:hAnsi="Courier New"/>
+                <w:b w:val="0"/>
+                <w:sz w:val="18"/>
+              </w:rPr>
+              <w:t>timePlayed</w:t>
+            </w:r>
+          </w:p>
+        </w:tc>
+        <w:tc>
+          <w:tcPr>
+            <w:tcW w:type="dxa" w:w="2351"/>
+          </w:tcPr>
+          <w:p>
+            <w:r/>
+            <w:r>
+              <w:rPr>
+                <w:b w:val="0"/>
+              </w:rPr>
+              <w:t>number</w:t>
+            </w:r>
+          </w:p>
+        </w:tc>
+        <w:tc>
+          <w:tcPr>
+            <w:tcW w:type="dxa" w:w="2351"/>
+          </w:tcPr>
+          <w:p>
+            <w:r/>
+            <w:r>
+              <w:rPr>
+                <w:b w:val="0"/>
+              </w:rPr>
+              <w:t>0</w:t>
+            </w:r>
+          </w:p>
+        </w:tc>
+        <w:tc>
+          <w:tcPr>
+            <w:tcW w:type="dxa" w:w="2351"/>
+          </w:tcPr>
+          <w:p>
+            <w:r/>
+            <w:r>
+              <w:rPr>
+                <w:b w:val="0"/>
+              </w:rPr>
+              <w:t>Accumulated seconds present per player per mission (in player aggregate object)</w:t>
+            </w:r>
+          </w:p>
+        </w:tc>
+      </w:tr>
     </w:tbl>
     <w:p>
       <w:r>
@@ -1702,12 +2018,12 @@
         <w:tc>
           <w:tcPr>
             <w:tcW w:type="dxa" w:w="3135"/>
-            <w:shd w:val="clear" w:color="auto" w:fill="FFFFFF"/>
-          </w:tcPr>
-          <w:p>
-            <w:r>
-              <w:rPr>
-                <w:sz w:val="18"/>
+          </w:tcPr>
+          <w:p>
+            <w:r/>
+            <w:r>
+              <w:rPr>
+                <w:b w:val="0"/>
               </w:rPr>
               <w:t>0</w:t>
             </w:r>
@@ -1716,12 +2032,12 @@
         <w:tc>
           <w:tcPr>
             <w:tcW w:type="dxa" w:w="3135"/>
-            <w:shd w:val="clear" w:color="auto" w:fill="FFFFFF"/>
-          </w:tcPr>
-          <w:p>
-            <w:r>
-              <w:rPr>
-                <w:sz w:val="18"/>
+          </w:tcPr>
+          <w:p>
+            <w:r/>
+            <w:r>
+              <w:rPr>
+                <w:b w:val="0"/>
               </w:rPr>
               <w:t>Source File</w:t>
             </w:r>
@@ -1730,12 +2046,12 @@
         <w:tc>
           <w:tcPr>
             <w:tcW w:type="dxa" w:w="3135"/>
-            <w:shd w:val="clear" w:color="auto" w:fill="FFFFFF"/>
-          </w:tcPr>
-          <w:p>
-            <w:r>
-              <w:rPr>
-                <w:sz w:val="18"/>
+          </w:tcPr>
+          <w:p>
+            <w:r/>
+            <w:r>
+              <w:rPr>
+                <w:b w:val="0"/>
               </w:rPr>
               <w:t>Filename encoding date (YYYY_MM_DD__...) and mission name</w:t>
             </w:r>
@@ -1746,12 +2062,12 @@
         <w:tc>
           <w:tcPr>
             <w:tcW w:type="dxa" w:w="3135"/>
-            <w:shd w:val="clear" w:color="auto" w:fill="F0F4FA"/>
-          </w:tcPr>
-          <w:p>
-            <w:r>
-              <w:rPr>
-                <w:sz w:val="18"/>
+          </w:tcPr>
+          <w:p>
+            <w:r/>
+            <w:r>
+              <w:rPr>
+                <w:b w:val="0"/>
               </w:rPr>
               <w:t>1</w:t>
             </w:r>
@@ -1760,12 +2076,12 @@
         <w:tc>
           <w:tcPr>
             <w:tcW w:type="dxa" w:w="3135"/>
-            <w:shd w:val="clear" w:color="auto" w:fill="F0F4FA"/>
-          </w:tcPr>
-          <w:p>
-            <w:r>
-              <w:rPr>
-                <w:sz w:val="18"/>
+          </w:tcPr>
+          <w:p>
+            <w:r/>
+            <w:r>
+              <w:rPr>
+                <w:b w:val="0"/>
               </w:rPr>
               <w:t>Mission</w:t>
             </w:r>
@@ -1774,12 +2090,12 @@
         <w:tc>
           <w:tcPr>
             <w:tcW w:type="dxa" w:w="3135"/>
-            <w:shd w:val="clear" w:color="auto" w:fill="F0F4FA"/>
-          </w:tcPr>
-          <w:p>
-            <w:r>
-              <w:rPr>
-                <w:sz w:val="18"/>
+          </w:tcPr>
+          <w:p>
+            <w:r/>
+            <w:r>
+              <w:rPr>
+                <w:b w:val="0"/>
               </w:rPr>
               <w:t>Human-readable mission name, expected to contain "(YYYY-MM-DD)"</w:t>
             </w:r>
@@ -1790,12 +2106,12 @@
         <w:tc>
           <w:tcPr>
             <w:tcW w:type="dxa" w:w="3135"/>
-            <w:shd w:val="clear" w:color="auto" w:fill="FFFFFF"/>
-          </w:tcPr>
-          <w:p>
-            <w:r>
-              <w:rPr>
-                <w:sz w:val="18"/>
+          </w:tcPr>
+          <w:p>
+            <w:r/>
+            <w:r>
+              <w:rPr>
+                <w:b w:val="0"/>
               </w:rPr>
               <w:t>2</w:t>
             </w:r>
@@ -1804,12 +2120,12 @@
         <w:tc>
           <w:tcPr>
             <w:tcW w:type="dxa" w:w="3135"/>
-            <w:shd w:val="clear" w:color="auto" w:fill="FFFFFF"/>
-          </w:tcPr>
-          <w:p>
-            <w:r>
-              <w:rPr>
-                <w:sz w:val="18"/>
+          </w:tcPr>
+          <w:p>
+            <w:r/>
+            <w:r>
+              <w:rPr>
+                <w:b w:val="0"/>
               </w:rPr>
               <w:t>World</w:t>
             </w:r>
@@ -1818,12 +2134,12 @@
         <w:tc>
           <w:tcPr>
             <w:tcW w:type="dxa" w:w="3135"/>
-            <w:shd w:val="clear" w:color="auto" w:fill="FFFFFF"/>
-          </w:tcPr>
-          <w:p>
-            <w:r>
-              <w:rPr>
-                <w:sz w:val="18"/>
+          </w:tcPr>
+          <w:p>
+            <w:r/>
+            <w:r>
+              <w:rPr>
+                <w:b w:val="0"/>
               </w:rPr>
               <w:t>Map/terrain name</w:t>
             </w:r>
@@ -1834,12 +2150,12 @@
         <w:tc>
           <w:tcPr>
             <w:tcW w:type="dxa" w:w="3135"/>
-            <w:shd w:val="clear" w:color="auto" w:fill="F0F4FA"/>
-          </w:tcPr>
-          <w:p>
-            <w:r>
-              <w:rPr>
-                <w:sz w:val="18"/>
+          </w:tcPr>
+          <w:p>
+            <w:r/>
+            <w:r>
+              <w:rPr>
+                <w:b w:val="0"/>
               </w:rPr>
               <w:t>3</w:t>
             </w:r>
@@ -1848,12 +2164,12 @@
         <w:tc>
           <w:tcPr>
             <w:tcW w:type="dxa" w:w="3135"/>
-            <w:shd w:val="clear" w:color="auto" w:fill="F0F4FA"/>
-          </w:tcPr>
-          <w:p>
-            <w:r>
-              <w:rPr>
-                <w:sz w:val="18"/>
+          </w:tcPr>
+          <w:p>
+            <w:r/>
+            <w:r>
+              <w:rPr>
+                <w:b w:val="0"/>
               </w:rPr>
               <w:t>Username</w:t>
             </w:r>
@@ -1862,12 +2178,12 @@
         <w:tc>
           <w:tcPr>
             <w:tcW w:type="dxa" w:w="3135"/>
-            <w:shd w:val="clear" w:color="auto" w:fill="F0F4FA"/>
-          </w:tcPr>
-          <w:p>
-            <w:r>
-              <w:rPr>
-                <w:sz w:val="18"/>
+          </w:tcPr>
+          <w:p>
+            <w:r/>
+            <w:r>
+              <w:rPr>
+                <w:b w:val="0"/>
               </w:rPr>
               <w:t>Player name (used as aggregate key)</w:t>
             </w:r>
@@ -1878,12 +2194,12 @@
         <w:tc>
           <w:tcPr>
             <w:tcW w:type="dxa" w:w="3135"/>
-            <w:shd w:val="clear" w:color="auto" w:fill="FFFFFF"/>
-          </w:tcPr>
-          <w:p>
-            <w:r>
-              <w:rPr>
-                <w:sz w:val="18"/>
+          </w:tcPr>
+          <w:p>
+            <w:r/>
+            <w:r>
+              <w:rPr>
+                <w:b w:val="0"/>
               </w:rPr>
               <w:t>4</w:t>
             </w:r>
@@ -1892,12 +2208,12 @@
         <w:tc>
           <w:tcPr>
             <w:tcW w:type="dxa" w:w="3135"/>
-            <w:shd w:val="clear" w:color="auto" w:fill="FFFFFF"/>
-          </w:tcPr>
-          <w:p>
-            <w:r>
-              <w:rPr>
-                <w:sz w:val="18"/>
+          </w:tcPr>
+          <w:p>
+            <w:r/>
+            <w:r>
+              <w:rPr>
+                <w:b w:val="0"/>
               </w:rPr>
               <w:t>Side</w:t>
             </w:r>
@@ -1906,12 +2222,12 @@
         <w:tc>
           <w:tcPr>
             <w:tcW w:type="dxa" w:w="3135"/>
-            <w:shd w:val="clear" w:color="auto" w:fill="FFFFFF"/>
-          </w:tcPr>
-          <w:p>
-            <w:r>
-              <w:rPr>
-                <w:sz w:val="18"/>
+          </w:tcPr>
+          <w:p>
+            <w:r/>
+            <w:r>
+              <w:rPr>
+                <w:b w:val="0"/>
               </w:rPr>
               <w:t>Faction (e.g. BLUFOR, OPFOR)</w:t>
             </w:r>
@@ -1922,12 +2238,12 @@
         <w:tc>
           <w:tcPr>
             <w:tcW w:type="dxa" w:w="3135"/>
-            <w:shd w:val="clear" w:color="auto" w:fill="F0F4FA"/>
-          </w:tcPr>
-          <w:p>
-            <w:r>
-              <w:rPr>
-                <w:sz w:val="18"/>
+          </w:tcPr>
+          <w:p>
+            <w:r/>
+            <w:r>
+              <w:rPr>
+                <w:b w:val="0"/>
               </w:rPr>
               <w:t>5</w:t>
             </w:r>
@@ -1936,12 +2252,12 @@
         <w:tc>
           <w:tcPr>
             <w:tcW w:type="dxa" w:w="3135"/>
-            <w:shd w:val="clear" w:color="auto" w:fill="F0F4FA"/>
-          </w:tcPr>
-          <w:p>
-            <w:r>
-              <w:rPr>
-                <w:sz w:val="18"/>
+          </w:tcPr>
+          <w:p>
+            <w:r/>
+            <w:r>
+              <w:rPr>
+                <w:b w:val="0"/>
               </w:rPr>
               <w:t>Group</w:t>
             </w:r>
@@ -1950,14 +2266,14 @@
         <w:tc>
           <w:tcPr>
             <w:tcW w:type="dxa" w:w="3135"/>
-            <w:shd w:val="clear" w:color="auto" w:fill="F0F4FA"/>
-          </w:tcPr>
-          <w:p>
-            <w:r>
-              <w:rPr>
-                <w:sz w:val="18"/>
-              </w:rPr>
-              <w:t>Role/squad; "zeus" group triggers Zeus classification</w:t>
+          </w:tcPr>
+          <w:p>
+            <w:r/>
+            <w:r>
+              <w:rPr>
+                <w:b w:val="0"/>
+              </w:rPr>
+              <w:t>Squad/group name; "zeus" group triggers Zeus classification</w:t>
             </w:r>
           </w:p>
         </w:tc>
@@ -1966,12 +2282,12 @@
         <w:tc>
           <w:tcPr>
             <w:tcW w:type="dxa" w:w="3135"/>
-            <w:shd w:val="clear" w:color="auto" w:fill="FFFFFF"/>
-          </w:tcPr>
-          <w:p>
-            <w:r>
-              <w:rPr>
-                <w:sz w:val="18"/>
+          </w:tcPr>
+          <w:p>
+            <w:r/>
+            <w:r>
+              <w:rPr>
+                <w:b w:val="0"/>
               </w:rPr>
               <w:t>6</w:t>
             </w:r>
@@ -1980,28 +2296,28 @@
         <w:tc>
           <w:tcPr>
             <w:tcW w:type="dxa" w:w="3135"/>
-            <w:shd w:val="clear" w:color="auto" w:fill="FFFFFF"/>
-          </w:tcPr>
-          <w:p>
-            <w:r>
-              <w:rPr>
-                <w:sz w:val="18"/>
-              </w:rPr>
-              <w:t>Kills (On Foot)</w:t>
-            </w:r>
-          </w:p>
-        </w:tc>
-        <w:tc>
-          <w:tcPr>
-            <w:tcW w:type="dxa" w:w="3135"/>
-            <w:shd w:val="clear" w:color="auto" w:fill="FFFFFF"/>
-          </w:tcPr>
-          <w:p>
-            <w:r>
-              <w:rPr>
-                <w:sz w:val="18"/>
-              </w:rPr>
-              <w:t>Infantry kills</w:t>
+          </w:tcPr>
+          <w:p>
+            <w:r/>
+            <w:r>
+              <w:rPr>
+                <w:b w:val="0"/>
+              </w:rPr>
+              <w:t>Role</w:t>
+            </w:r>
+          </w:p>
+        </w:tc>
+        <w:tc>
+          <w:tcPr>
+            <w:tcW w:type="dxa" w:w="3135"/>
+          </w:tcPr>
+          <w:p>
+            <w:r/>
+            <w:r>
+              <w:rPr>
+                <w:b w:val="0"/>
+              </w:rPr>
+              <w:t>Role string as reported by OCAP (may include @username suffix — stripped during aggregation)</w:t>
             </w:r>
           </w:p>
         </w:tc>
@@ -2010,12 +2326,12 @@
         <w:tc>
           <w:tcPr>
             <w:tcW w:type="dxa" w:w="3135"/>
-            <w:shd w:val="clear" w:color="auto" w:fill="F0F4FA"/>
-          </w:tcPr>
-          <w:p>
-            <w:r>
-              <w:rPr>
-                <w:sz w:val="18"/>
+          </w:tcPr>
+          <w:p>
+            <w:r/>
+            <w:r>
+              <w:rPr>
+                <w:b w:val="0"/>
               </w:rPr>
               <w:t>7</w:t>
             </w:r>
@@ -2024,28 +2340,28 @@
         <w:tc>
           <w:tcPr>
             <w:tcW w:type="dxa" w:w="3135"/>
-            <w:shd w:val="clear" w:color="auto" w:fill="F0F4FA"/>
-          </w:tcPr>
-          <w:p>
-            <w:r>
-              <w:rPr>
-                <w:sz w:val="18"/>
-              </w:rPr>
-              <w:t>Deaths (On Foot)</w:t>
-            </w:r>
-          </w:p>
-        </w:tc>
-        <w:tc>
-          <w:tcPr>
-            <w:tcW w:type="dxa" w:w="3135"/>
-            <w:shd w:val="clear" w:color="auto" w:fill="F0F4FA"/>
-          </w:tcPr>
-          <w:p>
-            <w:r>
-              <w:rPr>
-                <w:sz w:val="18"/>
-              </w:rPr>
-              <w:t>Infantry deaths</w:t>
+          </w:tcPr>
+          <w:p>
+            <w:r/>
+            <w:r>
+              <w:rPr>
+                <w:b w:val="0"/>
+              </w:rPr>
+              <w:t>Kills (On Foot)</w:t>
+            </w:r>
+          </w:p>
+        </w:tc>
+        <w:tc>
+          <w:tcPr>
+            <w:tcW w:type="dxa" w:w="3135"/>
+          </w:tcPr>
+          <w:p>
+            <w:r/>
+            <w:r>
+              <w:rPr>
+                <w:b w:val="0"/>
+              </w:rPr>
+              <w:t>Infantry kills</w:t>
             </w:r>
           </w:p>
         </w:tc>
@@ -2054,12 +2370,12 @@
         <w:tc>
           <w:tcPr>
             <w:tcW w:type="dxa" w:w="3135"/>
-            <w:shd w:val="clear" w:color="auto" w:fill="FFFFFF"/>
-          </w:tcPr>
-          <w:p>
-            <w:r>
-              <w:rPr>
-                <w:sz w:val="18"/>
+          </w:tcPr>
+          <w:p>
+            <w:r/>
+            <w:r>
+              <w:rPr>
+                <w:b w:val="0"/>
               </w:rPr>
               <w:t>8</w:t>
             </w:r>
@@ -2068,28 +2384,28 @@
         <w:tc>
           <w:tcPr>
             <w:tcW w:type="dxa" w:w="3135"/>
-            <w:shd w:val="clear" w:color="auto" w:fill="FFFFFF"/>
-          </w:tcPr>
-          <w:p>
-            <w:r>
-              <w:rPr>
-                <w:sz w:val="18"/>
-              </w:rPr>
-              <w:t>K/D (On Foot)</w:t>
-            </w:r>
-          </w:p>
-        </w:tc>
-        <w:tc>
-          <w:tcPr>
-            <w:tcW w:type="dxa" w:w="3135"/>
-            <w:shd w:val="clear" w:color="auto" w:fill="FFFFFF"/>
-          </w:tcPr>
-          <w:p>
-            <w:r>
-              <w:rPr>
-                <w:sz w:val="18"/>
-              </w:rPr>
-              <w:t>Ignored — recomputed from kills/deaths</w:t>
+          </w:tcPr>
+          <w:p>
+            <w:r/>
+            <w:r>
+              <w:rPr>
+                <w:b w:val="0"/>
+              </w:rPr>
+              <w:t>Deaths (On Foot)</w:t>
+            </w:r>
+          </w:p>
+        </w:tc>
+        <w:tc>
+          <w:tcPr>
+            <w:tcW w:type="dxa" w:w="3135"/>
+          </w:tcPr>
+          <w:p>
+            <w:r/>
+            <w:r>
+              <w:rPr>
+                <w:b w:val="0"/>
+              </w:rPr>
+              <w:t>Infantry deaths</w:t>
             </w:r>
           </w:p>
         </w:tc>
@@ -2098,12 +2414,12 @@
         <w:tc>
           <w:tcPr>
             <w:tcW w:type="dxa" w:w="3135"/>
-            <w:shd w:val="clear" w:color="auto" w:fill="F0F4FA"/>
-          </w:tcPr>
-          <w:p>
-            <w:r>
-              <w:rPr>
-                <w:sz w:val="18"/>
+          </w:tcPr>
+          <w:p>
+            <w:r/>
+            <w:r>
+              <w:rPr>
+                <w:b w:val="0"/>
               </w:rPr>
               <w:t>9</w:t>
             </w:r>
@@ -2112,28 +2428,28 @@
         <w:tc>
           <w:tcPr>
             <w:tcW w:type="dxa" w:w="3135"/>
-            <w:shd w:val="clear" w:color="auto" w:fill="F0F4FA"/>
-          </w:tcPr>
-          <w:p>
-            <w:r>
-              <w:rPr>
-                <w:sz w:val="18"/>
-              </w:rPr>
-              <w:t>Teamkills (On Foot)</w:t>
-            </w:r>
-          </w:p>
-        </w:tc>
-        <w:tc>
-          <w:tcPr>
-            <w:tcW w:type="dxa" w:w="3135"/>
-            <w:shd w:val="clear" w:color="auto" w:fill="F0F4FA"/>
-          </w:tcPr>
-          <w:p>
-            <w:r>
-              <w:rPr>
-                <w:sz w:val="18"/>
-              </w:rPr>
-              <w:t>Friendly fire kills (infantry)</w:t>
+          </w:tcPr>
+          <w:p>
+            <w:r/>
+            <w:r>
+              <w:rPr>
+                <w:b w:val="0"/>
+              </w:rPr>
+              <w:t>K/D (On Foot)</w:t>
+            </w:r>
+          </w:p>
+        </w:tc>
+        <w:tc>
+          <w:tcPr>
+            <w:tcW w:type="dxa" w:w="3135"/>
+          </w:tcPr>
+          <w:p>
+            <w:r/>
+            <w:r>
+              <w:rPr>
+                <w:b w:val="0"/>
+              </w:rPr>
+              <w:t>Ignored — recomputed from kills/deaths</w:t>
             </w:r>
           </w:p>
         </w:tc>
@@ -2142,12 +2458,12 @@
         <w:tc>
           <w:tcPr>
             <w:tcW w:type="dxa" w:w="3135"/>
-            <w:shd w:val="clear" w:color="auto" w:fill="FFFFFF"/>
-          </w:tcPr>
-          <w:p>
-            <w:r>
-              <w:rPr>
-                <w:sz w:val="18"/>
+          </w:tcPr>
+          <w:p>
+            <w:r/>
+            <w:r>
+              <w:rPr>
+                <w:b w:val="0"/>
               </w:rPr>
               <w:t>10</w:t>
             </w:r>
@@ -2156,28 +2472,28 @@
         <w:tc>
           <w:tcPr>
             <w:tcW w:type="dxa" w:w="3135"/>
-            <w:shd w:val="clear" w:color="auto" w:fill="FFFFFF"/>
-          </w:tcPr>
-          <w:p>
-            <w:r>
-              <w:rPr>
-                <w:sz w:val="18"/>
-              </w:rPr>
-              <w:t>Shots (On Foot)</w:t>
-            </w:r>
-          </w:p>
-        </w:tc>
-        <w:tc>
-          <w:tcPr>
-            <w:tcW w:type="dxa" w:w="3135"/>
-            <w:shd w:val="clear" w:color="auto" w:fill="FFFFFF"/>
-          </w:tcPr>
-          <w:p>
-            <w:r>
-              <w:rPr>
-                <w:sz w:val="18"/>
-              </w:rPr>
-              <w:t>Rounds fired on foot</w:t>
+          </w:tcPr>
+          <w:p>
+            <w:r/>
+            <w:r>
+              <w:rPr>
+                <w:b w:val="0"/>
+              </w:rPr>
+              <w:t>Teamkills (On Foot)</w:t>
+            </w:r>
+          </w:p>
+        </w:tc>
+        <w:tc>
+          <w:tcPr>
+            <w:tcW w:type="dxa" w:w="3135"/>
+          </w:tcPr>
+          <w:p>
+            <w:r/>
+            <w:r>
+              <w:rPr>
+                <w:b w:val="0"/>
+              </w:rPr>
+              <w:t>Friendly fire kills (infantry)</w:t>
             </w:r>
           </w:p>
         </w:tc>
@@ -2186,12 +2502,12 @@
         <w:tc>
           <w:tcPr>
             <w:tcW w:type="dxa" w:w="3135"/>
-            <w:shd w:val="clear" w:color="auto" w:fill="F0F4FA"/>
-          </w:tcPr>
-          <w:p>
-            <w:r>
-              <w:rPr>
-                <w:sz w:val="18"/>
+          </w:tcPr>
+          <w:p>
+            <w:r/>
+            <w:r>
+              <w:rPr>
+                <w:b w:val="0"/>
               </w:rPr>
               <w:t>11</w:t>
             </w:r>
@@ -2200,28 +2516,28 @@
         <w:tc>
           <w:tcPr>
             <w:tcW w:type="dxa" w:w="3135"/>
-            <w:shd w:val="clear" w:color="auto" w:fill="F0F4FA"/>
-          </w:tcPr>
-          <w:p>
-            <w:r>
-              <w:rPr>
-                <w:sz w:val="18"/>
-              </w:rPr>
-              <w:t>Hits Taken (On Foot)</w:t>
-            </w:r>
-          </w:p>
-        </w:tc>
-        <w:tc>
-          <w:tcPr>
-            <w:tcW w:type="dxa" w:w="3135"/>
-            <w:shd w:val="clear" w:color="auto" w:fill="F0F4FA"/>
-          </w:tcPr>
-          <w:p>
-            <w:r>
-              <w:rPr>
-                <w:sz w:val="18"/>
-              </w:rPr>
-              <w:t>Times hit while on foot</w:t>
+          </w:tcPr>
+          <w:p>
+            <w:r/>
+            <w:r>
+              <w:rPr>
+                <w:b w:val="0"/>
+              </w:rPr>
+              <w:t>Shots (On Foot)</w:t>
+            </w:r>
+          </w:p>
+        </w:tc>
+        <w:tc>
+          <w:tcPr>
+            <w:tcW w:type="dxa" w:w="3135"/>
+          </w:tcPr>
+          <w:p>
+            <w:r/>
+            <w:r>
+              <w:rPr>
+                <w:b w:val="0"/>
+              </w:rPr>
+              <w:t>Rounds fired on foot</w:t>
             </w:r>
           </w:p>
         </w:tc>
@@ -2230,12 +2546,12 @@
         <w:tc>
           <w:tcPr>
             <w:tcW w:type="dxa" w:w="3135"/>
-            <w:shd w:val="clear" w:color="auto" w:fill="FFFFFF"/>
-          </w:tcPr>
-          <w:p>
-            <w:r>
-              <w:rPr>
-                <w:sz w:val="18"/>
+          </w:tcPr>
+          <w:p>
+            <w:r/>
+            <w:r>
+              <w:rPr>
+                <w:b w:val="0"/>
               </w:rPr>
               <w:t>12</w:t>
             </w:r>
@@ -2244,28 +2560,28 @@
         <w:tc>
           <w:tcPr>
             <w:tcW w:type="dxa" w:w="3135"/>
-            <w:shd w:val="clear" w:color="auto" w:fill="FFFFFF"/>
-          </w:tcPr>
-          <w:p>
-            <w:r>
-              <w:rPr>
-                <w:sz w:val="18"/>
-              </w:rPr>
-              <w:t>Shots/Kill (On Foot)</w:t>
-            </w:r>
-          </w:p>
-        </w:tc>
-        <w:tc>
-          <w:tcPr>
-            <w:tcW w:type="dxa" w:w="3135"/>
-            <w:shd w:val="clear" w:color="auto" w:fill="FFFFFF"/>
-          </w:tcPr>
-          <w:p>
-            <w:r>
-              <w:rPr>
-                <w:sz w:val="18"/>
-              </w:rPr>
-              <w:t>Ignored — recomputed</w:t>
+          </w:tcPr>
+          <w:p>
+            <w:r/>
+            <w:r>
+              <w:rPr>
+                <w:b w:val="0"/>
+              </w:rPr>
+              <w:t>Hits Taken (On Foot)</w:t>
+            </w:r>
+          </w:p>
+        </w:tc>
+        <w:tc>
+          <w:tcPr>
+            <w:tcW w:type="dxa" w:w="3135"/>
+          </w:tcPr>
+          <w:p>
+            <w:r/>
+            <w:r>
+              <w:rPr>
+                <w:b w:val="0"/>
+              </w:rPr>
+              <w:t>Times hit while on foot</w:t>
             </w:r>
           </w:p>
         </w:tc>
@@ -2274,12 +2590,12 @@
         <w:tc>
           <w:tcPr>
             <w:tcW w:type="dxa" w:w="3135"/>
-            <w:shd w:val="clear" w:color="auto" w:fill="F0F4FA"/>
-          </w:tcPr>
-          <w:p>
-            <w:r>
-              <w:rPr>
-                <w:sz w:val="18"/>
+          </w:tcPr>
+          <w:p>
+            <w:r/>
+            <w:r>
+              <w:rPr>
+                <w:b w:val="0"/>
               </w:rPr>
               <w:t>13</w:t>
             </w:r>
@@ -2288,28 +2604,28 @@
         <w:tc>
           <w:tcPr>
             <w:tcW w:type="dxa" w:w="3135"/>
-            <w:shd w:val="clear" w:color="auto" w:fill="F0F4FA"/>
-          </w:tcPr>
-          <w:p>
-            <w:r>
-              <w:rPr>
-                <w:sz w:val="18"/>
-              </w:rPr>
-              <w:t>Avg Kill Dist On Foot (m)</w:t>
-            </w:r>
-          </w:p>
-        </w:tc>
-        <w:tc>
-          <w:tcPr>
-            <w:tcW w:type="dxa" w:w="3135"/>
-            <w:shd w:val="clear" w:color="auto" w:fill="F0F4FA"/>
-          </w:tcPr>
-          <w:p>
-            <w:r>
-              <w:rPr>
-                <w:sz w:val="18"/>
-              </w:rPr>
-              <w:t>Average kill distance (on foot)</w:t>
+          </w:tcPr>
+          <w:p>
+            <w:r/>
+            <w:r>
+              <w:rPr>
+                <w:b w:val="0"/>
+              </w:rPr>
+              <w:t>Shots/Kill (On Foot)</w:t>
+            </w:r>
+          </w:p>
+        </w:tc>
+        <w:tc>
+          <w:tcPr>
+            <w:tcW w:type="dxa" w:w="3135"/>
+          </w:tcPr>
+          <w:p>
+            <w:r/>
+            <w:r>
+              <w:rPr>
+                <w:b w:val="0"/>
+              </w:rPr>
+              <w:t>Ignored — recomputed</w:t>
             </w:r>
           </w:p>
         </w:tc>
@@ -2318,12 +2634,12 @@
         <w:tc>
           <w:tcPr>
             <w:tcW w:type="dxa" w:w="3135"/>
-            <w:shd w:val="clear" w:color="auto" w:fill="FFFFFF"/>
-          </w:tcPr>
-          <w:p>
-            <w:r>
-              <w:rPr>
-                <w:sz w:val="18"/>
+          </w:tcPr>
+          <w:p>
+            <w:r/>
+            <w:r>
+              <w:rPr>
+                <w:b w:val="0"/>
               </w:rPr>
               <w:t>14</w:t>
             </w:r>
@@ -2332,28 +2648,28 @@
         <w:tc>
           <w:tcPr>
             <w:tcW w:type="dxa" w:w="3135"/>
-            <w:shd w:val="clear" w:color="auto" w:fill="FFFFFF"/>
-          </w:tcPr>
-          <w:p>
-            <w:r>
-              <w:rPr>
-                <w:sz w:val="18"/>
-              </w:rPr>
-              <w:t>Longest Kill On Foot (m)</w:t>
-            </w:r>
-          </w:p>
-        </w:tc>
-        <w:tc>
-          <w:tcPr>
-            <w:tcW w:type="dxa" w:w="3135"/>
-            <w:shd w:val="clear" w:color="auto" w:fill="FFFFFF"/>
-          </w:tcPr>
-          <w:p>
-            <w:r>
-              <w:rPr>
-                <w:sz w:val="18"/>
-              </w:rPr>
-              <w:t>Longest single kill distance (on foot)</w:t>
+          </w:tcPr>
+          <w:p>
+            <w:r/>
+            <w:r>
+              <w:rPr>
+                <w:b w:val="0"/>
+              </w:rPr>
+              <w:t>Avg Kill Dist On Foot (m)</w:t>
+            </w:r>
+          </w:p>
+        </w:tc>
+        <w:tc>
+          <w:tcPr>
+            <w:tcW w:type="dxa" w:w="3135"/>
+          </w:tcPr>
+          <w:p>
+            <w:r/>
+            <w:r>
+              <w:rPr>
+                <w:b w:val="0"/>
+              </w:rPr>
+              <w:t>Average kill distance (on foot)</w:t>
             </w:r>
           </w:p>
         </w:tc>
@@ -2362,12 +2678,12 @@
         <w:tc>
           <w:tcPr>
             <w:tcW w:type="dxa" w:w="3135"/>
-            <w:shd w:val="clear" w:color="auto" w:fill="F0F4FA"/>
-          </w:tcPr>
-          <w:p>
-            <w:r>
-              <w:rPr>
-                <w:sz w:val="18"/>
+          </w:tcPr>
+          <w:p>
+            <w:r/>
+            <w:r>
+              <w:rPr>
+                <w:b w:val="0"/>
               </w:rPr>
               <w:t>15</w:t>
             </w:r>
@@ -2376,28 +2692,28 @@
         <w:tc>
           <w:tcPr>
             <w:tcW w:type="dxa" w:w="3135"/>
-            <w:shd w:val="clear" w:color="auto" w:fill="F0F4FA"/>
-          </w:tcPr>
-          <w:p>
-            <w:r>
-              <w:rPr>
-                <w:sz w:val="18"/>
-              </w:rPr>
-              <w:t>Kills (In Vehicle)</w:t>
-            </w:r>
-          </w:p>
-        </w:tc>
-        <w:tc>
-          <w:tcPr>
-            <w:tcW w:type="dxa" w:w="3135"/>
-            <w:shd w:val="clear" w:color="auto" w:fill="F0F4FA"/>
-          </w:tcPr>
-          <w:p>
-            <w:r>
-              <w:rPr>
-                <w:sz w:val="18"/>
-              </w:rPr>
-              <w:t>Vehicle kills</w:t>
+          </w:tcPr>
+          <w:p>
+            <w:r/>
+            <w:r>
+              <w:rPr>
+                <w:b w:val="0"/>
+              </w:rPr>
+              <w:t>Longest Kill On Foot (m)</w:t>
+            </w:r>
+          </w:p>
+        </w:tc>
+        <w:tc>
+          <w:tcPr>
+            <w:tcW w:type="dxa" w:w="3135"/>
+          </w:tcPr>
+          <w:p>
+            <w:r/>
+            <w:r>
+              <w:rPr>
+                <w:b w:val="0"/>
+              </w:rPr>
+              <w:t>Longest single kill distance (on foot)</w:t>
             </w:r>
           </w:p>
         </w:tc>
@@ -2406,12 +2722,12 @@
         <w:tc>
           <w:tcPr>
             <w:tcW w:type="dxa" w:w="3135"/>
-            <w:shd w:val="clear" w:color="auto" w:fill="FFFFFF"/>
-          </w:tcPr>
-          <w:p>
-            <w:r>
-              <w:rPr>
-                <w:sz w:val="18"/>
+          </w:tcPr>
+          <w:p>
+            <w:r/>
+            <w:r>
+              <w:rPr>
+                <w:b w:val="0"/>
               </w:rPr>
               <w:t>16</w:t>
             </w:r>
@@ -2420,28 +2736,28 @@
         <w:tc>
           <w:tcPr>
             <w:tcW w:type="dxa" w:w="3135"/>
-            <w:shd w:val="clear" w:color="auto" w:fill="FFFFFF"/>
-          </w:tcPr>
-          <w:p>
-            <w:r>
-              <w:rPr>
-                <w:sz w:val="18"/>
-              </w:rPr>
-              <w:t>Deaths (In Vehicle)</w:t>
-            </w:r>
-          </w:p>
-        </w:tc>
-        <w:tc>
-          <w:tcPr>
-            <w:tcW w:type="dxa" w:w="3135"/>
-            <w:shd w:val="clear" w:color="auto" w:fill="FFFFFF"/>
-          </w:tcPr>
-          <w:p>
-            <w:r>
-              <w:rPr>
-                <w:sz w:val="18"/>
-              </w:rPr>
-              <w:t>Deaths while in vehicle</w:t>
+          </w:tcPr>
+          <w:p>
+            <w:r/>
+            <w:r>
+              <w:rPr>
+                <w:b w:val="0"/>
+              </w:rPr>
+              <w:t>Kills (In Vehicle)</w:t>
+            </w:r>
+          </w:p>
+        </w:tc>
+        <w:tc>
+          <w:tcPr>
+            <w:tcW w:type="dxa" w:w="3135"/>
+          </w:tcPr>
+          <w:p>
+            <w:r/>
+            <w:r>
+              <w:rPr>
+                <w:b w:val="0"/>
+              </w:rPr>
+              <w:t>Kills scored while in a vehicle</w:t>
             </w:r>
           </w:p>
         </w:tc>
@@ -2450,12 +2766,12 @@
         <w:tc>
           <w:tcPr>
             <w:tcW w:type="dxa" w:w="3135"/>
-            <w:shd w:val="clear" w:color="auto" w:fill="F0F4FA"/>
-          </w:tcPr>
-          <w:p>
-            <w:r>
-              <w:rPr>
-                <w:sz w:val="18"/>
+          </w:tcPr>
+          <w:p>
+            <w:r/>
+            <w:r>
+              <w:rPr>
+                <w:b w:val="0"/>
               </w:rPr>
               <w:t>17</w:t>
             </w:r>
@@ -2464,28 +2780,28 @@
         <w:tc>
           <w:tcPr>
             <w:tcW w:type="dxa" w:w="3135"/>
-            <w:shd w:val="clear" w:color="auto" w:fill="F0F4FA"/>
-          </w:tcPr>
-          <w:p>
-            <w:r>
-              <w:rPr>
-                <w:sz w:val="18"/>
-              </w:rPr>
-              <w:t>K/D (In Vehicle)</w:t>
-            </w:r>
-          </w:p>
-        </w:tc>
-        <w:tc>
-          <w:tcPr>
-            <w:tcW w:type="dxa" w:w="3135"/>
-            <w:shd w:val="clear" w:color="auto" w:fill="F0F4FA"/>
-          </w:tcPr>
-          <w:p>
-            <w:r>
-              <w:rPr>
-                <w:sz w:val="18"/>
-              </w:rPr>
-              <w:t>Ignored — recomputed</w:t>
+          </w:tcPr>
+          <w:p>
+            <w:r/>
+            <w:r>
+              <w:rPr>
+                <w:b w:val="0"/>
+              </w:rPr>
+              <w:t>Deaths (In Vehicle)</w:t>
+            </w:r>
+          </w:p>
+        </w:tc>
+        <w:tc>
+          <w:tcPr>
+            <w:tcW w:type="dxa" w:w="3135"/>
+          </w:tcPr>
+          <w:p>
+            <w:r/>
+            <w:r>
+              <w:rPr>
+                <w:b w:val="0"/>
+              </w:rPr>
+              <w:t>Deaths while in vehicle</w:t>
             </w:r>
           </w:p>
         </w:tc>
@@ -2494,12 +2810,12 @@
         <w:tc>
           <w:tcPr>
             <w:tcW w:type="dxa" w:w="3135"/>
-            <w:shd w:val="clear" w:color="auto" w:fill="FFFFFF"/>
-          </w:tcPr>
-          <w:p>
-            <w:r>
-              <w:rPr>
-                <w:sz w:val="18"/>
+          </w:tcPr>
+          <w:p>
+            <w:r/>
+            <w:r>
+              <w:rPr>
+                <w:b w:val="0"/>
               </w:rPr>
               <w:t>18</w:t>
             </w:r>
@@ -2508,28 +2824,28 @@
         <w:tc>
           <w:tcPr>
             <w:tcW w:type="dxa" w:w="3135"/>
-            <w:shd w:val="clear" w:color="auto" w:fill="FFFFFF"/>
-          </w:tcPr>
-          <w:p>
-            <w:r>
-              <w:rPr>
-                <w:sz w:val="18"/>
-              </w:rPr>
-              <w:t>Teamkills (In Vehicle)</w:t>
-            </w:r>
-          </w:p>
-        </w:tc>
-        <w:tc>
-          <w:tcPr>
-            <w:tcW w:type="dxa" w:w="3135"/>
-            <w:shd w:val="clear" w:color="auto" w:fill="FFFFFF"/>
-          </w:tcPr>
-          <w:p>
-            <w:r>
-              <w:rPr>
-                <w:sz w:val="18"/>
-              </w:rPr>
-              <w:t>Friendly fire from vehicle</w:t>
+          </w:tcPr>
+          <w:p>
+            <w:r/>
+            <w:r>
+              <w:rPr>
+                <w:b w:val="0"/>
+              </w:rPr>
+              <w:t>K/D (In Vehicle)</w:t>
+            </w:r>
+          </w:p>
+        </w:tc>
+        <w:tc>
+          <w:tcPr>
+            <w:tcW w:type="dxa" w:w="3135"/>
+          </w:tcPr>
+          <w:p>
+            <w:r/>
+            <w:r>
+              <w:rPr>
+                <w:b w:val="0"/>
+              </w:rPr>
+              <w:t>Ignored — recomputed</w:t>
             </w:r>
           </w:p>
         </w:tc>
@@ -2538,12 +2854,12 @@
         <w:tc>
           <w:tcPr>
             <w:tcW w:type="dxa" w:w="3135"/>
-            <w:shd w:val="clear" w:color="auto" w:fill="F0F4FA"/>
-          </w:tcPr>
-          <w:p>
-            <w:r>
-              <w:rPr>
-                <w:sz w:val="18"/>
+          </w:tcPr>
+          <w:p>
+            <w:r/>
+            <w:r>
+              <w:rPr>
+                <w:b w:val="0"/>
               </w:rPr>
               <w:t>19</w:t>
             </w:r>
@@ -2552,28 +2868,28 @@
         <w:tc>
           <w:tcPr>
             <w:tcW w:type="dxa" w:w="3135"/>
-            <w:shd w:val="clear" w:color="auto" w:fill="F0F4FA"/>
-          </w:tcPr>
-          <w:p>
-            <w:r>
-              <w:rPr>
-                <w:sz w:val="18"/>
-              </w:rPr>
-              <w:t>Vehicle Kills (On Foot)</w:t>
-            </w:r>
-          </w:p>
-        </w:tc>
-        <w:tc>
-          <w:tcPr>
-            <w:tcW w:type="dxa" w:w="3135"/>
-            <w:shd w:val="clear" w:color="auto" w:fill="F0F4FA"/>
-          </w:tcPr>
-          <w:p>
-            <w:r>
-              <w:rPr>
-                <w:sz w:val="18"/>
-              </w:rPr>
-              <w:t>Vehicles destroyed while on foot</w:t>
+          </w:tcPr>
+          <w:p>
+            <w:r/>
+            <w:r>
+              <w:rPr>
+                <w:b w:val="0"/>
+              </w:rPr>
+              <w:t>Teamkills (In Vehicle)</w:t>
+            </w:r>
+          </w:p>
+        </w:tc>
+        <w:tc>
+          <w:tcPr>
+            <w:tcW w:type="dxa" w:w="3135"/>
+          </w:tcPr>
+          <w:p>
+            <w:r/>
+            <w:r>
+              <w:rPr>
+                <w:b w:val="0"/>
+              </w:rPr>
+              <w:t>Friendly fire from vehicle</w:t>
             </w:r>
           </w:p>
         </w:tc>
@@ -2582,12 +2898,12 @@
         <w:tc>
           <w:tcPr>
             <w:tcW w:type="dxa" w:w="3135"/>
-            <w:shd w:val="clear" w:color="auto" w:fill="FFFFFF"/>
-          </w:tcPr>
-          <w:p>
-            <w:r>
-              <w:rPr>
-                <w:sz w:val="18"/>
+          </w:tcPr>
+          <w:p>
+            <w:r/>
+            <w:r>
+              <w:rPr>
+                <w:b w:val="0"/>
               </w:rPr>
               <w:t>20</w:t>
             </w:r>
@@ -2596,28 +2912,28 @@
         <w:tc>
           <w:tcPr>
             <w:tcW w:type="dxa" w:w="3135"/>
-            <w:shd w:val="clear" w:color="auto" w:fill="FFFFFF"/>
-          </w:tcPr>
-          <w:p>
-            <w:r>
-              <w:rPr>
-                <w:sz w:val="18"/>
-              </w:rPr>
-              <w:t>Vehicle Kills (In Vehicle)</w:t>
-            </w:r>
-          </w:p>
-        </w:tc>
-        <w:tc>
-          <w:tcPr>
-            <w:tcW w:type="dxa" w:w="3135"/>
-            <w:shd w:val="clear" w:color="auto" w:fill="FFFFFF"/>
-          </w:tcPr>
-          <w:p>
-            <w:r>
-              <w:rPr>
-                <w:sz w:val="18"/>
-              </w:rPr>
-              <w:t>Vehicles destroyed while in vehicle</w:t>
+          </w:tcPr>
+          <w:p>
+            <w:r/>
+            <w:r>
+              <w:rPr>
+                <w:b w:val="0"/>
+              </w:rPr>
+              <w:t>Vehicle Kills (On Foot)</w:t>
+            </w:r>
+          </w:p>
+        </w:tc>
+        <w:tc>
+          <w:tcPr>
+            <w:tcW w:type="dxa" w:w="3135"/>
+          </w:tcPr>
+          <w:p>
+            <w:r/>
+            <w:r>
+              <w:rPr>
+                <w:b w:val="0"/>
+              </w:rPr>
+              <w:t>Vehicles destroyed while on foot</w:t>
             </w:r>
           </w:p>
         </w:tc>
@@ -2626,12 +2942,12 @@
         <w:tc>
           <w:tcPr>
             <w:tcW w:type="dxa" w:w="3135"/>
-            <w:shd w:val="clear" w:color="auto" w:fill="F0F4FA"/>
-          </w:tcPr>
-          <w:p>
-            <w:r>
-              <w:rPr>
-                <w:sz w:val="18"/>
+          </w:tcPr>
+          <w:p>
+            <w:r/>
+            <w:r>
+              <w:rPr>
+                <w:b w:val="0"/>
               </w:rPr>
               <w:t>21</w:t>
             </w:r>
@@ -2640,28 +2956,28 @@
         <w:tc>
           <w:tcPr>
             <w:tcW w:type="dxa" w:w="3135"/>
-            <w:shd w:val="clear" w:color="auto" w:fill="F0F4FA"/>
-          </w:tcPr>
-          <w:p>
-            <w:r>
-              <w:rPr>
-                <w:sz w:val="18"/>
-              </w:rPr>
-              <w:t>Shots (In Vehicle)</w:t>
-            </w:r>
-          </w:p>
-        </w:tc>
-        <w:tc>
-          <w:tcPr>
-            <w:tcW w:type="dxa" w:w="3135"/>
-            <w:shd w:val="clear" w:color="auto" w:fill="F0F4FA"/>
-          </w:tcPr>
-          <w:p>
-            <w:r>
-              <w:rPr>
-                <w:sz w:val="18"/>
-              </w:rPr>
-              <w:t>Rounds fired from vehicle</w:t>
+          </w:tcPr>
+          <w:p>
+            <w:r/>
+            <w:r>
+              <w:rPr>
+                <w:b w:val="0"/>
+              </w:rPr>
+              <w:t>Vehicle Kills (In Vehicle)</w:t>
+            </w:r>
+          </w:p>
+        </w:tc>
+        <w:tc>
+          <w:tcPr>
+            <w:tcW w:type="dxa" w:w="3135"/>
+          </w:tcPr>
+          <w:p>
+            <w:r/>
+            <w:r>
+              <w:rPr>
+                <w:b w:val="0"/>
+              </w:rPr>
+              <w:t>Vehicles destroyed while in vehicle</w:t>
             </w:r>
           </w:p>
         </w:tc>
@@ -2670,12 +2986,12 @@
         <w:tc>
           <w:tcPr>
             <w:tcW w:type="dxa" w:w="3135"/>
-            <w:shd w:val="clear" w:color="auto" w:fill="FFFFFF"/>
-          </w:tcPr>
-          <w:p>
-            <w:r>
-              <w:rPr>
-                <w:sz w:val="18"/>
+          </w:tcPr>
+          <w:p>
+            <w:r/>
+            <w:r>
+              <w:rPr>
+                <w:b w:val="0"/>
               </w:rPr>
               <w:t>22</w:t>
             </w:r>
@@ -2684,28 +3000,28 @@
         <w:tc>
           <w:tcPr>
             <w:tcW w:type="dxa" w:w="3135"/>
-            <w:shd w:val="clear" w:color="auto" w:fill="FFFFFF"/>
-          </w:tcPr>
-          <w:p>
-            <w:r>
-              <w:rPr>
-                <w:sz w:val="18"/>
-              </w:rPr>
-              <w:t>Hits Taken (In Vehicle)</w:t>
-            </w:r>
-          </w:p>
-        </w:tc>
-        <w:tc>
-          <w:tcPr>
-            <w:tcW w:type="dxa" w:w="3135"/>
-            <w:shd w:val="clear" w:color="auto" w:fill="FFFFFF"/>
-          </w:tcPr>
-          <w:p>
-            <w:r>
-              <w:rPr>
-                <w:sz w:val="18"/>
-              </w:rPr>
-              <w:t>Times vehicle was hit</w:t>
+          </w:tcPr>
+          <w:p>
+            <w:r/>
+            <w:r>
+              <w:rPr>
+                <w:b w:val="0"/>
+              </w:rPr>
+              <w:t>Shots (In Vehicle)</w:t>
+            </w:r>
+          </w:p>
+        </w:tc>
+        <w:tc>
+          <w:tcPr>
+            <w:tcW w:type="dxa" w:w="3135"/>
+          </w:tcPr>
+          <w:p>
+            <w:r/>
+            <w:r>
+              <w:rPr>
+                <w:b w:val="0"/>
+              </w:rPr>
+              <w:t>Rounds fired from vehicle</w:t>
             </w:r>
           </w:p>
         </w:tc>
@@ -2714,12 +3030,12 @@
         <w:tc>
           <w:tcPr>
             <w:tcW w:type="dxa" w:w="3135"/>
-            <w:shd w:val="clear" w:color="auto" w:fill="F0F4FA"/>
-          </w:tcPr>
-          <w:p>
-            <w:r>
-              <w:rPr>
-                <w:sz w:val="18"/>
+          </w:tcPr>
+          <w:p>
+            <w:r/>
+            <w:r>
+              <w:rPr>
+                <w:b w:val="0"/>
               </w:rPr>
               <w:t>23</w:t>
             </w:r>
@@ -2728,28 +3044,28 @@
         <w:tc>
           <w:tcPr>
             <w:tcW w:type="dxa" w:w="3135"/>
-            <w:shd w:val="clear" w:color="auto" w:fill="F0F4FA"/>
-          </w:tcPr>
-          <w:p>
-            <w:r>
-              <w:rPr>
-                <w:sz w:val="18"/>
-              </w:rPr>
-              <w:t>Shots/Kill (In Vehicle)</w:t>
-            </w:r>
-          </w:p>
-        </w:tc>
-        <w:tc>
-          <w:tcPr>
-            <w:tcW w:type="dxa" w:w="3135"/>
-            <w:shd w:val="clear" w:color="auto" w:fill="F0F4FA"/>
-          </w:tcPr>
-          <w:p>
-            <w:r>
-              <w:rPr>
-                <w:sz w:val="18"/>
-              </w:rPr>
-              <w:t>Ignored — recomputed</w:t>
+          </w:tcPr>
+          <w:p>
+            <w:r/>
+            <w:r>
+              <w:rPr>
+                <w:b w:val="0"/>
+              </w:rPr>
+              <w:t>Hits Taken (In Vehicle)</w:t>
+            </w:r>
+          </w:p>
+        </w:tc>
+        <w:tc>
+          <w:tcPr>
+            <w:tcW w:type="dxa" w:w="3135"/>
+          </w:tcPr>
+          <w:p>
+            <w:r/>
+            <w:r>
+              <w:rPr>
+                <w:b w:val="0"/>
+              </w:rPr>
+              <w:t>Times vehicle was hit</w:t>
             </w:r>
           </w:p>
         </w:tc>
@@ -2758,12 +3074,12 @@
         <w:tc>
           <w:tcPr>
             <w:tcW w:type="dxa" w:w="3135"/>
-            <w:shd w:val="clear" w:color="auto" w:fill="FFFFFF"/>
-          </w:tcPr>
-          <w:p>
-            <w:r>
-              <w:rPr>
-                <w:sz w:val="18"/>
+          </w:tcPr>
+          <w:p>
+            <w:r/>
+            <w:r>
+              <w:rPr>
+                <w:b w:val="0"/>
               </w:rPr>
               <w:t>24</w:t>
             </w:r>
@@ -2772,28 +3088,28 @@
         <w:tc>
           <w:tcPr>
             <w:tcW w:type="dxa" w:w="3135"/>
-            <w:shd w:val="clear" w:color="auto" w:fill="FFFFFF"/>
-          </w:tcPr>
-          <w:p>
-            <w:r>
-              <w:rPr>
-                <w:sz w:val="18"/>
-              </w:rPr>
-              <w:t>Avg Kill Dist In Vehicle (m)</w:t>
-            </w:r>
-          </w:p>
-        </w:tc>
-        <w:tc>
-          <w:tcPr>
-            <w:tcW w:type="dxa" w:w="3135"/>
-            <w:shd w:val="clear" w:color="auto" w:fill="FFFFFF"/>
-          </w:tcPr>
-          <w:p>
-            <w:r>
-              <w:rPr>
-                <w:sz w:val="18"/>
-              </w:rPr>
-              <w:t>Average kill distance (vehicle)</w:t>
+          </w:tcPr>
+          <w:p>
+            <w:r/>
+            <w:r>
+              <w:rPr>
+                <w:b w:val="0"/>
+              </w:rPr>
+              <w:t>Shots/Kill (In Vehicle)</w:t>
+            </w:r>
+          </w:p>
+        </w:tc>
+        <w:tc>
+          <w:tcPr>
+            <w:tcW w:type="dxa" w:w="3135"/>
+          </w:tcPr>
+          <w:p>
+            <w:r/>
+            <w:r>
+              <w:rPr>
+                <w:b w:val="0"/>
+              </w:rPr>
+              <w:t>Ignored — recomputed</w:t>
             </w:r>
           </w:p>
         </w:tc>
@@ -2802,12 +3118,12 @@
         <w:tc>
           <w:tcPr>
             <w:tcW w:type="dxa" w:w="3135"/>
-            <w:shd w:val="clear" w:color="auto" w:fill="F0F4FA"/>
-          </w:tcPr>
-          <w:p>
-            <w:r>
-              <w:rPr>
-                <w:sz w:val="18"/>
+          </w:tcPr>
+          <w:p>
+            <w:r/>
+            <w:r>
+              <w:rPr>
+                <w:b w:val="0"/>
               </w:rPr>
               <w:t>25</w:t>
             </w:r>
@@ -2816,28 +3132,28 @@
         <w:tc>
           <w:tcPr>
             <w:tcW w:type="dxa" w:w="3135"/>
-            <w:shd w:val="clear" w:color="auto" w:fill="F0F4FA"/>
-          </w:tcPr>
-          <w:p>
-            <w:r>
-              <w:rPr>
-                <w:sz w:val="18"/>
-              </w:rPr>
-              <w:t>Longest Kill In Vehicle (m)</w:t>
-            </w:r>
-          </w:p>
-        </w:tc>
-        <w:tc>
-          <w:tcPr>
-            <w:tcW w:type="dxa" w:w="3135"/>
-            <w:shd w:val="clear" w:color="auto" w:fill="F0F4FA"/>
-          </w:tcPr>
-          <w:p>
-            <w:r>
-              <w:rPr>
-                <w:sz w:val="18"/>
-              </w:rPr>
-              <w:t>Longest single kill distance (vehicle)</w:t>
+          </w:tcPr>
+          <w:p>
+            <w:r/>
+            <w:r>
+              <w:rPr>
+                <w:b w:val="0"/>
+              </w:rPr>
+              <w:t>Avg Kill Dist In Vehicle (m)</w:t>
+            </w:r>
+          </w:p>
+        </w:tc>
+        <w:tc>
+          <w:tcPr>
+            <w:tcW w:type="dxa" w:w="3135"/>
+          </w:tcPr>
+          <w:p>
+            <w:r/>
+            <w:r>
+              <w:rPr>
+                <w:b w:val="0"/>
+              </w:rPr>
+              <w:t>Average kill distance (vehicle)</w:t>
             </w:r>
           </w:p>
         </w:tc>
@@ -2846,12 +3162,12 @@
         <w:tc>
           <w:tcPr>
             <w:tcW w:type="dxa" w:w="3135"/>
-            <w:shd w:val="clear" w:color="auto" w:fill="FFFFFF"/>
-          </w:tcPr>
-          <w:p>
-            <w:r>
-              <w:rPr>
-                <w:sz w:val="18"/>
+          </w:tcPr>
+          <w:p>
+            <w:r/>
+            <w:r>
+              <w:rPr>
+                <w:b w:val="0"/>
               </w:rPr>
               <w:t>26</w:t>
             </w:r>
@@ -2860,28 +3176,28 @@
         <w:tc>
           <w:tcPr>
             <w:tcW w:type="dxa" w:w="3135"/>
-            <w:shd w:val="clear" w:color="auto" w:fill="FFFFFF"/>
-          </w:tcPr>
-          <w:p>
-            <w:r>
-              <w:rPr>
-                <w:sz w:val="18"/>
-              </w:rPr>
-              <w:t>Weapon Kills (JSON)</w:t>
-            </w:r>
-          </w:p>
-        </w:tc>
-        <w:tc>
-          <w:tcPr>
-            <w:tcW w:type="dxa" w:w="3135"/>
-            <w:shd w:val="clear" w:color="auto" w:fill="FFFFFF"/>
-          </w:tcPr>
-          <w:p>
-            <w:r>
-              <w:rPr>
-                <w:sz w:val="18"/>
-              </w:rPr>
-              <w:t>JSON object: {"WeaponName": killCount, ...}</w:t>
+          </w:tcPr>
+          <w:p>
+            <w:r/>
+            <w:r>
+              <w:rPr>
+                <w:b w:val="0"/>
+              </w:rPr>
+              <w:t>Longest Kill In Vehicle (m)</w:t>
+            </w:r>
+          </w:p>
+        </w:tc>
+        <w:tc>
+          <w:tcPr>
+            <w:tcW w:type="dxa" w:w="3135"/>
+          </w:tcPr>
+          <w:p>
+            <w:r/>
+            <w:r>
+              <w:rPr>
+                <w:b w:val="0"/>
+              </w:rPr>
+              <w:t>Longest single kill distance (vehicle)</w:t>
             </w:r>
           </w:p>
         </w:tc>
@@ -2890,12 +3206,12 @@
         <w:tc>
           <w:tcPr>
             <w:tcW w:type="dxa" w:w="3135"/>
-            <w:shd w:val="clear" w:color="auto" w:fill="F0F4FA"/>
-          </w:tcPr>
-          <w:p>
-            <w:r>
-              <w:rPr>
-                <w:sz w:val="18"/>
+          </w:tcPr>
+          <w:p>
+            <w:r/>
+            <w:r>
+              <w:rPr>
+                <w:b w:val="0"/>
               </w:rPr>
               <w:t>27</w:t>
             </w:r>
@@ -2904,12 +3220,12 @@
         <w:tc>
           <w:tcPr>
             <w:tcW w:type="dxa" w:w="3135"/>
-            <w:shd w:val="clear" w:color="auto" w:fill="F0F4FA"/>
-          </w:tcPr>
-          <w:p>
-            <w:r>
-              <w:rPr>
-                <w:sz w:val="18"/>
+          </w:tcPr>
+          <w:p>
+            <w:r/>
+            <w:r>
+              <w:rPr>
+                <w:b w:val="0"/>
               </w:rPr>
               <w:t>Top Weapon</w:t>
             </w:r>
@@ -2918,14 +3234,146 @@
         <w:tc>
           <w:tcPr>
             <w:tcW w:type="dxa" w:w="3135"/>
-            <w:shd w:val="clear" w:color="auto" w:fill="F0F4FA"/>
-          </w:tcPr>
-          <w:p>
-            <w:r>
-              <w:rPr>
-                <w:sz w:val="18"/>
-              </w:rPr>
-              <w:t>Weapon used for longest kill (used in award card)</w:t>
+          </w:tcPr>
+          <w:p>
+            <w:r/>
+            <w:r>
+              <w:rPr>
+                <w:b w:val="0"/>
+              </w:rPr>
+              <w:t>Weapon with the most on-foot kills for this player in this mission</w:t>
+            </w:r>
+          </w:p>
+        </w:tc>
+      </w:tr>
+      <w:tr>
+        <w:tc>
+          <w:tcPr>
+            <w:tcW w:type="dxa" w:w="3135"/>
+          </w:tcPr>
+          <w:p>
+            <w:r/>
+            <w:r>
+              <w:rPr>
+                <w:b w:val="0"/>
+              </w:rPr>
+              <w:t>28</w:t>
+            </w:r>
+          </w:p>
+        </w:tc>
+        <w:tc>
+          <w:tcPr>
+            <w:tcW w:type="dxa" w:w="3135"/>
+          </w:tcPr>
+          <w:p>
+            <w:r/>
+            <w:r>
+              <w:rPr>
+                <w:b w:val="0"/>
+              </w:rPr>
+              <w:t>Weapon Kills (JSON)</w:t>
+            </w:r>
+          </w:p>
+        </w:tc>
+        <w:tc>
+          <w:tcPr>
+            <w:tcW w:type="dxa" w:w="3135"/>
+          </w:tcPr>
+          <w:p>
+            <w:r/>
+            <w:r>
+              <w:rPr>
+                <w:b w:val="0"/>
+              </w:rPr>
+              <w:t>JSON object: {"WeaponName": killCount, ...}</w:t>
+            </w:r>
+          </w:p>
+        </w:tc>
+      </w:tr>
+      <w:tr>
+        <w:tc>
+          <w:tcPr>
+            <w:tcW w:type="dxa" w:w="3135"/>
+          </w:tcPr>
+          <w:p>
+            <w:r/>
+            <w:r>
+              <w:rPr>
+                <w:b w:val="0"/>
+              </w:rPr>
+              <w:t>29</w:t>
+            </w:r>
+          </w:p>
+        </w:tc>
+        <w:tc>
+          <w:tcPr>
+            <w:tcW w:type="dxa" w:w="3135"/>
+          </w:tcPr>
+          <w:p>
+            <w:r/>
+            <w:r>
+              <w:rPr>
+                <w:b w:val="0"/>
+              </w:rPr>
+              <w:t>Suicides</w:t>
+            </w:r>
+          </w:p>
+        </w:tc>
+        <w:tc>
+          <w:tcPr>
+            <w:tcW w:type="dxa" w:w="3135"/>
+          </w:tcPr>
+          <w:p>
+            <w:r/>
+            <w:r>
+              <w:rPr>
+                <w:b w:val="0"/>
+              </w:rPr>
+              <w:t>Self-kills recorded by OCAP</w:t>
+            </w:r>
+          </w:p>
+        </w:tc>
+      </w:tr>
+      <w:tr>
+        <w:tc>
+          <w:tcPr>
+            <w:tcW w:type="dxa" w:w="3135"/>
+          </w:tcPr>
+          <w:p>
+            <w:r/>
+            <w:r>
+              <w:rPr>
+                <w:b w:val="0"/>
+              </w:rPr>
+              <w:t>30</w:t>
+            </w:r>
+          </w:p>
+        </w:tc>
+        <w:tc>
+          <w:tcPr>
+            <w:tcW w:type="dxa" w:w="3135"/>
+          </w:tcPr>
+          <w:p>
+            <w:r/>
+            <w:r>
+              <w:rPr>
+                <w:b w:val="0"/>
+              </w:rPr>
+              <w:t>Time Played (s)</w:t>
+            </w:r>
+          </w:p>
+        </w:tc>
+        <w:tc>
+          <w:tcPr>
+            <w:tcW w:type="dxa" w:w="3135"/>
+          </w:tcPr>
+          <w:p>
+            <w:r/>
+            <w:r>
+              <w:rPr>
+                <w:b w:val="0"/>
+              </w:rPr>
+              <w:t>Seconds the player was present in the mission (position frames × captureDelay)</w:t>
             </w:r>
           </w:p>
         </w:tc>
@@ -3795,6 +4243,18 @@
     <w:p>
       <w:pPr>
         <w:pStyle w:val="NoSpacing"/>
+      </w:pPr>
+      <w:r>
+        <w:rPr>
+          <w:rFonts w:ascii="Courier New" w:hAnsi="Courier New"/>
+          <w:sz w:val="18"/>
+        </w:rPr>
+        <w:t xml:space="preserve">  timePlayed:     number,       // seconds present in mission (sum across missions in career view)</w:t>
+      </w:r>
+    </w:p>
+    <w:p>
+      <w:pPr>
+        <w:pStyle w:val="NoSpacing"/>
         <w:spacing w:before="40" w:after="40"/>
         <w:ind w:left="576"/>
         <w:shd w:val="clear" w:color="auto" w:fill="F3F3F3"/>
@@ -5639,6 +6099,366 @@
                 <w:sz w:val="18"/>
               </w:rPr>
               <w:t>Name · K/D · kills/deaths</w:t>
+            </w:r>
+          </w:p>
+        </w:tc>
+      </w:tr>
+      <w:tr>
+        <w:tc>
+          <w:tcPr>
+            <w:tcW w:type="dxa" w:w="1881"/>
+          </w:tcPr>
+          <w:p>
+            <w:r/>
+            <w:r>
+              <w:rPr>
+                <w:b w:val="0"/>
+              </w:rPr>
+              <w:t>Best K/D Ratio</w:t>
+            </w:r>
+          </w:p>
+        </w:tc>
+        <w:tc>
+          <w:tcPr>
+            <w:tcW w:type="dxa" w:w="1881"/>
+          </w:tcPr>
+          <w:p>
+            <w:r/>
+            <w:r>
+              <w:rPr>
+                <w:b w:val="0"/>
+              </w:rPr>
+              <w:t>🏆</w:t>
+            </w:r>
+          </w:p>
+        </w:tc>
+        <w:tc>
+          <w:tcPr>
+            <w:tcW w:type="dxa" w:w="1881"/>
+          </w:tcPr>
+          <w:p>
+            <w:r/>
+            <w:r>
+              <w:rPr>
+                <w:b w:val="0"/>
+              </w:rPr>
+              <w:t>Highest kdFoot</w:t>
+            </w:r>
+          </w:p>
+        </w:tc>
+        <w:tc>
+          <w:tcPr>
+            <w:tcW w:type="dxa" w:w="1881"/>
+          </w:tcPr>
+          <w:p>
+            <w:r/>
+            <w:r>
+              <w:rPr>
+                <w:b w:val="0"/>
+              </w:rPr>
+              <w:t>Min 3 kills on foot</w:t>
+            </w:r>
+          </w:p>
+        </w:tc>
+        <w:tc>
+          <w:tcPr>
+            <w:tcW w:type="dxa" w:w="1881"/>
+          </w:tcPr>
+          <w:p>
+            <w:r/>
+            <w:r>
+              <w:rPr>
+                <w:b w:val="0"/>
+              </w:rPr>
+              <w:t>Name · K/D · kills/deaths</w:t>
+            </w:r>
+          </w:p>
+        </w:tc>
+      </w:tr>
+      <w:tr>
+        <w:tc>
+          <w:tcPr>
+            <w:tcW w:type="dxa" w:w="1881"/>
+          </w:tcPr>
+          <w:p>
+            <w:r/>
+            <w:r>
+              <w:rPr>
+                <w:b w:val="0"/>
+              </w:rPr>
+              <w:t>Always On Duty</w:t>
+            </w:r>
+          </w:p>
+        </w:tc>
+        <w:tc>
+          <w:tcPr>
+            <w:tcW w:type="dxa" w:w="1881"/>
+          </w:tcPr>
+          <w:p>
+            <w:r/>
+            <w:r>
+              <w:rPr>
+                <w:b w:val="0"/>
+              </w:rPr>
+              <w:t>⏱️</w:t>
+            </w:r>
+          </w:p>
+        </w:tc>
+        <w:tc>
+          <w:tcPr>
+            <w:tcW w:type="dxa" w:w="1881"/>
+          </w:tcPr>
+          <w:p>
+            <w:r/>
+            <w:r>
+              <w:rPr>
+                <w:b w:val="0"/>
+              </w:rPr>
+              <w:t>Highest total timePlayed</w:t>
+            </w:r>
+          </w:p>
+        </w:tc>
+        <w:tc>
+          <w:tcPr>
+            <w:tcW w:type="dxa" w:w="1881"/>
+          </w:tcPr>
+          <w:p>
+            <w:r/>
+            <w:r>
+              <w:rPr>
+                <w:b w:val="0"/>
+              </w:rPr>
+              <w:t>timePlayed &gt; 0</w:t>
+            </w:r>
+          </w:p>
+        </w:tc>
+        <w:tc>
+          <w:tcPr>
+            <w:tcW w:type="dxa" w:w="1881"/>
+          </w:tcPr>
+          <w:p>
+            <w:r/>
+            <w:r>
+              <w:rPr>
+                <w:b w:val="0"/>
+              </w:rPr>
+              <w:t>Name · total hours played · mission count</w:t>
+            </w:r>
+          </w:p>
+        </w:tc>
+      </w:tr>
+      <w:tr>
+        <w:tc>
+          <w:tcPr>
+            <w:tcW w:type="dxa" w:w="1881"/>
+          </w:tcPr>
+          <w:p>
+            <w:r/>
+            <w:r>
+              <w:rPr>
+                <w:b w:val="0"/>
+              </w:rPr>
+              <w:t>Spray &amp; Pray</w:t>
+            </w:r>
+          </w:p>
+        </w:tc>
+        <w:tc>
+          <w:tcPr>
+            <w:tcW w:type="dxa" w:w="1881"/>
+          </w:tcPr>
+          <w:p>
+            <w:r/>
+            <w:r>
+              <w:rPr>
+                <w:b w:val="0"/>
+              </w:rPr>
+              <w:t>💩</w:t>
+            </w:r>
+          </w:p>
+        </w:tc>
+        <w:tc>
+          <w:tcPr>
+            <w:tcW w:type="dxa" w:w="1881"/>
+          </w:tcPr>
+          <w:p>
+            <w:r/>
+            <w:r>
+              <w:rPr>
+                <w:b w:val="0"/>
+              </w:rPr>
+              <w:t>Highest spkFoot (shots/kill)</w:t>
+            </w:r>
+          </w:p>
+        </w:tc>
+        <w:tc>
+          <w:tcPr>
+            <w:tcW w:type="dxa" w:w="1881"/>
+          </w:tcPr>
+          <w:p>
+            <w:r/>
+            <w:r>
+              <w:rPr>
+                <w:b w:val="0"/>
+              </w:rPr>
+              <w:t>Min 3 kills, spkFoot &gt; 1</w:t>
+            </w:r>
+          </w:p>
+        </w:tc>
+        <w:tc>
+          <w:tcPr>
+            <w:tcW w:type="dxa" w:w="1881"/>
+          </w:tcPr>
+          <w:p>
+            <w:r/>
+            <w:r>
+              <w:rPr>
+                <w:b w:val="0"/>
+              </w:rPr>
+              <w:t>Name · SPK · kill count (Hall of Shame)</w:t>
+            </w:r>
+          </w:p>
+        </w:tc>
+      </w:tr>
+      <w:tr>
+        <w:tc>
+          <w:tcPr>
+            <w:tcW w:type="dxa" w:w="1881"/>
+          </w:tcPr>
+          <w:p>
+            <w:r/>
+            <w:r>
+              <w:rPr>
+                <w:b w:val="0"/>
+              </w:rPr>
+              <w:t>Most Teamkills</w:t>
+            </w:r>
+          </w:p>
+        </w:tc>
+        <w:tc>
+          <w:tcPr>
+            <w:tcW w:type="dxa" w:w="1881"/>
+          </w:tcPr>
+          <w:p>
+            <w:r/>
+            <w:r>
+              <w:rPr>
+                <w:b w:val="0"/>
+              </w:rPr>
+              <w:t>🤡</w:t>
+            </w:r>
+          </w:p>
+        </w:tc>
+        <w:tc>
+          <w:tcPr>
+            <w:tcW w:type="dxa" w:w="1881"/>
+          </w:tcPr>
+          <w:p>
+            <w:r/>
+            <w:r>
+              <w:rPr>
+                <w:b w:val="0"/>
+              </w:rPr>
+              <w:t>Highest tkOnFoot + tkInVeh</w:t>
+            </w:r>
+          </w:p>
+        </w:tc>
+        <w:tc>
+          <w:tcPr>
+            <w:tcW w:type="dxa" w:w="1881"/>
+          </w:tcPr>
+          <w:p>
+            <w:r/>
+            <w:r>
+              <w:rPr>
+                <w:b w:val="0"/>
+              </w:rPr>
+              <w:t>tkOnFoot + tkInVeh &gt; 0</w:t>
+            </w:r>
+          </w:p>
+        </w:tc>
+        <w:tc>
+          <w:tcPr>
+            <w:tcW w:type="dxa" w:w="1881"/>
+          </w:tcPr>
+          <w:p>
+            <w:r/>
+            <w:r>
+              <w:rPr>
+                <w:b w:val="0"/>
+              </w:rPr>
+              <w:t>Name · teamkill count (Hall of Shame)</w:t>
+            </w:r>
+          </w:p>
+        </w:tc>
+      </w:tr>
+      <w:tr>
+        <w:tc>
+          <w:tcPr>
+            <w:tcW w:type="dxa" w:w="1881"/>
+          </w:tcPr>
+          <w:p>
+            <w:r/>
+            <w:r>
+              <w:rPr>
+                <w:b w:val="0"/>
+              </w:rPr>
+              <w:t>Most Hits Taken</w:t>
+            </w:r>
+          </w:p>
+        </w:tc>
+        <w:tc>
+          <w:tcPr>
+            <w:tcW w:type="dxa" w:w="1881"/>
+          </w:tcPr>
+          <w:p>
+            <w:r/>
+            <w:r>
+              <w:rPr>
+                <w:b w:val="0"/>
+              </w:rPr>
+              <w:t>🎯</w:t>
+            </w:r>
+          </w:p>
+        </w:tc>
+        <w:tc>
+          <w:tcPr>
+            <w:tcW w:type="dxa" w:w="1881"/>
+          </w:tcPr>
+          <w:p>
+            <w:r/>
+            <w:r>
+              <w:rPr>
+                <w:b w:val="0"/>
+              </w:rPr>
+              <w:t>Highest hitsOnFoot</w:t>
+            </w:r>
+          </w:p>
+        </w:tc>
+        <w:tc>
+          <w:tcPr>
+            <w:tcW w:type="dxa" w:w="1881"/>
+          </w:tcPr>
+          <w:p>
+            <w:r/>
+            <w:r>
+              <w:rPr>
+                <w:b w:val="0"/>
+              </w:rPr>
+              <w:t>hitsOnFoot &gt; 0</w:t>
+            </w:r>
+          </w:p>
+        </w:tc>
+        <w:tc>
+          <w:tcPr>
+            <w:tcW w:type="dxa" w:w="1881"/>
+          </w:tcPr>
+          <w:p>
+            <w:r/>
+            <w:r>
+              <w:rPr>
+                <w:b w:val="0"/>
+              </w:rPr>
+              <w:t>Name · hits taken · mission count (Hall of Shame)</w:t>
             </w:r>
           </w:p>
         </w:tc>
@@ -13103,6 +13923,632 @@
     <w:p>
       <w:r>
         <w:br w:type="page"/>
+      </w:r>
+    </w:p>
+    <w:p>
+      <w:pPr>
+        <w:pStyle w:val="Heading1"/>
+      </w:pPr>
+      <w:r>
+        <w:t>13. Unit Classification</w:t>
+      </w:r>
+    </w:p>
+    <w:p>
+      <w:pPr/>
+      <w:r>
+        <w:t>Players are automatically assigned to one of four units — 2nd USC, CNTO, PXG, or TFP — based on who they play alongside most frequently. The classification runs once after buildAggregates() and populates the playerUnits{} map.</w:t>
+      </w:r>
+    </w:p>
+    <w:p>
+      <w:pPr>
+        <w:pStyle w:val="Heading2"/>
+      </w:pPr>
+      <w:r>
+        <w:t>13.1 Algorithm Overview</w:t>
+      </w:r>
+    </w:p>
+    <w:p>
+      <w:pPr/>
+      <w:r>
+        <w:t>The classifier uses squad co-occurrence: for each mission row, every player is compared against every other player in the same mission. If the other player is already confidently assigned to a known unit, their unit gains a weight increment for the subject player. A player is classified to the unit with the highest accumulated weight, but only if that weight represents ≥ 99% of all weight (UNIT_THRESHOLD = 0.99). Players who guest in foreign squads are left unclassified (null) because their dominant signal does not clear the threshold.</w:t>
+      </w:r>
+    </w:p>
+    <w:p>
+      <w:pPr>
+        <w:pStyle w:val="Heading2"/>
+      </w:pPr>
+      <w:r>
+        <w:t>13.2 Seed Players</w:t>
+      </w:r>
+    </w:p>
+    <w:p>
+      <w:pPr/>
+      <w:r>
+        <w:t>Classification is bootstrapped from a small set of "seed" players whose unit is known with certainty. These are hard-coded in tracker.js and are never overridden by unit_overrides.json.</w:t>
+      </w:r>
+    </w:p>
+    <w:p>
+      <w:pPr>
+        <w:pStyle w:val="Heading2"/>
+      </w:pPr>
+      <w:r>
+        <w:t>13.3 unit_overrides.json</w:t>
+      </w:r>
+    </w:p>
+    <w:p>
+      <w:pPr/>
+      <w:r>
+        <w:t>Loaded at startup via fetch(). Keys are player names (case-sensitive); values are the target unit string. Overrides are applied after auto-classification and take precedence over both seeds and the algorithm. This allows correcting edge cases (e.g. a player who permanently transferred units).</w:t>
+      </w:r>
+    </w:p>
+    <w:p>
+      <w:pPr>
+        <w:pStyle w:val="NoSpacing"/>
+      </w:pPr>
+      <w:r>
+        <w:rPr>
+          <w:rFonts w:ascii="Courier New" w:hAnsi="Courier New"/>
+          <w:sz w:val="18"/>
+        </w:rPr>
+        <w:t>// unit_overrides.json format</w:t>
+      </w:r>
+    </w:p>
+    <w:p>
+      <w:pPr>
+        <w:pStyle w:val="NoSpacing"/>
+      </w:pPr>
+      <w:r>
+        <w:rPr>
+          <w:rFonts w:ascii="Courier New" w:hAnsi="Courier New"/>
+          <w:sz w:val="18"/>
+        </w:rPr>
+        <w:t>{</w:t>
+      </w:r>
+    </w:p>
+    <w:p>
+      <w:pPr>
+        <w:pStyle w:val="NoSpacing"/>
+      </w:pPr>
+      <w:r>
+        <w:rPr>
+          <w:rFonts w:ascii="Courier New" w:hAnsi="Courier New"/>
+          <w:sz w:val="18"/>
+        </w:rPr>
+        <w:t xml:space="preserve">  "PlayerName": "2nd USC",</w:t>
+      </w:r>
+    </w:p>
+    <w:p>
+      <w:pPr>
+        <w:pStyle w:val="NoSpacing"/>
+      </w:pPr>
+      <w:r>
+        <w:rPr>
+          <w:rFonts w:ascii="Courier New" w:hAnsi="Courier New"/>
+          <w:sz w:val="18"/>
+        </w:rPr>
+        <w:t xml:space="preserve">  "AnotherPlayer": "CNTO"</w:t>
+      </w:r>
+    </w:p>
+    <w:p>
+      <w:pPr>
+        <w:pStyle w:val="NoSpacing"/>
+      </w:pPr>
+      <w:r>
+        <w:rPr>
+          <w:rFonts w:ascii="Courier New" w:hAnsi="Courier New"/>
+          <w:sz w:val="18"/>
+        </w:rPr>
+        <w:t>}</w:t>
+      </w:r>
+    </w:p>
+    <w:p>
+      <w:pPr>
+        <w:pStyle w:val="Heading2"/>
+      </w:pPr>
+      <w:r>
+        <w:t>13.4 Unit Filter</w:t>
+      </w:r>
+    </w:p>
+    <w:p>
+      <w:pPr/>
+      <w:r>
+        <w:t>A row of unit filter pills (2nd USC / CNTO / PXG / TFP) sits above the player pill list. Selecting a unit pill sets selectedUnit and calls filterChanged(). applyFilters() then restricts the player list to members of that unit. The pill uses the same colour scheme as player pills. Deselecting resets selectedUnit to null (show all).</w:t>
+      </w:r>
+    </w:p>
+    <w:p>
+      <w:pPr>
+        <w:pStyle w:val="Heading2"/>
+      </w:pPr>
+      <w:r>
+        <w:t>13.5 Adding a New Unit</w:t>
+      </w:r>
+    </w:p>
+    <w:p>
+      <w:pPr>
+        <w:pStyle w:val="ListNumber"/>
+      </w:pPr>
+      <w:r>
+        <w:t>Add at least two seed player names for the new unit in the UNIT_SEEDS constant in tracker.js.</w:t>
+      </w:r>
+    </w:p>
+    <w:p>
+      <w:pPr>
+        <w:pStyle w:val="ListNumber"/>
+      </w:pPr>
+      <w:r>
+        <w:t>Add the unit label to the UNITS array in tracker.js.</w:t>
+      </w:r>
+    </w:p>
+    <w:p>
+      <w:pPr>
+        <w:pStyle w:val="ListNumber"/>
+      </w:pPr>
+      <w:r>
+        <w:t>Add a unit pill button in the #unitFilter div in index.html.</w:t>
+      </w:r>
+    </w:p>
+    <w:p>
+      <w:pPr>
+        <w:pStyle w:val="ListNumber"/>
+      </w:pPr>
+      <w:r>
+        <w:t>Add the unit's CSS colour class in the &lt;style&gt; block of index.html (mirrors the player pill colour system).</w:t>
+      </w:r>
+    </w:p>
+    <w:p>
+      <w:pPr>
+        <w:pStyle w:val="Heading1"/>
+      </w:pPr>
+      <w:r>
+        <w:t>14. ImportScript (Google Apps Script)</w:t>
+      </w:r>
+    </w:p>
+    <w:p>
+      <w:pPr/>
+      <w:r>
+        <w:t>ImportScript is a Google Apps Script (GAS) file that reads OCAP .json.gz replay files from Google Drive and writes normalised player statistics into a Google Sheet. The web application then publishes that sheet as a CSV and the tracker reads it.</w:t>
+      </w:r>
+    </w:p>
+    <w:p>
+      <w:pPr>
+        <w:pStyle w:val="Heading2"/>
+      </w:pPr>
+      <w:r>
+        <w:t>14.1 Prerequisites</w:t>
+      </w:r>
+    </w:p>
+    <w:p>
+      <w:pPr>
+        <w:pStyle w:val="ListBullet"/>
+      </w:pPr>
+      <w:r>
+        <w:t>A Google Drive folder named Kill Tracker containing two sub-folders: OCAP_Logs (drop zone) and OCAP_Logs_Archive (processed files moved here automatically).</w:t>
+      </w:r>
+    </w:p>
+    <w:p>
+      <w:pPr>
+        <w:pStyle w:val="ListBullet"/>
+      </w:pPr>
+      <w:r>
+        <w:t>A Google Sheet linked to the Apps Script project. The script uses SpreadsheetApp.getActiveSpreadsheet().</w:t>
+      </w:r>
+    </w:p>
+    <w:p>
+      <w:pPr>
+        <w:pStyle w:val="ListBullet"/>
+      </w:pPr>
+      <w:r>
+        <w:t>OCAP recording files in .json.gz format, named with the pattern YYYY_MM_DD__MissionName.json.gz.</w:t>
+      </w:r>
+    </w:p>
+    <w:p>
+      <w:pPr>
+        <w:pStyle w:val="Heading2"/>
+      </w:pPr>
+      <w:r>
+        <w:t>14.2 Entry Points</w:t>
+      </w:r>
+    </w:p>
+    <w:tbl>
+      <w:tblPr>
+        <w:tblStyle w:val="TableGrid"/>
+        <w:tblW w:type="auto" w:w="0"/>
+        <w:tblLook w:firstColumn="1" w:firstRow="1" w:lastColumn="0" w:lastRow="0" w:noHBand="0" w:noVBand="1" w:val="04A0"/>
+      </w:tblPr>
+      <w:tblGrid>
+        <w:gridCol w:w="3135"/>
+        <w:gridCol w:w="3135"/>
+        <w:gridCol w:w="3135"/>
+      </w:tblGrid>
+      <w:tr>
+        <w:tc>
+          <w:tcPr>
+            <w:tcW w:type="dxa" w:w="3135"/>
+          </w:tcPr>
+          <w:p>
+            <w:r/>
+            <w:r>
+              <w:rPr>
+                <w:b/>
+              </w:rPr>
+              <w:t>Function</w:t>
+            </w:r>
+          </w:p>
+        </w:tc>
+        <w:tc>
+          <w:tcPr>
+            <w:tcW w:type="dxa" w:w="3135"/>
+          </w:tcPr>
+          <w:p>
+            <w:r/>
+            <w:r>
+              <w:rPr>
+                <w:b/>
+              </w:rPr>
+              <w:t>Usage</w:t>
+            </w:r>
+          </w:p>
+        </w:tc>
+        <w:tc>
+          <w:tcPr>
+            <w:tcW w:type="dxa" w:w="3135"/>
+          </w:tcPr>
+          <w:p>
+            <w:r/>
+            <w:r>
+              <w:rPr>
+                <w:b/>
+              </w:rPr>
+              <w:t>Description</w:t>
+            </w:r>
+          </w:p>
+        </w:tc>
+      </w:tr>
+      <w:tr>
+        <w:tc>
+          <w:tcPr>
+            <w:tcW w:type="dxa" w:w="3135"/>
+          </w:tcPr>
+          <w:p>
+            <w:r/>
+            <w:r>
+              <w:rPr>
+                <w:b w:val="0"/>
+              </w:rPr>
+              <w:t>importOCAP()</w:t>
+            </w:r>
+          </w:p>
+        </w:tc>
+        <w:tc>
+          <w:tcPr>
+            <w:tcW w:type="dxa" w:w="3135"/>
+          </w:tcPr>
+          <w:p>
+            <w:r/>
+            <w:r>
+              <w:rPr>
+                <w:b w:val="0"/>
+              </w:rPr>
+              <w:t>Run manually or via trigger</w:t>
+            </w:r>
+          </w:p>
+        </w:tc>
+        <w:tc>
+          <w:tcPr>
+            <w:tcW w:type="dxa" w:w="3135"/>
+          </w:tcPr>
+          <w:p>
+            <w:r/>
+            <w:r>
+              <w:rPr>
+                <w:b w:val="0"/>
+              </w:rPr>
+              <w:t>Imports the next unprocessed .json.gz file from OCAP_Logs. Skips files already present in the sheet (by Source File column). Archives the file to OCAP_Logs_Archive after successful import.</w:t>
+            </w:r>
+          </w:p>
+        </w:tc>
+      </w:tr>
+      <w:tr>
+        <w:tc>
+          <w:tcPr>
+            <w:tcW w:type="dxa" w:w="3135"/>
+          </w:tcPr>
+          <w:p>
+            <w:r/>
+            <w:r>
+              <w:rPr>
+                <w:b w:val="0"/>
+              </w:rPr>
+              <w:t>reimportOCAP()</w:t>
+            </w:r>
+          </w:p>
+        </w:tc>
+        <w:tc>
+          <w:tcPr>
+            <w:tcW w:type="dxa" w:w="3135"/>
+          </w:tcPr>
+          <w:p>
+            <w:r/>
+            <w:r>
+              <w:rPr>
+                <w:b w:val="0"/>
+              </w:rPr>
+              <w:t>Run manually to re-process a file</w:t>
+            </w:r>
+          </w:p>
+        </w:tc>
+        <w:tc>
+          <w:tcPr>
+            <w:tcW w:type="dxa" w:w="3135"/>
+          </w:tcPr>
+          <w:p>
+            <w:r/>
+            <w:r>
+              <w:rPr>
+                <w:b w:val="0"/>
+              </w:rPr>
+              <w:t>Calls importOCAP(true). Deletes all existing rows for the file from the sheet first, then re-imports. Use this after correcting a raw file or fixing a bug in the parser.</w:t>
+            </w:r>
+          </w:p>
+        </w:tc>
+      </w:tr>
+    </w:tbl>
+    <w:p>
+      <w:pPr>
+        <w:pStyle w:val="Heading2"/>
+      </w:pPr>
+      <w:r>
+        <w:t>14.3 Import Pipeline</w:t>
+      </w:r>
+    </w:p>
+    <w:p>
+      <w:pPr/>
+      <w:r>
+        <w:t>Each call to importOCAP() processes exactly one file (the first file found in OCAP_Logs). The pipeline per file is:</w:t>
+      </w:r>
+    </w:p>
+    <w:p>
+      <w:pPr>
+        <w:pStyle w:val="ListNumber"/>
+      </w:pPr>
+      <w:r>
+        <w:t>Locate OCAP_Logs and OCAP_Logs_Archive folders inside the Kill Tracker Drive folder.</w:t>
+      </w:r>
+    </w:p>
+    <w:p>
+      <w:pPr>
+        <w:pStyle w:val="ListNumber"/>
+      </w:pPr>
+      <w:r>
+        <w:t>Build a Set of already-imported filenames from column A of the player_stats sheet.</w:t>
+      </w:r>
+    </w:p>
+    <w:p>
+      <w:pPr>
+        <w:pStyle w:val="ListNumber"/>
+      </w:pPr>
+      <w:r>
+        <w:t>Fetch the first .json.gz file. Skip if already imported (unless forceReimport = true).</w:t>
+      </w:r>
+    </w:p>
+    <w:p>
+      <w:pPr>
+        <w:pStyle w:val="ListNumber"/>
+      </w:pPr>
+      <w:r>
+        <w:t>Decompress the gzip blob using Utilities.ungzip() and parse the JSON.</w:t>
+      </w:r>
+    </w:p>
+    <w:p>
+      <w:pPr>
+        <w:pStyle w:val="ListNumber"/>
+      </w:pPr>
+      <w:r>
+        <w:t>Build an entity lookup map from data.entities.</w:t>
+      </w:r>
+    </w:p>
+    <w:p>
+      <w:pPr>
+        <w:pStyle w:val="ListNumber"/>
+      </w:pPr>
+      <w:r>
+        <w:t>Build per-player stat accumulators (one entry per isPlayer === 1 entity).</w:t>
+      </w:r>
+    </w:p>
+    <w:p>
+      <w:pPr>
+        <w:pStyle w:val="ListNumber"/>
+      </w:pPr>
+      <w:r>
+        <w:t>Pre-compute shots on-foot vs in-vehicle by replaying the framesFired array and calling isInVehicleAtFrame() for each shot.</w:t>
+      </w:r>
+    </w:p>
+    <w:p>
+      <w:pPr>
+        <w:pStyle w:val="ListNumber"/>
+      </w:pPr>
+      <w:r>
+        <w:t>Process data.events: killed events increment kills/deaths/teamkills/vehicle kills; hit events increment hits taken. Context (on-foot vs in-vehicle) is determined per-frame.</w:t>
+      </w:r>
+    </w:p>
+    <w:p>
+      <w:pPr>
+        <w:pStyle w:val="ListNumber"/>
+      </w:pPr>
+      <w:r>
+        <w:t>Derive K/D, shots/kill, average distance, longest kill, top weapon per player.</w:t>
+      </w:r>
+    </w:p>
+    <w:p>
+      <w:pPr>
+        <w:pStyle w:val="ListNumber"/>
+      </w:pPr>
+      <w:r>
+        <w:t>Write all rows to player_stats in one batch setValues() call.</w:t>
+      </w:r>
+    </w:p>
+    <w:p>
+      <w:pPr>
+        <w:pStyle w:val="ListNumber"/>
+      </w:pPr>
+      <w:r>
+        <w:t>Move the file to OCAP_Logs_Archive.</w:t>
+      </w:r>
+    </w:p>
+    <w:p>
+      <w:pPr>
+        <w:pStyle w:val="Heading2"/>
+      </w:pPr>
+      <w:r>
+        <w:t>14.4 Sheet Schema</w:t>
+      </w:r>
+    </w:p>
+    <w:p>
+      <w:pPr/>
+      <w:r>
+        <w:t>The script creates the player_stats sheet automatically on first run and writes the header row. On subsequent runs it migrates any missing header columns (e.g. Time Played added in a later version) without disturbing existing data. Column order matches Section 3.2 of this document exactly.</w:t>
+      </w:r>
+    </w:p>
+    <w:p>
+      <w:pPr>
+        <w:pStyle w:val="Heading2"/>
+      </w:pPr>
+      <w:r>
+        <w:t>14.5 isInVehicleAtFrame(entity, frame)</w:t>
+      </w:r>
+    </w:p>
+    <w:p>
+      <w:pPr/>
+      <w:r>
+        <w:t>Determines the in-vehicle state of an entity at a specific replay frame by indexing into entity.positions. The positions array starts at entity.startFrameNum; index = frame − startFrameNum. Position entry format:</w:t>
+      </w:r>
+    </w:p>
+    <w:p>
+      <w:pPr>
+        <w:pStyle w:val="NoSpacing"/>
+      </w:pPr>
+      <w:r>
+        <w:rPr>
+          <w:rFonts w:ascii="Courier New" w:hAnsi="Courier New"/>
+          <w:sz w:val="18"/>
+        </w:rPr>
+        <w:t>[ [x, y, z], bearing, alive, inVehicle, name, framesFired, role ]</w:t>
+      </w:r>
+    </w:p>
+    <w:p>
+      <w:pPr/>
+      <w:r>
+        <w:t>inVehicle is 1 when the entity is riding in a vehicle, 0 otherwise. Returns false if the frame is out of range.</w:t>
+      </w:r>
+    </w:p>
+    <w:p>
+      <w:pPr>
+        <w:pStyle w:val="Heading2"/>
+      </w:pPr>
+      <w:r>
+        <w:t>14.6 Zeus Handling</w:t>
+      </w:r>
+    </w:p>
+    <w:p>
+      <w:pPr/>
+      <w:r>
+        <w:t>Entities whose group is "zeus" (case-insensitive) or whose role starts with "zeus" are flagged as Zeus. All combat stats (kills, deaths, teamkills, shots, hits, distances) are zeroed out before writing to the sheet so Zeus game masters do not pollute leaderboard rankings.</w:t>
+      </w:r>
+    </w:p>
+    <w:p>
+      <w:pPr>
+        <w:pStyle w:val="Heading2"/>
+      </w:pPr>
+      <w:r>
+        <w:t>14.7 Time Played Calculation</w:t>
+      </w:r>
+    </w:p>
+    <w:p>
+      <w:pPr/>
+      <w:r>
+        <w:t>Time played is computed as:</w:t>
+      </w:r>
+    </w:p>
+    <w:p>
+      <w:pPr>
+        <w:pStyle w:val="NoSpacing"/>
+      </w:pPr>
+      <w:r>
+        <w:rPr>
+          <w:rFonts w:ascii="Courier New" w:hAnsi="Courier New"/>
+          <w:sz w:val="18"/>
+        </w:rPr>
+        <w:t>timePlayed = entity.positions.length × data.captureDelay</w:t>
+      </w:r>
+    </w:p>
+    <w:p>
+      <w:pPr/>
+      <w:r>
+        <w:t>captureDelay is the OCAP recording interval in seconds (typically 1). The value is rounded to the nearest second before writing to the sheet.</w:t>
+      </w:r>
+    </w:p>
+    <w:p>
+      <w:pPr>
+        <w:pStyle w:val="Heading2"/>
+      </w:pPr>
+      <w:r>
+        <w:t>14.8 forceReimport Mode</w:t>
+      </w:r>
+    </w:p>
+    <w:p>
+      <w:pPr/>
+      <w:r>
+        <w:t>When forceReimport = true (triggered by reimportOCAP()), the script calls deleteExistingRowsForFile() before inserting new rows. This function reads column A, collects all row numbers matching the source filename, then deletes them bottom-up (to prevent row index shifting). This ensures a clean re-import with no duplicate data.</w:t>
+      </w:r>
+    </w:p>
+    <w:p>
+      <w:pPr>
+        <w:pStyle w:val="Heading2"/>
+      </w:pPr>
+      <w:r>
+        <w:t>14.9 Setting Up a Trigger</w:t>
+      </w:r>
+    </w:p>
+    <w:p>
+      <w:pPr/>
+      <w:r>
+        <w:t>To run importOCAP() automatically whenever a new file is added to OCAP_Logs, create a time-driven trigger in the Apps Script editor:</w:t>
+      </w:r>
+    </w:p>
+    <w:p>
+      <w:pPr>
+        <w:pStyle w:val="ListNumber"/>
+      </w:pPr>
+      <w:r>
+        <w:t>Open the script project → Triggers (clock icon).</w:t>
+      </w:r>
+    </w:p>
+    <w:p>
+      <w:pPr>
+        <w:pStyle w:val="ListNumber"/>
+      </w:pPr>
+      <w:r>
+        <w:t>Add Trigger → Function: importOCAP → Event source: Time-driven → Type: Minutes timer → Every 5 minutes (or as needed).</w:t>
+      </w:r>
+    </w:p>
+    <w:p>
+      <w:pPr/>
+      <w:r>
+        <w:t>Because importOCAP() processes one file per invocation, running it on a short interval ensures new missions are imported promptly without any single run timing out. GAS has a 6-minute execution limit; a single large file typically completes well within 1–2 minutes.</w:t>
+      </w:r>
+    </w:p>
+    <w:p>
+      <w:pPr>
+        <w:pStyle w:val="Heading2"/>
+      </w:pPr>
+      <w:r>
+        <w:t>14.10 Error Handling</w:t>
+      </w:r>
+    </w:p>
+    <w:p>
+      <w:pPr/>
+      <w:r>
+        <w:t>If an exception occurs during processing, the script logs the error via Logger.log() and re-throws it (so the trigger failure appears in the Apps Script execution log). The file is not moved to the archive on failure, so it will be retried on the next trigger invocation.</w:t>
       </w:r>
     </w:p>
     <w:p>

--- a/dev/TFP_KillTracker_Technical_Documentation.docx
+++ b/dev/TFP_KillTracker_Technical_Documentation.docx
@@ -39,7 +39,7 @@
         <w:rPr>
           <w:sz w:val="22"/>
         </w:rPr>
-        <w:t>Version 2.0  ·  18 March 2026</w:t>
+        <w:t>Version 1.0  ·  20 March 2026</w:t>
       </w:r>
     </w:p>
     <w:p>
@@ -399,7 +399,7 @@
         <w:rPr>
           <w:sz w:val="20"/>
         </w:rPr>
-        <w:t>Modular files — HTML structure in index.html; JavaScript in tracker.js; unit corrections in unit_overrides.json.</w:t>
+        <w:t>Two-file front-end — index.html (structure + CSS) and tracker.js (all JavaScript); split for CSP compliance on GitHub Pages.</w:t>
       </w:r>
     </w:p>
     <w:p>
@@ -412,7 +412,7 @@
         <w:rPr>
           <w:sz w:val="20"/>
         </w:rPr>
-        <w:t>Stateless server — all state is in-memory JavaScript variables; nothing is persisted.</w:t>
+        <w:t>Stateless server — all state is in-memory JavaScript variables; nothing is persisted server-side.</w:t>
       </w:r>
     </w:p>
     <w:p>
@@ -426,6 +426,19 @@
           <w:sz w:val="20"/>
         </w:rPr>
         <w:t>Re-aggregate on every filter change — guarantees all derived metrics stay consistent.</w:t>
+      </w:r>
+    </w:p>
+    <w:p>
+      <w:pPr>
+        <w:pStyle w:val="ListBullet"/>
+        <w:spacing w:after="40"/>
+        <w:ind w:left="360"/>
+      </w:pPr>
+      <w:r>
+        <w:rPr>
+          <w:sz w:val="20"/>
+        </w:rPr>
+        <w:t>Collapsible sections — each of the 10 content sections can be independently collapsed; state persists in localStorage.</w:t>
       </w:r>
     </w:p>
     <w:p>
@@ -504,13 +517,11 @@
         <w:tc>
           <w:tcPr>
             <w:tcW w:type="dxa" w:w="4703"/>
-          </w:tcPr>
-          <w:p>
-            <w:r/>
-            <w:r>
-              <w:rPr>
-                <w:rFonts w:ascii="Courier New" w:hAnsi="Courier New"/>
-                <w:b w:val="0"/>
+            <w:shd w:val="clear" w:color="auto" w:fill="FFFFFF"/>
+          </w:tcPr>
+          <w:p>
+            <w:r>
+              <w:rPr>
                 <w:sz w:val="18"/>
               </w:rPr>
               <w:t>index.html</w:t>
@@ -520,14 +531,14 @@
         <w:tc>
           <w:tcPr>
             <w:tcW w:type="dxa" w:w="4703"/>
-          </w:tcPr>
-          <w:p>
-            <w:r/>
-            <w:r>
-              <w:rPr>
-                <w:b w:val="0"/>
-              </w:rPr>
-              <w:t>Application entry point — HTML structure and inline CSS.</w:t>
+            <w:shd w:val="clear" w:color="auto" w:fill="FFFFFF"/>
+          </w:tcPr>
+          <w:p>
+            <w:r>
+              <w:rPr>
+                <w:sz w:val="18"/>
+              </w:rPr>
+              <w:t>HTML structure and inline CSS; references tracker.js</w:t>
             </w:r>
           </w:p>
         </w:tc>
@@ -536,13 +547,11 @@
         <w:tc>
           <w:tcPr>
             <w:tcW w:type="dxa" w:w="4703"/>
-          </w:tcPr>
-          <w:p>
-            <w:r/>
-            <w:r>
-              <w:rPr>
-                <w:rFonts w:ascii="Courier New" w:hAnsi="Courier New"/>
-                <w:b w:val="0"/>
+            <w:shd w:val="clear" w:color="auto" w:fill="F0F4FA"/>
+          </w:tcPr>
+          <w:p>
+            <w:r>
+              <w:rPr>
                 <w:sz w:val="18"/>
               </w:rPr>
               <w:t>tracker.js</w:t>
@@ -552,14 +561,14 @@
         <w:tc>
           <w:tcPr>
             <w:tcW w:type="dxa" w:w="4703"/>
-          </w:tcPr>
-          <w:p>
-            <w:r/>
-            <w:r>
-              <w:rPr>
-                <w:b w:val="0"/>
-              </w:rPr>
-              <w:t>All application JavaScript (aggregation, filtering, rendering). Loaded as external script to comply with GitHub Pages CSP.</w:t>
+            <w:shd w:val="clear" w:color="auto" w:fill="F0F4FA"/>
+          </w:tcPr>
+          <w:p>
+            <w:r>
+              <w:rPr>
+                <w:sz w:val="18"/>
+              </w:rPr>
+              <w:t>All dashboard JavaScript — parsing, aggregation, filtering, rendering</w:t>
             </w:r>
           </w:p>
         </w:tc>
@@ -568,30 +577,28 @@
         <w:tc>
           <w:tcPr>
             <w:tcW w:type="dxa" w:w="4703"/>
-          </w:tcPr>
-          <w:p>
-            <w:r/>
-            <w:r>
-              <w:rPr>
-                <w:rFonts w:ascii="Courier New" w:hAnsi="Courier New"/>
-                <w:b w:val="0"/>
-                <w:sz w:val="18"/>
-              </w:rPr>
-              <w:t>unit_overrides.json</w:t>
+            <w:shd w:val="clear" w:color="auto" w:fill="FFFFFF"/>
+          </w:tcPr>
+          <w:p>
+            <w:r>
+              <w:rPr>
+                <w:sz w:val="18"/>
+              </w:rPr>
+              <w:t>favicon.svg</w:t>
             </w:r>
           </w:p>
         </w:tc>
         <w:tc>
           <w:tcPr>
             <w:tcW w:type="dxa" w:w="4703"/>
-          </w:tcPr>
-          <w:p>
-            <w:r/>
-            <w:r>
-              <w:rPr>
-                <w:b w:val="0"/>
-              </w:rPr>
-              <w:t>Manual unit assignment overrides. Key = player name, value = unit string ("2nd USC" | "CNTO" | "PXG" | "TFP"). Loaded at startup and applied after auto-classification.</w:t>
+            <w:shd w:val="clear" w:color="auto" w:fill="FFFFFF"/>
+          </w:tcPr>
+          <w:p>
+            <w:r>
+              <w:rPr>
+                <w:sz w:val="18"/>
+              </w:rPr>
+              <w:t>Browser tab icon (SVG crosshair graphic)</w:t>
             </w:r>
           </w:p>
         </w:tc>
@@ -600,30 +607,28 @@
         <w:tc>
           <w:tcPr>
             <w:tcW w:type="dxa" w:w="4703"/>
-          </w:tcPr>
-          <w:p>
-            <w:r/>
-            <w:r>
-              <w:rPr>
-                <w:rFonts w:ascii="Courier New" w:hAnsi="Courier New"/>
-                <w:b w:val="0"/>
-                <w:sz w:val="18"/>
-              </w:rPr>
-              <w:t>ImportScript</w:t>
+            <w:shd w:val="clear" w:color="auto" w:fill="F0F4FA"/>
+          </w:tcPr>
+          <w:p>
+            <w:r>
+              <w:rPr>
+                <w:sz w:val="18"/>
+              </w:rPr>
+              <w:t>unit_overrides.json</w:t>
             </w:r>
           </w:p>
         </w:tc>
         <w:tc>
           <w:tcPr>
             <w:tcW w:type="dxa" w:w="4703"/>
-          </w:tcPr>
-          <w:p>
-            <w:r/>
-            <w:r>
-              <w:rPr>
-                <w:b w:val="0"/>
-              </w:rPr>
-              <w:t>Google Apps Script (GAS) for importing OCAP .json.gz replay files from Google Drive into the player_stats Google Sheet.</w:t>
+            <w:shd w:val="clear" w:color="auto" w:fill="F0F4FA"/>
+          </w:tcPr>
+          <w:p>
+            <w:r>
+              <w:rPr>
+                <w:sz w:val="18"/>
+              </w:rPr>
+              <w:t>Manual unit classification corrections applied on top of auto-classification</w:t>
             </w:r>
           </w:p>
         </w:tc>
@@ -632,30 +637,28 @@
         <w:tc>
           <w:tcPr>
             <w:tcW w:type="dxa" w:w="4703"/>
-          </w:tcPr>
-          <w:p>
-            <w:r/>
-            <w:r>
-              <w:rPr>
-                <w:rFonts w:ascii="Courier New" w:hAnsi="Courier New"/>
-                <w:b w:val="0"/>
-                <w:sz w:val="18"/>
-              </w:rPr>
-              <w:t>favicon.svg</w:t>
+            <w:shd w:val="clear" w:color="auto" w:fill="FFFFFF"/>
+          </w:tcPr>
+          <w:p>
+            <w:r>
+              <w:rPr>
+                <w:sz w:val="18"/>
+              </w:rPr>
+              <w:t>ImportScript</w:t>
             </w:r>
           </w:p>
         </w:tc>
         <w:tc>
           <w:tcPr>
             <w:tcW w:type="dxa" w:w="4703"/>
-          </w:tcPr>
-          <w:p>
-            <w:r/>
-            <w:r>
-              <w:rPr>
-                <w:b w:val="0"/>
-              </w:rPr>
-              <w:t>Browser tab icon (SVG crosshair graphic).</w:t>
+            <w:shd w:val="clear" w:color="auto" w:fill="FFFFFF"/>
+          </w:tcPr>
+          <w:p>
+            <w:r>
+              <w:rPr>
+                <w:sz w:val="18"/>
+              </w:rPr>
+              <w:t>Google Apps Script that imports OCAP .json.gz mission logs into Google Sheets</w:t>
             </w:r>
           </w:p>
         </w:tc>
@@ -664,30 +667,28 @@
         <w:tc>
           <w:tcPr>
             <w:tcW w:type="dxa" w:w="4703"/>
-          </w:tcPr>
-          <w:p>
-            <w:r/>
-            <w:r>
-              <w:rPr>
-                <w:rFonts w:ascii="Courier New" w:hAnsi="Courier New"/>
-                <w:b w:val="0"/>
-                <w:sz w:val="18"/>
-              </w:rPr>
-              <w:t>CHANGELOG.md</w:t>
+            <w:shd w:val="clear" w:color="auto" w:fill="F0F4FA"/>
+          </w:tcPr>
+          <w:p>
+            <w:r>
+              <w:rPr>
+                <w:sz w:val="18"/>
+              </w:rPr>
+              <w:t>generate_docs.py</w:t>
             </w:r>
           </w:p>
         </w:tc>
         <w:tc>
           <w:tcPr>
             <w:tcW w:type="dxa" w:w="4703"/>
-          </w:tcPr>
-          <w:p>
-            <w:r/>
-            <w:r>
-              <w:rPr>
-                <w:b w:val="0"/>
-              </w:rPr>
-              <w:t>Per-feature changelog organised by date.</w:t>
+            <w:shd w:val="clear" w:color="auto" w:fill="F0F4FA"/>
+          </w:tcPr>
+          <w:p>
+            <w:r>
+              <w:rPr>
+                <w:sz w:val="18"/>
+              </w:rPr>
+              <w:t>python-docx script that regenerates this documentation file</w:t>
             </w:r>
           </w:p>
         </w:tc>
@@ -696,13 +697,11 @@
         <w:tc>
           <w:tcPr>
             <w:tcW w:type="dxa" w:w="4703"/>
-          </w:tcPr>
-          <w:p>
-            <w:r/>
-            <w:r>
-              <w:rPr>
-                <w:rFonts w:ascii="Courier New" w:hAnsi="Courier New"/>
-                <w:b w:val="0"/>
+            <w:shd w:val="clear" w:color="auto" w:fill="FFFFFF"/>
+          </w:tcPr>
+          <w:p>
+            <w:r>
+              <w:rPr>
                 <w:sz w:val="18"/>
               </w:rPr>
               <w:t>README.md</w:t>
@@ -712,14 +711,14 @@
         <w:tc>
           <w:tcPr>
             <w:tcW w:type="dxa" w:w="4703"/>
-          </w:tcPr>
-          <w:p>
-            <w:r/>
-            <w:r>
-              <w:rPr>
-                <w:b w:val="0"/>
-              </w:rPr>
-              <w:t>User-facing feature overview and deployment guide.</w:t>
+            <w:shd w:val="clear" w:color="auto" w:fill="FFFFFF"/>
+          </w:tcPr>
+          <w:p>
+            <w:r>
+              <w:rPr>
+                <w:sz w:val="18"/>
+              </w:rPr>
+              <w:t>User-facing feature overview and deployment guide</w:t>
             </w:r>
           </w:p>
         </w:tc>
@@ -728,13 +727,11 @@
         <w:tc>
           <w:tcPr>
             <w:tcW w:type="dxa" w:w="4703"/>
-          </w:tcPr>
-          <w:p>
-            <w:r/>
-            <w:r>
-              <w:rPr>
-                <w:rFonts w:ascii="Courier New" w:hAnsi="Courier New"/>
-                <w:b w:val="0"/>
+            <w:shd w:val="clear" w:color="auto" w:fill="F0F4FA"/>
+          </w:tcPr>
+          <w:p>
+            <w:r>
+              <w:rPr>
                 <w:sz w:val="18"/>
               </w:rPr>
               <w:t>.github/workflows/</w:t>
@@ -744,14 +741,14 @@
         <w:tc>
           <w:tcPr>
             <w:tcW w:type="dxa" w:w="4703"/>
-          </w:tcPr>
-          <w:p>
-            <w:r/>
-            <w:r>
-              <w:rPr>
-                <w:b w:val="0"/>
-              </w:rPr>
-              <w:t>GitHub Actions CI/CD pipeline for GitHub Pages deployment.</w:t>
+            <w:shd w:val="clear" w:color="auto" w:fill="F0F4FA"/>
+          </w:tcPr>
+          <w:p>
+            <w:r>
+              <w:rPr>
+                <w:sz w:val="18"/>
+              </w:rPr>
+              <w:t>GitHub Actions CI/CD pipeline for GitHub Pages deployment</w:t>
             </w:r>
           </w:p>
         </w:tc>
@@ -788,7 +785,7 @@
         <w:rPr>
           <w:sz w:val="20"/>
         </w:rPr>
-        <w:t>FETCH — GET request to Google Sheets CSV export URL (CSV_URL constant).</w:t>
+        <w:t>FETCH — GET request to Google Sheets CSV export URL (CSV_URL constant in tracker.js). Also fetches unit_overrides.json in parallel.</w:t>
       </w:r>
     </w:p>
     <w:p>
@@ -801,7 +798,7 @@
         <w:rPr>
           <w:sz w:val="20"/>
         </w:rPr>
-        <w:t>PARSE — Raw text split into lines; each line processed by parseCSVLine() to handle quoted fields.</w:t>
+        <w:t>PARSE — Raw text split into lines; each line processed by parseCSVLine() to handle quoted fields with embedded commas.</w:t>
       </w:r>
     </w:p>
     <w:p>
@@ -827,7 +824,7 @@
         <w:rPr>
           <w:sz w:val="20"/>
         </w:rPr>
-        <w:t>FILTER — applyFilters() re-loops rawRows applying four independent filters (event type, player selection, mission selection, Zeus status), building a temporary filteredPlayers array.</w:t>
+        <w:t>UNIT CLASSIFY — classifyPlayerUnits() analyses squad co-occurrence to assign units (2nd USC, CNTO, PXG, TFP); manual overrides from unit_overrides.json applied on top.</w:t>
       </w:r>
     </w:p>
     <w:p>
@@ -840,7 +837,20 @@
         <w:rPr>
           <w:sz w:val="20"/>
         </w:rPr>
-        <w:t>RENDER — Five render functions consume filteredPlayers and write HTML to specific DOM targets.</w:t>
+        <w:t>FILTER — applyFilters() re-loops rawRows applying four independent filters (event type, unit, player selection, mission selection, Zeus status), building filteredPlayers and filteredRows.</w:t>
+      </w:r>
+    </w:p>
+    <w:p>
+      <w:pPr>
+        <w:pStyle w:val="ListNumber"/>
+        <w:spacing w:after="40"/>
+        <w:ind w:left="360"/>
+      </w:pPr>
+      <w:r>
+        <w:rPr>
+          <w:sz w:val="20"/>
+        </w:rPr>
+        <w:t>RENDER — Thirteen render functions consume filteredPlayers / filteredRows and write HTML to specific DOM targets.</w:t>
       </w:r>
     </w:p>
     <w:p/>
@@ -853,7 +863,7 @@
           <w:b w:val="0"/>
           <w:i/>
         </w:rPr>
-        <w:t>Steps 4–5 re-execute on every user interaction (filter toggle, pill click, column sort header click). Steps 1–3 run once at page load.</w:t>
+        <w:t>Steps 5–6 re-execute on every user interaction (filter toggle, pill click, column sort, section expand). Steps 1–4 run once at page load.</w:t>
       </w:r>
     </w:p>
     <w:p>
@@ -1082,7 +1092,7 @@
               <w:rPr>
                 <w:sz w:val="18"/>
               </w:rPr>
-              <w:t>filteredPlayers</w:t>
+              <w:t>playerUnits</w:t>
             </w:r>
           </w:p>
         </w:tc>
@@ -1096,7 +1106,7 @@
               <w:rPr>
                 <w:sz w:val="18"/>
               </w:rPr>
-              <w:t>Array&lt;Object&gt;</w:t>
+              <w:t>Object</w:t>
             </w:r>
           </w:p>
         </w:tc>
@@ -1110,7 +1120,7 @@
               <w:rPr>
                 <w:sz w:val="18"/>
               </w:rPr>
-              <w:t>[]</w:t>
+              <w:t>{}</w:t>
             </w:r>
           </w:p>
         </w:tc>
@@ -1124,7 +1134,7 @@
               <w:rPr>
                 <w:sz w:val="18"/>
               </w:rPr>
-              <w:t>Aggregated stats for the current filter set</w:t>
+              <w:t>Unit assignment keyed by player name (from auto-classification + overrides)</w:t>
             </w:r>
           </w:p>
         </w:tc>
@@ -1140,7 +1150,7 @@
               <w:rPr>
                 <w:sz w:val="18"/>
               </w:rPr>
-              <w:t>selectedPlayers</w:t>
+              <w:t>filteredPlayers</w:t>
             </w:r>
           </w:p>
         </w:tc>
@@ -1154,7 +1164,7 @@
               <w:rPr>
                 <w:sz w:val="18"/>
               </w:rPr>
-              <w:t>Set | null</w:t>
+              <w:t>Array&lt;Object&gt;</w:t>
             </w:r>
           </w:p>
         </w:tc>
@@ -1168,7 +1178,7 @@
               <w:rPr>
                 <w:sz w:val="18"/>
               </w:rPr>
-              <w:t>null</w:t>
+              <w:t>[]</w:t>
             </w:r>
           </w:p>
         </w:tc>
@@ -1182,7 +1192,7 @@
               <w:rPr>
                 <w:sz w:val="18"/>
               </w:rPr>
-              <w:t>null = all players; Set = explicit selection</w:t>
+              <w:t>Aggregated stats for the current filter set</w:t>
             </w:r>
           </w:p>
         </w:tc>
@@ -1198,7 +1208,7 @@
               <w:rPr>
                 <w:sz w:val="18"/>
               </w:rPr>
-              <w:t>selectedMissions</w:t>
+              <w:t>filteredRows</w:t>
             </w:r>
           </w:p>
         </w:tc>
@@ -1212,7 +1222,7 @@
               <w:rPr>
                 <w:sz w:val="18"/>
               </w:rPr>
-              <w:t>Set | null</w:t>
+              <w:t>Array&lt;Object&gt;</w:t>
             </w:r>
           </w:p>
         </w:tc>
@@ -1226,7 +1236,7 @@
               <w:rPr>
                 <w:sz w:val="18"/>
               </w:rPr>
-              <w:t>null</w:t>
+              <w:t>[]</w:t>
             </w:r>
           </w:p>
         </w:tc>
@@ -1240,7 +1250,7 @@
               <w:rPr>
                 <w:sz w:val="18"/>
               </w:rPr>
-              <w:t>null = all missions; Set = explicit selection</w:t>
+              <w:t>Raw rows matching current filter (used by section renders)</w:t>
             </w:r>
           </w:p>
         </w:tc>
@@ -1256,7 +1266,7 @@
               <w:rPr>
                 <w:sz w:val="18"/>
               </w:rPr>
-              <w:t>showJointOps</w:t>
+              <w:t>selectedPlayers</w:t>
             </w:r>
           </w:p>
         </w:tc>
@@ -1270,7 +1280,7 @@
               <w:rPr>
                 <w:sz w:val="18"/>
               </w:rPr>
-              <w:t>boolean</w:t>
+              <w:t>Set | null</w:t>
             </w:r>
           </w:p>
         </w:tc>
@@ -1284,7 +1294,7 @@
               <w:rPr>
                 <w:sz w:val="18"/>
               </w:rPr>
-              <w:t>true</w:t>
+              <w:t>null</w:t>
             </w:r>
           </w:p>
         </w:tc>
@@ -1298,7 +1308,7 @@
               <w:rPr>
                 <w:sz w:val="18"/>
               </w:rPr>
-              <w:t>Include Joint Op events</w:t>
+              <w:t>null = all players; Set = explicit selection</w:t>
             </w:r>
           </w:p>
         </w:tc>
@@ -1314,7 +1324,7 @@
               <w:rPr>
                 <w:sz w:val="18"/>
               </w:rPr>
-              <w:t>showRegularEvents</w:t>
+              <w:t>selectedMissions</w:t>
             </w:r>
           </w:p>
         </w:tc>
@@ -1328,7 +1338,7 @@
               <w:rPr>
                 <w:sz w:val="18"/>
               </w:rPr>
-              <w:t>boolean</w:t>
+              <w:t>Set | null</w:t>
             </w:r>
           </w:p>
         </w:tc>
@@ -1342,7 +1352,7 @@
               <w:rPr>
                 <w:sz w:val="18"/>
               </w:rPr>
-              <w:t>true</w:t>
+              <w:t>null</w:t>
             </w:r>
           </w:p>
         </w:tc>
@@ -1356,7 +1366,7 @@
               <w:rPr>
                 <w:sz w:val="18"/>
               </w:rPr>
-              <w:t>Include regular op events</w:t>
+              <w:t>null = all missions; Set = explicit selection</w:t>
             </w:r>
           </w:p>
         </w:tc>
@@ -1372,7 +1382,7 @@
               <w:rPr>
                 <w:sz w:val="18"/>
               </w:rPr>
-              <w:t>zeusFilter</w:t>
+              <w:t>selectedUnit</w:t>
             </w:r>
           </w:p>
         </w:tc>
@@ -1386,7 +1396,7 @@
               <w:rPr>
                 <w:sz w:val="18"/>
               </w:rPr>
-              <w:t>string</w:t>
+              <w:t>string | null</w:t>
             </w:r>
           </w:p>
         </w:tc>
@@ -1400,7 +1410,7 @@
               <w:rPr>
                 <w:sz w:val="18"/>
               </w:rPr>
-              <w:t>"all"</w:t>
+              <w:t>null</w:t>
             </w:r>
           </w:p>
         </w:tc>
@@ -1414,7 +1424,7 @@
               <w:rPr>
                 <w:sz w:val="18"/>
               </w:rPr>
-              <w:t>"all" | "no-zeus" | "zeus-only"</w:t>
+              <w:t>Active unit filter pill ("2nd USC", "CNTO", "PXG", "TFP", or null)</w:t>
             </w:r>
           </w:p>
         </w:tc>
@@ -1430,7 +1440,7 @@
               <w:rPr>
                 <w:sz w:val="18"/>
               </w:rPr>
-              <w:t>infSortCol</w:t>
+              <w:t>showJointOps</w:t>
             </w:r>
           </w:p>
         </w:tc>
@@ -1444,7 +1454,7 @@
               <w:rPr>
                 <w:sz w:val="18"/>
               </w:rPr>
-              <w:t>number</w:t>
+              <w:t>boolean</w:t>
             </w:r>
           </w:p>
         </w:tc>
@@ -1458,7 +1468,7 @@
               <w:rPr>
                 <w:sz w:val="18"/>
               </w:rPr>
-              <w:t>2</w:t>
+              <w:t>true</w:t>
             </w:r>
           </w:p>
         </w:tc>
@@ -1472,7 +1482,7 @@
               <w:rPr>
                 <w:sz w:val="18"/>
               </w:rPr>
-              <w:t>Active sort column index for infantry table</w:t>
+              <w:t>Include Joint Op events</w:t>
             </w:r>
           </w:p>
         </w:tc>
@@ -1488,7 +1498,7 @@
               <w:rPr>
                 <w:sz w:val="18"/>
               </w:rPr>
-              <w:t>infSortAsc</w:t>
+              <w:t>showRegularEvents</w:t>
             </w:r>
           </w:p>
         </w:tc>
@@ -1516,7 +1526,7 @@
               <w:rPr>
                 <w:sz w:val="18"/>
               </w:rPr>
-              <w:t>false</w:t>
+              <w:t>true</w:t>
             </w:r>
           </w:p>
         </w:tc>
@@ -1530,7 +1540,7 @@
               <w:rPr>
                 <w:sz w:val="18"/>
               </w:rPr>
-              <w:t>Sort direction for infantry table</w:t>
+              <w:t>Include regular op events</w:t>
             </w:r>
           </w:p>
         </w:tc>
@@ -1546,7 +1556,7 @@
               <w:rPr>
                 <w:sz w:val="18"/>
               </w:rPr>
-              <w:t>vehSortCol</w:t>
+              <w:t>zeusFilter</w:t>
             </w:r>
           </w:p>
         </w:tc>
@@ -1560,7 +1570,7 @@
               <w:rPr>
                 <w:sz w:val="18"/>
               </w:rPr>
-              <w:t>number</w:t>
+              <w:t>string</w:t>
             </w:r>
           </w:p>
         </w:tc>
@@ -1574,7 +1584,7 @@
               <w:rPr>
                 <w:sz w:val="18"/>
               </w:rPr>
-              <w:t>2</w:t>
+              <w:t>"all"</w:t>
             </w:r>
           </w:p>
         </w:tc>
@@ -1588,7 +1598,7 @@
               <w:rPr>
                 <w:sz w:val="18"/>
               </w:rPr>
-              <w:t>Active sort column index for vehicle table</w:t>
+              <w:t>"all" | "no-zeus" | "zeus-only"</w:t>
             </w:r>
           </w:p>
         </w:tc>
@@ -1604,7 +1614,7 @@
               <w:rPr>
                 <w:sz w:val="18"/>
               </w:rPr>
-              <w:t>vehSortAsc</w:t>
+              <w:t>infSortCol</w:t>
             </w:r>
           </w:p>
         </w:tc>
@@ -1618,7 +1628,7 @@
               <w:rPr>
                 <w:sz w:val="18"/>
               </w:rPr>
-              <w:t>boolean</w:t>
+              <w:t>number</w:t>
             </w:r>
           </w:p>
         </w:tc>
@@ -1632,7 +1642,7 @@
               <w:rPr>
                 <w:sz w:val="18"/>
               </w:rPr>
-              <w:t>false</w:t>
+              <w:t>2</w:t>
             </w:r>
           </w:p>
         </w:tc>
@@ -1646,7 +1656,7 @@
               <w:rPr>
                 <w:sz w:val="18"/>
               </w:rPr>
-              <w:t>Sort direction for vehicle table</w:t>
+              <w:t>Active sort column index for infantry table</w:t>
             </w:r>
           </w:p>
         </w:tc>
@@ -1662,7 +1672,7 @@
               <w:rPr>
                 <w:sz w:val="18"/>
               </w:rPr>
-              <w:t>currentModalPlayer</w:t>
+              <w:t>infSortAsc</w:t>
             </w:r>
           </w:p>
         </w:tc>
@@ -1676,7 +1686,7 @@
               <w:rPr>
                 <w:sz w:val="18"/>
               </w:rPr>
-              <w:t>string</w:t>
+              <w:t>boolean</w:t>
             </w:r>
           </w:p>
         </w:tc>
@@ -1690,7 +1700,7 @@
               <w:rPr>
                 <w:sz w:val="18"/>
               </w:rPr>
-              <w:t>""</w:t>
+              <w:t>false</w:t>
             </w:r>
           </w:p>
         </w:tc>
@@ -1704,7 +1714,7 @@
               <w:rPr>
                 <w:sz w:val="18"/>
               </w:rPr>
-              <w:t>Player name currently shown in detail modal</w:t>
+              <w:t>Sort direction for infantry table</w:t>
             </w:r>
           </w:p>
         </w:tc>
@@ -1713,58 +1723,56 @@
         <w:tc>
           <w:tcPr>
             <w:tcW w:type="dxa" w:w="2351"/>
-          </w:tcPr>
-          <w:p>
-            <w:r/>
-            <w:r>
-              <w:rPr>
-                <w:rFonts w:ascii="Courier New" w:hAnsi="Courier New"/>
-                <w:b w:val="0"/>
-                <w:sz w:val="18"/>
-              </w:rPr>
-              <w:t>selectedUnit</w:t>
+            <w:shd w:val="clear" w:color="auto" w:fill="F0F4FA"/>
+          </w:tcPr>
+          <w:p>
+            <w:r>
+              <w:rPr>
+                <w:sz w:val="18"/>
+              </w:rPr>
+              <w:t>vehSortCol</w:t>
             </w:r>
           </w:p>
         </w:tc>
         <w:tc>
           <w:tcPr>
             <w:tcW w:type="dxa" w:w="2351"/>
-          </w:tcPr>
-          <w:p>
-            <w:r/>
-            <w:r>
-              <w:rPr>
-                <w:b w:val="0"/>
-              </w:rPr>
-              <w:t>string | null</w:t>
+            <w:shd w:val="clear" w:color="auto" w:fill="F0F4FA"/>
+          </w:tcPr>
+          <w:p>
+            <w:r>
+              <w:rPr>
+                <w:sz w:val="18"/>
+              </w:rPr>
+              <w:t>number</w:t>
             </w:r>
           </w:p>
         </w:tc>
         <w:tc>
           <w:tcPr>
             <w:tcW w:type="dxa" w:w="2351"/>
-          </w:tcPr>
-          <w:p>
-            <w:r/>
-            <w:r>
-              <w:rPr>
-                <w:b w:val="0"/>
-              </w:rPr>
-              <w:t>null</w:t>
+            <w:shd w:val="clear" w:color="auto" w:fill="F0F4FA"/>
+          </w:tcPr>
+          <w:p>
+            <w:r>
+              <w:rPr>
+                <w:sz w:val="18"/>
+              </w:rPr>
+              <w:t>2</w:t>
             </w:r>
           </w:p>
         </w:tc>
         <w:tc>
           <w:tcPr>
             <w:tcW w:type="dxa" w:w="2351"/>
-          </w:tcPr>
-          <w:p>
-            <w:r/>
-            <w:r>
-              <w:rPr>
-                <w:b w:val="0"/>
-              </w:rPr>
-              <w:t>null = all units; else "2nd USC" | "CNTO" | "PXG" | "TFP"</w:t>
+            <w:shd w:val="clear" w:color="auto" w:fill="F0F4FA"/>
+          </w:tcPr>
+          <w:p>
+            <w:r>
+              <w:rPr>
+                <w:sz w:val="18"/>
+              </w:rPr>
+              <w:t>Active sort column index for vehicle table</w:t>
             </w:r>
           </w:p>
         </w:tc>
@@ -1773,58 +1781,56 @@
         <w:tc>
           <w:tcPr>
             <w:tcW w:type="dxa" w:w="2351"/>
-          </w:tcPr>
-          <w:p>
-            <w:r/>
-            <w:r>
-              <w:rPr>
-                <w:rFonts w:ascii="Courier New" w:hAnsi="Courier New"/>
-                <w:b w:val="0"/>
-                <w:sz w:val="18"/>
-              </w:rPr>
-              <w:t>playerUnits</w:t>
+            <w:shd w:val="clear" w:color="auto" w:fill="FFFFFF"/>
+          </w:tcPr>
+          <w:p>
+            <w:r>
+              <w:rPr>
+                <w:sz w:val="18"/>
+              </w:rPr>
+              <w:t>vehSortAsc</w:t>
             </w:r>
           </w:p>
         </w:tc>
         <w:tc>
           <w:tcPr>
             <w:tcW w:type="dxa" w:w="2351"/>
-          </w:tcPr>
-          <w:p>
-            <w:r/>
-            <w:r>
-              <w:rPr>
-                <w:b w:val="0"/>
-              </w:rPr>
-              <w:t>Object</w:t>
+            <w:shd w:val="clear" w:color="auto" w:fill="FFFFFF"/>
+          </w:tcPr>
+          <w:p>
+            <w:r>
+              <w:rPr>
+                <w:sz w:val="18"/>
+              </w:rPr>
+              <w:t>boolean</w:t>
             </w:r>
           </w:p>
         </w:tc>
         <w:tc>
           <w:tcPr>
             <w:tcW w:type="dxa" w:w="2351"/>
-          </w:tcPr>
-          <w:p>
-            <w:r/>
-            <w:r>
-              <w:rPr>
-                <w:b w:val="0"/>
-              </w:rPr>
-              <w:t>{}</w:t>
+            <w:shd w:val="clear" w:color="auto" w:fill="FFFFFF"/>
+          </w:tcPr>
+          <w:p>
+            <w:r>
+              <w:rPr>
+                <w:sz w:val="18"/>
+              </w:rPr>
+              <w:t>false</w:t>
             </w:r>
           </w:p>
         </w:tc>
         <w:tc>
           <w:tcPr>
             <w:tcW w:type="dxa" w:w="2351"/>
-          </w:tcPr>
-          <w:p>
-            <w:r/>
-            <w:r>
-              <w:rPr>
-                <w:b w:val="0"/>
-              </w:rPr>
-              <w:t>Keyed by player name; value = classified unit string. Built by classifyUnits() after aggregation.</w:t>
+            <w:shd w:val="clear" w:color="auto" w:fill="FFFFFF"/>
+          </w:tcPr>
+          <w:p>
+            <w:r>
+              <w:rPr>
+                <w:sz w:val="18"/>
+              </w:rPr>
+              <w:t>Sort direction for vehicle table</w:t>
             </w:r>
           </w:p>
         </w:tc>
@@ -1833,28 +1839,26 @@
         <w:tc>
           <w:tcPr>
             <w:tcW w:type="dxa" w:w="2351"/>
-          </w:tcPr>
-          <w:p>
-            <w:r/>
-            <w:r>
-              <w:rPr>
-                <w:rFonts w:ascii="Courier New" w:hAnsi="Courier New"/>
-                <w:b w:val="0"/>
-                <w:sz w:val="18"/>
-              </w:rPr>
-              <w:t>timePlayed</w:t>
+            <w:shd w:val="clear" w:color="auto" w:fill="F0F4FA"/>
+          </w:tcPr>
+          <w:p>
+            <w:r>
+              <w:rPr>
+                <w:sz w:val="18"/>
+              </w:rPr>
+              <w:t>unitSortCol</w:t>
             </w:r>
           </w:p>
         </w:tc>
         <w:tc>
           <w:tcPr>
             <w:tcW w:type="dxa" w:w="2351"/>
-          </w:tcPr>
-          <w:p>
-            <w:r/>
-            <w:r>
-              <w:rPr>
-                <w:b w:val="0"/>
+            <w:shd w:val="clear" w:color="auto" w:fill="F0F4FA"/>
+          </w:tcPr>
+          <w:p>
+            <w:r>
+              <w:rPr>
+                <w:sz w:val="18"/>
               </w:rPr>
               <w:t>number</w:t>
             </w:r>
@@ -1863,12 +1867,128 @@
         <w:tc>
           <w:tcPr>
             <w:tcW w:type="dxa" w:w="2351"/>
-          </w:tcPr>
-          <w:p>
-            <w:r/>
-            <w:r>
-              <w:rPr>
-                <w:b w:val="0"/>
+            <w:shd w:val="clear" w:color="auto" w:fill="F0F4FA"/>
+          </w:tcPr>
+          <w:p>
+            <w:r>
+              <w:rPr>
+                <w:sz w:val="18"/>
+              </w:rPr>
+              <w:t>2</w:t>
+            </w:r>
+          </w:p>
+        </w:tc>
+        <w:tc>
+          <w:tcPr>
+            <w:tcW w:type="dxa" w:w="2351"/>
+            <w:shd w:val="clear" w:color="auto" w:fill="F0F4FA"/>
+          </w:tcPr>
+          <w:p>
+            <w:r>
+              <w:rPr>
+                <w:sz w:val="18"/>
+              </w:rPr>
+              <w:t>Active sort column index for unit leaderboard</w:t>
+            </w:r>
+          </w:p>
+        </w:tc>
+      </w:tr>
+      <w:tr>
+        <w:tc>
+          <w:tcPr>
+            <w:tcW w:type="dxa" w:w="2351"/>
+            <w:shd w:val="clear" w:color="auto" w:fill="FFFFFF"/>
+          </w:tcPr>
+          <w:p>
+            <w:r>
+              <w:rPr>
+                <w:sz w:val="18"/>
+              </w:rPr>
+              <w:t>unitSortAsc</w:t>
+            </w:r>
+          </w:p>
+        </w:tc>
+        <w:tc>
+          <w:tcPr>
+            <w:tcW w:type="dxa" w:w="2351"/>
+            <w:shd w:val="clear" w:color="auto" w:fill="FFFFFF"/>
+          </w:tcPr>
+          <w:p>
+            <w:r>
+              <w:rPr>
+                <w:sz w:val="18"/>
+              </w:rPr>
+              <w:t>boolean</w:t>
+            </w:r>
+          </w:p>
+        </w:tc>
+        <w:tc>
+          <w:tcPr>
+            <w:tcW w:type="dxa" w:w="2351"/>
+            <w:shd w:val="clear" w:color="auto" w:fill="FFFFFF"/>
+          </w:tcPr>
+          <w:p>
+            <w:r>
+              <w:rPr>
+                <w:sz w:val="18"/>
+              </w:rPr>
+              <w:t>false</w:t>
+            </w:r>
+          </w:p>
+        </w:tc>
+        <w:tc>
+          <w:tcPr>
+            <w:tcW w:type="dxa" w:w="2351"/>
+            <w:shd w:val="clear" w:color="auto" w:fill="FFFFFF"/>
+          </w:tcPr>
+          <w:p>
+            <w:r>
+              <w:rPr>
+                <w:sz w:val="18"/>
+              </w:rPr>
+              <w:t>Sort direction for unit leaderboard</w:t>
+            </w:r>
+          </w:p>
+        </w:tc>
+      </w:tr>
+      <w:tr>
+        <w:tc>
+          <w:tcPr>
+            <w:tcW w:type="dxa" w:w="2351"/>
+            <w:shd w:val="clear" w:color="auto" w:fill="F0F4FA"/>
+          </w:tcPr>
+          <w:p>
+            <w:r>
+              <w:rPr>
+                <w:sz w:val="18"/>
+              </w:rPr>
+              <w:t>wpSortCol</w:t>
+            </w:r>
+          </w:p>
+        </w:tc>
+        <w:tc>
+          <w:tcPr>
+            <w:tcW w:type="dxa" w:w="2351"/>
+            <w:shd w:val="clear" w:color="auto" w:fill="F0F4FA"/>
+          </w:tcPr>
+          <w:p>
+            <w:r>
+              <w:rPr>
+                <w:sz w:val="18"/>
+              </w:rPr>
+              <w:t>number</w:t>
+            </w:r>
+          </w:p>
+        </w:tc>
+        <w:tc>
+          <w:tcPr>
+            <w:tcW w:type="dxa" w:w="2351"/>
+            <w:shd w:val="clear" w:color="auto" w:fill="F0F4FA"/>
+          </w:tcPr>
+          <w:p>
+            <w:r>
+              <w:rPr>
+                <w:sz w:val="18"/>
               </w:rPr>
               <w:t>0</w:t>
             </w:r>
@@ -1877,14 +1997,188 @@
         <w:tc>
           <w:tcPr>
             <w:tcW w:type="dxa" w:w="2351"/>
-          </w:tcPr>
-          <w:p>
-            <w:r/>
-            <w:r>
-              <w:rPr>
-                <w:b w:val="0"/>
-              </w:rPr>
-              <w:t>Accumulated seconds present per player per mission (in player aggregate object)</w:t>
+            <w:shd w:val="clear" w:color="auto" w:fill="F0F4FA"/>
+          </w:tcPr>
+          <w:p>
+            <w:r>
+              <w:rPr>
+                <w:sz w:val="18"/>
+              </w:rPr>
+              <w:t>Active sort column index for weapon leaderboard</w:t>
+            </w:r>
+          </w:p>
+        </w:tc>
+      </w:tr>
+      <w:tr>
+        <w:tc>
+          <w:tcPr>
+            <w:tcW w:type="dxa" w:w="2351"/>
+            <w:shd w:val="clear" w:color="auto" w:fill="FFFFFF"/>
+          </w:tcPr>
+          <w:p>
+            <w:r>
+              <w:rPr>
+                <w:sz w:val="18"/>
+              </w:rPr>
+              <w:t>wpSortAsc</w:t>
+            </w:r>
+          </w:p>
+        </w:tc>
+        <w:tc>
+          <w:tcPr>
+            <w:tcW w:type="dxa" w:w="2351"/>
+            <w:shd w:val="clear" w:color="auto" w:fill="FFFFFF"/>
+          </w:tcPr>
+          <w:p>
+            <w:r>
+              <w:rPr>
+                <w:sz w:val="18"/>
+              </w:rPr>
+              <w:t>boolean</w:t>
+            </w:r>
+          </w:p>
+        </w:tc>
+        <w:tc>
+          <w:tcPr>
+            <w:tcW w:type="dxa" w:w="2351"/>
+            <w:shd w:val="clear" w:color="auto" w:fill="FFFFFF"/>
+          </w:tcPr>
+          <w:p>
+            <w:r>
+              <w:rPr>
+                <w:sz w:val="18"/>
+              </w:rPr>
+              <w:t>false</w:t>
+            </w:r>
+          </w:p>
+        </w:tc>
+        <w:tc>
+          <w:tcPr>
+            <w:tcW w:type="dxa" w:w="2351"/>
+            <w:shd w:val="clear" w:color="auto" w:fill="FFFFFF"/>
+          </w:tcPr>
+          <w:p>
+            <w:r>
+              <w:rPr>
+                <w:sz w:val="18"/>
+              </w:rPr>
+              <w:t>Sort direction for weapon leaderboard</w:t>
+            </w:r>
+          </w:p>
+        </w:tc>
+      </w:tr>
+      <w:tr>
+        <w:tc>
+          <w:tcPr>
+            <w:tcW w:type="dxa" w:w="2351"/>
+            <w:shd w:val="clear" w:color="auto" w:fill="F0F4FA"/>
+          </w:tcPr>
+          <w:p>
+            <w:r>
+              <w:rPr>
+                <w:sz w:val="18"/>
+              </w:rPr>
+              <w:t>currentModalPlayer</w:t>
+            </w:r>
+          </w:p>
+        </w:tc>
+        <w:tc>
+          <w:tcPr>
+            <w:tcW w:type="dxa" w:w="2351"/>
+            <w:shd w:val="clear" w:color="auto" w:fill="F0F4FA"/>
+          </w:tcPr>
+          <w:p>
+            <w:r>
+              <w:rPr>
+                <w:sz w:val="18"/>
+              </w:rPr>
+              <w:t>string</w:t>
+            </w:r>
+          </w:p>
+        </w:tc>
+        <w:tc>
+          <w:tcPr>
+            <w:tcW w:type="dxa" w:w="2351"/>
+            <w:shd w:val="clear" w:color="auto" w:fill="F0F4FA"/>
+          </w:tcPr>
+          <w:p>
+            <w:r>
+              <w:rPr>
+                <w:sz w:val="18"/>
+              </w:rPr>
+              <w:t>""</w:t>
+            </w:r>
+          </w:p>
+        </w:tc>
+        <w:tc>
+          <w:tcPr>
+            <w:tcW w:type="dxa" w:w="2351"/>
+            <w:shd w:val="clear" w:color="auto" w:fill="F0F4FA"/>
+          </w:tcPr>
+          <w:p>
+            <w:r>
+              <w:rPr>
+                <w:sz w:val="18"/>
+              </w:rPr>
+              <w:t>Player name currently shown in detail modal</w:t>
+            </w:r>
+          </w:p>
+        </w:tc>
+      </w:tr>
+      <w:tr>
+        <w:tc>
+          <w:tcPr>
+            <w:tcW w:type="dxa" w:w="2351"/>
+            <w:shd w:val="clear" w:color="auto" w:fill="FFFFFF"/>
+          </w:tcPr>
+          <w:p>
+            <w:r>
+              <w:rPr>
+                <w:sz w:val="18"/>
+              </w:rPr>
+              <w:t>RELEASE_DATE</w:t>
+            </w:r>
+          </w:p>
+        </w:tc>
+        <w:tc>
+          <w:tcPr>
+            <w:tcW w:type="dxa" w:w="2351"/>
+            <w:shd w:val="clear" w:color="auto" w:fill="FFFFFF"/>
+          </w:tcPr>
+          <w:p>
+            <w:r>
+              <w:rPr>
+                <w:sz w:val="18"/>
+              </w:rPr>
+              <w:t>string</w:t>
+            </w:r>
+          </w:p>
+        </w:tc>
+        <w:tc>
+          <w:tcPr>
+            <w:tcW w:type="dxa" w:w="2351"/>
+            <w:shd w:val="clear" w:color="auto" w:fill="FFFFFF"/>
+          </w:tcPr>
+          <w:p>
+            <w:r>
+              <w:rPr>
+                <w:sz w:val="18"/>
+              </w:rPr>
+              <w:t>YYYY-MM-DD</w:t>
+            </w:r>
+          </w:p>
+        </w:tc>
+        <w:tc>
+          <w:tcPr>
+            <w:tcW w:type="dxa" w:w="2351"/>
+            <w:shd w:val="clear" w:color="auto" w:fill="FFFFFF"/>
+          </w:tcPr>
+          <w:p>
+            <w:r>
+              <w:rPr>
+                <w:sz w:val="18"/>
+              </w:rPr>
+              <w:t>Hardcoded release date shown in the page footer</w:t>
             </w:r>
           </w:p>
         </w:tc>
@@ -1920,7 +2214,7 @@
           <w:b w:val="0"/>
           <w:i w:val="0"/>
         </w:rPr>
-        <w:t>The application fetches from the URL defined by the constant CSV_URL near the top of index.html. To point the tracker at a different sheet, update this constant. The sheet must be published publicly ("File → Share → Publish to web → CSV").</w:t>
+        <w:t>The application fetches from the URL defined by the constant CSV_URL near the top of tracker.js. To point the tracker at a different sheet, update this constant. The sheet must be published publicly ("File → Share → Publish to web → CSV").</w:t>
       </w:r>
     </w:p>
     <w:p>
@@ -1940,7 +2234,7 @@
           <w:b w:val="0"/>
           <w:i w:val="0"/>
         </w:rPr>
-        <w:t>One row per player per mission. Columns must appear in this order:</w:t>
+        <w:t>One row per player per mission. Columns produced by the ImportScript:</w:t>
       </w:r>
     </w:p>
     <w:tbl>
@@ -2018,12 +2312,12 @@
         <w:tc>
           <w:tcPr>
             <w:tcW w:type="dxa" w:w="3135"/>
-          </w:tcPr>
-          <w:p>
-            <w:r/>
-            <w:r>
-              <w:rPr>
-                <w:b w:val="0"/>
+            <w:shd w:val="clear" w:color="auto" w:fill="FFFFFF"/>
+          </w:tcPr>
+          <w:p>
+            <w:r>
+              <w:rPr>
+                <w:sz w:val="18"/>
               </w:rPr>
               <w:t>0</w:t>
             </w:r>
@@ -2032,12 +2326,12 @@
         <w:tc>
           <w:tcPr>
             <w:tcW w:type="dxa" w:w="3135"/>
-          </w:tcPr>
-          <w:p>
-            <w:r/>
-            <w:r>
-              <w:rPr>
-                <w:b w:val="0"/>
+            <w:shd w:val="clear" w:color="auto" w:fill="FFFFFF"/>
+          </w:tcPr>
+          <w:p>
+            <w:r>
+              <w:rPr>
+                <w:sz w:val="18"/>
               </w:rPr>
               <w:t>Source File</w:t>
             </w:r>
@@ -2046,12 +2340,12 @@
         <w:tc>
           <w:tcPr>
             <w:tcW w:type="dxa" w:w="3135"/>
-          </w:tcPr>
-          <w:p>
-            <w:r/>
-            <w:r>
-              <w:rPr>
-                <w:b w:val="0"/>
+            <w:shd w:val="clear" w:color="auto" w:fill="FFFFFF"/>
+          </w:tcPr>
+          <w:p>
+            <w:r>
+              <w:rPr>
+                <w:sz w:val="18"/>
               </w:rPr>
               <w:t>Filename encoding date (YYYY_MM_DD__...) and mission name</w:t>
             </w:r>
@@ -2062,12 +2356,12 @@
         <w:tc>
           <w:tcPr>
             <w:tcW w:type="dxa" w:w="3135"/>
-          </w:tcPr>
-          <w:p>
-            <w:r/>
-            <w:r>
-              <w:rPr>
-                <w:b w:val="0"/>
+            <w:shd w:val="clear" w:color="auto" w:fill="F0F4FA"/>
+          </w:tcPr>
+          <w:p>
+            <w:r>
+              <w:rPr>
+                <w:sz w:val="18"/>
               </w:rPr>
               <w:t>1</w:t>
             </w:r>
@@ -2076,12 +2370,12 @@
         <w:tc>
           <w:tcPr>
             <w:tcW w:type="dxa" w:w="3135"/>
-          </w:tcPr>
-          <w:p>
-            <w:r/>
-            <w:r>
-              <w:rPr>
-                <w:b w:val="0"/>
+            <w:shd w:val="clear" w:color="auto" w:fill="F0F4FA"/>
+          </w:tcPr>
+          <w:p>
+            <w:r>
+              <w:rPr>
+                <w:sz w:val="18"/>
               </w:rPr>
               <w:t>Mission</w:t>
             </w:r>
@@ -2090,14 +2384,14 @@
         <w:tc>
           <w:tcPr>
             <w:tcW w:type="dxa" w:w="3135"/>
-          </w:tcPr>
-          <w:p>
-            <w:r/>
-            <w:r>
-              <w:rPr>
-                <w:b w:val="0"/>
-              </w:rPr>
-              <w:t>Human-readable mission name, expected to contain "(YYYY-MM-DD)"</w:t>
+            <w:shd w:val="clear" w:color="auto" w:fill="F0F4FA"/>
+          </w:tcPr>
+          <w:p>
+            <w:r>
+              <w:rPr>
+                <w:sz w:val="18"/>
+              </w:rPr>
+              <w:t>Human-readable mission name</w:t>
             </w:r>
           </w:p>
         </w:tc>
@@ -2106,12 +2400,12 @@
         <w:tc>
           <w:tcPr>
             <w:tcW w:type="dxa" w:w="3135"/>
-          </w:tcPr>
-          <w:p>
-            <w:r/>
-            <w:r>
-              <w:rPr>
-                <w:b w:val="0"/>
+            <w:shd w:val="clear" w:color="auto" w:fill="FFFFFF"/>
+          </w:tcPr>
+          <w:p>
+            <w:r>
+              <w:rPr>
+                <w:sz w:val="18"/>
               </w:rPr>
               <w:t>2</w:t>
             </w:r>
@@ -2120,12 +2414,12 @@
         <w:tc>
           <w:tcPr>
             <w:tcW w:type="dxa" w:w="3135"/>
-          </w:tcPr>
-          <w:p>
-            <w:r/>
-            <w:r>
-              <w:rPr>
-                <w:b w:val="0"/>
+            <w:shd w:val="clear" w:color="auto" w:fill="FFFFFF"/>
+          </w:tcPr>
+          <w:p>
+            <w:r>
+              <w:rPr>
+                <w:sz w:val="18"/>
               </w:rPr>
               <w:t>World</w:t>
             </w:r>
@@ -2134,12 +2428,12 @@
         <w:tc>
           <w:tcPr>
             <w:tcW w:type="dxa" w:w="3135"/>
-          </w:tcPr>
-          <w:p>
-            <w:r/>
-            <w:r>
-              <w:rPr>
-                <w:b w:val="0"/>
+            <w:shd w:val="clear" w:color="auto" w:fill="FFFFFF"/>
+          </w:tcPr>
+          <w:p>
+            <w:r>
+              <w:rPr>
+                <w:sz w:val="18"/>
               </w:rPr>
               <w:t>Map/terrain name</w:t>
             </w:r>
@@ -2150,12 +2444,12 @@
         <w:tc>
           <w:tcPr>
             <w:tcW w:type="dxa" w:w="3135"/>
-          </w:tcPr>
-          <w:p>
-            <w:r/>
-            <w:r>
-              <w:rPr>
-                <w:b w:val="0"/>
+            <w:shd w:val="clear" w:color="auto" w:fill="F0F4FA"/>
+          </w:tcPr>
+          <w:p>
+            <w:r>
+              <w:rPr>
+                <w:sz w:val="18"/>
               </w:rPr>
               <w:t>3</w:t>
             </w:r>
@@ -2164,12 +2458,12 @@
         <w:tc>
           <w:tcPr>
             <w:tcW w:type="dxa" w:w="3135"/>
-          </w:tcPr>
-          <w:p>
-            <w:r/>
-            <w:r>
-              <w:rPr>
-                <w:b w:val="0"/>
+            <w:shd w:val="clear" w:color="auto" w:fill="F0F4FA"/>
+          </w:tcPr>
+          <w:p>
+            <w:r>
+              <w:rPr>
+                <w:sz w:val="18"/>
               </w:rPr>
               <w:t>Username</w:t>
             </w:r>
@@ -2178,12 +2472,12 @@
         <w:tc>
           <w:tcPr>
             <w:tcW w:type="dxa" w:w="3135"/>
-          </w:tcPr>
-          <w:p>
-            <w:r/>
-            <w:r>
-              <w:rPr>
-                <w:b w:val="0"/>
+            <w:shd w:val="clear" w:color="auto" w:fill="F0F4FA"/>
+          </w:tcPr>
+          <w:p>
+            <w:r>
+              <w:rPr>
+                <w:sz w:val="18"/>
               </w:rPr>
               <w:t>Player name (used as aggregate key)</w:t>
             </w:r>
@@ -2194,12 +2488,12 @@
         <w:tc>
           <w:tcPr>
             <w:tcW w:type="dxa" w:w="3135"/>
-          </w:tcPr>
-          <w:p>
-            <w:r/>
-            <w:r>
-              <w:rPr>
-                <w:b w:val="0"/>
+            <w:shd w:val="clear" w:color="auto" w:fill="FFFFFF"/>
+          </w:tcPr>
+          <w:p>
+            <w:r>
+              <w:rPr>
+                <w:sz w:val="18"/>
               </w:rPr>
               <w:t>4</w:t>
             </w:r>
@@ -2208,12 +2502,12 @@
         <w:tc>
           <w:tcPr>
             <w:tcW w:type="dxa" w:w="3135"/>
-          </w:tcPr>
-          <w:p>
-            <w:r/>
-            <w:r>
-              <w:rPr>
-                <w:b w:val="0"/>
+            <w:shd w:val="clear" w:color="auto" w:fill="FFFFFF"/>
+          </w:tcPr>
+          <w:p>
+            <w:r>
+              <w:rPr>
+                <w:sz w:val="18"/>
               </w:rPr>
               <w:t>Side</w:t>
             </w:r>
@@ -2222,12 +2516,12 @@
         <w:tc>
           <w:tcPr>
             <w:tcW w:type="dxa" w:w="3135"/>
-          </w:tcPr>
-          <w:p>
-            <w:r/>
-            <w:r>
-              <w:rPr>
-                <w:b w:val="0"/>
+            <w:shd w:val="clear" w:color="auto" w:fill="FFFFFF"/>
+          </w:tcPr>
+          <w:p>
+            <w:r>
+              <w:rPr>
+                <w:sz w:val="18"/>
               </w:rPr>
               <w:t>Faction (e.g. BLUFOR, OPFOR)</w:t>
             </w:r>
@@ -2238,12 +2532,12 @@
         <w:tc>
           <w:tcPr>
             <w:tcW w:type="dxa" w:w="3135"/>
-          </w:tcPr>
-          <w:p>
-            <w:r/>
-            <w:r>
-              <w:rPr>
-                <w:b w:val="0"/>
+            <w:shd w:val="clear" w:color="auto" w:fill="F0F4FA"/>
+          </w:tcPr>
+          <w:p>
+            <w:r>
+              <w:rPr>
+                <w:sz w:val="18"/>
               </w:rPr>
               <w:t>5</w:t>
             </w:r>
@@ -2252,12 +2546,12 @@
         <w:tc>
           <w:tcPr>
             <w:tcW w:type="dxa" w:w="3135"/>
-          </w:tcPr>
-          <w:p>
-            <w:r/>
-            <w:r>
-              <w:rPr>
-                <w:b w:val="0"/>
+            <w:shd w:val="clear" w:color="auto" w:fill="F0F4FA"/>
+          </w:tcPr>
+          <w:p>
+            <w:r>
+              <w:rPr>
+                <w:sz w:val="18"/>
               </w:rPr>
               <w:t>Group</w:t>
             </w:r>
@@ -2266,12 +2560,12 @@
         <w:tc>
           <w:tcPr>
             <w:tcW w:type="dxa" w:w="3135"/>
-          </w:tcPr>
-          <w:p>
-            <w:r/>
-            <w:r>
-              <w:rPr>
-                <w:b w:val="0"/>
+            <w:shd w:val="clear" w:color="auto" w:fill="F0F4FA"/>
+          </w:tcPr>
+          <w:p>
+            <w:r>
+              <w:rPr>
+                <w:sz w:val="18"/>
               </w:rPr>
               <w:t>Squad/group name; "zeus" group triggers Zeus classification</w:t>
             </w:r>
@@ -2282,12 +2576,12 @@
         <w:tc>
           <w:tcPr>
             <w:tcW w:type="dxa" w:w="3135"/>
-          </w:tcPr>
-          <w:p>
-            <w:r/>
-            <w:r>
-              <w:rPr>
-                <w:b w:val="0"/>
+            <w:shd w:val="clear" w:color="auto" w:fill="FFFFFF"/>
+          </w:tcPr>
+          <w:p>
+            <w:r>
+              <w:rPr>
+                <w:sz w:val="18"/>
               </w:rPr>
               <w:t>6</w:t>
             </w:r>
@@ -2296,12 +2590,12 @@
         <w:tc>
           <w:tcPr>
             <w:tcW w:type="dxa" w:w="3135"/>
-          </w:tcPr>
-          <w:p>
-            <w:r/>
-            <w:r>
-              <w:rPr>
-                <w:b w:val="0"/>
+            <w:shd w:val="clear" w:color="auto" w:fill="FFFFFF"/>
+          </w:tcPr>
+          <w:p>
+            <w:r>
+              <w:rPr>
+                <w:sz w:val="18"/>
               </w:rPr>
               <w:t>Role</w:t>
             </w:r>
@@ -2310,14 +2604,14 @@
         <w:tc>
           <w:tcPr>
             <w:tcW w:type="dxa" w:w="3135"/>
-          </w:tcPr>
-          <w:p>
-            <w:r/>
-            <w:r>
-              <w:rPr>
-                <w:b w:val="0"/>
-              </w:rPr>
-              <w:t>Role string as reported by OCAP (may include @username suffix — stripped during aggregation)</w:t>
+            <w:shd w:val="clear" w:color="auto" w:fill="FFFFFF"/>
+          </w:tcPr>
+          <w:p>
+            <w:r>
+              <w:rPr>
+                <w:sz w:val="18"/>
+              </w:rPr>
+              <w:t>In-game role string; used for role normalisation and top-role detection</w:t>
             </w:r>
           </w:p>
         </w:tc>
@@ -2326,12 +2620,12 @@
         <w:tc>
           <w:tcPr>
             <w:tcW w:type="dxa" w:w="3135"/>
-          </w:tcPr>
-          <w:p>
-            <w:r/>
-            <w:r>
-              <w:rPr>
-                <w:b w:val="0"/>
+            <w:shd w:val="clear" w:color="auto" w:fill="F0F4FA"/>
+          </w:tcPr>
+          <w:p>
+            <w:r>
+              <w:rPr>
+                <w:sz w:val="18"/>
               </w:rPr>
               <w:t>7</w:t>
             </w:r>
@@ -2340,12 +2634,12 @@
         <w:tc>
           <w:tcPr>
             <w:tcW w:type="dxa" w:w="3135"/>
-          </w:tcPr>
-          <w:p>
-            <w:r/>
-            <w:r>
-              <w:rPr>
-                <w:b w:val="0"/>
+            <w:shd w:val="clear" w:color="auto" w:fill="F0F4FA"/>
+          </w:tcPr>
+          <w:p>
+            <w:r>
+              <w:rPr>
+                <w:sz w:val="18"/>
               </w:rPr>
               <w:t>Kills (On Foot)</w:t>
             </w:r>
@@ -2354,12 +2648,12 @@
         <w:tc>
           <w:tcPr>
             <w:tcW w:type="dxa" w:w="3135"/>
-          </w:tcPr>
-          <w:p>
-            <w:r/>
-            <w:r>
-              <w:rPr>
-                <w:b w:val="0"/>
+            <w:shd w:val="clear" w:color="auto" w:fill="F0F4FA"/>
+          </w:tcPr>
+          <w:p>
+            <w:r>
+              <w:rPr>
+                <w:sz w:val="18"/>
               </w:rPr>
               <w:t>Infantry kills</w:t>
             </w:r>
@@ -2370,12 +2664,12 @@
         <w:tc>
           <w:tcPr>
             <w:tcW w:type="dxa" w:w="3135"/>
-          </w:tcPr>
-          <w:p>
-            <w:r/>
-            <w:r>
-              <w:rPr>
-                <w:b w:val="0"/>
+            <w:shd w:val="clear" w:color="auto" w:fill="FFFFFF"/>
+          </w:tcPr>
+          <w:p>
+            <w:r>
+              <w:rPr>
+                <w:sz w:val="18"/>
               </w:rPr>
               <w:t>8</w:t>
             </w:r>
@@ -2384,12 +2678,12 @@
         <w:tc>
           <w:tcPr>
             <w:tcW w:type="dxa" w:w="3135"/>
-          </w:tcPr>
-          <w:p>
-            <w:r/>
-            <w:r>
-              <w:rPr>
-                <w:b w:val="0"/>
+            <w:shd w:val="clear" w:color="auto" w:fill="FFFFFF"/>
+          </w:tcPr>
+          <w:p>
+            <w:r>
+              <w:rPr>
+                <w:sz w:val="18"/>
               </w:rPr>
               <w:t>Deaths (On Foot)</w:t>
             </w:r>
@@ -2398,12 +2692,12 @@
         <w:tc>
           <w:tcPr>
             <w:tcW w:type="dxa" w:w="3135"/>
-          </w:tcPr>
-          <w:p>
-            <w:r/>
-            <w:r>
-              <w:rPr>
-                <w:b w:val="0"/>
+            <w:shd w:val="clear" w:color="auto" w:fill="FFFFFF"/>
+          </w:tcPr>
+          <w:p>
+            <w:r>
+              <w:rPr>
+                <w:sz w:val="18"/>
               </w:rPr>
               <w:t>Infantry deaths</w:t>
             </w:r>
@@ -2414,12 +2708,12 @@
         <w:tc>
           <w:tcPr>
             <w:tcW w:type="dxa" w:w="3135"/>
-          </w:tcPr>
-          <w:p>
-            <w:r/>
-            <w:r>
-              <w:rPr>
-                <w:b w:val="0"/>
+            <w:shd w:val="clear" w:color="auto" w:fill="F0F4FA"/>
+          </w:tcPr>
+          <w:p>
+            <w:r>
+              <w:rPr>
+                <w:sz w:val="18"/>
               </w:rPr>
               <w:t>9</w:t>
             </w:r>
@@ -2428,12 +2722,12 @@
         <w:tc>
           <w:tcPr>
             <w:tcW w:type="dxa" w:w="3135"/>
-          </w:tcPr>
-          <w:p>
-            <w:r/>
-            <w:r>
-              <w:rPr>
-                <w:b w:val="0"/>
+            <w:shd w:val="clear" w:color="auto" w:fill="F0F4FA"/>
+          </w:tcPr>
+          <w:p>
+            <w:r>
+              <w:rPr>
+                <w:sz w:val="18"/>
               </w:rPr>
               <w:t>K/D (On Foot)</w:t>
             </w:r>
@@ -2442,12 +2736,12 @@
         <w:tc>
           <w:tcPr>
             <w:tcW w:type="dxa" w:w="3135"/>
-          </w:tcPr>
-          <w:p>
-            <w:r/>
-            <w:r>
-              <w:rPr>
-                <w:b w:val="0"/>
+            <w:shd w:val="clear" w:color="auto" w:fill="F0F4FA"/>
+          </w:tcPr>
+          <w:p>
+            <w:r>
+              <w:rPr>
+                <w:sz w:val="18"/>
               </w:rPr>
               <w:t>Ignored — recomputed from kills/deaths</w:t>
             </w:r>
@@ -2458,12 +2752,12 @@
         <w:tc>
           <w:tcPr>
             <w:tcW w:type="dxa" w:w="3135"/>
-          </w:tcPr>
-          <w:p>
-            <w:r/>
-            <w:r>
-              <w:rPr>
-                <w:b w:val="0"/>
+            <w:shd w:val="clear" w:color="auto" w:fill="FFFFFF"/>
+          </w:tcPr>
+          <w:p>
+            <w:r>
+              <w:rPr>
+                <w:sz w:val="18"/>
               </w:rPr>
               <w:t>10</w:t>
             </w:r>
@@ -2472,12 +2766,12 @@
         <w:tc>
           <w:tcPr>
             <w:tcW w:type="dxa" w:w="3135"/>
-          </w:tcPr>
-          <w:p>
-            <w:r/>
-            <w:r>
-              <w:rPr>
-                <w:b w:val="0"/>
+            <w:shd w:val="clear" w:color="auto" w:fill="FFFFFF"/>
+          </w:tcPr>
+          <w:p>
+            <w:r>
+              <w:rPr>
+                <w:sz w:val="18"/>
               </w:rPr>
               <w:t>Teamkills (On Foot)</w:t>
             </w:r>
@@ -2486,12 +2780,12 @@
         <w:tc>
           <w:tcPr>
             <w:tcW w:type="dxa" w:w="3135"/>
-          </w:tcPr>
-          <w:p>
-            <w:r/>
-            <w:r>
-              <w:rPr>
-                <w:b w:val="0"/>
+            <w:shd w:val="clear" w:color="auto" w:fill="FFFFFF"/>
+          </w:tcPr>
+          <w:p>
+            <w:r>
+              <w:rPr>
+                <w:sz w:val="18"/>
               </w:rPr>
               <w:t>Friendly fire kills (infantry)</w:t>
             </w:r>
@@ -2502,12 +2796,12 @@
         <w:tc>
           <w:tcPr>
             <w:tcW w:type="dxa" w:w="3135"/>
-          </w:tcPr>
-          <w:p>
-            <w:r/>
-            <w:r>
-              <w:rPr>
-                <w:b w:val="0"/>
+            <w:shd w:val="clear" w:color="auto" w:fill="F0F4FA"/>
+          </w:tcPr>
+          <w:p>
+            <w:r>
+              <w:rPr>
+                <w:sz w:val="18"/>
               </w:rPr>
               <w:t>11</w:t>
             </w:r>
@@ -2516,12 +2810,12 @@
         <w:tc>
           <w:tcPr>
             <w:tcW w:type="dxa" w:w="3135"/>
-          </w:tcPr>
-          <w:p>
-            <w:r/>
-            <w:r>
-              <w:rPr>
-                <w:b w:val="0"/>
+            <w:shd w:val="clear" w:color="auto" w:fill="F0F4FA"/>
+          </w:tcPr>
+          <w:p>
+            <w:r>
+              <w:rPr>
+                <w:sz w:val="18"/>
               </w:rPr>
               <w:t>Shots (On Foot)</w:t>
             </w:r>
@@ -2530,12 +2824,12 @@
         <w:tc>
           <w:tcPr>
             <w:tcW w:type="dxa" w:w="3135"/>
-          </w:tcPr>
-          <w:p>
-            <w:r/>
-            <w:r>
-              <w:rPr>
-                <w:b w:val="0"/>
+            <w:shd w:val="clear" w:color="auto" w:fill="F0F4FA"/>
+          </w:tcPr>
+          <w:p>
+            <w:r>
+              <w:rPr>
+                <w:sz w:val="18"/>
               </w:rPr>
               <w:t>Rounds fired on foot</w:t>
             </w:r>
@@ -2546,12 +2840,12 @@
         <w:tc>
           <w:tcPr>
             <w:tcW w:type="dxa" w:w="3135"/>
-          </w:tcPr>
-          <w:p>
-            <w:r/>
-            <w:r>
-              <w:rPr>
-                <w:b w:val="0"/>
+            <w:shd w:val="clear" w:color="auto" w:fill="FFFFFF"/>
+          </w:tcPr>
+          <w:p>
+            <w:r>
+              <w:rPr>
+                <w:sz w:val="18"/>
               </w:rPr>
               <w:t>12</w:t>
             </w:r>
@@ -2560,12 +2854,12 @@
         <w:tc>
           <w:tcPr>
             <w:tcW w:type="dxa" w:w="3135"/>
-          </w:tcPr>
-          <w:p>
-            <w:r/>
-            <w:r>
-              <w:rPr>
-                <w:b w:val="0"/>
+            <w:shd w:val="clear" w:color="auto" w:fill="FFFFFF"/>
+          </w:tcPr>
+          <w:p>
+            <w:r>
+              <w:rPr>
+                <w:sz w:val="18"/>
               </w:rPr>
               <w:t>Hits Taken (On Foot)</w:t>
             </w:r>
@@ -2574,12 +2868,12 @@
         <w:tc>
           <w:tcPr>
             <w:tcW w:type="dxa" w:w="3135"/>
-          </w:tcPr>
-          <w:p>
-            <w:r/>
-            <w:r>
-              <w:rPr>
-                <w:b w:val="0"/>
+            <w:shd w:val="clear" w:color="auto" w:fill="FFFFFF"/>
+          </w:tcPr>
+          <w:p>
+            <w:r>
+              <w:rPr>
+                <w:sz w:val="18"/>
               </w:rPr>
               <w:t>Times hit while on foot</w:t>
             </w:r>
@@ -2590,12 +2884,12 @@
         <w:tc>
           <w:tcPr>
             <w:tcW w:type="dxa" w:w="3135"/>
-          </w:tcPr>
-          <w:p>
-            <w:r/>
-            <w:r>
-              <w:rPr>
-                <w:b w:val="0"/>
+            <w:shd w:val="clear" w:color="auto" w:fill="F0F4FA"/>
+          </w:tcPr>
+          <w:p>
+            <w:r>
+              <w:rPr>
+                <w:sz w:val="18"/>
               </w:rPr>
               <w:t>13</w:t>
             </w:r>
@@ -2604,12 +2898,12 @@
         <w:tc>
           <w:tcPr>
             <w:tcW w:type="dxa" w:w="3135"/>
-          </w:tcPr>
-          <w:p>
-            <w:r/>
-            <w:r>
-              <w:rPr>
-                <w:b w:val="0"/>
+            <w:shd w:val="clear" w:color="auto" w:fill="F0F4FA"/>
+          </w:tcPr>
+          <w:p>
+            <w:r>
+              <w:rPr>
+                <w:sz w:val="18"/>
               </w:rPr>
               <w:t>Shots/Kill (On Foot)</w:t>
             </w:r>
@@ -2618,12 +2912,12 @@
         <w:tc>
           <w:tcPr>
             <w:tcW w:type="dxa" w:w="3135"/>
-          </w:tcPr>
-          <w:p>
-            <w:r/>
-            <w:r>
-              <w:rPr>
-                <w:b w:val="0"/>
+            <w:shd w:val="clear" w:color="auto" w:fill="F0F4FA"/>
+          </w:tcPr>
+          <w:p>
+            <w:r>
+              <w:rPr>
+                <w:sz w:val="18"/>
               </w:rPr>
               <w:t>Ignored — recomputed</w:t>
             </w:r>
@@ -2634,12 +2928,12 @@
         <w:tc>
           <w:tcPr>
             <w:tcW w:type="dxa" w:w="3135"/>
-          </w:tcPr>
-          <w:p>
-            <w:r/>
-            <w:r>
-              <w:rPr>
-                <w:b w:val="0"/>
+            <w:shd w:val="clear" w:color="auto" w:fill="FFFFFF"/>
+          </w:tcPr>
+          <w:p>
+            <w:r>
+              <w:rPr>
+                <w:sz w:val="18"/>
               </w:rPr>
               <w:t>14</w:t>
             </w:r>
@@ -2648,12 +2942,12 @@
         <w:tc>
           <w:tcPr>
             <w:tcW w:type="dxa" w:w="3135"/>
-          </w:tcPr>
-          <w:p>
-            <w:r/>
-            <w:r>
-              <w:rPr>
-                <w:b w:val="0"/>
+            <w:shd w:val="clear" w:color="auto" w:fill="FFFFFF"/>
+          </w:tcPr>
+          <w:p>
+            <w:r>
+              <w:rPr>
+                <w:sz w:val="18"/>
               </w:rPr>
               <w:t>Avg Kill Dist On Foot (m)</w:t>
             </w:r>
@@ -2662,12 +2956,12 @@
         <w:tc>
           <w:tcPr>
             <w:tcW w:type="dxa" w:w="3135"/>
-          </w:tcPr>
-          <w:p>
-            <w:r/>
-            <w:r>
-              <w:rPr>
-                <w:b w:val="0"/>
+            <w:shd w:val="clear" w:color="auto" w:fill="FFFFFF"/>
+          </w:tcPr>
+          <w:p>
+            <w:r>
+              <w:rPr>
+                <w:sz w:val="18"/>
               </w:rPr>
               <w:t>Average kill distance (on foot)</w:t>
             </w:r>
@@ -2678,12 +2972,12 @@
         <w:tc>
           <w:tcPr>
             <w:tcW w:type="dxa" w:w="3135"/>
-          </w:tcPr>
-          <w:p>
-            <w:r/>
-            <w:r>
-              <w:rPr>
-                <w:b w:val="0"/>
+            <w:shd w:val="clear" w:color="auto" w:fill="F0F4FA"/>
+          </w:tcPr>
+          <w:p>
+            <w:r>
+              <w:rPr>
+                <w:sz w:val="18"/>
               </w:rPr>
               <w:t>15</w:t>
             </w:r>
@@ -2692,12 +2986,12 @@
         <w:tc>
           <w:tcPr>
             <w:tcW w:type="dxa" w:w="3135"/>
-          </w:tcPr>
-          <w:p>
-            <w:r/>
-            <w:r>
-              <w:rPr>
-                <w:b w:val="0"/>
+            <w:shd w:val="clear" w:color="auto" w:fill="F0F4FA"/>
+          </w:tcPr>
+          <w:p>
+            <w:r>
+              <w:rPr>
+                <w:sz w:val="18"/>
               </w:rPr>
               <w:t>Longest Kill On Foot (m)</w:t>
             </w:r>
@@ -2706,12 +3000,12 @@
         <w:tc>
           <w:tcPr>
             <w:tcW w:type="dxa" w:w="3135"/>
-          </w:tcPr>
-          <w:p>
-            <w:r/>
-            <w:r>
-              <w:rPr>
-                <w:b w:val="0"/>
+            <w:shd w:val="clear" w:color="auto" w:fill="F0F4FA"/>
+          </w:tcPr>
+          <w:p>
+            <w:r>
+              <w:rPr>
+                <w:sz w:val="18"/>
               </w:rPr>
               <w:t>Longest single kill distance (on foot)</w:t>
             </w:r>
@@ -2722,12 +3016,12 @@
         <w:tc>
           <w:tcPr>
             <w:tcW w:type="dxa" w:w="3135"/>
-          </w:tcPr>
-          <w:p>
-            <w:r/>
-            <w:r>
-              <w:rPr>
-                <w:b w:val="0"/>
+            <w:shd w:val="clear" w:color="auto" w:fill="FFFFFF"/>
+          </w:tcPr>
+          <w:p>
+            <w:r>
+              <w:rPr>
+                <w:sz w:val="18"/>
               </w:rPr>
               <w:t>16</w:t>
             </w:r>
@@ -2736,12 +3030,12 @@
         <w:tc>
           <w:tcPr>
             <w:tcW w:type="dxa" w:w="3135"/>
-          </w:tcPr>
-          <w:p>
-            <w:r/>
-            <w:r>
-              <w:rPr>
-                <w:b w:val="0"/>
+            <w:shd w:val="clear" w:color="auto" w:fill="FFFFFF"/>
+          </w:tcPr>
+          <w:p>
+            <w:r>
+              <w:rPr>
+                <w:sz w:val="18"/>
               </w:rPr>
               <w:t>Kills (In Vehicle)</w:t>
             </w:r>
@@ -2750,14 +3044,14 @@
         <w:tc>
           <w:tcPr>
             <w:tcW w:type="dxa" w:w="3135"/>
-          </w:tcPr>
-          <w:p>
-            <w:r/>
-            <w:r>
-              <w:rPr>
-                <w:b w:val="0"/>
-              </w:rPr>
-              <w:t>Kills scored while in a vehicle</w:t>
+            <w:shd w:val="clear" w:color="auto" w:fill="FFFFFF"/>
+          </w:tcPr>
+          <w:p>
+            <w:r>
+              <w:rPr>
+                <w:sz w:val="18"/>
+              </w:rPr>
+              <w:t>Vehicle kills</w:t>
             </w:r>
           </w:p>
         </w:tc>
@@ -2766,12 +3060,12 @@
         <w:tc>
           <w:tcPr>
             <w:tcW w:type="dxa" w:w="3135"/>
-          </w:tcPr>
-          <w:p>
-            <w:r/>
-            <w:r>
-              <w:rPr>
-                <w:b w:val="0"/>
+            <w:shd w:val="clear" w:color="auto" w:fill="F0F4FA"/>
+          </w:tcPr>
+          <w:p>
+            <w:r>
+              <w:rPr>
+                <w:sz w:val="18"/>
               </w:rPr>
               <w:t>17</w:t>
             </w:r>
@@ -2780,12 +3074,12 @@
         <w:tc>
           <w:tcPr>
             <w:tcW w:type="dxa" w:w="3135"/>
-          </w:tcPr>
-          <w:p>
-            <w:r/>
-            <w:r>
-              <w:rPr>
-                <w:b w:val="0"/>
+            <w:shd w:val="clear" w:color="auto" w:fill="F0F4FA"/>
+          </w:tcPr>
+          <w:p>
+            <w:r>
+              <w:rPr>
+                <w:sz w:val="18"/>
               </w:rPr>
               <w:t>Deaths (In Vehicle)</w:t>
             </w:r>
@@ -2794,12 +3088,12 @@
         <w:tc>
           <w:tcPr>
             <w:tcW w:type="dxa" w:w="3135"/>
-          </w:tcPr>
-          <w:p>
-            <w:r/>
-            <w:r>
-              <w:rPr>
-                <w:b w:val="0"/>
+            <w:shd w:val="clear" w:color="auto" w:fill="F0F4FA"/>
+          </w:tcPr>
+          <w:p>
+            <w:r>
+              <w:rPr>
+                <w:sz w:val="18"/>
               </w:rPr>
               <w:t>Deaths while in vehicle</w:t>
             </w:r>
@@ -2810,12 +3104,12 @@
         <w:tc>
           <w:tcPr>
             <w:tcW w:type="dxa" w:w="3135"/>
-          </w:tcPr>
-          <w:p>
-            <w:r/>
-            <w:r>
-              <w:rPr>
-                <w:b w:val="0"/>
+            <w:shd w:val="clear" w:color="auto" w:fill="FFFFFF"/>
+          </w:tcPr>
+          <w:p>
+            <w:r>
+              <w:rPr>
+                <w:sz w:val="18"/>
               </w:rPr>
               <w:t>18</w:t>
             </w:r>
@@ -2824,12 +3118,12 @@
         <w:tc>
           <w:tcPr>
             <w:tcW w:type="dxa" w:w="3135"/>
-          </w:tcPr>
-          <w:p>
-            <w:r/>
-            <w:r>
-              <w:rPr>
-                <w:b w:val="0"/>
+            <w:shd w:val="clear" w:color="auto" w:fill="FFFFFF"/>
+          </w:tcPr>
+          <w:p>
+            <w:r>
+              <w:rPr>
+                <w:sz w:val="18"/>
               </w:rPr>
               <w:t>K/D (In Vehicle)</w:t>
             </w:r>
@@ -2838,12 +3132,12 @@
         <w:tc>
           <w:tcPr>
             <w:tcW w:type="dxa" w:w="3135"/>
-          </w:tcPr>
-          <w:p>
-            <w:r/>
-            <w:r>
-              <w:rPr>
-                <w:b w:val="0"/>
+            <w:shd w:val="clear" w:color="auto" w:fill="FFFFFF"/>
+          </w:tcPr>
+          <w:p>
+            <w:r>
+              <w:rPr>
+                <w:sz w:val="18"/>
               </w:rPr>
               <w:t>Ignored — recomputed</w:t>
             </w:r>
@@ -2854,12 +3148,12 @@
         <w:tc>
           <w:tcPr>
             <w:tcW w:type="dxa" w:w="3135"/>
-          </w:tcPr>
-          <w:p>
-            <w:r/>
-            <w:r>
-              <w:rPr>
-                <w:b w:val="0"/>
+            <w:shd w:val="clear" w:color="auto" w:fill="F0F4FA"/>
+          </w:tcPr>
+          <w:p>
+            <w:r>
+              <w:rPr>
+                <w:sz w:val="18"/>
               </w:rPr>
               <w:t>19</w:t>
             </w:r>
@@ -2868,12 +3162,12 @@
         <w:tc>
           <w:tcPr>
             <w:tcW w:type="dxa" w:w="3135"/>
-          </w:tcPr>
-          <w:p>
-            <w:r/>
-            <w:r>
-              <w:rPr>
-                <w:b w:val="0"/>
+            <w:shd w:val="clear" w:color="auto" w:fill="F0F4FA"/>
+          </w:tcPr>
+          <w:p>
+            <w:r>
+              <w:rPr>
+                <w:sz w:val="18"/>
               </w:rPr>
               <w:t>Teamkills (In Vehicle)</w:t>
             </w:r>
@@ -2882,12 +3176,12 @@
         <w:tc>
           <w:tcPr>
             <w:tcW w:type="dxa" w:w="3135"/>
-          </w:tcPr>
-          <w:p>
-            <w:r/>
-            <w:r>
-              <w:rPr>
-                <w:b w:val="0"/>
+            <w:shd w:val="clear" w:color="auto" w:fill="F0F4FA"/>
+          </w:tcPr>
+          <w:p>
+            <w:r>
+              <w:rPr>
+                <w:sz w:val="18"/>
               </w:rPr>
               <w:t>Friendly fire from vehicle</w:t>
             </w:r>
@@ -2898,12 +3192,12 @@
         <w:tc>
           <w:tcPr>
             <w:tcW w:type="dxa" w:w="3135"/>
-          </w:tcPr>
-          <w:p>
-            <w:r/>
-            <w:r>
-              <w:rPr>
-                <w:b w:val="0"/>
+            <w:shd w:val="clear" w:color="auto" w:fill="FFFFFF"/>
+          </w:tcPr>
+          <w:p>
+            <w:r>
+              <w:rPr>
+                <w:sz w:val="18"/>
               </w:rPr>
               <w:t>20</w:t>
             </w:r>
@@ -2912,12 +3206,12 @@
         <w:tc>
           <w:tcPr>
             <w:tcW w:type="dxa" w:w="3135"/>
-          </w:tcPr>
-          <w:p>
-            <w:r/>
-            <w:r>
-              <w:rPr>
-                <w:b w:val="0"/>
+            <w:shd w:val="clear" w:color="auto" w:fill="FFFFFF"/>
+          </w:tcPr>
+          <w:p>
+            <w:r>
+              <w:rPr>
+                <w:sz w:val="18"/>
               </w:rPr>
               <w:t>Vehicle Kills (On Foot)</w:t>
             </w:r>
@@ -2926,12 +3220,12 @@
         <w:tc>
           <w:tcPr>
             <w:tcW w:type="dxa" w:w="3135"/>
-          </w:tcPr>
-          <w:p>
-            <w:r/>
-            <w:r>
-              <w:rPr>
-                <w:b w:val="0"/>
+            <w:shd w:val="clear" w:color="auto" w:fill="FFFFFF"/>
+          </w:tcPr>
+          <w:p>
+            <w:r>
+              <w:rPr>
+                <w:sz w:val="18"/>
               </w:rPr>
               <w:t>Vehicles destroyed while on foot</w:t>
             </w:r>
@@ -2942,12 +3236,12 @@
         <w:tc>
           <w:tcPr>
             <w:tcW w:type="dxa" w:w="3135"/>
-          </w:tcPr>
-          <w:p>
-            <w:r/>
-            <w:r>
-              <w:rPr>
-                <w:b w:val="0"/>
+            <w:shd w:val="clear" w:color="auto" w:fill="F0F4FA"/>
+          </w:tcPr>
+          <w:p>
+            <w:r>
+              <w:rPr>
+                <w:sz w:val="18"/>
               </w:rPr>
               <w:t>21</w:t>
             </w:r>
@@ -2956,12 +3250,12 @@
         <w:tc>
           <w:tcPr>
             <w:tcW w:type="dxa" w:w="3135"/>
-          </w:tcPr>
-          <w:p>
-            <w:r/>
-            <w:r>
-              <w:rPr>
-                <w:b w:val="0"/>
+            <w:shd w:val="clear" w:color="auto" w:fill="F0F4FA"/>
+          </w:tcPr>
+          <w:p>
+            <w:r>
+              <w:rPr>
+                <w:sz w:val="18"/>
               </w:rPr>
               <w:t>Vehicle Kills (In Vehicle)</w:t>
             </w:r>
@@ -2970,14 +3264,14 @@
         <w:tc>
           <w:tcPr>
             <w:tcW w:type="dxa" w:w="3135"/>
-          </w:tcPr>
-          <w:p>
-            <w:r/>
-            <w:r>
-              <w:rPr>
-                <w:b w:val="0"/>
-              </w:rPr>
-              <w:t>Vehicles destroyed while in vehicle</w:t>
+            <w:shd w:val="clear" w:color="auto" w:fill="F0F4FA"/>
+          </w:tcPr>
+          <w:p>
+            <w:r>
+              <w:rPr>
+                <w:sz w:val="18"/>
+              </w:rPr>
+              <w:t>Vehicles destroyed while mounted</w:t>
             </w:r>
           </w:p>
         </w:tc>
@@ -2986,12 +3280,12 @@
         <w:tc>
           <w:tcPr>
             <w:tcW w:type="dxa" w:w="3135"/>
-          </w:tcPr>
-          <w:p>
-            <w:r/>
-            <w:r>
-              <w:rPr>
-                <w:b w:val="0"/>
+            <w:shd w:val="clear" w:color="auto" w:fill="FFFFFF"/>
+          </w:tcPr>
+          <w:p>
+            <w:r>
+              <w:rPr>
+                <w:sz w:val="18"/>
               </w:rPr>
               <w:t>22</w:t>
             </w:r>
@@ -3000,12 +3294,12 @@
         <w:tc>
           <w:tcPr>
             <w:tcW w:type="dxa" w:w="3135"/>
-          </w:tcPr>
-          <w:p>
-            <w:r/>
-            <w:r>
-              <w:rPr>
-                <w:b w:val="0"/>
+            <w:shd w:val="clear" w:color="auto" w:fill="FFFFFF"/>
+          </w:tcPr>
+          <w:p>
+            <w:r>
+              <w:rPr>
+                <w:sz w:val="18"/>
               </w:rPr>
               <w:t>Shots (In Vehicle)</w:t>
             </w:r>
@@ -3014,12 +3308,12 @@
         <w:tc>
           <w:tcPr>
             <w:tcW w:type="dxa" w:w="3135"/>
-          </w:tcPr>
-          <w:p>
-            <w:r/>
-            <w:r>
-              <w:rPr>
-                <w:b w:val="0"/>
+            <w:shd w:val="clear" w:color="auto" w:fill="FFFFFF"/>
+          </w:tcPr>
+          <w:p>
+            <w:r>
+              <w:rPr>
+                <w:sz w:val="18"/>
               </w:rPr>
               <w:t>Rounds fired from vehicle</w:t>
             </w:r>
@@ -3030,12 +3324,12 @@
         <w:tc>
           <w:tcPr>
             <w:tcW w:type="dxa" w:w="3135"/>
-          </w:tcPr>
-          <w:p>
-            <w:r/>
-            <w:r>
-              <w:rPr>
-                <w:b w:val="0"/>
+            <w:shd w:val="clear" w:color="auto" w:fill="F0F4FA"/>
+          </w:tcPr>
+          <w:p>
+            <w:r>
+              <w:rPr>
+                <w:sz w:val="18"/>
               </w:rPr>
               <w:t>23</w:t>
             </w:r>
@@ -3044,12 +3338,12 @@
         <w:tc>
           <w:tcPr>
             <w:tcW w:type="dxa" w:w="3135"/>
-          </w:tcPr>
-          <w:p>
-            <w:r/>
-            <w:r>
-              <w:rPr>
-                <w:b w:val="0"/>
+            <w:shd w:val="clear" w:color="auto" w:fill="F0F4FA"/>
+          </w:tcPr>
+          <w:p>
+            <w:r>
+              <w:rPr>
+                <w:sz w:val="18"/>
               </w:rPr>
               <w:t>Hits Taken (In Vehicle)</w:t>
             </w:r>
@@ -3058,12 +3352,12 @@
         <w:tc>
           <w:tcPr>
             <w:tcW w:type="dxa" w:w="3135"/>
-          </w:tcPr>
-          <w:p>
-            <w:r/>
-            <w:r>
-              <w:rPr>
-                <w:b w:val="0"/>
+            <w:shd w:val="clear" w:color="auto" w:fill="F0F4FA"/>
+          </w:tcPr>
+          <w:p>
+            <w:r>
+              <w:rPr>
+                <w:sz w:val="18"/>
               </w:rPr>
               <w:t>Times vehicle was hit</w:t>
             </w:r>
@@ -3074,12 +3368,12 @@
         <w:tc>
           <w:tcPr>
             <w:tcW w:type="dxa" w:w="3135"/>
-          </w:tcPr>
-          <w:p>
-            <w:r/>
-            <w:r>
-              <w:rPr>
-                <w:b w:val="0"/>
+            <w:shd w:val="clear" w:color="auto" w:fill="FFFFFF"/>
+          </w:tcPr>
+          <w:p>
+            <w:r>
+              <w:rPr>
+                <w:sz w:val="18"/>
               </w:rPr>
               <w:t>24</w:t>
             </w:r>
@@ -3088,12 +3382,12 @@
         <w:tc>
           <w:tcPr>
             <w:tcW w:type="dxa" w:w="3135"/>
-          </w:tcPr>
-          <w:p>
-            <w:r/>
-            <w:r>
-              <w:rPr>
-                <w:b w:val="0"/>
+            <w:shd w:val="clear" w:color="auto" w:fill="FFFFFF"/>
+          </w:tcPr>
+          <w:p>
+            <w:r>
+              <w:rPr>
+                <w:sz w:val="18"/>
               </w:rPr>
               <w:t>Shots/Kill (In Vehicle)</w:t>
             </w:r>
@@ -3102,12 +3396,12 @@
         <w:tc>
           <w:tcPr>
             <w:tcW w:type="dxa" w:w="3135"/>
-          </w:tcPr>
-          <w:p>
-            <w:r/>
-            <w:r>
-              <w:rPr>
-                <w:b w:val="0"/>
+            <w:shd w:val="clear" w:color="auto" w:fill="FFFFFF"/>
+          </w:tcPr>
+          <w:p>
+            <w:r>
+              <w:rPr>
+                <w:sz w:val="18"/>
               </w:rPr>
               <w:t>Ignored — recomputed</w:t>
             </w:r>
@@ -3118,12 +3412,12 @@
         <w:tc>
           <w:tcPr>
             <w:tcW w:type="dxa" w:w="3135"/>
-          </w:tcPr>
-          <w:p>
-            <w:r/>
-            <w:r>
-              <w:rPr>
-                <w:b w:val="0"/>
+            <w:shd w:val="clear" w:color="auto" w:fill="F0F4FA"/>
+          </w:tcPr>
+          <w:p>
+            <w:r>
+              <w:rPr>
+                <w:sz w:val="18"/>
               </w:rPr>
               <w:t>25</w:t>
             </w:r>
@@ -3132,12 +3426,12 @@
         <w:tc>
           <w:tcPr>
             <w:tcW w:type="dxa" w:w="3135"/>
-          </w:tcPr>
-          <w:p>
-            <w:r/>
-            <w:r>
-              <w:rPr>
-                <w:b w:val="0"/>
+            <w:shd w:val="clear" w:color="auto" w:fill="F0F4FA"/>
+          </w:tcPr>
+          <w:p>
+            <w:r>
+              <w:rPr>
+                <w:sz w:val="18"/>
               </w:rPr>
               <w:t>Avg Kill Dist In Vehicle (m)</w:t>
             </w:r>
@@ -3146,12 +3440,12 @@
         <w:tc>
           <w:tcPr>
             <w:tcW w:type="dxa" w:w="3135"/>
-          </w:tcPr>
-          <w:p>
-            <w:r/>
-            <w:r>
-              <w:rPr>
-                <w:b w:val="0"/>
+            <w:shd w:val="clear" w:color="auto" w:fill="F0F4FA"/>
+          </w:tcPr>
+          <w:p>
+            <w:r>
+              <w:rPr>
+                <w:sz w:val="18"/>
               </w:rPr>
               <w:t>Average kill distance (vehicle)</w:t>
             </w:r>
@@ -3162,12 +3456,12 @@
         <w:tc>
           <w:tcPr>
             <w:tcW w:type="dxa" w:w="3135"/>
-          </w:tcPr>
-          <w:p>
-            <w:r/>
-            <w:r>
-              <w:rPr>
-                <w:b w:val="0"/>
+            <w:shd w:val="clear" w:color="auto" w:fill="FFFFFF"/>
+          </w:tcPr>
+          <w:p>
+            <w:r>
+              <w:rPr>
+                <w:sz w:val="18"/>
               </w:rPr>
               <w:t>26</w:t>
             </w:r>
@@ -3176,12 +3470,12 @@
         <w:tc>
           <w:tcPr>
             <w:tcW w:type="dxa" w:w="3135"/>
-          </w:tcPr>
-          <w:p>
-            <w:r/>
-            <w:r>
-              <w:rPr>
-                <w:b w:val="0"/>
+            <w:shd w:val="clear" w:color="auto" w:fill="FFFFFF"/>
+          </w:tcPr>
+          <w:p>
+            <w:r>
+              <w:rPr>
+                <w:sz w:val="18"/>
               </w:rPr>
               <w:t>Longest Kill In Vehicle (m)</w:t>
             </w:r>
@@ -3190,12 +3484,12 @@
         <w:tc>
           <w:tcPr>
             <w:tcW w:type="dxa" w:w="3135"/>
-          </w:tcPr>
-          <w:p>
-            <w:r/>
-            <w:r>
-              <w:rPr>
-                <w:b w:val="0"/>
+            <w:shd w:val="clear" w:color="auto" w:fill="FFFFFF"/>
+          </w:tcPr>
+          <w:p>
+            <w:r>
+              <w:rPr>
+                <w:sz w:val="18"/>
               </w:rPr>
               <w:t>Longest single kill distance (vehicle)</w:t>
             </w:r>
@@ -3206,12 +3500,12 @@
         <w:tc>
           <w:tcPr>
             <w:tcW w:type="dxa" w:w="3135"/>
-          </w:tcPr>
-          <w:p>
-            <w:r/>
-            <w:r>
-              <w:rPr>
-                <w:b w:val="0"/>
+            <w:shd w:val="clear" w:color="auto" w:fill="F0F4FA"/>
+          </w:tcPr>
+          <w:p>
+            <w:r>
+              <w:rPr>
+                <w:sz w:val="18"/>
               </w:rPr>
               <w:t>27</w:t>
             </w:r>
@@ -3220,12 +3514,12 @@
         <w:tc>
           <w:tcPr>
             <w:tcW w:type="dxa" w:w="3135"/>
-          </w:tcPr>
-          <w:p>
-            <w:r/>
-            <w:r>
-              <w:rPr>
-                <w:b w:val="0"/>
+            <w:shd w:val="clear" w:color="auto" w:fill="F0F4FA"/>
+          </w:tcPr>
+          <w:p>
+            <w:r>
+              <w:rPr>
+                <w:sz w:val="18"/>
               </w:rPr>
               <w:t>Top Weapon</w:t>
             </w:r>
@@ -3234,14 +3528,14 @@
         <w:tc>
           <w:tcPr>
             <w:tcW w:type="dxa" w:w="3135"/>
-          </w:tcPr>
-          <w:p>
-            <w:r/>
-            <w:r>
-              <w:rPr>
-                <w:b w:val="0"/>
-              </w:rPr>
-              <w:t>Weapon with the most on-foot kills for this player in this mission</w:t>
+            <w:shd w:val="clear" w:color="auto" w:fill="F0F4FA"/>
+          </w:tcPr>
+          <w:p>
+            <w:r>
+              <w:rPr>
+                <w:sz w:val="18"/>
+              </w:rPr>
+              <w:t>Weapon used for the longest kill; shown on award cards</w:t>
             </w:r>
           </w:p>
         </w:tc>
@@ -3250,12 +3544,12 @@
         <w:tc>
           <w:tcPr>
             <w:tcW w:type="dxa" w:w="3135"/>
-          </w:tcPr>
-          <w:p>
-            <w:r/>
-            <w:r>
-              <w:rPr>
-                <w:b w:val="0"/>
+            <w:shd w:val="clear" w:color="auto" w:fill="FFFFFF"/>
+          </w:tcPr>
+          <w:p>
+            <w:r>
+              <w:rPr>
+                <w:sz w:val="18"/>
               </w:rPr>
               <w:t>28</w:t>
             </w:r>
@@ -3264,12 +3558,12 @@
         <w:tc>
           <w:tcPr>
             <w:tcW w:type="dxa" w:w="3135"/>
-          </w:tcPr>
-          <w:p>
-            <w:r/>
-            <w:r>
-              <w:rPr>
-                <w:b w:val="0"/>
+            <w:shd w:val="clear" w:color="auto" w:fill="FFFFFF"/>
+          </w:tcPr>
+          <w:p>
+            <w:r>
+              <w:rPr>
+                <w:sz w:val="18"/>
               </w:rPr>
               <w:t>Weapon Kills (JSON)</w:t>
             </w:r>
@@ -3278,14 +3572,14 @@
         <w:tc>
           <w:tcPr>
             <w:tcW w:type="dxa" w:w="3135"/>
-          </w:tcPr>
-          <w:p>
-            <w:r/>
-            <w:r>
-              <w:rPr>
-                <w:b w:val="0"/>
-              </w:rPr>
-              <w:t>JSON object: {"WeaponName": killCount, ...}</w:t>
+            <w:shd w:val="clear" w:color="auto" w:fill="FFFFFF"/>
+          </w:tcPr>
+          <w:p>
+            <w:r>
+              <w:rPr>
+                <w:sz w:val="18"/>
+              </w:rPr>
+              <w:t>JSON object: {"WeaponName [MagType]": killCount, ...}; quotes preserved during parse</w:t>
             </w:r>
           </w:p>
         </w:tc>
@@ -3294,12 +3588,12 @@
         <w:tc>
           <w:tcPr>
             <w:tcW w:type="dxa" w:w="3135"/>
-          </w:tcPr>
-          <w:p>
-            <w:r/>
-            <w:r>
-              <w:rPr>
-                <w:b w:val="0"/>
+            <w:shd w:val="clear" w:color="auto" w:fill="F0F4FA"/>
+          </w:tcPr>
+          <w:p>
+            <w:r>
+              <w:rPr>
+                <w:sz w:val="18"/>
               </w:rPr>
               <w:t>29</w:t>
             </w:r>
@@ -3308,12 +3602,12 @@
         <w:tc>
           <w:tcPr>
             <w:tcW w:type="dxa" w:w="3135"/>
-          </w:tcPr>
-          <w:p>
-            <w:r/>
-            <w:r>
-              <w:rPr>
-                <w:b w:val="0"/>
+            <w:shd w:val="clear" w:color="auto" w:fill="F0F4FA"/>
+          </w:tcPr>
+          <w:p>
+            <w:r>
+              <w:rPr>
+                <w:sz w:val="18"/>
               </w:rPr>
               <w:t>Suicides</w:t>
             </w:r>
@@ -3322,14 +3616,14 @@
         <w:tc>
           <w:tcPr>
             <w:tcW w:type="dxa" w:w="3135"/>
-          </w:tcPr>
-          <w:p>
-            <w:r/>
-            <w:r>
-              <w:rPr>
-                <w:b w:val="0"/>
-              </w:rPr>
-              <w:t>Self-kills recorded by OCAP</w:t>
+            <w:shd w:val="clear" w:color="auto" w:fill="F0F4FA"/>
+          </w:tcPr>
+          <w:p>
+            <w:r>
+              <w:rPr>
+                <w:sz w:val="18"/>
+              </w:rPr>
+              <w:t>Self-inflicted deaths</w:t>
             </w:r>
           </w:p>
         </w:tc>
@@ -3338,12 +3632,12 @@
         <w:tc>
           <w:tcPr>
             <w:tcW w:type="dxa" w:w="3135"/>
-          </w:tcPr>
-          <w:p>
-            <w:r/>
-            <w:r>
-              <w:rPr>
-                <w:b w:val="0"/>
+            <w:shd w:val="clear" w:color="auto" w:fill="FFFFFF"/>
+          </w:tcPr>
+          <w:p>
+            <w:r>
+              <w:rPr>
+                <w:sz w:val="18"/>
               </w:rPr>
               <w:t>30</w:t>
             </w:r>
@@ -3352,12 +3646,12 @@
         <w:tc>
           <w:tcPr>
             <w:tcW w:type="dxa" w:w="3135"/>
-          </w:tcPr>
-          <w:p>
-            <w:r/>
-            <w:r>
-              <w:rPr>
-                <w:b w:val="0"/>
+            <w:shd w:val="clear" w:color="auto" w:fill="FFFFFF"/>
+          </w:tcPr>
+          <w:p>
+            <w:r>
+              <w:rPr>
+                <w:sz w:val="18"/>
               </w:rPr>
               <w:t>Time Played (s)</w:t>
             </w:r>
@@ -3366,14 +3660,58 @@
         <w:tc>
           <w:tcPr>
             <w:tcW w:type="dxa" w:w="3135"/>
-          </w:tcPr>
-          <w:p>
-            <w:r/>
-            <w:r>
-              <w:rPr>
-                <w:b w:val="0"/>
-              </w:rPr>
-              <w:t>Seconds the player was present in the mission (position frames × captureDelay)</w:t>
+            <w:shd w:val="clear" w:color="auto" w:fill="FFFFFF"/>
+          </w:tcPr>
+          <w:p>
+            <w:r>
+              <w:rPr>
+                <w:sz w:val="18"/>
+              </w:rPr>
+              <w:t>Seconds present in the mission</w:t>
+            </w:r>
+          </w:p>
+        </w:tc>
+      </w:tr>
+      <w:tr>
+        <w:tc>
+          <w:tcPr>
+            <w:tcW w:type="dxa" w:w="3135"/>
+            <w:shd w:val="clear" w:color="auto" w:fill="F0F4FA"/>
+          </w:tcPr>
+          <w:p>
+            <w:r>
+              <w:rPr>
+                <w:sz w:val="18"/>
+              </w:rPr>
+              <w:t>31</w:t>
+            </w:r>
+          </w:p>
+        </w:tc>
+        <w:tc>
+          <w:tcPr>
+            <w:tcW w:type="dxa" w:w="3135"/>
+            <w:shd w:val="clear" w:color="auto" w:fill="F0F4FA"/>
+          </w:tcPr>
+          <w:p>
+            <w:r>
+              <w:rPr>
+                <w:sz w:val="18"/>
+              </w:rPr>
+              <w:t>Distance Run (km)</w:t>
+            </w:r>
+          </w:p>
+        </w:tc>
+        <w:tc>
+          <w:tcPr>
+            <w:tcW w:type="dxa" w:w="3135"/>
+            <w:shd w:val="clear" w:color="auto" w:fill="F0F4FA"/>
+          </w:tcPr>
+          <w:p>
+            <w:r>
+              <w:rPr>
+                <w:sz w:val="18"/>
+              </w:rPr>
+              <w:t>Total distance run from OCAP movement data; teleport steps (&gt;100 m) excluded</w:t>
             </w:r>
           </w:p>
         </w:tc>
@@ -3824,6 +4162,38 @@
           <w:color w:val="222222"/>
           <w:sz w:val="18"/>
         </w:rPr>
+        <w:t xml:space="preserve">  distanceRun:   number,       // km</w:t>
+      </w:r>
+    </w:p>
+    <w:p>
+      <w:pPr>
+        <w:pStyle w:val="NoSpacing"/>
+        <w:spacing w:before="40" w:after="40"/>
+        <w:ind w:left="576"/>
+        <w:shd w:val="clear" w:color="auto" w:fill="F3F3F3"/>
+      </w:pPr>
+      <w:r>
+        <w:rPr>
+          <w:rFonts w:ascii="Courier New" w:hAnsi="Courier New"/>
+          <w:color w:val="222222"/>
+          <w:sz w:val="18"/>
+        </w:rPr>
+        <w:t xml:space="preserve">  timePlayed:    number,       // seconds</w:t>
+      </w:r>
+    </w:p>
+    <w:p>
+      <w:pPr>
+        <w:pStyle w:val="NoSpacing"/>
+        <w:spacing w:before="40" w:after="40"/>
+        <w:ind w:left="576"/>
+        <w:shd w:val="clear" w:color="auto" w:fill="F3F3F3"/>
+      </w:pPr>
+      <w:r>
+        <w:rPr>
+          <w:rFonts w:ascii="Courier New" w:hAnsi="Courier New"/>
+          <w:color w:val="222222"/>
+          <w:sz w:val="18"/>
+        </w:rPr>
         <w:t xml:space="preserve">  maxLongestFoot: number,      // metres</w:t>
       </w:r>
     </w:p>
@@ -4243,13 +4613,17 @@
     <w:p>
       <w:pPr>
         <w:pStyle w:val="NoSpacing"/>
+        <w:spacing w:before="40" w:after="40"/>
+        <w:ind w:left="576"/>
+        <w:shd w:val="clear" w:color="auto" w:fill="F3F3F3"/>
       </w:pPr>
       <w:r>
         <w:rPr>
           <w:rFonts w:ascii="Courier New" w:hAnsi="Courier New"/>
+          <w:color w:val="222222"/>
           <w:sz w:val="18"/>
         </w:rPr>
-        <w:t xml:space="preserve">  timePlayed:     number,       // seconds present in mission (sum across missions in career view)</w:t>
+        <w:t xml:space="preserve">  unit:               string | null,  // "2nd USC" | "CNTO" | "PXG" | "TFP" | null</w:t>
       </w:r>
     </w:p>
     <w:p>
@@ -6103,366 +6477,6 @@
           </w:p>
         </w:tc>
       </w:tr>
-      <w:tr>
-        <w:tc>
-          <w:tcPr>
-            <w:tcW w:type="dxa" w:w="1881"/>
-          </w:tcPr>
-          <w:p>
-            <w:r/>
-            <w:r>
-              <w:rPr>
-                <w:b w:val="0"/>
-              </w:rPr>
-              <w:t>Best K/D Ratio</w:t>
-            </w:r>
-          </w:p>
-        </w:tc>
-        <w:tc>
-          <w:tcPr>
-            <w:tcW w:type="dxa" w:w="1881"/>
-          </w:tcPr>
-          <w:p>
-            <w:r/>
-            <w:r>
-              <w:rPr>
-                <w:b w:val="0"/>
-              </w:rPr>
-              <w:t>🏆</w:t>
-            </w:r>
-          </w:p>
-        </w:tc>
-        <w:tc>
-          <w:tcPr>
-            <w:tcW w:type="dxa" w:w="1881"/>
-          </w:tcPr>
-          <w:p>
-            <w:r/>
-            <w:r>
-              <w:rPr>
-                <w:b w:val="0"/>
-              </w:rPr>
-              <w:t>Highest kdFoot</w:t>
-            </w:r>
-          </w:p>
-        </w:tc>
-        <w:tc>
-          <w:tcPr>
-            <w:tcW w:type="dxa" w:w="1881"/>
-          </w:tcPr>
-          <w:p>
-            <w:r/>
-            <w:r>
-              <w:rPr>
-                <w:b w:val="0"/>
-              </w:rPr>
-              <w:t>Min 3 kills on foot</w:t>
-            </w:r>
-          </w:p>
-        </w:tc>
-        <w:tc>
-          <w:tcPr>
-            <w:tcW w:type="dxa" w:w="1881"/>
-          </w:tcPr>
-          <w:p>
-            <w:r/>
-            <w:r>
-              <w:rPr>
-                <w:b w:val="0"/>
-              </w:rPr>
-              <w:t>Name · K/D · kills/deaths</w:t>
-            </w:r>
-          </w:p>
-        </w:tc>
-      </w:tr>
-      <w:tr>
-        <w:tc>
-          <w:tcPr>
-            <w:tcW w:type="dxa" w:w="1881"/>
-          </w:tcPr>
-          <w:p>
-            <w:r/>
-            <w:r>
-              <w:rPr>
-                <w:b w:val="0"/>
-              </w:rPr>
-              <w:t>Always On Duty</w:t>
-            </w:r>
-          </w:p>
-        </w:tc>
-        <w:tc>
-          <w:tcPr>
-            <w:tcW w:type="dxa" w:w="1881"/>
-          </w:tcPr>
-          <w:p>
-            <w:r/>
-            <w:r>
-              <w:rPr>
-                <w:b w:val="0"/>
-              </w:rPr>
-              <w:t>⏱️</w:t>
-            </w:r>
-          </w:p>
-        </w:tc>
-        <w:tc>
-          <w:tcPr>
-            <w:tcW w:type="dxa" w:w="1881"/>
-          </w:tcPr>
-          <w:p>
-            <w:r/>
-            <w:r>
-              <w:rPr>
-                <w:b w:val="0"/>
-              </w:rPr>
-              <w:t>Highest total timePlayed</w:t>
-            </w:r>
-          </w:p>
-        </w:tc>
-        <w:tc>
-          <w:tcPr>
-            <w:tcW w:type="dxa" w:w="1881"/>
-          </w:tcPr>
-          <w:p>
-            <w:r/>
-            <w:r>
-              <w:rPr>
-                <w:b w:val="0"/>
-              </w:rPr>
-              <w:t>timePlayed &gt; 0</w:t>
-            </w:r>
-          </w:p>
-        </w:tc>
-        <w:tc>
-          <w:tcPr>
-            <w:tcW w:type="dxa" w:w="1881"/>
-          </w:tcPr>
-          <w:p>
-            <w:r/>
-            <w:r>
-              <w:rPr>
-                <w:b w:val="0"/>
-              </w:rPr>
-              <w:t>Name · total hours played · mission count</w:t>
-            </w:r>
-          </w:p>
-        </w:tc>
-      </w:tr>
-      <w:tr>
-        <w:tc>
-          <w:tcPr>
-            <w:tcW w:type="dxa" w:w="1881"/>
-          </w:tcPr>
-          <w:p>
-            <w:r/>
-            <w:r>
-              <w:rPr>
-                <w:b w:val="0"/>
-              </w:rPr>
-              <w:t>Spray &amp; Pray</w:t>
-            </w:r>
-          </w:p>
-        </w:tc>
-        <w:tc>
-          <w:tcPr>
-            <w:tcW w:type="dxa" w:w="1881"/>
-          </w:tcPr>
-          <w:p>
-            <w:r/>
-            <w:r>
-              <w:rPr>
-                <w:b w:val="0"/>
-              </w:rPr>
-              <w:t>💩</w:t>
-            </w:r>
-          </w:p>
-        </w:tc>
-        <w:tc>
-          <w:tcPr>
-            <w:tcW w:type="dxa" w:w="1881"/>
-          </w:tcPr>
-          <w:p>
-            <w:r/>
-            <w:r>
-              <w:rPr>
-                <w:b w:val="0"/>
-              </w:rPr>
-              <w:t>Highest spkFoot (shots/kill)</w:t>
-            </w:r>
-          </w:p>
-        </w:tc>
-        <w:tc>
-          <w:tcPr>
-            <w:tcW w:type="dxa" w:w="1881"/>
-          </w:tcPr>
-          <w:p>
-            <w:r/>
-            <w:r>
-              <w:rPr>
-                <w:b w:val="0"/>
-              </w:rPr>
-              <w:t>Min 3 kills, spkFoot &gt; 1</w:t>
-            </w:r>
-          </w:p>
-        </w:tc>
-        <w:tc>
-          <w:tcPr>
-            <w:tcW w:type="dxa" w:w="1881"/>
-          </w:tcPr>
-          <w:p>
-            <w:r/>
-            <w:r>
-              <w:rPr>
-                <w:b w:val="0"/>
-              </w:rPr>
-              <w:t>Name · SPK · kill count (Hall of Shame)</w:t>
-            </w:r>
-          </w:p>
-        </w:tc>
-      </w:tr>
-      <w:tr>
-        <w:tc>
-          <w:tcPr>
-            <w:tcW w:type="dxa" w:w="1881"/>
-          </w:tcPr>
-          <w:p>
-            <w:r/>
-            <w:r>
-              <w:rPr>
-                <w:b w:val="0"/>
-              </w:rPr>
-              <w:t>Most Teamkills</w:t>
-            </w:r>
-          </w:p>
-        </w:tc>
-        <w:tc>
-          <w:tcPr>
-            <w:tcW w:type="dxa" w:w="1881"/>
-          </w:tcPr>
-          <w:p>
-            <w:r/>
-            <w:r>
-              <w:rPr>
-                <w:b w:val="0"/>
-              </w:rPr>
-              <w:t>🤡</w:t>
-            </w:r>
-          </w:p>
-        </w:tc>
-        <w:tc>
-          <w:tcPr>
-            <w:tcW w:type="dxa" w:w="1881"/>
-          </w:tcPr>
-          <w:p>
-            <w:r/>
-            <w:r>
-              <w:rPr>
-                <w:b w:val="0"/>
-              </w:rPr>
-              <w:t>Highest tkOnFoot + tkInVeh</w:t>
-            </w:r>
-          </w:p>
-        </w:tc>
-        <w:tc>
-          <w:tcPr>
-            <w:tcW w:type="dxa" w:w="1881"/>
-          </w:tcPr>
-          <w:p>
-            <w:r/>
-            <w:r>
-              <w:rPr>
-                <w:b w:val="0"/>
-              </w:rPr>
-              <w:t>tkOnFoot + tkInVeh &gt; 0</w:t>
-            </w:r>
-          </w:p>
-        </w:tc>
-        <w:tc>
-          <w:tcPr>
-            <w:tcW w:type="dxa" w:w="1881"/>
-          </w:tcPr>
-          <w:p>
-            <w:r/>
-            <w:r>
-              <w:rPr>
-                <w:b w:val="0"/>
-              </w:rPr>
-              <w:t>Name · teamkill count (Hall of Shame)</w:t>
-            </w:r>
-          </w:p>
-        </w:tc>
-      </w:tr>
-      <w:tr>
-        <w:tc>
-          <w:tcPr>
-            <w:tcW w:type="dxa" w:w="1881"/>
-          </w:tcPr>
-          <w:p>
-            <w:r/>
-            <w:r>
-              <w:rPr>
-                <w:b w:val="0"/>
-              </w:rPr>
-              <w:t>Most Hits Taken</w:t>
-            </w:r>
-          </w:p>
-        </w:tc>
-        <w:tc>
-          <w:tcPr>
-            <w:tcW w:type="dxa" w:w="1881"/>
-          </w:tcPr>
-          <w:p>
-            <w:r/>
-            <w:r>
-              <w:rPr>
-                <w:b w:val="0"/>
-              </w:rPr>
-              <w:t>🎯</w:t>
-            </w:r>
-          </w:p>
-        </w:tc>
-        <w:tc>
-          <w:tcPr>
-            <w:tcW w:type="dxa" w:w="1881"/>
-          </w:tcPr>
-          <w:p>
-            <w:r/>
-            <w:r>
-              <w:rPr>
-                <w:b w:val="0"/>
-              </w:rPr>
-              <w:t>Highest hitsOnFoot</w:t>
-            </w:r>
-          </w:p>
-        </w:tc>
-        <w:tc>
-          <w:tcPr>
-            <w:tcW w:type="dxa" w:w="1881"/>
-          </w:tcPr>
-          <w:p>
-            <w:r/>
-            <w:r>
-              <w:rPr>
-                <w:b w:val="0"/>
-              </w:rPr>
-              <w:t>hitsOnFoot &gt; 0</w:t>
-            </w:r>
-          </w:p>
-        </w:tc>
-        <w:tc>
-          <w:tcPr>
-            <w:tcW w:type="dxa" w:w="1881"/>
-          </w:tcPr>
-          <w:p>
-            <w:r/>
-            <w:r>
-              <w:rPr>
-                <w:b w:val="0"/>
-              </w:rPr>
-              <w:t>Name · hits taken · mission count (Hall of Shame)</w:t>
-            </w:r>
-          </w:p>
-        </w:tc>
-      </w:tr>
     </w:tbl>
     <w:p/>
     <w:p>
@@ -7440,6 +7454,186 @@
           <w:i w:val="0"/>
         </w:rPr>
         <w:t>Renders clickable &lt;th&gt; elements with sort state indicators. The active sort column shows ▲ (ascending) or ▼ (descending); inactive columns show ⇅. Clicks call _sortInf() or _sortVeh() which toggle direction if the same column is clicked twice.</w:t>
+      </w:r>
+    </w:p>
+    <w:p>
+      <w:pPr>
+        <w:pStyle w:val="Heading2"/>
+      </w:pPr>
+      <w:r>
+        <w:t>6.7 renderUnitLeaderboard()</w:t>
+      </w:r>
+    </w:p>
+    <w:p>
+      <w:pPr>
+        <w:spacing w:after="120"/>
+      </w:pPr>
+      <w:r>
+        <w:rPr>
+          <w:b w:val="0"/>
+          <w:i w:val="0"/>
+        </w:rPr>
+        <w:t>Aggregates filteredPlayers by unit (2nd USC, CNTO, PXG, TFP, Unknown). Computes per-unit totals for players, kills, deaths, K/D, TK, vehicle kills, kills/player, avg K/D, missions, distance run, and time played. All columns are sortable. Right-clicking raw-count headers toggles per-mission averages (~/m mode).</w:t>
+      </w:r>
+    </w:p>
+    <w:p>
+      <w:pPr>
+        <w:pStyle w:val="Heading2"/>
+      </w:pPr>
+      <w:r>
+        <w:t>6.8 renderMissionHistory()</w:t>
+      </w:r>
+    </w:p>
+    <w:p>
+      <w:pPr>
+        <w:spacing w:after="120"/>
+      </w:pPr>
+      <w:r>
+        <w:rPr>
+          <w:b w:val="0"/>
+          <w:i w:val="0"/>
+        </w:rPr>
+        <w:t>Builds a chronological table of every unique mission in filteredRows. Per-mission totals: date, world, player count, kills, deaths, K/D, TK, and top killer (player with highest kills in that mission). Sorted by date descending.</w:t>
+      </w:r>
+    </w:p>
+    <w:p>
+      <w:pPr>
+        <w:pStyle w:val="Heading2"/>
+      </w:pPr>
+      <w:r>
+        <w:t>6.9 renderWeaponLeaderboard()</w:t>
+      </w:r>
+    </w:p>
+    <w:p>
+      <w:pPr>
+        <w:spacing w:after="120"/>
+      </w:pPr>
+      <w:r>
+        <w:rPr>
+          <w:b w:val="0"/>
+          <w:i w:val="0"/>
+        </w:rPr>
+        <w:t>Merges Weapon Kills (JSON) objects across all filteredRows. Displays top-50 weapons with total kills, user count, top user, and kill share %. Right-clicking the Total Kills header toggles kills/user mode (amber ~/u prefix). A live search input above the table filters rows by weapon name substring.</w:t>
+      </w:r>
+    </w:p>
+    <w:p>
+      <w:pPr>
+        <w:pStyle w:val="Heading2"/>
+      </w:pPr>
+      <w:r>
+        <w:t>6.10 renderMapStats()</w:t>
+      </w:r>
+    </w:p>
+    <w:p>
+      <w:pPr>
+        <w:spacing w:after="120"/>
+      </w:pPr>
+      <w:r>
+        <w:rPr>
+          <w:b w:val="0"/>
+          <w:i w:val="0"/>
+        </w:rPr>
+        <w:t>Groups filteredRows by World column. Per-map totals: kills, deaths, K/D, TK, mission count, player count. Sorted by kills descending.</w:t>
+      </w:r>
+    </w:p>
+    <w:p>
+      <w:pPr>
+        <w:pStyle w:val="Heading2"/>
+      </w:pPr>
+      <w:r>
+        <w:t>6.11 renderRoleLeaderboard()</w:t>
+      </w:r>
+    </w:p>
+    <w:p>
+      <w:pPr>
+        <w:spacing w:after="120"/>
+      </w:pPr>
+      <w:r>
+        <w:rPr>
+          <w:b w:val="0"/>
+          <w:i w:val="0"/>
+        </w:rPr>
+        <w:t>Groups filteredPlayers by their topRole (normalised). Per-role aggregates: player count, total kills, deaths, K/D, avg K/D. Sorted by kills descending.</w:t>
+      </w:r>
+    </w:p>
+    <w:p>
+      <w:pPr>
+        <w:pStyle w:val="Heading2"/>
+      </w:pPr>
+      <w:r>
+        <w:t>6.12 renderAttendance()</w:t>
+      </w:r>
+    </w:p>
+    <w:p>
+      <w:pPr>
+        <w:spacing w:after="120"/>
+      </w:pPr>
+      <w:r>
+        <w:rPr>
+          <w:b w:val="0"/>
+          <w:i w:val="0"/>
+        </w:rPr>
+        <w:t>Builds a per-player attendance table. Columns: player, missions attended, attendance % (relative to total missions in filtered set), first seen date, last seen date, avg time per mission. Sorted by mission count descending.</w:t>
+      </w:r>
+    </w:p>
+    <w:p>
+      <w:pPr>
+        <w:pStyle w:val="Heading2"/>
+      </w:pPr>
+      <w:r>
+        <w:t>6.13 renderKdTrend()</w:t>
+      </w:r>
+    </w:p>
+    <w:p>
+      <w:pPr>
+        <w:spacing w:after="120"/>
+      </w:pPr>
+      <w:r>
+        <w:rPr>
+          <w:b w:val="0"/>
+          <w:i w:val="0"/>
+        </w:rPr>
+        <w:t>Renders an SVG line chart (viewBox 900x220) of K/D ratio over time. Data points are per-mission K/D values grouped by source file date. A dropdown allows switching between Overall, per unit, or individual player views. A dashed yellow reference line marks K/D = 1.0. SVG dots show exact values on hover. A "nice number" algorithm targets ~6 Y-axis grid lines regardless of data range.</w:t>
+      </w:r>
+    </w:p>
+    <w:p>
+      <w:pPr>
+        <w:pStyle w:val="Heading2"/>
+      </w:pPr>
+      <w:r>
+        <w:t>6.14 renderComparison()</w:t>
+      </w:r>
+    </w:p>
+    <w:p>
+      <w:pPr>
+        <w:spacing w:after="120"/>
+      </w:pPr>
+      <w:r>
+        <w:rPr>
+          <w:b w:val="0"/>
+          <w:i w:val="0"/>
+        </w:rPr>
+        <w:t>Side-by-side stat comparison between two players selected from dropdowns. Renders a table of all infantry and vehicle metrics; the higher value in each row is highlighted in green. Draws from filteredPlayers for current filter context.</w:t>
+      </w:r>
+    </w:p>
+    <w:p>
+      <w:pPr>
+        <w:pStyle w:val="Heading2"/>
+      </w:pPr>
+      <w:r>
+        <w:t>6.15 Section Nav Bar &amp; toggleSection()</w:t>
+      </w:r>
+    </w:p>
+    <w:p>
+      <w:pPr>
+        <w:spacing w:after="120"/>
+      </w:pPr>
+      <w:r>
+        <w:rPr>
+          <w:b w:val="0"/>
+          <w:i w:val="0"/>
+        </w:rPr>
+        <w:t>A sticky dark tab strip (#sectionNav) sits at the top of the page with one button per section. Clicking a button calls navTo(key), which expands the section if collapsed, re-renders its chart (K/D Trend, Comparison) if it was first rendered while hidden, then smooth-scrolls to the section header. toggleSection(key) toggles the section content div between display:block and display:none and persists the state to localStorage under key "sec_" + key.</w:t>
       </w:r>
     </w:p>
     <w:p>
@@ -8184,7 +8378,7 @@
               <w:rPr>
                 <w:sz w:val="18"/>
               </w:rPr>
-              <w:t>normalizeRole(role)</w:t>
+              <w:t>fmtTime(secs)</w:t>
             </w:r>
           </w:p>
         </w:tc>
@@ -8212,7 +8406,7 @@
               <w:rPr>
                 <w:sz w:val="18"/>
               </w:rPr>
-              <w:t>role: string</w:t>
+              <w:t>secs: number</w:t>
             </w:r>
           </w:p>
         </w:tc>
@@ -8240,7 +8434,7 @@
               <w:rPr>
                 <w:sz w:val="18"/>
               </w:rPr>
-              <w:t>Strips @username, squad letters, colour/phonetic suffixes from role names.</w:t>
+              <w:t>Formats seconds as "Xh Ym" or "Ym" for display.</w:t>
             </w:r>
           </w:p>
         </w:tc>
@@ -8256,7 +8450,7 @@
               <w:rPr>
                 <w:sz w:val="18"/>
               </w:rPr>
-              <w:t>missionDate(name)</w:t>
+              <w:t>normalizeRole(role)</w:t>
             </w:r>
           </w:p>
         </w:tc>
@@ -8284,7 +8478,7 @@
               <w:rPr>
                 <w:sz w:val="18"/>
               </w:rPr>
-              <w:t>name: string</w:t>
+              <w:t>role: string</w:t>
             </w:r>
           </w:p>
         </w:tc>
@@ -8312,7 +8506,7 @@
               <w:rPr>
                 <w:sz w:val="18"/>
               </w:rPr>
-              <w:t>Extracts (YYYY-MM-DD) from mission name and reformats to DD/MM/YYYY.</w:t>
+              <w:t>Strips @username, squad letters, colour/phonetic suffixes from role names.</w:t>
             </w:r>
           </w:p>
         </w:tc>
@@ -8328,7 +8522,7 @@
               <w:rPr>
                 <w:sz w:val="18"/>
               </w:rPr>
-              <w:t>isJointOp(filename)</w:t>
+              <w:t>missionDate(name)</w:t>
             </w:r>
           </w:p>
         </w:tc>
@@ -8356,7 +8550,7 @@
               <w:rPr>
                 <w:sz w:val="18"/>
               </w:rPr>
-              <w:t>filename: string</w:t>
+              <w:t>name: string</w:t>
             </w:r>
           </w:p>
         </w:tc>
@@ -8370,7 +8564,7 @@
               <w:rPr>
                 <w:sz w:val="18"/>
               </w:rPr>
-              <w:t>boolean</w:t>
+              <w:t>string</w:t>
             </w:r>
           </w:p>
         </w:tc>
@@ -8384,7 +8578,7 @@
               <w:rPr>
                 <w:sz w:val="18"/>
               </w:rPr>
-              <w:t>Returns true if filename date is the last Saturday or its following Sunday of the month.</w:t>
+              <w:t>Extracts (YYYY-MM-DD) from mission name and reformats to DD/MM/YYYY.</w:t>
             </w:r>
           </w:p>
         </w:tc>
@@ -8400,7 +8594,7 @@
               <w:rPr>
                 <w:sz w:val="18"/>
               </w:rPr>
-              <w:t>parseCSVLine(line)</w:t>
+              <w:t>isJointOp(filename)</w:t>
             </w:r>
           </w:p>
         </w:tc>
@@ -8414,7 +8608,7 @@
               <w:rPr>
                 <w:sz w:val="18"/>
               </w:rPr>
-              <w:t>Parsing</w:t>
+              <w:t>Utility</w:t>
             </w:r>
           </w:p>
         </w:tc>
@@ -8428,7 +8622,7 @@
               <w:rPr>
                 <w:sz w:val="18"/>
               </w:rPr>
-              <w:t>line: string</w:t>
+              <w:t>filename: string</w:t>
             </w:r>
           </w:p>
         </w:tc>
@@ -8442,7 +8636,7 @@
               <w:rPr>
                 <w:sz w:val="18"/>
               </w:rPr>
-              <w:t>string[]</w:t>
+              <w:t>boolean</w:t>
             </w:r>
           </w:p>
         </w:tc>
@@ -8456,7 +8650,7 @@
               <w:rPr>
                 <w:sz w:val="18"/>
               </w:rPr>
-              <w:t>RFC-4180 CSV parser that handles quoted fields with embedded commas.</w:t>
+              <w:t>Returns true if filename date is the last Saturday or its following Sunday of the month.</w:t>
             </w:r>
           </w:p>
         </w:tc>
@@ -8472,7 +8666,7 @@
               <w:rPr>
                 <w:sz w:val="18"/>
               </w:rPr>
-              <w:t>buildAggregates()</w:t>
+              <w:t>parseCSVLine(line)</w:t>
             </w:r>
           </w:p>
         </w:tc>
@@ -8486,7 +8680,7 @@
               <w:rPr>
                 <w:sz w:val="18"/>
               </w:rPr>
-              <w:t>Aggregation</w:t>
+              <w:t>Parsing</w:t>
             </w:r>
           </w:p>
         </w:tc>
@@ -8500,7 +8694,7 @@
               <w:rPr>
                 <w:sz w:val="18"/>
               </w:rPr>
-              <w:t>—</w:t>
+              <w:t>line: string</w:t>
             </w:r>
           </w:p>
         </w:tc>
@@ -8514,7 +8708,7 @@
               <w:rPr>
                 <w:sz w:val="18"/>
               </w:rPr>
-              <w:t>void</w:t>
+              <w:t>string[]</w:t>
             </w:r>
           </w:p>
         </w:tc>
@@ -8528,7 +8722,7 @@
               <w:rPr>
                 <w:sz w:val="18"/>
               </w:rPr>
-              <w:t>Loops rawRows and builds the aggPlayers dictionary of career totals. Called once at load.</w:t>
+              <w:t>RFC-4180 CSV parser that handles quoted fields with embedded commas.</w:t>
             </w:r>
           </w:p>
         </w:tc>
@@ -8544,7 +8738,7 @@
               <w:rPr>
                 <w:sz w:val="18"/>
               </w:rPr>
-              <w:t>buildUI()</w:t>
+              <w:t>buildAggregates()</w:t>
             </w:r>
           </w:p>
         </w:tc>
@@ -8558,7 +8752,7 @@
               <w:rPr>
                 <w:sz w:val="18"/>
               </w:rPr>
-              <w:t>Lifecycle</w:t>
+              <w:t>Aggregation</w:t>
             </w:r>
           </w:p>
         </w:tc>
@@ -8600,7 +8794,7 @@
               <w:rPr>
                 <w:sz w:val="18"/>
               </w:rPr>
-              <w:t>Shows content div, hides loader, calls buildFilters() and applyFilters().</w:t>
+              <w:t>Loops rawRows and builds aggPlayers. Called once at load.</w:t>
             </w:r>
           </w:p>
         </w:tc>
@@ -8616,7 +8810,7 @@
               <w:rPr>
                 <w:sz w:val="18"/>
               </w:rPr>
-              <w:t>buildFilters()</w:t>
+              <w:t>classifyPlayerUnits(rows)</w:t>
             </w:r>
           </w:p>
         </w:tc>
@@ -8630,7 +8824,7 @@
               <w:rPr>
                 <w:sz w:val="18"/>
               </w:rPr>
-              <w:t>Filters</w:t>
+              <w:t>Aggregation</w:t>
             </w:r>
           </w:p>
         </w:tc>
@@ -8644,7 +8838,7 @@
               <w:rPr>
                 <w:sz w:val="18"/>
               </w:rPr>
-              <w:t>—</w:t>
+              <w:t>rows: Object[]</w:t>
             </w:r>
           </w:p>
         </w:tc>
@@ -8658,7 +8852,7 @@
               <w:rPr>
                 <w:sz w:val="18"/>
               </w:rPr>
-              <w:t>void</w:t>
+              <w:t>Object</w:t>
             </w:r>
           </w:p>
         </w:tc>
@@ -8672,7 +8866,7 @@
               <w:rPr>
                 <w:sz w:val="18"/>
               </w:rPr>
-              <w:t>Wires all filter UI event listeners (event type, reset, search inputs, Zeus dropdown).</w:t>
+              <w:t>Analyses squad co-occurrence to assign each player to a unit; requires &gt;=99% dominant weight.</w:t>
             </w:r>
           </w:p>
         </w:tc>
@@ -8688,7 +8882,7 @@
               <w:rPr>
                 <w:sz w:val="18"/>
               </w:rPr>
-              <w:t>getEventFilteredRows()</w:t>
+              <w:t>buildUI()</w:t>
             </w:r>
           </w:p>
         </w:tc>
@@ -8702,7 +8896,7 @@
               <w:rPr>
                 <w:sz w:val="18"/>
               </w:rPr>
-              <w:t>Filters</w:t>
+              <w:t>Lifecycle</w:t>
             </w:r>
           </w:p>
         </w:tc>
@@ -8730,7 +8924,7 @@
               <w:rPr>
                 <w:sz w:val="18"/>
               </w:rPr>
-              <w:t>Object[]</w:t>
+              <w:t>void</w:t>
             </w:r>
           </w:p>
         </w:tc>
@@ -8744,7 +8938,7 @@
               <w:rPr>
                 <w:sz w:val="18"/>
               </w:rPr>
-              <w:t>Returns rawRows filtered by showJointOps / showRegularEvents.</w:t>
+              <w:t>Shows content div, hides loader, shows section nav, calls buildFilters() and applyFilters().</w:t>
             </w:r>
           </w:p>
         </w:tc>
@@ -8760,7 +8954,7 @@
               <w:rPr>
                 <w:sz w:val="18"/>
               </w:rPr>
-              <w:t>refreshPills()</w:t>
+              <w:t>buildFilters()</w:t>
             </w:r>
           </w:p>
         </w:tc>
@@ -8816,7 +9010,7 @@
               <w:rPr>
                 <w:sz w:val="18"/>
               </w:rPr>
-              <w:t>Recomputes available missions and players, then re-renders both pill containers.</w:t>
+              <w:t>Wires all filter UI event listeners (event type, unit pills, reset, search inputs, Zeus dropdown).</w:t>
             </w:r>
           </w:p>
         </w:tc>
@@ -8832,7 +9026,7 @@
               <w:rPr>
                 <w:sz w:val="18"/>
               </w:rPr>
-              <w:t>renderCareerPills(cId, items, sId)</w:t>
+              <w:t>getEventFilteredRows()</w:t>
             </w:r>
           </w:p>
         </w:tc>
@@ -8860,7 +9054,7 @@
               <w:rPr>
                 <w:sz w:val="18"/>
               </w:rPr>
-              <w:t>containerId, items[], searchId</w:t>
+              <w:t>—</w:t>
             </w:r>
           </w:p>
         </w:tc>
@@ -8874,7 +9068,7 @@
               <w:rPr>
                 <w:sz w:val="18"/>
               </w:rPr>
-              <w:t>void</w:t>
+              <w:t>Object[]</w:t>
             </w:r>
           </w:p>
         </w:tc>
@@ -8888,7 +9082,7 @@
               <w:rPr>
                 <w:sz w:val="18"/>
               </w:rPr>
-              <w:t>Renders player pills. Left-click = filter; right-click = career page.</w:t>
+              <w:t>Returns rawRows filtered by showJointOps / showRegularEvents.</w:t>
             </w:r>
           </w:p>
         </w:tc>
@@ -8904,7 +9098,7 @@
               <w:rPr>
                 <w:sz w:val="18"/>
               </w:rPr>
-              <w:t>renderSelectablePills(cId, items, sel, sId, cb)</w:t>
+              <w:t>refreshPills()</w:t>
             </w:r>
           </w:p>
         </w:tc>
@@ -8932,7 +9126,7 @@
               <w:rPr>
                 <w:sz w:val="18"/>
               </w:rPr>
-              <w:t>containerId, items[], selectedSet, searchId, onSelect()</w:t>
+              <w:t>—</w:t>
             </w:r>
           </w:p>
         </w:tc>
@@ -8960,7 +9154,7 @@
               <w:rPr>
                 <w:sz w:val="18"/>
               </w:rPr>
-              <w:t>Generic multi-select pill renderer. null selectedSet means "all active".</w:t>
+              <w:t>Recomputes available missions and players, then re-renders both pill containers.</w:t>
             </w:r>
           </w:p>
         </w:tc>
@@ -8976,7 +9170,7 @@
               <w:rPr>
                 <w:sz w:val="18"/>
               </w:rPr>
-              <w:t>filterToPlayer(name)</w:t>
+              <w:t>renderCareerPills(cId, items, sId)</w:t>
             </w:r>
           </w:p>
         </w:tc>
@@ -9004,7 +9198,7 @@
               <w:rPr>
                 <w:sz w:val="18"/>
               </w:rPr>
-              <w:t>name: string</w:t>
+              <w:t>containerId, items[], searchId</w:t>
             </w:r>
           </w:p>
         </w:tc>
@@ -9032,7 +9226,7 @@
               <w:rPr>
                 <w:sz w:val="18"/>
               </w:rPr>
-              <w:t>Toggles player in/out of selectedPlayers; null if set becomes empty.</w:t>
+              <w:t>Renders player pills. Left-click = filter; right-click = career page.</w:t>
             </w:r>
           </w:p>
         </w:tc>
@@ -9048,7 +9242,7 @@
               <w:rPr>
                 <w:sz w:val="18"/>
               </w:rPr>
-              <w:t>filterChanged()</w:t>
+              <w:t>renderSelectablePills(cId, items, sel, sId, cb)</w:t>
             </w:r>
           </w:p>
         </w:tc>
@@ -9076,7 +9270,7 @@
               <w:rPr>
                 <w:sz w:val="18"/>
               </w:rPr>
-              <w:t>—</w:t>
+              <w:t>containerId, items[], selectedSet, searchId, onSelect()</w:t>
             </w:r>
           </w:p>
         </w:tc>
@@ -9104,7 +9298,7 @@
               <w:rPr>
                 <w:sz w:val="18"/>
               </w:rPr>
-              <w:t>Calls applyFilters(). Entry point for all filter state changes.</w:t>
+              <w:t>Generic multi-select pill renderer. null selectedSet means "all active".</w:t>
             </w:r>
           </w:p>
         </w:tc>
@@ -9120,7 +9314,7 @@
               <w:rPr>
                 <w:sz w:val="18"/>
               </w:rPr>
-              <w:t>applyFilters()</w:t>
+              <w:t>filterToPlayer(name)</w:t>
             </w:r>
           </w:p>
         </w:tc>
@@ -9148,7 +9342,7 @@
               <w:rPr>
                 <w:sz w:val="18"/>
               </w:rPr>
-              <w:t>—</w:t>
+              <w:t>name: string</w:t>
             </w:r>
           </w:p>
         </w:tc>
@@ -9176,7 +9370,7 @@
               <w:rPr>
                 <w:sz w:val="18"/>
               </w:rPr>
-              <w:t>Core pipeline: filter rawRows → re-aggregate → Zeus filter → render all.</w:t>
+              <w:t>Toggles player in/out of selectedPlayers; null if set becomes empty.</w:t>
             </w:r>
           </w:p>
         </w:tc>
@@ -9192,7 +9386,7 @@
               <w:rPr>
                 <w:sz w:val="18"/>
               </w:rPr>
-              <w:t>renderStats()</w:t>
+              <w:t>filterChanged()</w:t>
             </w:r>
           </w:p>
         </w:tc>
@@ -9206,7 +9400,7 @@
               <w:rPr>
                 <w:sz w:val="18"/>
               </w:rPr>
-              <w:t>Rendering</w:t>
+              <w:t>Filters</w:t>
             </w:r>
           </w:p>
         </w:tc>
@@ -9248,7 +9442,7 @@
               <w:rPr>
                 <w:sz w:val="18"/>
               </w:rPr>
-              <w:t>Renders aggregate stat cards to #statsBar.</w:t>
+              <w:t>Calls applyFilters(). Entry point for all filter state changes.</w:t>
             </w:r>
           </w:p>
         </w:tc>
@@ -9264,7 +9458,7 @@
               <w:rPr>
                 <w:sz w:val="18"/>
               </w:rPr>
-              <w:t>renderChart()</w:t>
+              <w:t>applyFilters()</w:t>
             </w:r>
           </w:p>
         </w:tc>
@@ -9278,7 +9472,7 @@
               <w:rPr>
                 <w:sz w:val="18"/>
               </w:rPr>
-              <w:t>Rendering</w:t>
+              <w:t>Filters</w:t>
             </w:r>
           </w:p>
         </w:tc>
@@ -9320,7 +9514,7 @@
               <w:rPr>
                 <w:sz w:val="18"/>
               </w:rPr>
-              <w:t>Renders top-10 infantry killers horizontal bar chart to #chartBars.</w:t>
+              <w:t>Core pipeline: filter rawRows → re-aggregate → unit/Zeus filter → render all; updates active filter badge.</w:t>
             </w:r>
           </w:p>
         </w:tc>
@@ -9336,7 +9530,7 @@
               <w:rPr>
                 <w:sz w:val="18"/>
               </w:rPr>
-              <w:t>renderLeader()</w:t>
+              <w:t>renderStats()</w:t>
             </w:r>
           </w:p>
         </w:tc>
@@ -9392,7 +9586,7 @@
               <w:rPr>
                 <w:sz w:val="18"/>
               </w:rPr>
-              <w:t>Renders the 4 award cards (Executioner, Pro Sniper, Perfect Aim, K/D Player).</w:t>
+              <w:t>Renders aggregate stat cards to #statsBar.</w:t>
             </w:r>
           </w:p>
         </w:tc>
@@ -9408,7 +9602,7 @@
               <w:rPr>
                 <w:sz w:val="18"/>
               </w:rPr>
-              <w:t>renderInfantryTable()</w:t>
+              <w:t>renderChart()</w:t>
             </w:r>
           </w:p>
         </w:tc>
@@ -9464,7 +9658,7 @@
               <w:rPr>
                 <w:sz w:val="18"/>
               </w:rPr>
-              <w:t>Sorts filteredPlayers and writes infantry table rows/header to DOM.</w:t>
+              <w:t>Renders top-10 infantry killers horizontal bar chart to #chartBars.</w:t>
             </w:r>
           </w:p>
         </w:tc>
@@ -9480,7 +9674,7 @@
               <w:rPr>
                 <w:sz w:val="18"/>
               </w:rPr>
-              <w:t>renderVehicleTable()</w:t>
+              <w:t>renderLeader()</w:t>
             </w:r>
           </w:p>
         </w:tc>
@@ -9536,7 +9730,7 @@
               <w:rPr>
                 <w:sz w:val="18"/>
               </w:rPr>
-              <w:t>Sorts vehicle-active players and writes vehicle table rows/header to DOM.</w:t>
+              <w:t>Renders all Hall of Fame and Hall of Shame award cards.</w:t>
             </w:r>
           </w:p>
         </w:tc>
@@ -9552,7 +9746,7 @@
               <w:rPr>
                 <w:sz w:val="18"/>
               </w:rPr>
-              <w:t>renderTableHead(hId, cols, sCol, sAsc, tId)</w:t>
+              <w:t>renderInfantryTable()</w:t>
             </w:r>
           </w:p>
         </w:tc>
@@ -9580,7 +9774,7 @@
               <w:rPr>
                 <w:sz w:val="18"/>
               </w:rPr>
-              <w:t>headId, cols[], sortCol, sortAsc, tableId</w:t>
+              <w:t>—</w:t>
             </w:r>
           </w:p>
         </w:tc>
@@ -9608,7 +9802,7 @@
               <w:rPr>
                 <w:sz w:val="18"/>
               </w:rPr>
-              <w:t>Renders &lt;th&gt; elements with ▲▼⇅ sort indicators.</w:t>
+              <w:t>Sorts filteredPlayers and writes infantry table rows/header to DOM.</w:t>
             </w:r>
           </w:p>
         </w:tc>
@@ -9624,7 +9818,7 @@
               <w:rPr>
                 <w:sz w:val="18"/>
               </w:rPr>
-              <w:t>sortPlayers(arr, col, asc, cols)</w:t>
+              <w:t>renderVehicleTable()</w:t>
             </w:r>
           </w:p>
         </w:tc>
@@ -9652,7 +9846,7 @@
               <w:rPr>
                 <w:sz w:val="18"/>
               </w:rPr>
-              <w:t>arr, colIdx, ascending, cols[]</w:t>
+              <w:t>—</w:t>
             </w:r>
           </w:p>
         </w:tc>
@@ -9666,7 +9860,7 @@
               <w:rPr>
                 <w:sz w:val="18"/>
               </w:rPr>
-              <w:t>Object[]</w:t>
+              <w:t>void</w:t>
             </w:r>
           </w:p>
         </w:tc>
@@ -9680,7 +9874,7 @@
               <w:rPr>
                 <w:sz w:val="18"/>
               </w:rPr>
-              <w:t>Generic sort; uses cols[col].sortKey; nulls sorted to end.</w:t>
+              <w:t>Sorts vehicle-active players and writes vehicle table rows/header to DOM.</w:t>
             </w:r>
           </w:p>
         </w:tc>
@@ -9696,7 +9890,7 @@
               <w:rPr>
                 <w:sz w:val="18"/>
               </w:rPr>
-              <w:t>openPlayerModal(name)</w:t>
+              <w:t>renderTableHead(hId, cols, sCol, sAsc, tId)</w:t>
             </w:r>
           </w:p>
         </w:tc>
@@ -9710,7 +9904,7 @@
               <w:rPr>
                 <w:sz w:val="18"/>
               </w:rPr>
-              <w:t>Modal</w:t>
+              <w:t>Rendering</w:t>
             </w:r>
           </w:p>
         </w:tc>
@@ -9724,7 +9918,7 @@
               <w:rPr>
                 <w:sz w:val="18"/>
               </w:rPr>
-              <w:t>name: string</w:t>
+              <w:t>headId, cols[], sortCol, sortAsc, tableId</w:t>
             </w:r>
           </w:p>
         </w:tc>
@@ -9752,7 +9946,7 @@
               <w:rPr>
                 <w:sz w:val="18"/>
               </w:rPr>
-              <w:t>Opens the detail modal overlay for the given player.</w:t>
+              <w:t>Renders &lt;th&gt; elements with ▲▼⇅ sort indicators and right-click tooltips.</w:t>
             </w:r>
           </w:p>
         </w:tc>
@@ -9768,7 +9962,7 @@
               <w:rPr>
                 <w:sz w:val="18"/>
               </w:rPr>
-              <w:t>closeModal(e)</w:t>
+              <w:t>sortPlayers(arr, col, asc, cols)</w:t>
             </w:r>
           </w:p>
         </w:tc>
@@ -9782,7 +9976,7 @@
               <w:rPr>
                 <w:sz w:val="18"/>
               </w:rPr>
-              <w:t>Modal</w:t>
+              <w:t>Rendering</w:t>
             </w:r>
           </w:p>
         </w:tc>
@@ -9796,7 +9990,7 @@
               <w:rPr>
                 <w:sz w:val="18"/>
               </w:rPr>
-              <w:t>event</w:t>
+              <w:t>arr, colIdx, ascending, cols[]</w:t>
             </w:r>
           </w:p>
         </w:tc>
@@ -9810,7 +10004,7 @@
               <w:rPr>
                 <w:sz w:val="18"/>
               </w:rPr>
-              <w:t>void</w:t>
+              <w:t>Object[]</w:t>
             </w:r>
           </w:p>
         </w:tc>
@@ -9824,7 +10018,7 @@
               <w:rPr>
                 <w:sz w:val="18"/>
               </w:rPr>
-              <w:t>Closes modal on overlay click or ESC keypress.</w:t>
+              <w:t>Generic sort; uses cols[col].sortKey; nulls sorted to end.</w:t>
             </w:r>
           </w:p>
         </w:tc>
@@ -9840,7 +10034,7 @@
               <w:rPr>
                 <w:sz w:val="18"/>
               </w:rPr>
-              <w:t>openCareerPage(name)</w:t>
+              <w:t>renderUnitLeaderboard()</w:t>
             </w:r>
           </w:p>
         </w:tc>
@@ -9854,7 +10048,7 @@
               <w:rPr>
                 <w:sz w:val="18"/>
               </w:rPr>
-              <w:t>Career</w:t>
+              <w:t>Rendering</w:t>
             </w:r>
           </w:p>
         </w:tc>
@@ -9868,7 +10062,7 @@
               <w:rPr>
                 <w:sz w:val="18"/>
               </w:rPr>
-              <w:t>name: string</w:t>
+              <w:t>—</w:t>
             </w:r>
           </w:p>
         </w:tc>
@@ -9896,7 +10090,7 @@
               <w:rPr>
                 <w:sz w:val="18"/>
               </w:rPr>
-              <w:t>Switches to full-screen career view; sets selectedPlayers and re-filters.</w:t>
+              <w:t>Aggregates filteredPlayers by unit and renders the unit leaderboard table.</w:t>
             </w:r>
           </w:p>
         </w:tc>
@@ -9912,7 +10106,7 @@
               <w:rPr>
                 <w:sz w:val="18"/>
               </w:rPr>
-              <w:t>closeCareerPage()</w:t>
+              <w:t>renderMissionHistory()</w:t>
             </w:r>
           </w:p>
         </w:tc>
@@ -9926,7 +10120,7 @@
               <w:rPr>
                 <w:sz w:val="18"/>
               </w:rPr>
-              <w:t>Career</w:t>
+              <w:t>Rendering</w:t>
             </w:r>
           </w:p>
         </w:tc>
@@ -9968,7 +10162,7 @@
               <w:rPr>
                 <w:sz w:val="18"/>
               </w:rPr>
-              <w:t>Restores leaderboard view; clears selectedPlayers and re-filters.</w:t>
+              <w:t>Renders chronological mission history table from filteredRows.</w:t>
             </w:r>
           </w:p>
         </w:tc>
@@ -9984,7 +10178,7 @@
               <w:rPr>
                 <w:sz w:val="18"/>
               </w:rPr>
-              <w:t>buildCareerStatsHTML(p)</w:t>
+              <w:t>renderWeaponLeaderboard()</w:t>
             </w:r>
           </w:p>
         </w:tc>
@@ -9998,7 +10192,7 @@
               <w:rPr>
                 <w:sz w:val="18"/>
               </w:rPr>
-              <w:t>Career</w:t>
+              <w:t>Rendering</w:t>
             </w:r>
           </w:p>
         </w:tc>
@@ -10012,7 +10206,7 @@
               <w:rPr>
                 <w:sz w:val="18"/>
               </w:rPr>
-              <w:t>p: PlayerObject</w:t>
+              <w:t>—</w:t>
             </w:r>
           </w:p>
         </w:tc>
@@ -10026,7 +10220,7 @@
               <w:rPr>
                 <w:sz w:val="18"/>
               </w:rPr>
-              <w:t>string</w:t>
+              <w:t>void</w:t>
             </w:r>
           </w:p>
         </w:tc>
@@ -10040,7 +10234,7 @@
               <w:rPr>
                 <w:sz w:val="18"/>
               </w:rPr>
-              <w:t>Generates HTML string for 4-section career stats page/modal body.</w:t>
+              <w:t>Merges weapon kill JSON across filteredRows and renders weapon leaderboard.</w:t>
             </w:r>
           </w:p>
         </w:tc>
@@ -10056,7 +10250,7 @@
               <w:rPr>
                 <w:sz w:val="18"/>
               </w:rPr>
-              <w:t>mStat(val, lbl, sub)</w:t>
+              <w:t>renderMapStats()</w:t>
             </w:r>
           </w:p>
         </w:tc>
@@ -10070,7 +10264,7 @@
               <w:rPr>
                 <w:sz w:val="18"/>
               </w:rPr>
-              <w:t>Helpers</w:t>
+              <w:t>Rendering</w:t>
             </w:r>
           </w:p>
         </w:tc>
@@ -10084,7 +10278,7 @@
               <w:rPr>
                 <w:sz w:val="18"/>
               </w:rPr>
-              <w:t>val, label, subtitle?</w:t>
+              <w:t>—</w:t>
             </w:r>
           </w:p>
         </w:tc>
@@ -10098,7 +10292,7 @@
               <w:rPr>
                 <w:sz w:val="18"/>
               </w:rPr>
-              <w:t>string</w:t>
+              <w:t>void</w:t>
             </w:r>
           </w:p>
         </w:tc>
@@ -10112,7 +10306,7 @@
               <w:rPr>
                 <w:sz w:val="18"/>
               </w:rPr>
-              <w:t>Returns HTML for a single stat card element.</w:t>
+              <w:t>Groups filteredRows by World and renders map stats table.</w:t>
             </w:r>
           </w:p>
         </w:tc>
@@ -10128,7 +10322,7 @@
               <w:rPr>
                 <w:sz w:val="18"/>
               </w:rPr>
-              <w:t>kdClass(v)</w:t>
+              <w:t>renderRoleLeaderboard()</w:t>
             </w:r>
           </w:p>
         </w:tc>
@@ -10142,7 +10336,7 @@
               <w:rPr>
                 <w:sz w:val="18"/>
               </w:rPr>
-              <w:t>Helpers</w:t>
+              <w:t>Rendering</w:t>
             </w:r>
           </w:p>
         </w:tc>
@@ -10156,7 +10350,7 @@
               <w:rPr>
                 <w:sz w:val="18"/>
               </w:rPr>
-              <w:t>v: number</w:t>
+              <w:t>—</w:t>
             </w:r>
           </w:p>
         </w:tc>
@@ -10170,7 +10364,7 @@
               <w:rPr>
                 <w:sz w:val="18"/>
               </w:rPr>
-              <w:t>string</w:t>
+              <w:t>void</w:t>
             </w:r>
           </w:p>
         </w:tc>
@@ -10184,7 +10378,7 @@
               <w:rPr>
                 <w:sz w:val="18"/>
               </w:rPr>
-              <w:t>"kd-good" if ≥2, "kd-bad" if &lt;0.8, else "".</w:t>
+              <w:t>Groups filteredPlayers by topRole and renders role leaderboard.</w:t>
             </w:r>
           </w:p>
         </w:tc>
@@ -10200,7 +10394,7 @@
               <w:rPr>
                 <w:sz w:val="18"/>
               </w:rPr>
-              <w:t>tkClass(v)</w:t>
+              <w:t>renderAttendance()</w:t>
             </w:r>
           </w:p>
         </w:tc>
@@ -10214,7 +10408,7 @@
               <w:rPr>
                 <w:sz w:val="18"/>
               </w:rPr>
-              <w:t>Helpers</w:t>
+              <w:t>Rendering</w:t>
             </w:r>
           </w:p>
         </w:tc>
@@ -10228,7 +10422,7 @@
               <w:rPr>
                 <w:sz w:val="18"/>
               </w:rPr>
-              <w:t>v: number</w:t>
+              <w:t>—</w:t>
             </w:r>
           </w:p>
         </w:tc>
@@ -10242,7 +10436,7 @@
               <w:rPr>
                 <w:sz w:val="18"/>
               </w:rPr>
-              <w:t>string</w:t>
+              <w:t>void</w:t>
             </w:r>
           </w:p>
         </w:tc>
@@ -10256,7 +10450,7 @@
               <w:rPr>
                 <w:sz w:val="18"/>
               </w:rPr>
-              <w:t>"tk-cell" if &gt;0, else "".</w:t>
+              <w:t>Computes per-player attendance metrics from filteredRows and renders table.</w:t>
             </w:r>
           </w:p>
         </w:tc>
@@ -10272,7 +10466,7 @@
               <w:rPr>
                 <w:sz w:val="18"/>
               </w:rPr>
-              <w:t>window._sortInf(col)</w:t>
+              <w:t>renderKdTrend()</w:t>
             </w:r>
           </w:p>
         </w:tc>
@@ -10286,7 +10480,7 @@
               <w:rPr>
                 <w:sz w:val="18"/>
               </w:rPr>
-              <w:t>Sort</w:t>
+              <w:t>Rendering</w:t>
             </w:r>
           </w:p>
         </w:tc>
@@ -10300,7 +10494,7 @@
               <w:rPr>
                 <w:sz w:val="18"/>
               </w:rPr>
-              <w:t>col: number</w:t>
+              <w:t>—</w:t>
             </w:r>
           </w:p>
         </w:tc>
@@ -10328,7 +10522,7 @@
               <w:rPr>
                 <w:sz w:val="18"/>
               </w:rPr>
-              <w:t>Infantry table header click handler; toggles direction if same column.</w:t>
+              <w:t>Renders SVG K/D trend line chart; reads subject from #kdTrendSubject dropdown.</w:t>
             </w:r>
           </w:p>
         </w:tc>
@@ -10344,6 +10538,942 @@
               <w:rPr>
                 <w:sz w:val="18"/>
               </w:rPr>
+              <w:t>renderComparison()</w:t>
+            </w:r>
+          </w:p>
+        </w:tc>
+        <w:tc>
+          <w:tcPr>
+            <w:tcW w:type="dxa" w:w="1881"/>
+            <w:shd w:val="clear" w:color="auto" w:fill="F0F4FA"/>
+          </w:tcPr>
+          <w:p>
+            <w:r>
+              <w:rPr>
+                <w:sz w:val="18"/>
+              </w:rPr>
+              <w:t>Rendering</w:t>
+            </w:r>
+          </w:p>
+        </w:tc>
+        <w:tc>
+          <w:tcPr>
+            <w:tcW w:type="dxa" w:w="1881"/>
+            <w:shd w:val="clear" w:color="auto" w:fill="F0F4FA"/>
+          </w:tcPr>
+          <w:p>
+            <w:r>
+              <w:rPr>
+                <w:sz w:val="18"/>
+              </w:rPr>
+              <w:t>—</w:t>
+            </w:r>
+          </w:p>
+        </w:tc>
+        <w:tc>
+          <w:tcPr>
+            <w:tcW w:type="dxa" w:w="1881"/>
+            <w:shd w:val="clear" w:color="auto" w:fill="F0F4FA"/>
+          </w:tcPr>
+          <w:p>
+            <w:r>
+              <w:rPr>
+                <w:sz w:val="18"/>
+              </w:rPr>
+              <w:t>void</w:t>
+            </w:r>
+          </w:p>
+        </w:tc>
+        <w:tc>
+          <w:tcPr>
+            <w:tcW w:type="dxa" w:w="1881"/>
+            <w:shd w:val="clear" w:color="auto" w:fill="F0F4FA"/>
+          </w:tcPr>
+          <w:p>
+            <w:r>
+              <w:rPr>
+                <w:sz w:val="18"/>
+              </w:rPr>
+              <w:t>Renders side-by-side player comparison table; reads names from comparison dropdowns.</w:t>
+            </w:r>
+          </w:p>
+        </w:tc>
+      </w:tr>
+      <w:tr>
+        <w:tc>
+          <w:tcPr>
+            <w:tcW w:type="dxa" w:w="1881"/>
+            <w:shd w:val="clear" w:color="auto" w:fill="FFFFFF"/>
+          </w:tcPr>
+          <w:p>
+            <w:r>
+              <w:rPr>
+                <w:sz w:val="18"/>
+              </w:rPr>
+              <w:t>toggleSection(key)</w:t>
+            </w:r>
+          </w:p>
+        </w:tc>
+        <w:tc>
+          <w:tcPr>
+            <w:tcW w:type="dxa" w:w="1881"/>
+            <w:shd w:val="clear" w:color="auto" w:fill="FFFFFF"/>
+          </w:tcPr>
+          <w:p>
+            <w:r>
+              <w:rPr>
+                <w:sz w:val="18"/>
+              </w:rPr>
+              <w:t>Navigation</w:t>
+            </w:r>
+          </w:p>
+        </w:tc>
+        <w:tc>
+          <w:tcPr>
+            <w:tcW w:type="dxa" w:w="1881"/>
+            <w:shd w:val="clear" w:color="auto" w:fill="FFFFFF"/>
+          </w:tcPr>
+          <w:p>
+            <w:r>
+              <w:rPr>
+                <w:sz w:val="18"/>
+              </w:rPr>
+              <w:t>key: string</w:t>
+            </w:r>
+          </w:p>
+        </w:tc>
+        <w:tc>
+          <w:tcPr>
+            <w:tcW w:type="dxa" w:w="1881"/>
+            <w:shd w:val="clear" w:color="auto" w:fill="FFFFFF"/>
+          </w:tcPr>
+          <w:p>
+            <w:r>
+              <w:rPr>
+                <w:sz w:val="18"/>
+              </w:rPr>
+              <w:t>void</w:t>
+            </w:r>
+          </w:p>
+        </w:tc>
+        <w:tc>
+          <w:tcPr>
+            <w:tcW w:type="dxa" w:w="1881"/>
+            <w:shd w:val="clear" w:color="auto" w:fill="FFFFFF"/>
+          </w:tcPr>
+          <w:p>
+            <w:r>
+              <w:rPr>
+                <w:sz w:val="18"/>
+              </w:rPr>
+              <w:t>Toggles section content div; saves state to localStorage.</w:t>
+            </w:r>
+          </w:p>
+        </w:tc>
+      </w:tr>
+      <w:tr>
+        <w:tc>
+          <w:tcPr>
+            <w:tcW w:type="dxa" w:w="1881"/>
+            <w:shd w:val="clear" w:color="auto" w:fill="F0F4FA"/>
+          </w:tcPr>
+          <w:p>
+            <w:r>
+              <w:rPr>
+                <w:sz w:val="18"/>
+              </w:rPr>
+              <w:t>navTo(key)</w:t>
+            </w:r>
+          </w:p>
+        </w:tc>
+        <w:tc>
+          <w:tcPr>
+            <w:tcW w:type="dxa" w:w="1881"/>
+            <w:shd w:val="clear" w:color="auto" w:fill="F0F4FA"/>
+          </w:tcPr>
+          <w:p>
+            <w:r>
+              <w:rPr>
+                <w:sz w:val="18"/>
+              </w:rPr>
+              <w:t>Navigation</w:t>
+            </w:r>
+          </w:p>
+        </w:tc>
+        <w:tc>
+          <w:tcPr>
+            <w:tcW w:type="dxa" w:w="1881"/>
+            <w:shd w:val="clear" w:color="auto" w:fill="F0F4FA"/>
+          </w:tcPr>
+          <w:p>
+            <w:r>
+              <w:rPr>
+                <w:sz w:val="18"/>
+              </w:rPr>
+              <w:t>key: string</w:t>
+            </w:r>
+          </w:p>
+        </w:tc>
+        <w:tc>
+          <w:tcPr>
+            <w:tcW w:type="dxa" w:w="1881"/>
+            <w:shd w:val="clear" w:color="auto" w:fill="F0F4FA"/>
+          </w:tcPr>
+          <w:p>
+            <w:r>
+              <w:rPr>
+                <w:sz w:val="18"/>
+              </w:rPr>
+              <w:t>void</w:t>
+            </w:r>
+          </w:p>
+        </w:tc>
+        <w:tc>
+          <w:tcPr>
+            <w:tcW w:type="dxa" w:w="1881"/>
+            <w:shd w:val="clear" w:color="auto" w:fill="F0F4FA"/>
+          </w:tcPr>
+          <w:p>
+            <w:r>
+              <w:rPr>
+                <w:sz w:val="18"/>
+              </w:rPr>
+              <w:t>Expands section, re-renders chart if needed, smooth-scrolls to header.</w:t>
+            </w:r>
+          </w:p>
+        </w:tc>
+      </w:tr>
+      <w:tr>
+        <w:tc>
+          <w:tcPr>
+            <w:tcW w:type="dxa" w:w="1881"/>
+            <w:shd w:val="clear" w:color="auto" w:fill="FFFFFF"/>
+          </w:tcPr>
+          <w:p>
+            <w:r>
+              <w:rPr>
+                <w:sz w:val="18"/>
+              </w:rPr>
+              <w:t>openPlayerModal(name)</w:t>
+            </w:r>
+          </w:p>
+        </w:tc>
+        <w:tc>
+          <w:tcPr>
+            <w:tcW w:type="dxa" w:w="1881"/>
+            <w:shd w:val="clear" w:color="auto" w:fill="FFFFFF"/>
+          </w:tcPr>
+          <w:p>
+            <w:r>
+              <w:rPr>
+                <w:sz w:val="18"/>
+              </w:rPr>
+              <w:t>Modal</w:t>
+            </w:r>
+          </w:p>
+        </w:tc>
+        <w:tc>
+          <w:tcPr>
+            <w:tcW w:type="dxa" w:w="1881"/>
+            <w:shd w:val="clear" w:color="auto" w:fill="FFFFFF"/>
+          </w:tcPr>
+          <w:p>
+            <w:r>
+              <w:rPr>
+                <w:sz w:val="18"/>
+              </w:rPr>
+              <w:t>name: string</w:t>
+            </w:r>
+          </w:p>
+        </w:tc>
+        <w:tc>
+          <w:tcPr>
+            <w:tcW w:type="dxa" w:w="1881"/>
+            <w:shd w:val="clear" w:color="auto" w:fill="FFFFFF"/>
+          </w:tcPr>
+          <w:p>
+            <w:r>
+              <w:rPr>
+                <w:sz w:val="18"/>
+              </w:rPr>
+              <w:t>void</w:t>
+            </w:r>
+          </w:p>
+        </w:tc>
+        <w:tc>
+          <w:tcPr>
+            <w:tcW w:type="dxa" w:w="1881"/>
+            <w:shd w:val="clear" w:color="auto" w:fill="FFFFFF"/>
+          </w:tcPr>
+          <w:p>
+            <w:r>
+              <w:rPr>
+                <w:sz w:val="18"/>
+              </w:rPr>
+              <w:t>Opens the detail modal overlay for the given player.</w:t>
+            </w:r>
+          </w:p>
+        </w:tc>
+      </w:tr>
+      <w:tr>
+        <w:tc>
+          <w:tcPr>
+            <w:tcW w:type="dxa" w:w="1881"/>
+            <w:shd w:val="clear" w:color="auto" w:fill="F0F4FA"/>
+          </w:tcPr>
+          <w:p>
+            <w:r>
+              <w:rPr>
+                <w:sz w:val="18"/>
+              </w:rPr>
+              <w:t>closeModal(e)</w:t>
+            </w:r>
+          </w:p>
+        </w:tc>
+        <w:tc>
+          <w:tcPr>
+            <w:tcW w:type="dxa" w:w="1881"/>
+            <w:shd w:val="clear" w:color="auto" w:fill="F0F4FA"/>
+          </w:tcPr>
+          <w:p>
+            <w:r>
+              <w:rPr>
+                <w:sz w:val="18"/>
+              </w:rPr>
+              <w:t>Modal</w:t>
+            </w:r>
+          </w:p>
+        </w:tc>
+        <w:tc>
+          <w:tcPr>
+            <w:tcW w:type="dxa" w:w="1881"/>
+            <w:shd w:val="clear" w:color="auto" w:fill="F0F4FA"/>
+          </w:tcPr>
+          <w:p>
+            <w:r>
+              <w:rPr>
+                <w:sz w:val="18"/>
+              </w:rPr>
+              <w:t>event</w:t>
+            </w:r>
+          </w:p>
+        </w:tc>
+        <w:tc>
+          <w:tcPr>
+            <w:tcW w:type="dxa" w:w="1881"/>
+            <w:shd w:val="clear" w:color="auto" w:fill="F0F4FA"/>
+          </w:tcPr>
+          <w:p>
+            <w:r>
+              <w:rPr>
+                <w:sz w:val="18"/>
+              </w:rPr>
+              <w:t>void</w:t>
+            </w:r>
+          </w:p>
+        </w:tc>
+        <w:tc>
+          <w:tcPr>
+            <w:tcW w:type="dxa" w:w="1881"/>
+            <w:shd w:val="clear" w:color="auto" w:fill="F0F4FA"/>
+          </w:tcPr>
+          <w:p>
+            <w:r>
+              <w:rPr>
+                <w:sz w:val="18"/>
+              </w:rPr>
+              <w:t>Closes modal on overlay click or ESC keypress.</w:t>
+            </w:r>
+          </w:p>
+        </w:tc>
+      </w:tr>
+      <w:tr>
+        <w:tc>
+          <w:tcPr>
+            <w:tcW w:type="dxa" w:w="1881"/>
+            <w:shd w:val="clear" w:color="auto" w:fill="FFFFFF"/>
+          </w:tcPr>
+          <w:p>
+            <w:r>
+              <w:rPr>
+                <w:sz w:val="18"/>
+              </w:rPr>
+              <w:t>openCareerPage(name)</w:t>
+            </w:r>
+          </w:p>
+        </w:tc>
+        <w:tc>
+          <w:tcPr>
+            <w:tcW w:type="dxa" w:w="1881"/>
+            <w:shd w:val="clear" w:color="auto" w:fill="FFFFFF"/>
+          </w:tcPr>
+          <w:p>
+            <w:r>
+              <w:rPr>
+                <w:sz w:val="18"/>
+              </w:rPr>
+              <w:t>Career</w:t>
+            </w:r>
+          </w:p>
+        </w:tc>
+        <w:tc>
+          <w:tcPr>
+            <w:tcW w:type="dxa" w:w="1881"/>
+            <w:shd w:val="clear" w:color="auto" w:fill="FFFFFF"/>
+          </w:tcPr>
+          <w:p>
+            <w:r>
+              <w:rPr>
+                <w:sz w:val="18"/>
+              </w:rPr>
+              <w:t>name: string</w:t>
+            </w:r>
+          </w:p>
+        </w:tc>
+        <w:tc>
+          <w:tcPr>
+            <w:tcW w:type="dxa" w:w="1881"/>
+            <w:shd w:val="clear" w:color="auto" w:fill="FFFFFF"/>
+          </w:tcPr>
+          <w:p>
+            <w:r>
+              <w:rPr>
+                <w:sz w:val="18"/>
+              </w:rPr>
+              <w:t>void</w:t>
+            </w:r>
+          </w:p>
+        </w:tc>
+        <w:tc>
+          <w:tcPr>
+            <w:tcW w:type="dxa" w:w="1881"/>
+            <w:shd w:val="clear" w:color="auto" w:fill="FFFFFF"/>
+          </w:tcPr>
+          <w:p>
+            <w:r>
+              <w:rPr>
+                <w:sz w:val="18"/>
+              </w:rPr>
+              <w:t>Switches to full-screen career view; sets selectedPlayers and re-filters.</w:t>
+            </w:r>
+          </w:p>
+        </w:tc>
+      </w:tr>
+      <w:tr>
+        <w:tc>
+          <w:tcPr>
+            <w:tcW w:type="dxa" w:w="1881"/>
+            <w:shd w:val="clear" w:color="auto" w:fill="F0F4FA"/>
+          </w:tcPr>
+          <w:p>
+            <w:r>
+              <w:rPr>
+                <w:sz w:val="18"/>
+              </w:rPr>
+              <w:t>closeCareerPage()</w:t>
+            </w:r>
+          </w:p>
+        </w:tc>
+        <w:tc>
+          <w:tcPr>
+            <w:tcW w:type="dxa" w:w="1881"/>
+            <w:shd w:val="clear" w:color="auto" w:fill="F0F4FA"/>
+          </w:tcPr>
+          <w:p>
+            <w:r>
+              <w:rPr>
+                <w:sz w:val="18"/>
+              </w:rPr>
+              <w:t>Career</w:t>
+            </w:r>
+          </w:p>
+        </w:tc>
+        <w:tc>
+          <w:tcPr>
+            <w:tcW w:type="dxa" w:w="1881"/>
+            <w:shd w:val="clear" w:color="auto" w:fill="F0F4FA"/>
+          </w:tcPr>
+          <w:p>
+            <w:r>
+              <w:rPr>
+                <w:sz w:val="18"/>
+              </w:rPr>
+              <w:t>—</w:t>
+            </w:r>
+          </w:p>
+        </w:tc>
+        <w:tc>
+          <w:tcPr>
+            <w:tcW w:type="dxa" w:w="1881"/>
+            <w:shd w:val="clear" w:color="auto" w:fill="F0F4FA"/>
+          </w:tcPr>
+          <w:p>
+            <w:r>
+              <w:rPr>
+                <w:sz w:val="18"/>
+              </w:rPr>
+              <w:t>void</w:t>
+            </w:r>
+          </w:p>
+        </w:tc>
+        <w:tc>
+          <w:tcPr>
+            <w:tcW w:type="dxa" w:w="1881"/>
+            <w:shd w:val="clear" w:color="auto" w:fill="F0F4FA"/>
+          </w:tcPr>
+          <w:p>
+            <w:r>
+              <w:rPr>
+                <w:sz w:val="18"/>
+              </w:rPr>
+              <w:t>Restores leaderboard view; clears selectedPlayers and re-filters.</w:t>
+            </w:r>
+          </w:p>
+        </w:tc>
+      </w:tr>
+      <w:tr>
+        <w:tc>
+          <w:tcPr>
+            <w:tcW w:type="dxa" w:w="1881"/>
+            <w:shd w:val="clear" w:color="auto" w:fill="FFFFFF"/>
+          </w:tcPr>
+          <w:p>
+            <w:r>
+              <w:rPr>
+                <w:sz w:val="18"/>
+              </w:rPr>
+              <w:t>buildCareerStatsHTML(p)</w:t>
+            </w:r>
+          </w:p>
+        </w:tc>
+        <w:tc>
+          <w:tcPr>
+            <w:tcW w:type="dxa" w:w="1881"/>
+            <w:shd w:val="clear" w:color="auto" w:fill="FFFFFF"/>
+          </w:tcPr>
+          <w:p>
+            <w:r>
+              <w:rPr>
+                <w:sz w:val="18"/>
+              </w:rPr>
+              <w:t>Career</w:t>
+            </w:r>
+          </w:p>
+        </w:tc>
+        <w:tc>
+          <w:tcPr>
+            <w:tcW w:type="dxa" w:w="1881"/>
+            <w:shd w:val="clear" w:color="auto" w:fill="FFFFFF"/>
+          </w:tcPr>
+          <w:p>
+            <w:r>
+              <w:rPr>
+                <w:sz w:val="18"/>
+              </w:rPr>
+              <w:t>p: PlayerObject</w:t>
+            </w:r>
+          </w:p>
+        </w:tc>
+        <w:tc>
+          <w:tcPr>
+            <w:tcW w:type="dxa" w:w="1881"/>
+            <w:shd w:val="clear" w:color="auto" w:fill="FFFFFF"/>
+          </w:tcPr>
+          <w:p>
+            <w:r>
+              <w:rPr>
+                <w:sz w:val="18"/>
+              </w:rPr>
+              <w:t>string</w:t>
+            </w:r>
+          </w:p>
+        </w:tc>
+        <w:tc>
+          <w:tcPr>
+            <w:tcW w:type="dxa" w:w="1881"/>
+            <w:shd w:val="clear" w:color="auto" w:fill="FFFFFF"/>
+          </w:tcPr>
+          <w:p>
+            <w:r>
+              <w:rPr>
+                <w:sz w:val="18"/>
+              </w:rPr>
+              <w:t>Generates HTML for 4-section career stats (infantry overview, weapons, best mission, mission table).</w:t>
+            </w:r>
+          </w:p>
+        </w:tc>
+      </w:tr>
+      <w:tr>
+        <w:tc>
+          <w:tcPr>
+            <w:tcW w:type="dxa" w:w="1881"/>
+            <w:shd w:val="clear" w:color="auto" w:fill="F0F4FA"/>
+          </w:tcPr>
+          <w:p>
+            <w:r>
+              <w:rPr>
+                <w:sz w:val="18"/>
+              </w:rPr>
+              <w:t>mStat(val, lbl, sub)</w:t>
+            </w:r>
+          </w:p>
+        </w:tc>
+        <w:tc>
+          <w:tcPr>
+            <w:tcW w:type="dxa" w:w="1881"/>
+            <w:shd w:val="clear" w:color="auto" w:fill="F0F4FA"/>
+          </w:tcPr>
+          <w:p>
+            <w:r>
+              <w:rPr>
+                <w:sz w:val="18"/>
+              </w:rPr>
+              <w:t>Helpers</w:t>
+            </w:r>
+          </w:p>
+        </w:tc>
+        <w:tc>
+          <w:tcPr>
+            <w:tcW w:type="dxa" w:w="1881"/>
+            <w:shd w:val="clear" w:color="auto" w:fill="F0F4FA"/>
+          </w:tcPr>
+          <w:p>
+            <w:r>
+              <w:rPr>
+                <w:sz w:val="18"/>
+              </w:rPr>
+              <w:t>val, label, subtitle?</w:t>
+            </w:r>
+          </w:p>
+        </w:tc>
+        <w:tc>
+          <w:tcPr>
+            <w:tcW w:type="dxa" w:w="1881"/>
+            <w:shd w:val="clear" w:color="auto" w:fill="F0F4FA"/>
+          </w:tcPr>
+          <w:p>
+            <w:r>
+              <w:rPr>
+                <w:sz w:val="18"/>
+              </w:rPr>
+              <w:t>string</w:t>
+            </w:r>
+          </w:p>
+        </w:tc>
+        <w:tc>
+          <w:tcPr>
+            <w:tcW w:type="dxa" w:w="1881"/>
+            <w:shd w:val="clear" w:color="auto" w:fill="F0F4FA"/>
+          </w:tcPr>
+          <w:p>
+            <w:r>
+              <w:rPr>
+                <w:sz w:val="18"/>
+              </w:rPr>
+              <w:t>Returns HTML for a single stat card element.</w:t>
+            </w:r>
+          </w:p>
+        </w:tc>
+      </w:tr>
+      <w:tr>
+        <w:tc>
+          <w:tcPr>
+            <w:tcW w:type="dxa" w:w="1881"/>
+            <w:shd w:val="clear" w:color="auto" w:fill="FFFFFF"/>
+          </w:tcPr>
+          <w:p>
+            <w:r>
+              <w:rPr>
+                <w:sz w:val="18"/>
+              </w:rPr>
+              <w:t>kdClass(v)</w:t>
+            </w:r>
+          </w:p>
+        </w:tc>
+        <w:tc>
+          <w:tcPr>
+            <w:tcW w:type="dxa" w:w="1881"/>
+            <w:shd w:val="clear" w:color="auto" w:fill="FFFFFF"/>
+          </w:tcPr>
+          <w:p>
+            <w:r>
+              <w:rPr>
+                <w:sz w:val="18"/>
+              </w:rPr>
+              <w:t>Helpers</w:t>
+            </w:r>
+          </w:p>
+        </w:tc>
+        <w:tc>
+          <w:tcPr>
+            <w:tcW w:type="dxa" w:w="1881"/>
+            <w:shd w:val="clear" w:color="auto" w:fill="FFFFFF"/>
+          </w:tcPr>
+          <w:p>
+            <w:r>
+              <w:rPr>
+                <w:sz w:val="18"/>
+              </w:rPr>
+              <w:t>v: number</w:t>
+            </w:r>
+          </w:p>
+        </w:tc>
+        <w:tc>
+          <w:tcPr>
+            <w:tcW w:type="dxa" w:w="1881"/>
+            <w:shd w:val="clear" w:color="auto" w:fill="FFFFFF"/>
+          </w:tcPr>
+          <w:p>
+            <w:r>
+              <w:rPr>
+                <w:sz w:val="18"/>
+              </w:rPr>
+              <w:t>string</w:t>
+            </w:r>
+          </w:p>
+        </w:tc>
+        <w:tc>
+          <w:tcPr>
+            <w:tcW w:type="dxa" w:w="1881"/>
+            <w:shd w:val="clear" w:color="auto" w:fill="FFFFFF"/>
+          </w:tcPr>
+          <w:p>
+            <w:r>
+              <w:rPr>
+                <w:sz w:val="18"/>
+              </w:rPr>
+              <w:t>"kd-good" if &gt;=2, "kd-bad" if &lt;0.8, else "".</w:t>
+            </w:r>
+          </w:p>
+        </w:tc>
+      </w:tr>
+      <w:tr>
+        <w:tc>
+          <w:tcPr>
+            <w:tcW w:type="dxa" w:w="1881"/>
+            <w:shd w:val="clear" w:color="auto" w:fill="F0F4FA"/>
+          </w:tcPr>
+          <w:p>
+            <w:r>
+              <w:rPr>
+                <w:sz w:val="18"/>
+              </w:rPr>
+              <w:t>tkClass(v)</w:t>
+            </w:r>
+          </w:p>
+        </w:tc>
+        <w:tc>
+          <w:tcPr>
+            <w:tcW w:type="dxa" w:w="1881"/>
+            <w:shd w:val="clear" w:color="auto" w:fill="F0F4FA"/>
+          </w:tcPr>
+          <w:p>
+            <w:r>
+              <w:rPr>
+                <w:sz w:val="18"/>
+              </w:rPr>
+              <w:t>Helpers</w:t>
+            </w:r>
+          </w:p>
+        </w:tc>
+        <w:tc>
+          <w:tcPr>
+            <w:tcW w:type="dxa" w:w="1881"/>
+            <w:shd w:val="clear" w:color="auto" w:fill="F0F4FA"/>
+          </w:tcPr>
+          <w:p>
+            <w:r>
+              <w:rPr>
+                <w:sz w:val="18"/>
+              </w:rPr>
+              <w:t>v: number</w:t>
+            </w:r>
+          </w:p>
+        </w:tc>
+        <w:tc>
+          <w:tcPr>
+            <w:tcW w:type="dxa" w:w="1881"/>
+            <w:shd w:val="clear" w:color="auto" w:fill="F0F4FA"/>
+          </w:tcPr>
+          <w:p>
+            <w:r>
+              <w:rPr>
+                <w:sz w:val="18"/>
+              </w:rPr>
+              <w:t>string</w:t>
+            </w:r>
+          </w:p>
+        </w:tc>
+        <w:tc>
+          <w:tcPr>
+            <w:tcW w:type="dxa" w:w="1881"/>
+            <w:shd w:val="clear" w:color="auto" w:fill="F0F4FA"/>
+          </w:tcPr>
+          <w:p>
+            <w:r>
+              <w:rPr>
+                <w:sz w:val="18"/>
+              </w:rPr>
+              <w:t>"tk-cell" if &gt;0, else "".</w:t>
+            </w:r>
+          </w:p>
+        </w:tc>
+      </w:tr>
+      <w:tr>
+        <w:tc>
+          <w:tcPr>
+            <w:tcW w:type="dxa" w:w="1881"/>
+            <w:shd w:val="clear" w:color="auto" w:fill="FFFFFF"/>
+          </w:tcPr>
+          <w:p>
+            <w:r>
+              <w:rPr>
+                <w:sz w:val="18"/>
+              </w:rPr>
+              <w:t>fmtTime(s)</w:t>
+            </w:r>
+          </w:p>
+        </w:tc>
+        <w:tc>
+          <w:tcPr>
+            <w:tcW w:type="dxa" w:w="1881"/>
+            <w:shd w:val="clear" w:color="auto" w:fill="FFFFFF"/>
+          </w:tcPr>
+          <w:p>
+            <w:r>
+              <w:rPr>
+                <w:sz w:val="18"/>
+              </w:rPr>
+              <w:t>Helpers</w:t>
+            </w:r>
+          </w:p>
+        </w:tc>
+        <w:tc>
+          <w:tcPr>
+            <w:tcW w:type="dxa" w:w="1881"/>
+            <w:shd w:val="clear" w:color="auto" w:fill="FFFFFF"/>
+          </w:tcPr>
+          <w:p>
+            <w:r>
+              <w:rPr>
+                <w:sz w:val="18"/>
+              </w:rPr>
+              <w:t>s: number</w:t>
+            </w:r>
+          </w:p>
+        </w:tc>
+        <w:tc>
+          <w:tcPr>
+            <w:tcW w:type="dxa" w:w="1881"/>
+            <w:shd w:val="clear" w:color="auto" w:fill="FFFFFF"/>
+          </w:tcPr>
+          <w:p>
+            <w:r>
+              <w:rPr>
+                <w:sz w:val="18"/>
+              </w:rPr>
+              <w:t>string</w:t>
+            </w:r>
+          </w:p>
+        </w:tc>
+        <w:tc>
+          <w:tcPr>
+            <w:tcW w:type="dxa" w:w="1881"/>
+            <w:shd w:val="clear" w:color="auto" w:fill="FFFFFF"/>
+          </w:tcPr>
+          <w:p>
+            <w:r>
+              <w:rPr>
+                <w:sz w:val="18"/>
+              </w:rPr>
+              <w:t>Formats seconds as Xh Ym string.</w:t>
+            </w:r>
+          </w:p>
+        </w:tc>
+      </w:tr>
+      <w:tr>
+        <w:tc>
+          <w:tcPr>
+            <w:tcW w:type="dxa" w:w="1881"/>
+            <w:shd w:val="clear" w:color="auto" w:fill="F0F4FA"/>
+          </w:tcPr>
+          <w:p>
+            <w:r>
+              <w:rPr>
+                <w:sz w:val="18"/>
+              </w:rPr>
+              <w:t>window._sortInf(col)</w:t>
+            </w:r>
+          </w:p>
+        </w:tc>
+        <w:tc>
+          <w:tcPr>
+            <w:tcW w:type="dxa" w:w="1881"/>
+            <w:shd w:val="clear" w:color="auto" w:fill="F0F4FA"/>
+          </w:tcPr>
+          <w:p>
+            <w:r>
+              <w:rPr>
+                <w:sz w:val="18"/>
+              </w:rPr>
+              <w:t>Sort</w:t>
+            </w:r>
+          </w:p>
+        </w:tc>
+        <w:tc>
+          <w:tcPr>
+            <w:tcW w:type="dxa" w:w="1881"/>
+            <w:shd w:val="clear" w:color="auto" w:fill="F0F4FA"/>
+          </w:tcPr>
+          <w:p>
+            <w:r>
+              <w:rPr>
+                <w:sz w:val="18"/>
+              </w:rPr>
+              <w:t>col: number</w:t>
+            </w:r>
+          </w:p>
+        </w:tc>
+        <w:tc>
+          <w:tcPr>
+            <w:tcW w:type="dxa" w:w="1881"/>
+            <w:shd w:val="clear" w:color="auto" w:fill="F0F4FA"/>
+          </w:tcPr>
+          <w:p>
+            <w:r>
+              <w:rPr>
+                <w:sz w:val="18"/>
+              </w:rPr>
+              <w:t>void</w:t>
+            </w:r>
+          </w:p>
+        </w:tc>
+        <w:tc>
+          <w:tcPr>
+            <w:tcW w:type="dxa" w:w="1881"/>
+            <w:shd w:val="clear" w:color="auto" w:fill="F0F4FA"/>
+          </w:tcPr>
+          <w:p>
+            <w:r>
+              <w:rPr>
+                <w:sz w:val="18"/>
+              </w:rPr>
+              <w:t>Infantry table header click handler; toggles direction if same column.</w:t>
+            </w:r>
+          </w:p>
+        </w:tc>
+      </w:tr>
+      <w:tr>
+        <w:tc>
+          <w:tcPr>
+            <w:tcW w:type="dxa" w:w="1881"/>
+            <w:shd w:val="clear" w:color="auto" w:fill="FFFFFF"/>
+          </w:tcPr>
+          <w:p>
+            <w:r>
+              <w:rPr>
+                <w:sz w:val="18"/>
+              </w:rPr>
               <w:t>window._sortVeh(col)</w:t>
             </w:r>
           </w:p>
@@ -10351,7 +11481,7 @@
         <w:tc>
           <w:tcPr>
             <w:tcW w:type="dxa" w:w="1881"/>
-            <w:shd w:val="clear" w:color="auto" w:fill="F0F4FA"/>
+            <w:shd w:val="clear" w:color="auto" w:fill="FFFFFF"/>
           </w:tcPr>
           <w:p>
             <w:r>
@@ -10365,7 +11495,7 @@
         <w:tc>
           <w:tcPr>
             <w:tcW w:type="dxa" w:w="1881"/>
-            <w:shd w:val="clear" w:color="auto" w:fill="F0F4FA"/>
+            <w:shd w:val="clear" w:color="auto" w:fill="FFFFFF"/>
           </w:tcPr>
           <w:p>
             <w:r>
@@ -10379,7 +11509,7 @@
         <w:tc>
           <w:tcPr>
             <w:tcW w:type="dxa" w:w="1881"/>
-            <w:shd w:val="clear" w:color="auto" w:fill="F0F4FA"/>
+            <w:shd w:val="clear" w:color="auto" w:fill="FFFFFF"/>
           </w:tcPr>
           <w:p>
             <w:r>
@@ -10393,7 +11523,7 @@
         <w:tc>
           <w:tcPr>
             <w:tcW w:type="dxa" w:w="1881"/>
-            <w:shd w:val="clear" w:color="auto" w:fill="F0F4FA"/>
+            <w:shd w:val="clear" w:color="auto" w:fill="FFFFFF"/>
           </w:tcPr>
           <w:p>
             <w:r>
@@ -10401,6 +11531,150 @@
                 <w:sz w:val="18"/>
               </w:rPr>
               <w:t>Vehicle table header click handler; toggles direction if same column.</w:t>
+            </w:r>
+          </w:p>
+        </w:tc>
+      </w:tr>
+      <w:tr>
+        <w:tc>
+          <w:tcPr>
+            <w:tcW w:type="dxa" w:w="1881"/>
+            <w:shd w:val="clear" w:color="auto" w:fill="F0F4FA"/>
+          </w:tcPr>
+          <w:p>
+            <w:r>
+              <w:rPr>
+                <w:sz w:val="18"/>
+              </w:rPr>
+              <w:t>window._sortUnit(col)</w:t>
+            </w:r>
+          </w:p>
+        </w:tc>
+        <w:tc>
+          <w:tcPr>
+            <w:tcW w:type="dxa" w:w="1881"/>
+            <w:shd w:val="clear" w:color="auto" w:fill="F0F4FA"/>
+          </w:tcPr>
+          <w:p>
+            <w:r>
+              <w:rPr>
+                <w:sz w:val="18"/>
+              </w:rPr>
+              <w:t>Sort</w:t>
+            </w:r>
+          </w:p>
+        </w:tc>
+        <w:tc>
+          <w:tcPr>
+            <w:tcW w:type="dxa" w:w="1881"/>
+            <w:shd w:val="clear" w:color="auto" w:fill="F0F4FA"/>
+          </w:tcPr>
+          <w:p>
+            <w:r>
+              <w:rPr>
+                <w:sz w:val="18"/>
+              </w:rPr>
+              <w:t>col: number</w:t>
+            </w:r>
+          </w:p>
+        </w:tc>
+        <w:tc>
+          <w:tcPr>
+            <w:tcW w:type="dxa" w:w="1881"/>
+            <w:shd w:val="clear" w:color="auto" w:fill="F0F4FA"/>
+          </w:tcPr>
+          <w:p>
+            <w:r>
+              <w:rPr>
+                <w:sz w:val="18"/>
+              </w:rPr>
+              <w:t>void</w:t>
+            </w:r>
+          </w:p>
+        </w:tc>
+        <w:tc>
+          <w:tcPr>
+            <w:tcW w:type="dxa" w:w="1881"/>
+            <w:shd w:val="clear" w:color="auto" w:fill="F0F4FA"/>
+          </w:tcPr>
+          <w:p>
+            <w:r>
+              <w:rPr>
+                <w:sz w:val="18"/>
+              </w:rPr>
+              <w:t>Unit leaderboard header click handler.</w:t>
+            </w:r>
+          </w:p>
+        </w:tc>
+      </w:tr>
+      <w:tr>
+        <w:tc>
+          <w:tcPr>
+            <w:tcW w:type="dxa" w:w="1881"/>
+            <w:shd w:val="clear" w:color="auto" w:fill="FFFFFF"/>
+          </w:tcPr>
+          <w:p>
+            <w:r>
+              <w:rPr>
+                <w:sz w:val="18"/>
+              </w:rPr>
+              <w:t>window._sortWp(col)</w:t>
+            </w:r>
+          </w:p>
+        </w:tc>
+        <w:tc>
+          <w:tcPr>
+            <w:tcW w:type="dxa" w:w="1881"/>
+            <w:shd w:val="clear" w:color="auto" w:fill="FFFFFF"/>
+          </w:tcPr>
+          <w:p>
+            <w:r>
+              <w:rPr>
+                <w:sz w:val="18"/>
+              </w:rPr>
+              <w:t>Sort</w:t>
+            </w:r>
+          </w:p>
+        </w:tc>
+        <w:tc>
+          <w:tcPr>
+            <w:tcW w:type="dxa" w:w="1881"/>
+            <w:shd w:val="clear" w:color="auto" w:fill="FFFFFF"/>
+          </w:tcPr>
+          <w:p>
+            <w:r>
+              <w:rPr>
+                <w:sz w:val="18"/>
+              </w:rPr>
+              <w:t>col: number</w:t>
+            </w:r>
+          </w:p>
+        </w:tc>
+        <w:tc>
+          <w:tcPr>
+            <w:tcW w:type="dxa" w:w="1881"/>
+            <w:shd w:val="clear" w:color="auto" w:fill="FFFFFF"/>
+          </w:tcPr>
+          <w:p>
+            <w:r>
+              <w:rPr>
+                <w:sz w:val="18"/>
+              </w:rPr>
+              <w:t>void</w:t>
+            </w:r>
+          </w:p>
+        </w:tc>
+        <w:tc>
+          <w:tcPr>
+            <w:tcW w:type="dxa" w:w="1881"/>
+            <w:shd w:val="clear" w:color="auto" w:fill="FFFFFF"/>
+          </w:tcPr>
+          <w:p>
+            <w:r>
+              <w:rPr>
+                <w:sz w:val="18"/>
+              </w:rPr>
+              <w:t>Weapon leaderboard header click handler.</w:t>
             </w:r>
           </w:p>
         </w:tc>
@@ -13858,7 +15132,7 @@
         <w:rPr>
           <w:sz w:val="20"/>
         </w:rPr>
-        <w:t>In index.html, update the CSV_URL constant at the top of the &lt;script&gt; block.</w:t>
+        <w:t>In tracker.js, update the CSV_URL constant at the top of the file.</w:t>
       </w:r>
     </w:p>
     <w:p>
@@ -13930,632 +15204,6 @@
         <w:pStyle w:val="Heading1"/>
       </w:pPr>
       <w:r>
-        <w:t>13. Unit Classification</w:t>
-      </w:r>
-    </w:p>
-    <w:p>
-      <w:pPr/>
-      <w:r>
-        <w:t>Players are automatically assigned to one of four units — 2nd USC, CNTO, PXG, or TFP — based on who they play alongside most frequently. The classification runs once after buildAggregates() and populates the playerUnits{} map.</w:t>
-      </w:r>
-    </w:p>
-    <w:p>
-      <w:pPr>
-        <w:pStyle w:val="Heading2"/>
-      </w:pPr>
-      <w:r>
-        <w:t>13.1 Algorithm Overview</w:t>
-      </w:r>
-    </w:p>
-    <w:p>
-      <w:pPr/>
-      <w:r>
-        <w:t>The classifier uses squad co-occurrence: for each mission row, every player is compared against every other player in the same mission. If the other player is already confidently assigned to a known unit, their unit gains a weight increment for the subject player. A player is classified to the unit with the highest accumulated weight, but only if that weight represents ≥ 99% of all weight (UNIT_THRESHOLD = 0.99). Players who guest in foreign squads are left unclassified (null) because their dominant signal does not clear the threshold.</w:t>
-      </w:r>
-    </w:p>
-    <w:p>
-      <w:pPr>
-        <w:pStyle w:val="Heading2"/>
-      </w:pPr>
-      <w:r>
-        <w:t>13.2 Seed Players</w:t>
-      </w:r>
-    </w:p>
-    <w:p>
-      <w:pPr/>
-      <w:r>
-        <w:t>Classification is bootstrapped from a small set of "seed" players whose unit is known with certainty. These are hard-coded in tracker.js and are never overridden by unit_overrides.json.</w:t>
-      </w:r>
-    </w:p>
-    <w:p>
-      <w:pPr>
-        <w:pStyle w:val="Heading2"/>
-      </w:pPr>
-      <w:r>
-        <w:t>13.3 unit_overrides.json</w:t>
-      </w:r>
-    </w:p>
-    <w:p>
-      <w:pPr/>
-      <w:r>
-        <w:t>Loaded at startup via fetch(). Keys are player names (case-sensitive); values are the target unit string. Overrides are applied after auto-classification and take precedence over both seeds and the algorithm. This allows correcting edge cases (e.g. a player who permanently transferred units).</w:t>
-      </w:r>
-    </w:p>
-    <w:p>
-      <w:pPr>
-        <w:pStyle w:val="NoSpacing"/>
-      </w:pPr>
-      <w:r>
-        <w:rPr>
-          <w:rFonts w:ascii="Courier New" w:hAnsi="Courier New"/>
-          <w:sz w:val="18"/>
-        </w:rPr>
-        <w:t>// unit_overrides.json format</w:t>
-      </w:r>
-    </w:p>
-    <w:p>
-      <w:pPr>
-        <w:pStyle w:val="NoSpacing"/>
-      </w:pPr>
-      <w:r>
-        <w:rPr>
-          <w:rFonts w:ascii="Courier New" w:hAnsi="Courier New"/>
-          <w:sz w:val="18"/>
-        </w:rPr>
-        <w:t>{</w:t>
-      </w:r>
-    </w:p>
-    <w:p>
-      <w:pPr>
-        <w:pStyle w:val="NoSpacing"/>
-      </w:pPr>
-      <w:r>
-        <w:rPr>
-          <w:rFonts w:ascii="Courier New" w:hAnsi="Courier New"/>
-          <w:sz w:val="18"/>
-        </w:rPr>
-        <w:t xml:space="preserve">  "PlayerName": "2nd USC",</w:t>
-      </w:r>
-    </w:p>
-    <w:p>
-      <w:pPr>
-        <w:pStyle w:val="NoSpacing"/>
-      </w:pPr>
-      <w:r>
-        <w:rPr>
-          <w:rFonts w:ascii="Courier New" w:hAnsi="Courier New"/>
-          <w:sz w:val="18"/>
-        </w:rPr>
-        <w:t xml:space="preserve">  "AnotherPlayer": "CNTO"</w:t>
-      </w:r>
-    </w:p>
-    <w:p>
-      <w:pPr>
-        <w:pStyle w:val="NoSpacing"/>
-      </w:pPr>
-      <w:r>
-        <w:rPr>
-          <w:rFonts w:ascii="Courier New" w:hAnsi="Courier New"/>
-          <w:sz w:val="18"/>
-        </w:rPr>
-        <w:t>}</w:t>
-      </w:r>
-    </w:p>
-    <w:p>
-      <w:pPr>
-        <w:pStyle w:val="Heading2"/>
-      </w:pPr>
-      <w:r>
-        <w:t>13.4 Unit Filter</w:t>
-      </w:r>
-    </w:p>
-    <w:p>
-      <w:pPr/>
-      <w:r>
-        <w:t>A row of unit filter pills (2nd USC / CNTO / PXG / TFP) sits above the player pill list. Selecting a unit pill sets selectedUnit and calls filterChanged(). applyFilters() then restricts the player list to members of that unit. The pill uses the same colour scheme as player pills. Deselecting resets selectedUnit to null (show all).</w:t>
-      </w:r>
-    </w:p>
-    <w:p>
-      <w:pPr>
-        <w:pStyle w:val="Heading2"/>
-      </w:pPr>
-      <w:r>
-        <w:t>13.5 Adding a New Unit</w:t>
-      </w:r>
-    </w:p>
-    <w:p>
-      <w:pPr>
-        <w:pStyle w:val="ListNumber"/>
-      </w:pPr>
-      <w:r>
-        <w:t>Add at least two seed player names for the new unit in the UNIT_SEEDS constant in tracker.js.</w:t>
-      </w:r>
-    </w:p>
-    <w:p>
-      <w:pPr>
-        <w:pStyle w:val="ListNumber"/>
-      </w:pPr>
-      <w:r>
-        <w:t>Add the unit label to the UNITS array in tracker.js.</w:t>
-      </w:r>
-    </w:p>
-    <w:p>
-      <w:pPr>
-        <w:pStyle w:val="ListNumber"/>
-      </w:pPr>
-      <w:r>
-        <w:t>Add a unit pill button in the #unitFilter div in index.html.</w:t>
-      </w:r>
-    </w:p>
-    <w:p>
-      <w:pPr>
-        <w:pStyle w:val="ListNumber"/>
-      </w:pPr>
-      <w:r>
-        <w:t>Add the unit's CSS colour class in the &lt;style&gt; block of index.html (mirrors the player pill colour system).</w:t>
-      </w:r>
-    </w:p>
-    <w:p>
-      <w:pPr>
-        <w:pStyle w:val="Heading1"/>
-      </w:pPr>
-      <w:r>
-        <w:t>14. ImportScript (Google Apps Script)</w:t>
-      </w:r>
-    </w:p>
-    <w:p>
-      <w:pPr/>
-      <w:r>
-        <w:t>ImportScript is a Google Apps Script (GAS) file that reads OCAP .json.gz replay files from Google Drive and writes normalised player statistics into a Google Sheet. The web application then publishes that sheet as a CSV and the tracker reads it.</w:t>
-      </w:r>
-    </w:p>
-    <w:p>
-      <w:pPr>
-        <w:pStyle w:val="Heading2"/>
-      </w:pPr>
-      <w:r>
-        <w:t>14.1 Prerequisites</w:t>
-      </w:r>
-    </w:p>
-    <w:p>
-      <w:pPr>
-        <w:pStyle w:val="ListBullet"/>
-      </w:pPr>
-      <w:r>
-        <w:t>A Google Drive folder named Kill Tracker containing two sub-folders: OCAP_Logs (drop zone) and OCAP_Logs_Archive (processed files moved here automatically).</w:t>
-      </w:r>
-    </w:p>
-    <w:p>
-      <w:pPr>
-        <w:pStyle w:val="ListBullet"/>
-      </w:pPr>
-      <w:r>
-        <w:t>A Google Sheet linked to the Apps Script project. The script uses SpreadsheetApp.getActiveSpreadsheet().</w:t>
-      </w:r>
-    </w:p>
-    <w:p>
-      <w:pPr>
-        <w:pStyle w:val="ListBullet"/>
-      </w:pPr>
-      <w:r>
-        <w:t>OCAP recording files in .json.gz format, named with the pattern YYYY_MM_DD__MissionName.json.gz.</w:t>
-      </w:r>
-    </w:p>
-    <w:p>
-      <w:pPr>
-        <w:pStyle w:val="Heading2"/>
-      </w:pPr>
-      <w:r>
-        <w:t>14.2 Entry Points</w:t>
-      </w:r>
-    </w:p>
-    <w:tbl>
-      <w:tblPr>
-        <w:tblStyle w:val="TableGrid"/>
-        <w:tblW w:type="auto" w:w="0"/>
-        <w:tblLook w:firstColumn="1" w:firstRow="1" w:lastColumn="0" w:lastRow="0" w:noHBand="0" w:noVBand="1" w:val="04A0"/>
-      </w:tblPr>
-      <w:tblGrid>
-        <w:gridCol w:w="3135"/>
-        <w:gridCol w:w="3135"/>
-        <w:gridCol w:w="3135"/>
-      </w:tblGrid>
-      <w:tr>
-        <w:tc>
-          <w:tcPr>
-            <w:tcW w:type="dxa" w:w="3135"/>
-          </w:tcPr>
-          <w:p>
-            <w:r/>
-            <w:r>
-              <w:rPr>
-                <w:b/>
-              </w:rPr>
-              <w:t>Function</w:t>
-            </w:r>
-          </w:p>
-        </w:tc>
-        <w:tc>
-          <w:tcPr>
-            <w:tcW w:type="dxa" w:w="3135"/>
-          </w:tcPr>
-          <w:p>
-            <w:r/>
-            <w:r>
-              <w:rPr>
-                <w:b/>
-              </w:rPr>
-              <w:t>Usage</w:t>
-            </w:r>
-          </w:p>
-        </w:tc>
-        <w:tc>
-          <w:tcPr>
-            <w:tcW w:type="dxa" w:w="3135"/>
-          </w:tcPr>
-          <w:p>
-            <w:r/>
-            <w:r>
-              <w:rPr>
-                <w:b/>
-              </w:rPr>
-              <w:t>Description</w:t>
-            </w:r>
-          </w:p>
-        </w:tc>
-      </w:tr>
-      <w:tr>
-        <w:tc>
-          <w:tcPr>
-            <w:tcW w:type="dxa" w:w="3135"/>
-          </w:tcPr>
-          <w:p>
-            <w:r/>
-            <w:r>
-              <w:rPr>
-                <w:b w:val="0"/>
-              </w:rPr>
-              <w:t>importOCAP()</w:t>
-            </w:r>
-          </w:p>
-        </w:tc>
-        <w:tc>
-          <w:tcPr>
-            <w:tcW w:type="dxa" w:w="3135"/>
-          </w:tcPr>
-          <w:p>
-            <w:r/>
-            <w:r>
-              <w:rPr>
-                <w:b w:val="0"/>
-              </w:rPr>
-              <w:t>Run manually or via trigger</w:t>
-            </w:r>
-          </w:p>
-        </w:tc>
-        <w:tc>
-          <w:tcPr>
-            <w:tcW w:type="dxa" w:w="3135"/>
-          </w:tcPr>
-          <w:p>
-            <w:r/>
-            <w:r>
-              <w:rPr>
-                <w:b w:val="0"/>
-              </w:rPr>
-              <w:t>Imports the next unprocessed .json.gz file from OCAP_Logs. Skips files already present in the sheet (by Source File column). Archives the file to OCAP_Logs_Archive after successful import.</w:t>
-            </w:r>
-          </w:p>
-        </w:tc>
-      </w:tr>
-      <w:tr>
-        <w:tc>
-          <w:tcPr>
-            <w:tcW w:type="dxa" w:w="3135"/>
-          </w:tcPr>
-          <w:p>
-            <w:r/>
-            <w:r>
-              <w:rPr>
-                <w:b w:val="0"/>
-              </w:rPr>
-              <w:t>reimportOCAP()</w:t>
-            </w:r>
-          </w:p>
-        </w:tc>
-        <w:tc>
-          <w:tcPr>
-            <w:tcW w:type="dxa" w:w="3135"/>
-          </w:tcPr>
-          <w:p>
-            <w:r/>
-            <w:r>
-              <w:rPr>
-                <w:b w:val="0"/>
-              </w:rPr>
-              <w:t>Run manually to re-process a file</w:t>
-            </w:r>
-          </w:p>
-        </w:tc>
-        <w:tc>
-          <w:tcPr>
-            <w:tcW w:type="dxa" w:w="3135"/>
-          </w:tcPr>
-          <w:p>
-            <w:r/>
-            <w:r>
-              <w:rPr>
-                <w:b w:val="0"/>
-              </w:rPr>
-              <w:t>Calls importOCAP(true). Deletes all existing rows for the file from the sheet first, then re-imports. Use this after correcting a raw file or fixing a bug in the parser.</w:t>
-            </w:r>
-          </w:p>
-        </w:tc>
-      </w:tr>
-    </w:tbl>
-    <w:p>
-      <w:pPr>
-        <w:pStyle w:val="Heading2"/>
-      </w:pPr>
-      <w:r>
-        <w:t>14.3 Import Pipeline</w:t>
-      </w:r>
-    </w:p>
-    <w:p>
-      <w:pPr/>
-      <w:r>
-        <w:t>Each call to importOCAP() processes exactly one file (the first file found in OCAP_Logs). The pipeline per file is:</w:t>
-      </w:r>
-    </w:p>
-    <w:p>
-      <w:pPr>
-        <w:pStyle w:val="ListNumber"/>
-      </w:pPr>
-      <w:r>
-        <w:t>Locate OCAP_Logs and OCAP_Logs_Archive folders inside the Kill Tracker Drive folder.</w:t>
-      </w:r>
-    </w:p>
-    <w:p>
-      <w:pPr>
-        <w:pStyle w:val="ListNumber"/>
-      </w:pPr>
-      <w:r>
-        <w:t>Build a Set of already-imported filenames from column A of the player_stats sheet.</w:t>
-      </w:r>
-    </w:p>
-    <w:p>
-      <w:pPr>
-        <w:pStyle w:val="ListNumber"/>
-      </w:pPr>
-      <w:r>
-        <w:t>Fetch the first .json.gz file. Skip if already imported (unless forceReimport = true).</w:t>
-      </w:r>
-    </w:p>
-    <w:p>
-      <w:pPr>
-        <w:pStyle w:val="ListNumber"/>
-      </w:pPr>
-      <w:r>
-        <w:t>Decompress the gzip blob using Utilities.ungzip() and parse the JSON.</w:t>
-      </w:r>
-    </w:p>
-    <w:p>
-      <w:pPr>
-        <w:pStyle w:val="ListNumber"/>
-      </w:pPr>
-      <w:r>
-        <w:t>Build an entity lookup map from data.entities.</w:t>
-      </w:r>
-    </w:p>
-    <w:p>
-      <w:pPr>
-        <w:pStyle w:val="ListNumber"/>
-      </w:pPr>
-      <w:r>
-        <w:t>Build per-player stat accumulators (one entry per isPlayer === 1 entity).</w:t>
-      </w:r>
-    </w:p>
-    <w:p>
-      <w:pPr>
-        <w:pStyle w:val="ListNumber"/>
-      </w:pPr>
-      <w:r>
-        <w:t>Pre-compute shots on-foot vs in-vehicle by replaying the framesFired array and calling isInVehicleAtFrame() for each shot.</w:t>
-      </w:r>
-    </w:p>
-    <w:p>
-      <w:pPr>
-        <w:pStyle w:val="ListNumber"/>
-      </w:pPr>
-      <w:r>
-        <w:t>Process data.events: killed events increment kills/deaths/teamkills/vehicle kills; hit events increment hits taken. Context (on-foot vs in-vehicle) is determined per-frame.</w:t>
-      </w:r>
-    </w:p>
-    <w:p>
-      <w:pPr>
-        <w:pStyle w:val="ListNumber"/>
-      </w:pPr>
-      <w:r>
-        <w:t>Derive K/D, shots/kill, average distance, longest kill, top weapon per player.</w:t>
-      </w:r>
-    </w:p>
-    <w:p>
-      <w:pPr>
-        <w:pStyle w:val="ListNumber"/>
-      </w:pPr>
-      <w:r>
-        <w:t>Write all rows to player_stats in one batch setValues() call.</w:t>
-      </w:r>
-    </w:p>
-    <w:p>
-      <w:pPr>
-        <w:pStyle w:val="ListNumber"/>
-      </w:pPr>
-      <w:r>
-        <w:t>Move the file to OCAP_Logs_Archive.</w:t>
-      </w:r>
-    </w:p>
-    <w:p>
-      <w:pPr>
-        <w:pStyle w:val="Heading2"/>
-      </w:pPr>
-      <w:r>
-        <w:t>14.4 Sheet Schema</w:t>
-      </w:r>
-    </w:p>
-    <w:p>
-      <w:pPr/>
-      <w:r>
-        <w:t>The script creates the player_stats sheet automatically on first run and writes the header row. On subsequent runs it migrates any missing header columns (e.g. Time Played added in a later version) without disturbing existing data. Column order matches Section 3.2 of this document exactly.</w:t>
-      </w:r>
-    </w:p>
-    <w:p>
-      <w:pPr>
-        <w:pStyle w:val="Heading2"/>
-      </w:pPr>
-      <w:r>
-        <w:t>14.5 isInVehicleAtFrame(entity, frame)</w:t>
-      </w:r>
-    </w:p>
-    <w:p>
-      <w:pPr/>
-      <w:r>
-        <w:t>Determines the in-vehicle state of an entity at a specific replay frame by indexing into entity.positions. The positions array starts at entity.startFrameNum; index = frame − startFrameNum. Position entry format:</w:t>
-      </w:r>
-    </w:p>
-    <w:p>
-      <w:pPr>
-        <w:pStyle w:val="NoSpacing"/>
-      </w:pPr>
-      <w:r>
-        <w:rPr>
-          <w:rFonts w:ascii="Courier New" w:hAnsi="Courier New"/>
-          <w:sz w:val="18"/>
-        </w:rPr>
-        <w:t>[ [x, y, z], bearing, alive, inVehicle, name, framesFired, role ]</w:t>
-      </w:r>
-    </w:p>
-    <w:p>
-      <w:pPr/>
-      <w:r>
-        <w:t>inVehicle is 1 when the entity is riding in a vehicle, 0 otherwise. Returns false if the frame is out of range.</w:t>
-      </w:r>
-    </w:p>
-    <w:p>
-      <w:pPr>
-        <w:pStyle w:val="Heading2"/>
-      </w:pPr>
-      <w:r>
-        <w:t>14.6 Zeus Handling</w:t>
-      </w:r>
-    </w:p>
-    <w:p>
-      <w:pPr/>
-      <w:r>
-        <w:t>Entities whose group is "zeus" (case-insensitive) or whose role starts with "zeus" are flagged as Zeus. All combat stats (kills, deaths, teamkills, shots, hits, distances) are zeroed out before writing to the sheet so Zeus game masters do not pollute leaderboard rankings.</w:t>
-      </w:r>
-    </w:p>
-    <w:p>
-      <w:pPr>
-        <w:pStyle w:val="Heading2"/>
-      </w:pPr>
-      <w:r>
-        <w:t>14.7 Time Played Calculation</w:t>
-      </w:r>
-    </w:p>
-    <w:p>
-      <w:pPr/>
-      <w:r>
-        <w:t>Time played is computed as:</w:t>
-      </w:r>
-    </w:p>
-    <w:p>
-      <w:pPr>
-        <w:pStyle w:val="NoSpacing"/>
-      </w:pPr>
-      <w:r>
-        <w:rPr>
-          <w:rFonts w:ascii="Courier New" w:hAnsi="Courier New"/>
-          <w:sz w:val="18"/>
-        </w:rPr>
-        <w:t>timePlayed = entity.positions.length × data.captureDelay</w:t>
-      </w:r>
-    </w:p>
-    <w:p>
-      <w:pPr/>
-      <w:r>
-        <w:t>captureDelay is the OCAP recording interval in seconds (typically 1). The value is rounded to the nearest second before writing to the sheet.</w:t>
-      </w:r>
-    </w:p>
-    <w:p>
-      <w:pPr>
-        <w:pStyle w:val="Heading2"/>
-      </w:pPr>
-      <w:r>
-        <w:t>14.8 forceReimport Mode</w:t>
-      </w:r>
-    </w:p>
-    <w:p>
-      <w:pPr/>
-      <w:r>
-        <w:t>When forceReimport = true (triggered by reimportOCAP()), the script calls deleteExistingRowsForFile() before inserting new rows. This function reads column A, collects all row numbers matching the source filename, then deletes them bottom-up (to prevent row index shifting). This ensures a clean re-import with no duplicate data.</w:t>
-      </w:r>
-    </w:p>
-    <w:p>
-      <w:pPr>
-        <w:pStyle w:val="Heading2"/>
-      </w:pPr>
-      <w:r>
-        <w:t>14.9 Setting Up a Trigger</w:t>
-      </w:r>
-    </w:p>
-    <w:p>
-      <w:pPr/>
-      <w:r>
-        <w:t>To run importOCAP() automatically whenever a new file is added to OCAP_Logs, create a time-driven trigger in the Apps Script editor:</w:t>
-      </w:r>
-    </w:p>
-    <w:p>
-      <w:pPr>
-        <w:pStyle w:val="ListNumber"/>
-      </w:pPr>
-      <w:r>
-        <w:t>Open the script project → Triggers (clock icon).</w:t>
-      </w:r>
-    </w:p>
-    <w:p>
-      <w:pPr>
-        <w:pStyle w:val="ListNumber"/>
-      </w:pPr>
-      <w:r>
-        <w:t>Add Trigger → Function: importOCAP → Event source: Time-driven → Type: Minutes timer → Every 5 minutes (or as needed).</w:t>
-      </w:r>
-    </w:p>
-    <w:p>
-      <w:pPr/>
-      <w:r>
-        <w:t>Because importOCAP() processes one file per invocation, running it on a short interval ensures new missions are imported promptly without any single run timing out. GAS has a 6-minute execution limit; a single large file typically completes well within 1–2 minutes.</w:t>
-      </w:r>
-    </w:p>
-    <w:p>
-      <w:pPr>
-        <w:pStyle w:val="Heading2"/>
-      </w:pPr>
-      <w:r>
-        <w:t>14.10 Error Handling</w:t>
-      </w:r>
-    </w:p>
-    <w:p>
-      <w:pPr/>
-      <w:r>
-        <w:t>If an exception occurs during processing, the script logs the error via Logger.log() and re-throws it (so the trigger failure appears in the Apps Script execution log). The file is not moved to the archive on failure, so it will be retried on the next trigger invocation.</w:t>
-      </w:r>
-    </w:p>
-    <w:p>
-      <w:pPr>
-        <w:pStyle w:val="Heading1"/>
-      </w:pPr>
-      <w:r>
         <w:t>Appendix A — Initialization Sequence</w:t>
       </w:r>
     </w:p>
@@ -14681,7 +15329,7 @@
               <w:rPr>
                 <w:sz w:val="18"/>
               </w:rPr>
-              <w:t>Browser requests index.html; CSS and JS parse inline.</w:t>
+              <w:t>Browser requests index.html; CSS parsed; tracker.js loaded.</w:t>
             </w:r>
           </w:p>
         </w:tc>
@@ -14711,21 +15359,21 @@
               <w:rPr>
                 <w:sz w:val="18"/>
               </w:rPr>
-              <w:t>DOMContentLoaded</w:t>
-            </w:r>
-          </w:p>
-        </w:tc>
-        <w:tc>
-          <w:tcPr>
-            <w:tcW w:type="dxa" w:w="3135"/>
-            <w:shd w:val="clear" w:color="auto" w:fill="F0F4FA"/>
-          </w:tcPr>
-          <w:p>
-            <w:r>
-              <w:rPr>
-                <w:sz w:val="18"/>
-              </w:rPr>
-              <w:t>JavaScript execution begins; loading spinner displayed.</w:t>
+              <w:t>Promise.all()</w:t>
+            </w:r>
+          </w:p>
+        </w:tc>
+        <w:tc>
+          <w:tcPr>
+            <w:tcW w:type="dxa" w:w="3135"/>
+            <w:shd w:val="clear" w:color="auto" w:fill="F0F4FA"/>
+          </w:tcPr>
+          <w:p>
+            <w:r>
+              <w:rPr>
+                <w:sz w:val="18"/>
+              </w:rPr>
+              <w:t>Parallel fetch of CSV_URL and unit_overrides.json.</w:t>
             </w:r>
           </w:p>
         </w:tc>
@@ -14755,21 +15403,21 @@
               <w:rPr>
                 <w:sz w:val="18"/>
               </w:rPr>
-              <w:t>fetch(CSV_URL)</w:t>
-            </w:r>
-          </w:p>
-        </w:tc>
-        <w:tc>
-          <w:tcPr>
-            <w:tcW w:type="dxa" w:w="3135"/>
-            <w:shd w:val="clear" w:color="auto" w:fill="FFFFFF"/>
-          </w:tcPr>
-          <w:p>
-            <w:r>
-              <w:rPr>
-                <w:sz w:val="18"/>
-              </w:rPr>
-              <w:t>HTTP GET to Google Sheets export URL.</w:t>
+              <w:t>parseCSVLine() × N</w:t>
+            </w:r>
+          </w:p>
+        </w:tc>
+        <w:tc>
+          <w:tcPr>
+            <w:tcW w:type="dxa" w:w="3135"/>
+            <w:shd w:val="clear" w:color="auto" w:fill="FFFFFF"/>
+          </w:tcPr>
+          <w:p>
+            <w:r>
+              <w:rPr>
+                <w:sz w:val="18"/>
+              </w:rPr>
+              <w:t>Each row parsed; rawRows[] populated.</w:t>
             </w:r>
           </w:p>
         </w:tc>
@@ -14799,21 +15447,21 @@
               <w:rPr>
                 <w:sz w:val="18"/>
               </w:rPr>
-              <w:t>parseCSVLine() × N</w:t>
-            </w:r>
-          </w:p>
-        </w:tc>
-        <w:tc>
-          <w:tcPr>
-            <w:tcW w:type="dxa" w:w="3135"/>
-            <w:shd w:val="clear" w:color="auto" w:fill="F0F4FA"/>
-          </w:tcPr>
-          <w:p>
-            <w:r>
-              <w:rPr>
-                <w:sz w:val="18"/>
-              </w:rPr>
-              <w:t>Each row parsed; rawRows[] populated.</w:t>
+              <w:t>buildAggregates()</w:t>
+            </w:r>
+          </w:p>
+        </w:tc>
+        <w:tc>
+          <w:tcPr>
+            <w:tcW w:type="dxa" w:w="3135"/>
+            <w:shd w:val="clear" w:color="auto" w:fill="F0F4FA"/>
+          </w:tcPr>
+          <w:p>
+            <w:r>
+              <w:rPr>
+                <w:sz w:val="18"/>
+              </w:rPr>
+              <w:t>aggPlayers{} populated with career totals.</w:t>
             </w:r>
           </w:p>
         </w:tc>
@@ -14843,21 +15491,21 @@
               <w:rPr>
                 <w:sz w:val="18"/>
               </w:rPr>
-              <w:t>buildAggregates()</w:t>
-            </w:r>
-          </w:p>
-        </w:tc>
-        <w:tc>
-          <w:tcPr>
-            <w:tcW w:type="dxa" w:w="3135"/>
-            <w:shd w:val="clear" w:color="auto" w:fill="FFFFFF"/>
-          </w:tcPr>
-          <w:p>
-            <w:r>
-              <w:rPr>
-                <w:sz w:val="18"/>
-              </w:rPr>
-              <w:t>aggPlayers{} populated with career totals.</w:t>
+              <w:t>classifyPlayerUnits()</w:t>
+            </w:r>
+          </w:p>
+        </w:tc>
+        <w:tc>
+          <w:tcPr>
+            <w:tcW w:type="dxa" w:w="3135"/>
+            <w:shd w:val="clear" w:color="auto" w:fill="FFFFFF"/>
+          </w:tcPr>
+          <w:p>
+            <w:r>
+              <w:rPr>
+                <w:sz w:val="18"/>
+              </w:rPr>
+              <w:t>playerUnits{} populated via co-occurrence analysis; overrides applied.</w:t>
             </w:r>
           </w:p>
         </w:tc>
@@ -14901,7 +15549,7 @@
               <w:rPr>
                 <w:sz w:val="18"/>
               </w:rPr>
-              <w:t>Calls buildFilters() and applyFilters().</w:t>
+              <w:t>Calls buildFilters() and applyFilters(); shows section nav bar.</w:t>
             </w:r>
           </w:p>
         </w:tc>
@@ -14989,7 +15637,7 @@
               <w:rPr>
                 <w:sz w:val="18"/>
               </w:rPr>
-              <w:t>filteredPlayers[] built; five render functions called.</w:t>
+              <w:t>filteredPlayers[] and filteredRows[] built; all render functions called.</w:t>
             </w:r>
           </w:p>
         </w:tc>
@@ -15239,6 +15887,358 @@
               <w:rPr>
                 <w:sz w:val="18"/>
               </w:rPr>
+              <w:t>renderUnitLeaderboard()</w:t>
+            </w:r>
+          </w:p>
+        </w:tc>
+        <w:tc>
+          <w:tcPr>
+            <w:tcW w:type="dxa" w:w="3135"/>
+            <w:shd w:val="clear" w:color="auto" w:fill="F0F4FA"/>
+          </w:tcPr>
+          <w:p>
+            <w:r>
+              <w:rPr>
+                <w:sz w:val="18"/>
+              </w:rPr>
+              <w:t>#unitLbBody populated (section collapsed by default).</w:t>
+            </w:r>
+          </w:p>
+        </w:tc>
+      </w:tr>
+      <w:tr>
+        <w:tc>
+          <w:tcPr>
+            <w:tcW w:type="dxa" w:w="3135"/>
+            <w:shd w:val="clear" w:color="auto" w:fill="FFFFFF"/>
+          </w:tcPr>
+          <w:p>
+            <w:r>
+              <w:rPr>
+                <w:sz w:val="18"/>
+              </w:rPr>
+              <w:t>15</w:t>
+            </w:r>
+          </w:p>
+        </w:tc>
+        <w:tc>
+          <w:tcPr>
+            <w:tcW w:type="dxa" w:w="3135"/>
+            <w:shd w:val="clear" w:color="auto" w:fill="FFFFFF"/>
+          </w:tcPr>
+          <w:p>
+            <w:r>
+              <w:rPr>
+                <w:sz w:val="18"/>
+              </w:rPr>
+              <w:t>renderMissionHistory()</w:t>
+            </w:r>
+          </w:p>
+        </w:tc>
+        <w:tc>
+          <w:tcPr>
+            <w:tcW w:type="dxa" w:w="3135"/>
+            <w:shd w:val="clear" w:color="auto" w:fill="FFFFFF"/>
+          </w:tcPr>
+          <w:p>
+            <w:r>
+              <w:rPr>
+                <w:sz w:val="18"/>
+              </w:rPr>
+              <w:t>#missionHistBody populated (section collapsed by default).</w:t>
+            </w:r>
+          </w:p>
+        </w:tc>
+      </w:tr>
+      <w:tr>
+        <w:tc>
+          <w:tcPr>
+            <w:tcW w:type="dxa" w:w="3135"/>
+            <w:shd w:val="clear" w:color="auto" w:fill="F0F4FA"/>
+          </w:tcPr>
+          <w:p>
+            <w:r>
+              <w:rPr>
+                <w:sz w:val="18"/>
+              </w:rPr>
+              <w:t>16</w:t>
+            </w:r>
+          </w:p>
+        </w:tc>
+        <w:tc>
+          <w:tcPr>
+            <w:tcW w:type="dxa" w:w="3135"/>
+            <w:shd w:val="clear" w:color="auto" w:fill="F0F4FA"/>
+          </w:tcPr>
+          <w:p>
+            <w:r>
+              <w:rPr>
+                <w:sz w:val="18"/>
+              </w:rPr>
+              <w:t>renderWeaponLeaderboard()</w:t>
+            </w:r>
+          </w:p>
+        </w:tc>
+        <w:tc>
+          <w:tcPr>
+            <w:tcW w:type="dxa" w:w="3135"/>
+            <w:shd w:val="clear" w:color="auto" w:fill="F0F4FA"/>
+          </w:tcPr>
+          <w:p>
+            <w:r>
+              <w:rPr>
+                <w:sz w:val="18"/>
+              </w:rPr>
+              <w:t>#wpBody populated (section collapsed by default).</w:t>
+            </w:r>
+          </w:p>
+        </w:tc>
+      </w:tr>
+      <w:tr>
+        <w:tc>
+          <w:tcPr>
+            <w:tcW w:type="dxa" w:w="3135"/>
+            <w:shd w:val="clear" w:color="auto" w:fill="FFFFFF"/>
+          </w:tcPr>
+          <w:p>
+            <w:r>
+              <w:rPr>
+                <w:sz w:val="18"/>
+              </w:rPr>
+              <w:t>17</w:t>
+            </w:r>
+          </w:p>
+        </w:tc>
+        <w:tc>
+          <w:tcPr>
+            <w:tcW w:type="dxa" w:w="3135"/>
+            <w:shd w:val="clear" w:color="auto" w:fill="FFFFFF"/>
+          </w:tcPr>
+          <w:p>
+            <w:r>
+              <w:rPr>
+                <w:sz w:val="18"/>
+              </w:rPr>
+              <w:t>renderMapStats()</w:t>
+            </w:r>
+          </w:p>
+        </w:tc>
+        <w:tc>
+          <w:tcPr>
+            <w:tcW w:type="dxa" w:w="3135"/>
+            <w:shd w:val="clear" w:color="auto" w:fill="FFFFFF"/>
+          </w:tcPr>
+          <w:p>
+            <w:r>
+              <w:rPr>
+                <w:sz w:val="18"/>
+              </w:rPr>
+              <w:t>#mapBody populated (section collapsed by default).</w:t>
+            </w:r>
+          </w:p>
+        </w:tc>
+      </w:tr>
+      <w:tr>
+        <w:tc>
+          <w:tcPr>
+            <w:tcW w:type="dxa" w:w="3135"/>
+            <w:shd w:val="clear" w:color="auto" w:fill="F0F4FA"/>
+          </w:tcPr>
+          <w:p>
+            <w:r>
+              <w:rPr>
+                <w:sz w:val="18"/>
+              </w:rPr>
+              <w:t>18</w:t>
+            </w:r>
+          </w:p>
+        </w:tc>
+        <w:tc>
+          <w:tcPr>
+            <w:tcW w:type="dxa" w:w="3135"/>
+            <w:shd w:val="clear" w:color="auto" w:fill="F0F4FA"/>
+          </w:tcPr>
+          <w:p>
+            <w:r>
+              <w:rPr>
+                <w:sz w:val="18"/>
+              </w:rPr>
+              <w:t>renderRoleLeaderboard()</w:t>
+            </w:r>
+          </w:p>
+        </w:tc>
+        <w:tc>
+          <w:tcPr>
+            <w:tcW w:type="dxa" w:w="3135"/>
+            <w:shd w:val="clear" w:color="auto" w:fill="F0F4FA"/>
+          </w:tcPr>
+          <w:p>
+            <w:r>
+              <w:rPr>
+                <w:sz w:val="18"/>
+              </w:rPr>
+              <w:t>#roleBody populated (section collapsed by default).</w:t>
+            </w:r>
+          </w:p>
+        </w:tc>
+      </w:tr>
+      <w:tr>
+        <w:tc>
+          <w:tcPr>
+            <w:tcW w:type="dxa" w:w="3135"/>
+            <w:shd w:val="clear" w:color="auto" w:fill="FFFFFF"/>
+          </w:tcPr>
+          <w:p>
+            <w:r>
+              <w:rPr>
+                <w:sz w:val="18"/>
+              </w:rPr>
+              <w:t>19</w:t>
+            </w:r>
+          </w:p>
+        </w:tc>
+        <w:tc>
+          <w:tcPr>
+            <w:tcW w:type="dxa" w:w="3135"/>
+            <w:shd w:val="clear" w:color="auto" w:fill="FFFFFF"/>
+          </w:tcPr>
+          <w:p>
+            <w:r>
+              <w:rPr>
+                <w:sz w:val="18"/>
+              </w:rPr>
+              <w:t>renderAttendance()</w:t>
+            </w:r>
+          </w:p>
+        </w:tc>
+        <w:tc>
+          <w:tcPr>
+            <w:tcW w:type="dxa" w:w="3135"/>
+            <w:shd w:val="clear" w:color="auto" w:fill="FFFFFF"/>
+          </w:tcPr>
+          <w:p>
+            <w:r>
+              <w:rPr>
+                <w:sz w:val="18"/>
+              </w:rPr>
+              <w:t>#attendBody populated (section collapsed by default).</w:t>
+            </w:r>
+          </w:p>
+        </w:tc>
+      </w:tr>
+      <w:tr>
+        <w:tc>
+          <w:tcPr>
+            <w:tcW w:type="dxa" w:w="3135"/>
+            <w:shd w:val="clear" w:color="auto" w:fill="F0F4FA"/>
+          </w:tcPr>
+          <w:p>
+            <w:r>
+              <w:rPr>
+                <w:sz w:val="18"/>
+              </w:rPr>
+              <w:t>20</w:t>
+            </w:r>
+          </w:p>
+        </w:tc>
+        <w:tc>
+          <w:tcPr>
+            <w:tcW w:type="dxa" w:w="3135"/>
+            <w:shd w:val="clear" w:color="auto" w:fill="F0F4FA"/>
+          </w:tcPr>
+          <w:p>
+            <w:r>
+              <w:rPr>
+                <w:sz w:val="18"/>
+              </w:rPr>
+              <w:t>renderKdTrend()</w:t>
+            </w:r>
+          </w:p>
+        </w:tc>
+        <w:tc>
+          <w:tcPr>
+            <w:tcW w:type="dxa" w:w="3135"/>
+            <w:shd w:val="clear" w:color="auto" w:fill="F0F4FA"/>
+          </w:tcPr>
+          <w:p>
+            <w:r>
+              <w:rPr>
+                <w:sz w:val="18"/>
+              </w:rPr>
+              <w:t>#kdTrendChart populated (section collapsed by default).</w:t>
+            </w:r>
+          </w:p>
+        </w:tc>
+      </w:tr>
+      <w:tr>
+        <w:tc>
+          <w:tcPr>
+            <w:tcW w:type="dxa" w:w="3135"/>
+            <w:shd w:val="clear" w:color="auto" w:fill="FFFFFF"/>
+          </w:tcPr>
+          <w:p>
+            <w:r>
+              <w:rPr>
+                <w:sz w:val="18"/>
+              </w:rPr>
+              <w:t>21</w:t>
+            </w:r>
+          </w:p>
+        </w:tc>
+        <w:tc>
+          <w:tcPr>
+            <w:tcW w:type="dxa" w:w="3135"/>
+            <w:shd w:val="clear" w:color="auto" w:fill="FFFFFF"/>
+          </w:tcPr>
+          <w:p>
+            <w:r>
+              <w:rPr>
+                <w:sz w:val="18"/>
+              </w:rPr>
+              <w:t>renderComparison()</w:t>
+            </w:r>
+          </w:p>
+        </w:tc>
+        <w:tc>
+          <w:tcPr>
+            <w:tcW w:type="dxa" w:w="3135"/>
+            <w:shd w:val="clear" w:color="auto" w:fill="FFFFFF"/>
+          </w:tcPr>
+          <w:p>
+            <w:r>
+              <w:rPr>
+                <w:sz w:val="18"/>
+              </w:rPr>
+              <w:t>Comparison dropdowns populated (section collapsed by default).</w:t>
+            </w:r>
+          </w:p>
+        </w:tc>
+      </w:tr>
+      <w:tr>
+        <w:tc>
+          <w:tcPr>
+            <w:tcW w:type="dxa" w:w="3135"/>
+            <w:shd w:val="clear" w:color="auto" w:fill="F0F4FA"/>
+          </w:tcPr>
+          <w:p>
+            <w:r>
+              <w:rPr>
+                <w:sz w:val="18"/>
+              </w:rPr>
+              <w:t>22</w:t>
+            </w:r>
+          </w:p>
+        </w:tc>
+        <w:tc>
+          <w:tcPr>
+            <w:tcW w:type="dxa" w:w="3135"/>
+            <w:shd w:val="clear" w:color="auto" w:fill="F0F4FA"/>
+          </w:tcPr>
+          <w:p>
+            <w:r>
+              <w:rPr>
+                <w:sz w:val="18"/>
+              </w:rPr>
               <w:t>UI Ready</w:t>
             </w:r>
           </w:p>
@@ -15253,7 +16253,7 @@
               <w:rPr>
                 <w:sz w:val="18"/>
               </w:rPr>
-              <w:t>Loading spinner hidden; content shown.</w:t>
+              <w:t>Loading spinner hidden; content and section nav shown.</w:t>
             </w:r>
           </w:p>
         </w:tc>

--- a/dev/TFP_KillTracker_Technical_Documentation.docx
+++ b/dev/TFP_KillTracker_Technical_Documentation.docx
@@ -39,7 +39,7 @@
         <w:rPr>
           <w:sz w:val="22"/>
         </w:rPr>
-        <w:t>Version 1.0  ·  20 March 2026</w:t>
+        <w:t>Version 1.1  ·  21 March 2026</w:t>
       </w:r>
     </w:p>
     <w:p>
@@ -438,7 +438,7 @@
         <w:rPr>
           <w:sz w:val="20"/>
         </w:rPr>
-        <w:t>Collapsible sections — each of the 10 content sections can be independently collapsed; state persists in localStorage.</w:t>
+        <w:t>Collapsible sections — each of the 11 content sections can be independently collapsed; state persists in localStorage.</w:t>
       </w:r>
     </w:p>
     <w:p>
@@ -1947,6 +1947,122 @@
                 <w:sz w:val="18"/>
               </w:rPr>
               <w:t>Sort direction for unit leaderboard</w:t>
+            </w:r>
+          </w:p>
+        </w:tc>
+      </w:tr>
+      <w:tr>
+        <w:tc>
+          <w:tcPr>
+            <w:tcW w:type="dxa" w:w="2351"/>
+            <w:shd w:val="clear" w:color="auto" w:fill="F0F4FA"/>
+          </w:tcPr>
+          <w:p>
+            <w:r>
+              <w:rPr>
+                <w:sz w:val="18"/>
+              </w:rPr>
+              <w:t>vkSortCol</w:t>
+            </w:r>
+          </w:p>
+        </w:tc>
+        <w:tc>
+          <w:tcPr>
+            <w:tcW w:type="dxa" w:w="2351"/>
+            <w:shd w:val="clear" w:color="auto" w:fill="F0F4FA"/>
+          </w:tcPr>
+          <w:p>
+            <w:r>
+              <w:rPr>
+                <w:sz w:val="18"/>
+              </w:rPr>
+              <w:t>number</w:t>
+            </w:r>
+          </w:p>
+        </w:tc>
+        <w:tc>
+          <w:tcPr>
+            <w:tcW w:type="dxa" w:w="2351"/>
+            <w:shd w:val="clear" w:color="auto" w:fill="F0F4FA"/>
+          </w:tcPr>
+          <w:p>
+            <w:r>
+              <w:rPr>
+                <w:sz w:val="18"/>
+              </w:rPr>
+              <w:t>0</w:t>
+            </w:r>
+          </w:p>
+        </w:tc>
+        <w:tc>
+          <w:tcPr>
+            <w:tcW w:type="dxa" w:w="2351"/>
+            <w:shd w:val="clear" w:color="auto" w:fill="F0F4FA"/>
+          </w:tcPr>
+          <w:p>
+            <w:r>
+              <w:rPr>
+                <w:sz w:val="18"/>
+              </w:rPr>
+              <w:t>Active sort column index for vehicle kills section</w:t>
+            </w:r>
+          </w:p>
+        </w:tc>
+      </w:tr>
+      <w:tr>
+        <w:tc>
+          <w:tcPr>
+            <w:tcW w:type="dxa" w:w="2351"/>
+            <w:shd w:val="clear" w:color="auto" w:fill="FFFFFF"/>
+          </w:tcPr>
+          <w:p>
+            <w:r>
+              <w:rPr>
+                <w:sz w:val="18"/>
+              </w:rPr>
+              <w:t>vkSortAsc</w:t>
+            </w:r>
+          </w:p>
+        </w:tc>
+        <w:tc>
+          <w:tcPr>
+            <w:tcW w:type="dxa" w:w="2351"/>
+            <w:shd w:val="clear" w:color="auto" w:fill="FFFFFF"/>
+          </w:tcPr>
+          <w:p>
+            <w:r>
+              <w:rPr>
+                <w:sz w:val="18"/>
+              </w:rPr>
+              <w:t>boolean</w:t>
+            </w:r>
+          </w:p>
+        </w:tc>
+        <w:tc>
+          <w:tcPr>
+            <w:tcW w:type="dxa" w:w="2351"/>
+            <w:shd w:val="clear" w:color="auto" w:fill="FFFFFF"/>
+          </w:tcPr>
+          <w:p>
+            <w:r>
+              <w:rPr>
+                <w:sz w:val="18"/>
+              </w:rPr>
+              <w:t>false</w:t>
+            </w:r>
+          </w:p>
+        </w:tc>
+        <w:tc>
+          <w:tcPr>
+            <w:tcW w:type="dxa" w:w="2351"/>
+            <w:shd w:val="clear" w:color="auto" w:fill="FFFFFF"/>
+          </w:tcPr>
+          <w:p>
+            <w:r>
+              <w:rPr>
+                <w:sz w:val="18"/>
+              </w:rPr>
+              <w:t>Sort direction for vehicle kills section</w:t>
             </w:r>
           </w:p>
         </w:tc>
@@ -7493,7 +7609,7 @@
           <w:b w:val="0"/>
           <w:i w:val="0"/>
         </w:rPr>
-        <w:t>Builds a chronological table of every unique mission in filteredRows. Per-mission totals: date, world, player count, kills, deaths, K/D, TK, and top killer (player with highest kills in that mission). Sorted by date descending.</w:t>
+        <w:t>Builds a chronological table of every unique mission in filteredRows. Per-mission totals: date, world, player count, kills, deaths, K/D, TK, vehicle kills, and top killer (player with highest kills in that mission). Sorted by date descending.</w:t>
       </w:r>
     </w:p>
     <w:p>
@@ -7501,7 +7617,27 @@
         <w:pStyle w:val="Heading2"/>
       </w:pPr>
       <w:r>
-        <w:t>6.9 renderWeaponLeaderboard()</w:t>
+        <w:t>6.9 renderVehicleKillsSection()</w:t>
+      </w:r>
+    </w:p>
+    <w:p>
+      <w:pPr>
+        <w:spacing w:after="120"/>
+      </w:pPr>
+      <w:r>
+        <w:rPr>
+          <w:b w:val="0"/>
+          <w:i w:val="0"/>
+        </w:rPr>
+        <w:t>Renders a flat list of every vehicle destruction across all filteredRows. Parses the Vehicle Kills (JSON) column (an array of {v: vehicle, w: weapon} objects) for each player row and expands them into individual records. Columns: date, mission, vehicle, killer, weapon. All columns are sortable via window._sortVK(). If no vehicle kill data exists (missions imported before the JSON column was added), a prompt is shown to reimport with the updated script.</w:t>
+      </w:r>
+    </w:p>
+    <w:p>
+      <w:pPr>
+        <w:pStyle w:val="Heading2"/>
+      </w:pPr>
+      <w:r>
+        <w:t>6.10 renderWeaponLeaderboard()</w:t>
       </w:r>
     </w:p>
     <w:p>
@@ -7521,7 +7657,7 @@
         <w:pStyle w:val="Heading2"/>
       </w:pPr>
       <w:r>
-        <w:t>6.10 renderMapStats()</w:t>
+        <w:t>6.11 renderMapStats()</w:t>
       </w:r>
     </w:p>
     <w:p>
@@ -7541,7 +7677,7 @@
         <w:pStyle w:val="Heading2"/>
       </w:pPr>
       <w:r>
-        <w:t>6.11 renderRoleLeaderboard()</w:t>
+        <w:t>6.12 renderRoleLeaderboard()</w:t>
       </w:r>
     </w:p>
     <w:p>
@@ -7561,7 +7697,7 @@
         <w:pStyle w:val="Heading2"/>
       </w:pPr>
       <w:r>
-        <w:t>6.12 renderAttendance()</w:t>
+        <w:t>6.13 renderAttendance()</w:t>
       </w:r>
     </w:p>
     <w:p>
@@ -7581,7 +7717,7 @@
         <w:pStyle w:val="Heading2"/>
       </w:pPr>
       <w:r>
-        <w:t>6.13 renderKdTrend()</w:t>
+        <w:t>6.14 renderKdTrend()</w:t>
       </w:r>
     </w:p>
     <w:p>
@@ -7601,7 +7737,7 @@
         <w:pStyle w:val="Heading2"/>
       </w:pPr>
       <w:r>
-        <w:t>6.14 renderComparison()</w:t>
+        <w:t>6.15 renderComparison()</w:t>
       </w:r>
     </w:p>
     <w:p>
@@ -7621,7 +7757,7 @@
         <w:pStyle w:val="Heading2"/>
       </w:pPr>
       <w:r>
-        <w:t>6.15 Section Nav Bar &amp; toggleSection()</w:t>
+        <w:t>6.16 Section Nav Bar &amp; toggleSection()</w:t>
       </w:r>
     </w:p>
     <w:p>
@@ -10162,7 +10298,7 @@
               <w:rPr>
                 <w:sz w:val="18"/>
               </w:rPr>
-              <w:t>Renders chronological mission history table from filteredRows.</w:t>
+              <w:t>Renders chronological mission history table from filteredRows; includes vehicle kill count per mission.</w:t>
             </w:r>
           </w:p>
         </w:tc>
@@ -10178,7 +10314,7 @@
               <w:rPr>
                 <w:sz w:val="18"/>
               </w:rPr>
-              <w:t>renderWeaponLeaderboard()</w:t>
+              <w:t>renderVehicleKillsSection()</w:t>
             </w:r>
           </w:p>
         </w:tc>
@@ -10234,7 +10370,7 @@
               <w:rPr>
                 <w:sz w:val="18"/>
               </w:rPr>
-              <w:t>Merges weapon kill JSON across filteredRows and renders weapon leaderboard.</w:t>
+              <w:t>Expands Vehicle Kills (JSON) rows into a flat sortable table of vehicle destructions (vehicle, killer, weapon).</w:t>
             </w:r>
           </w:p>
         </w:tc>
@@ -10250,7 +10386,7 @@
               <w:rPr>
                 <w:sz w:val="18"/>
               </w:rPr>
-              <w:t>renderMapStats()</w:t>
+              <w:t>renderWeaponLeaderboard()</w:t>
             </w:r>
           </w:p>
         </w:tc>
@@ -10306,7 +10442,7 @@
               <w:rPr>
                 <w:sz w:val="18"/>
               </w:rPr>
-              <w:t>Groups filteredRows by World and renders map stats table.</w:t>
+              <w:t>Merges weapon kill JSON across filteredRows and renders weapon leaderboard.</w:t>
             </w:r>
           </w:p>
         </w:tc>
@@ -10322,7 +10458,7 @@
               <w:rPr>
                 <w:sz w:val="18"/>
               </w:rPr>
-              <w:t>renderRoleLeaderboard()</w:t>
+              <w:t>renderMapStats()</w:t>
             </w:r>
           </w:p>
         </w:tc>
@@ -10378,7 +10514,7 @@
               <w:rPr>
                 <w:sz w:val="18"/>
               </w:rPr>
-              <w:t>Groups filteredPlayers by topRole and renders role leaderboard.</w:t>
+              <w:t>Groups filteredRows by World and renders map stats table.</w:t>
             </w:r>
           </w:p>
         </w:tc>
@@ -10394,7 +10530,7 @@
               <w:rPr>
                 <w:sz w:val="18"/>
               </w:rPr>
-              <w:t>renderAttendance()</w:t>
+              <w:t>renderRoleLeaderboard()</w:t>
             </w:r>
           </w:p>
         </w:tc>
@@ -10450,7 +10586,7 @@
               <w:rPr>
                 <w:sz w:val="18"/>
               </w:rPr>
-              <w:t>Computes per-player attendance metrics from filteredRows and renders table.</w:t>
+              <w:t>Groups filteredPlayers by topRole and renders role leaderboard.</w:t>
             </w:r>
           </w:p>
         </w:tc>
@@ -10466,7 +10602,7 @@
               <w:rPr>
                 <w:sz w:val="18"/>
               </w:rPr>
-              <w:t>renderKdTrend()</w:t>
+              <w:t>renderAttendance()</w:t>
             </w:r>
           </w:p>
         </w:tc>
@@ -10522,7 +10658,7 @@
               <w:rPr>
                 <w:sz w:val="18"/>
               </w:rPr>
-              <w:t>Renders SVG K/D trend line chart; reads subject from #kdTrendSubject dropdown.</w:t>
+              <w:t>Computes per-player attendance metrics from filteredRows and renders table.</w:t>
             </w:r>
           </w:p>
         </w:tc>
@@ -10538,7 +10674,7 @@
               <w:rPr>
                 <w:sz w:val="18"/>
               </w:rPr>
-              <w:t>renderComparison()</w:t>
+              <w:t>renderKdTrend()</w:t>
             </w:r>
           </w:p>
         </w:tc>
@@ -10594,7 +10730,7 @@
               <w:rPr>
                 <w:sz w:val="18"/>
               </w:rPr>
-              <w:t>Renders side-by-side player comparison table; reads names from comparison dropdowns.</w:t>
+              <w:t>Renders SVG K/D trend line chart; reads subject from #kdTrendSubject dropdown.</w:t>
             </w:r>
           </w:p>
         </w:tc>
@@ -10610,7 +10746,7 @@
               <w:rPr>
                 <w:sz w:val="18"/>
               </w:rPr>
-              <w:t>toggleSection(key)</w:t>
+              <w:t>renderComparison()</w:t>
             </w:r>
           </w:p>
         </w:tc>
@@ -10624,7 +10760,7 @@
               <w:rPr>
                 <w:sz w:val="18"/>
               </w:rPr>
-              <w:t>Navigation</w:t>
+              <w:t>Rendering</w:t>
             </w:r>
           </w:p>
         </w:tc>
@@ -10638,7 +10774,7 @@
               <w:rPr>
                 <w:sz w:val="18"/>
               </w:rPr>
-              <w:t>key: string</w:t>
+              <w:t>—</w:t>
             </w:r>
           </w:p>
         </w:tc>
@@ -10666,7 +10802,7 @@
               <w:rPr>
                 <w:sz w:val="18"/>
               </w:rPr>
-              <w:t>Toggles section content div; saves state to localStorage.</w:t>
+              <w:t>Renders side-by-side player comparison table; reads names from comparison dropdowns.</w:t>
             </w:r>
           </w:p>
         </w:tc>
@@ -10682,7 +10818,7 @@
               <w:rPr>
                 <w:sz w:val="18"/>
               </w:rPr>
-              <w:t>navTo(key)</w:t>
+              <w:t>toggleSection(key)</w:t>
             </w:r>
           </w:p>
         </w:tc>
@@ -10738,7 +10874,7 @@
               <w:rPr>
                 <w:sz w:val="18"/>
               </w:rPr>
-              <w:t>Expands section, re-renders chart if needed, smooth-scrolls to header.</w:t>
+              <w:t>Toggles section content div; saves state to localStorage.</w:t>
             </w:r>
           </w:p>
         </w:tc>
@@ -10754,7 +10890,7 @@
               <w:rPr>
                 <w:sz w:val="18"/>
               </w:rPr>
-              <w:t>openPlayerModal(name)</w:t>
+              <w:t>navTo(key)</w:t>
             </w:r>
           </w:p>
         </w:tc>
@@ -10768,7 +10904,7 @@
               <w:rPr>
                 <w:sz w:val="18"/>
               </w:rPr>
-              <w:t>Modal</w:t>
+              <w:t>Navigation</w:t>
             </w:r>
           </w:p>
         </w:tc>
@@ -10782,7 +10918,7 @@
               <w:rPr>
                 <w:sz w:val="18"/>
               </w:rPr>
-              <w:t>name: string</w:t>
+              <w:t>key: string</w:t>
             </w:r>
           </w:p>
         </w:tc>
@@ -10810,7 +10946,7 @@
               <w:rPr>
                 <w:sz w:val="18"/>
               </w:rPr>
-              <w:t>Opens the detail modal overlay for the given player.</w:t>
+              <w:t>Expands section, re-renders chart if needed, smooth-scrolls to header.</w:t>
             </w:r>
           </w:p>
         </w:tc>
@@ -10826,7 +10962,7 @@
               <w:rPr>
                 <w:sz w:val="18"/>
               </w:rPr>
-              <w:t>closeModal(e)</w:t>
+              <w:t>openPlayerModal(name)</w:t>
             </w:r>
           </w:p>
         </w:tc>
@@ -10854,7 +10990,7 @@
               <w:rPr>
                 <w:sz w:val="18"/>
               </w:rPr>
-              <w:t>event</w:t>
+              <w:t>name: string</w:t>
             </w:r>
           </w:p>
         </w:tc>
@@ -10882,7 +11018,7 @@
               <w:rPr>
                 <w:sz w:val="18"/>
               </w:rPr>
-              <w:t>Closes modal on overlay click or ESC keypress.</w:t>
+              <w:t>Opens the detail modal overlay for the given player.</w:t>
             </w:r>
           </w:p>
         </w:tc>
@@ -10898,7 +11034,7 @@
               <w:rPr>
                 <w:sz w:val="18"/>
               </w:rPr>
-              <w:t>openCareerPage(name)</w:t>
+              <w:t>closeModal(e)</w:t>
             </w:r>
           </w:p>
         </w:tc>
@@ -10912,7 +11048,7 @@
               <w:rPr>
                 <w:sz w:val="18"/>
               </w:rPr>
-              <w:t>Career</w:t>
+              <w:t>Modal</w:t>
             </w:r>
           </w:p>
         </w:tc>
@@ -10926,7 +11062,7 @@
               <w:rPr>
                 <w:sz w:val="18"/>
               </w:rPr>
-              <w:t>name: string</w:t>
+              <w:t>event</w:t>
             </w:r>
           </w:p>
         </w:tc>
@@ -10954,7 +11090,7 @@
               <w:rPr>
                 <w:sz w:val="18"/>
               </w:rPr>
-              <w:t>Switches to full-screen career view; sets selectedPlayers and re-filters.</w:t>
+              <w:t>Closes modal on overlay click or ESC keypress.</w:t>
             </w:r>
           </w:p>
         </w:tc>
@@ -10970,7 +11106,7 @@
               <w:rPr>
                 <w:sz w:val="18"/>
               </w:rPr>
-              <w:t>closeCareerPage()</w:t>
+              <w:t>openCareerPage(name)</w:t>
             </w:r>
           </w:p>
         </w:tc>
@@ -10998,7 +11134,7 @@
               <w:rPr>
                 <w:sz w:val="18"/>
               </w:rPr>
-              <w:t>—</w:t>
+              <w:t>name: string</w:t>
             </w:r>
           </w:p>
         </w:tc>
@@ -11026,7 +11162,7 @@
               <w:rPr>
                 <w:sz w:val="18"/>
               </w:rPr>
-              <w:t>Restores leaderboard view; clears selectedPlayers and re-filters.</w:t>
+              <w:t>Switches to full-screen career view; sets selectedPlayers and re-filters.</w:t>
             </w:r>
           </w:p>
         </w:tc>
@@ -11042,7 +11178,7 @@
               <w:rPr>
                 <w:sz w:val="18"/>
               </w:rPr>
-              <w:t>buildCareerStatsHTML(p)</w:t>
+              <w:t>closeCareerPage()</w:t>
             </w:r>
           </w:p>
         </w:tc>
@@ -11070,7 +11206,7 @@
               <w:rPr>
                 <w:sz w:val="18"/>
               </w:rPr>
-              <w:t>p: PlayerObject</w:t>
+              <w:t>—</w:t>
             </w:r>
           </w:p>
         </w:tc>
@@ -11084,7 +11220,7 @@
               <w:rPr>
                 <w:sz w:val="18"/>
               </w:rPr>
-              <w:t>string</w:t>
+              <w:t>void</w:t>
             </w:r>
           </w:p>
         </w:tc>
@@ -11098,7 +11234,7 @@
               <w:rPr>
                 <w:sz w:val="18"/>
               </w:rPr>
-              <w:t>Generates HTML for 4-section career stats (infantry overview, weapons, best mission, mission table).</w:t>
+              <w:t>Restores leaderboard view; clears selectedPlayers and re-filters.</w:t>
             </w:r>
           </w:p>
         </w:tc>
@@ -11114,7 +11250,7 @@
               <w:rPr>
                 <w:sz w:val="18"/>
               </w:rPr>
-              <w:t>mStat(val, lbl, sub)</w:t>
+              <w:t>buildCareerStatsHTML(p)</w:t>
             </w:r>
           </w:p>
         </w:tc>
@@ -11128,7 +11264,7 @@
               <w:rPr>
                 <w:sz w:val="18"/>
               </w:rPr>
-              <w:t>Helpers</w:t>
+              <w:t>Career</w:t>
             </w:r>
           </w:p>
         </w:tc>
@@ -11142,7 +11278,7 @@
               <w:rPr>
                 <w:sz w:val="18"/>
               </w:rPr>
-              <w:t>val, label, subtitle?</w:t>
+              <w:t>p: PlayerObject</w:t>
             </w:r>
           </w:p>
         </w:tc>
@@ -11170,7 +11306,7 @@
               <w:rPr>
                 <w:sz w:val="18"/>
               </w:rPr>
-              <w:t>Returns HTML for a single stat card element.</w:t>
+              <w:t>Generates HTML for 4-section career stats (infantry overview, weapons, best mission, mission table).</w:t>
             </w:r>
           </w:p>
         </w:tc>
@@ -11186,7 +11322,7 @@
               <w:rPr>
                 <w:sz w:val="18"/>
               </w:rPr>
-              <w:t>kdClass(v)</w:t>
+              <w:t>mStat(val, lbl, sub)</w:t>
             </w:r>
           </w:p>
         </w:tc>
@@ -11214,7 +11350,7 @@
               <w:rPr>
                 <w:sz w:val="18"/>
               </w:rPr>
-              <w:t>v: number</w:t>
+              <w:t>val, label, subtitle?</w:t>
             </w:r>
           </w:p>
         </w:tc>
@@ -11242,7 +11378,7 @@
               <w:rPr>
                 <w:sz w:val="18"/>
               </w:rPr>
-              <w:t>"kd-good" if &gt;=2, "kd-bad" if &lt;0.8, else "".</w:t>
+              <w:t>Returns HTML for a single stat card element.</w:t>
             </w:r>
           </w:p>
         </w:tc>
@@ -11258,7 +11394,7 @@
               <w:rPr>
                 <w:sz w:val="18"/>
               </w:rPr>
-              <w:t>tkClass(v)</w:t>
+              <w:t>kdClass(v)</w:t>
             </w:r>
           </w:p>
         </w:tc>
@@ -11314,7 +11450,7 @@
               <w:rPr>
                 <w:sz w:val="18"/>
               </w:rPr>
-              <w:t>"tk-cell" if &gt;0, else "".</w:t>
+              <w:t>"kd-good" if &gt;=2, "kd-bad" if &lt;0.8, else "".</w:t>
             </w:r>
           </w:p>
         </w:tc>
@@ -11330,7 +11466,7 @@
               <w:rPr>
                 <w:sz w:val="18"/>
               </w:rPr>
-              <w:t>fmtTime(s)</w:t>
+              <w:t>tkClass(v)</w:t>
             </w:r>
           </w:p>
         </w:tc>
@@ -11358,7 +11494,7 @@
               <w:rPr>
                 <w:sz w:val="18"/>
               </w:rPr>
-              <w:t>s: number</w:t>
+              <w:t>v: number</w:t>
             </w:r>
           </w:p>
         </w:tc>
@@ -11386,7 +11522,7 @@
               <w:rPr>
                 <w:sz w:val="18"/>
               </w:rPr>
-              <w:t>Formats seconds as Xh Ym string.</w:t>
+              <w:t>"tk-cell" if &gt;0, else "".</w:t>
             </w:r>
           </w:p>
         </w:tc>
@@ -11402,7 +11538,7 @@
               <w:rPr>
                 <w:sz w:val="18"/>
               </w:rPr>
-              <w:t>window._sortInf(col)</w:t>
+              <w:t>fmtTime(s)</w:t>
             </w:r>
           </w:p>
         </w:tc>
@@ -11416,7 +11552,7 @@
               <w:rPr>
                 <w:sz w:val="18"/>
               </w:rPr>
-              <w:t>Sort</w:t>
+              <w:t>Helpers</w:t>
             </w:r>
           </w:p>
         </w:tc>
@@ -11430,7 +11566,7 @@
               <w:rPr>
                 <w:sz w:val="18"/>
               </w:rPr>
-              <w:t>col: number</w:t>
+              <w:t>s: number</w:t>
             </w:r>
           </w:p>
         </w:tc>
@@ -11444,7 +11580,7 @@
               <w:rPr>
                 <w:sz w:val="18"/>
               </w:rPr>
-              <w:t>void</w:t>
+              <w:t>string</w:t>
             </w:r>
           </w:p>
         </w:tc>
@@ -11458,7 +11594,7 @@
               <w:rPr>
                 <w:sz w:val="18"/>
               </w:rPr>
-              <w:t>Infantry table header click handler; toggles direction if same column.</w:t>
+              <w:t>Formats seconds as Xh Ym string.</w:t>
             </w:r>
           </w:p>
         </w:tc>
@@ -11474,7 +11610,7 @@
               <w:rPr>
                 <w:sz w:val="18"/>
               </w:rPr>
-              <w:t>window._sortVeh(col)</w:t>
+              <w:t>window._sortInf(col)</w:t>
             </w:r>
           </w:p>
         </w:tc>
@@ -11530,7 +11666,7 @@
               <w:rPr>
                 <w:sz w:val="18"/>
               </w:rPr>
-              <w:t>Vehicle table header click handler; toggles direction if same column.</w:t>
+              <w:t>Infantry table header click handler; toggles direction if same column.</w:t>
             </w:r>
           </w:p>
         </w:tc>
@@ -11546,7 +11682,7 @@
               <w:rPr>
                 <w:sz w:val="18"/>
               </w:rPr>
-              <w:t>window._sortUnit(col)</w:t>
+              <w:t>window._sortVeh(col)</w:t>
             </w:r>
           </w:p>
         </w:tc>
@@ -11602,7 +11738,7 @@
               <w:rPr>
                 <w:sz w:val="18"/>
               </w:rPr>
-              <w:t>Unit leaderboard header click handler.</w:t>
+              <w:t>Vehicle table header click handler; toggles direction if same column.</w:t>
             </w:r>
           </w:p>
         </w:tc>
@@ -11618,6 +11754,78 @@
               <w:rPr>
                 <w:sz w:val="18"/>
               </w:rPr>
+              <w:t>window._sortUnit(col)</w:t>
+            </w:r>
+          </w:p>
+        </w:tc>
+        <w:tc>
+          <w:tcPr>
+            <w:tcW w:type="dxa" w:w="1881"/>
+            <w:shd w:val="clear" w:color="auto" w:fill="FFFFFF"/>
+          </w:tcPr>
+          <w:p>
+            <w:r>
+              <w:rPr>
+                <w:sz w:val="18"/>
+              </w:rPr>
+              <w:t>Sort</w:t>
+            </w:r>
+          </w:p>
+        </w:tc>
+        <w:tc>
+          <w:tcPr>
+            <w:tcW w:type="dxa" w:w="1881"/>
+            <w:shd w:val="clear" w:color="auto" w:fill="FFFFFF"/>
+          </w:tcPr>
+          <w:p>
+            <w:r>
+              <w:rPr>
+                <w:sz w:val="18"/>
+              </w:rPr>
+              <w:t>col: number</w:t>
+            </w:r>
+          </w:p>
+        </w:tc>
+        <w:tc>
+          <w:tcPr>
+            <w:tcW w:type="dxa" w:w="1881"/>
+            <w:shd w:val="clear" w:color="auto" w:fill="FFFFFF"/>
+          </w:tcPr>
+          <w:p>
+            <w:r>
+              <w:rPr>
+                <w:sz w:val="18"/>
+              </w:rPr>
+              <w:t>void</w:t>
+            </w:r>
+          </w:p>
+        </w:tc>
+        <w:tc>
+          <w:tcPr>
+            <w:tcW w:type="dxa" w:w="1881"/>
+            <w:shd w:val="clear" w:color="auto" w:fill="FFFFFF"/>
+          </w:tcPr>
+          <w:p>
+            <w:r>
+              <w:rPr>
+                <w:sz w:val="18"/>
+              </w:rPr>
+              <w:t>Unit leaderboard header click handler.</w:t>
+            </w:r>
+          </w:p>
+        </w:tc>
+      </w:tr>
+      <w:tr>
+        <w:tc>
+          <w:tcPr>
+            <w:tcW w:type="dxa" w:w="1881"/>
+            <w:shd w:val="clear" w:color="auto" w:fill="F0F4FA"/>
+          </w:tcPr>
+          <w:p>
+            <w:r>
+              <w:rPr>
+                <w:sz w:val="18"/>
+              </w:rPr>
               <w:t>window._sortWp(col)</w:t>
             </w:r>
           </w:p>
@@ -11625,7 +11833,7 @@
         <w:tc>
           <w:tcPr>
             <w:tcW w:type="dxa" w:w="1881"/>
-            <w:shd w:val="clear" w:color="auto" w:fill="FFFFFF"/>
+            <w:shd w:val="clear" w:color="auto" w:fill="F0F4FA"/>
           </w:tcPr>
           <w:p>
             <w:r>
@@ -11639,7 +11847,7 @@
         <w:tc>
           <w:tcPr>
             <w:tcW w:type="dxa" w:w="1881"/>
-            <w:shd w:val="clear" w:color="auto" w:fill="FFFFFF"/>
+            <w:shd w:val="clear" w:color="auto" w:fill="F0F4FA"/>
           </w:tcPr>
           <w:p>
             <w:r>
@@ -11653,7 +11861,7 @@
         <w:tc>
           <w:tcPr>
             <w:tcW w:type="dxa" w:w="1881"/>
-            <w:shd w:val="clear" w:color="auto" w:fill="FFFFFF"/>
+            <w:shd w:val="clear" w:color="auto" w:fill="F0F4FA"/>
           </w:tcPr>
           <w:p>
             <w:r>
@@ -11667,7 +11875,7 @@
         <w:tc>
           <w:tcPr>
             <w:tcW w:type="dxa" w:w="1881"/>
-            <w:shd w:val="clear" w:color="auto" w:fill="FFFFFF"/>
+            <w:shd w:val="clear" w:color="auto" w:fill="F0F4FA"/>
           </w:tcPr>
           <w:p>
             <w:r>
@@ -11675,6 +11883,78 @@
                 <w:sz w:val="18"/>
               </w:rPr>
               <w:t>Weapon leaderboard header click handler.</w:t>
+            </w:r>
+          </w:p>
+        </w:tc>
+      </w:tr>
+      <w:tr>
+        <w:tc>
+          <w:tcPr>
+            <w:tcW w:type="dxa" w:w="1881"/>
+            <w:shd w:val="clear" w:color="auto" w:fill="FFFFFF"/>
+          </w:tcPr>
+          <w:p>
+            <w:r>
+              <w:rPr>
+                <w:sz w:val="18"/>
+              </w:rPr>
+              <w:t>window._sortVK(col)</w:t>
+            </w:r>
+          </w:p>
+        </w:tc>
+        <w:tc>
+          <w:tcPr>
+            <w:tcW w:type="dxa" w:w="1881"/>
+            <w:shd w:val="clear" w:color="auto" w:fill="FFFFFF"/>
+          </w:tcPr>
+          <w:p>
+            <w:r>
+              <w:rPr>
+                <w:sz w:val="18"/>
+              </w:rPr>
+              <w:t>Sort</w:t>
+            </w:r>
+          </w:p>
+        </w:tc>
+        <w:tc>
+          <w:tcPr>
+            <w:tcW w:type="dxa" w:w="1881"/>
+            <w:shd w:val="clear" w:color="auto" w:fill="FFFFFF"/>
+          </w:tcPr>
+          <w:p>
+            <w:r>
+              <w:rPr>
+                <w:sz w:val="18"/>
+              </w:rPr>
+              <w:t>col: number</w:t>
+            </w:r>
+          </w:p>
+        </w:tc>
+        <w:tc>
+          <w:tcPr>
+            <w:tcW w:type="dxa" w:w="1881"/>
+            <w:shd w:val="clear" w:color="auto" w:fill="FFFFFF"/>
+          </w:tcPr>
+          <w:p>
+            <w:r>
+              <w:rPr>
+                <w:sz w:val="18"/>
+              </w:rPr>
+              <w:t>void</w:t>
+            </w:r>
+          </w:p>
+        </w:tc>
+        <w:tc>
+          <w:tcPr>
+            <w:tcW w:type="dxa" w:w="1881"/>
+            <w:shd w:val="clear" w:color="auto" w:fill="FFFFFF"/>
+          </w:tcPr>
+          <w:p>
+            <w:r>
+              <w:rPr>
+                <w:sz w:val="18"/>
+              </w:rPr>
+              <w:t>Vehicle kills section header click handler; toggles direction if same column.</w:t>
             </w:r>
           </w:p>
         </w:tc>
@@ -15975,21 +16255,21 @@
               <w:rPr>
                 <w:sz w:val="18"/>
               </w:rPr>
-              <w:t>renderWeaponLeaderboard()</w:t>
-            </w:r>
-          </w:p>
-        </w:tc>
-        <w:tc>
-          <w:tcPr>
-            <w:tcW w:type="dxa" w:w="3135"/>
-            <w:shd w:val="clear" w:color="auto" w:fill="F0F4FA"/>
-          </w:tcPr>
-          <w:p>
-            <w:r>
-              <w:rPr>
-                <w:sz w:val="18"/>
-              </w:rPr>
-              <w:t>#wpBody populated (section collapsed by default).</w:t>
+              <w:t>renderVehicleKillsSection()</w:t>
+            </w:r>
+          </w:p>
+        </w:tc>
+        <w:tc>
+          <w:tcPr>
+            <w:tcW w:type="dxa" w:w="3135"/>
+            <w:shd w:val="clear" w:color="auto" w:fill="F0F4FA"/>
+          </w:tcPr>
+          <w:p>
+            <w:r>
+              <w:rPr>
+                <w:sz w:val="18"/>
+              </w:rPr>
+              <w:t>#vehKillsBody populated (section collapsed by default).</w:t>
             </w:r>
           </w:p>
         </w:tc>
@@ -16019,21 +16299,21 @@
               <w:rPr>
                 <w:sz w:val="18"/>
               </w:rPr>
-              <w:t>renderMapStats()</w:t>
-            </w:r>
-          </w:p>
-        </w:tc>
-        <w:tc>
-          <w:tcPr>
-            <w:tcW w:type="dxa" w:w="3135"/>
-            <w:shd w:val="clear" w:color="auto" w:fill="FFFFFF"/>
-          </w:tcPr>
-          <w:p>
-            <w:r>
-              <w:rPr>
-                <w:sz w:val="18"/>
-              </w:rPr>
-              <w:t>#mapBody populated (section collapsed by default).</w:t>
+              <w:t>renderWeaponLeaderboard()</w:t>
+            </w:r>
+          </w:p>
+        </w:tc>
+        <w:tc>
+          <w:tcPr>
+            <w:tcW w:type="dxa" w:w="3135"/>
+            <w:shd w:val="clear" w:color="auto" w:fill="FFFFFF"/>
+          </w:tcPr>
+          <w:p>
+            <w:r>
+              <w:rPr>
+                <w:sz w:val="18"/>
+              </w:rPr>
+              <w:t>#wpBody populated (section collapsed by default).</w:t>
             </w:r>
           </w:p>
         </w:tc>
@@ -16063,21 +16343,21 @@
               <w:rPr>
                 <w:sz w:val="18"/>
               </w:rPr>
-              <w:t>renderRoleLeaderboard()</w:t>
-            </w:r>
-          </w:p>
-        </w:tc>
-        <w:tc>
-          <w:tcPr>
-            <w:tcW w:type="dxa" w:w="3135"/>
-            <w:shd w:val="clear" w:color="auto" w:fill="F0F4FA"/>
-          </w:tcPr>
-          <w:p>
-            <w:r>
-              <w:rPr>
-                <w:sz w:val="18"/>
-              </w:rPr>
-              <w:t>#roleBody populated (section collapsed by default).</w:t>
+              <w:t>renderMapStats()</w:t>
+            </w:r>
+          </w:p>
+        </w:tc>
+        <w:tc>
+          <w:tcPr>
+            <w:tcW w:type="dxa" w:w="3135"/>
+            <w:shd w:val="clear" w:color="auto" w:fill="F0F4FA"/>
+          </w:tcPr>
+          <w:p>
+            <w:r>
+              <w:rPr>
+                <w:sz w:val="18"/>
+              </w:rPr>
+              <w:t>#mapBody populated (section collapsed by default).</w:t>
             </w:r>
           </w:p>
         </w:tc>
@@ -16107,21 +16387,21 @@
               <w:rPr>
                 <w:sz w:val="18"/>
               </w:rPr>
-              <w:t>renderAttendance()</w:t>
-            </w:r>
-          </w:p>
-        </w:tc>
-        <w:tc>
-          <w:tcPr>
-            <w:tcW w:type="dxa" w:w="3135"/>
-            <w:shd w:val="clear" w:color="auto" w:fill="FFFFFF"/>
-          </w:tcPr>
-          <w:p>
-            <w:r>
-              <w:rPr>
-                <w:sz w:val="18"/>
-              </w:rPr>
-              <w:t>#attendBody populated (section collapsed by default).</w:t>
+              <w:t>renderRoleLeaderboard()</w:t>
+            </w:r>
+          </w:p>
+        </w:tc>
+        <w:tc>
+          <w:tcPr>
+            <w:tcW w:type="dxa" w:w="3135"/>
+            <w:shd w:val="clear" w:color="auto" w:fill="FFFFFF"/>
+          </w:tcPr>
+          <w:p>
+            <w:r>
+              <w:rPr>
+                <w:sz w:val="18"/>
+              </w:rPr>
+              <w:t>#roleBody populated (section collapsed by default).</w:t>
             </w:r>
           </w:p>
         </w:tc>
@@ -16151,21 +16431,21 @@
               <w:rPr>
                 <w:sz w:val="18"/>
               </w:rPr>
-              <w:t>renderKdTrend()</w:t>
-            </w:r>
-          </w:p>
-        </w:tc>
-        <w:tc>
-          <w:tcPr>
-            <w:tcW w:type="dxa" w:w="3135"/>
-            <w:shd w:val="clear" w:color="auto" w:fill="F0F4FA"/>
-          </w:tcPr>
-          <w:p>
-            <w:r>
-              <w:rPr>
-                <w:sz w:val="18"/>
-              </w:rPr>
-              <w:t>#kdTrendChart populated (section collapsed by default).</w:t>
+              <w:t>renderAttendance()</w:t>
+            </w:r>
+          </w:p>
+        </w:tc>
+        <w:tc>
+          <w:tcPr>
+            <w:tcW w:type="dxa" w:w="3135"/>
+            <w:shd w:val="clear" w:color="auto" w:fill="F0F4FA"/>
+          </w:tcPr>
+          <w:p>
+            <w:r>
+              <w:rPr>
+                <w:sz w:val="18"/>
+              </w:rPr>
+              <w:t>#attendBody populated (section collapsed by default).</w:t>
             </w:r>
           </w:p>
         </w:tc>
@@ -16195,21 +16475,21 @@
               <w:rPr>
                 <w:sz w:val="18"/>
               </w:rPr>
-              <w:t>renderComparison()</w:t>
-            </w:r>
-          </w:p>
-        </w:tc>
-        <w:tc>
-          <w:tcPr>
-            <w:tcW w:type="dxa" w:w="3135"/>
-            <w:shd w:val="clear" w:color="auto" w:fill="FFFFFF"/>
-          </w:tcPr>
-          <w:p>
-            <w:r>
-              <w:rPr>
-                <w:sz w:val="18"/>
-              </w:rPr>
-              <w:t>Comparison dropdowns populated (section collapsed by default).</w:t>
+              <w:t>renderKdTrend()</w:t>
+            </w:r>
+          </w:p>
+        </w:tc>
+        <w:tc>
+          <w:tcPr>
+            <w:tcW w:type="dxa" w:w="3135"/>
+            <w:shd w:val="clear" w:color="auto" w:fill="FFFFFF"/>
+          </w:tcPr>
+          <w:p>
+            <w:r>
+              <w:rPr>
+                <w:sz w:val="18"/>
+              </w:rPr>
+              <w:t>#kdTrendChart populated (section collapsed by default).</w:t>
             </w:r>
           </w:p>
         </w:tc>
@@ -16239,6 +16519,50 @@
               <w:rPr>
                 <w:sz w:val="18"/>
               </w:rPr>
+              <w:t>renderComparison()</w:t>
+            </w:r>
+          </w:p>
+        </w:tc>
+        <w:tc>
+          <w:tcPr>
+            <w:tcW w:type="dxa" w:w="3135"/>
+            <w:shd w:val="clear" w:color="auto" w:fill="F0F4FA"/>
+          </w:tcPr>
+          <w:p>
+            <w:r>
+              <w:rPr>
+                <w:sz w:val="18"/>
+              </w:rPr>
+              <w:t>Comparison dropdowns populated (section collapsed by default).</w:t>
+            </w:r>
+          </w:p>
+        </w:tc>
+      </w:tr>
+      <w:tr>
+        <w:tc>
+          <w:tcPr>
+            <w:tcW w:type="dxa" w:w="3135"/>
+            <w:shd w:val="clear" w:color="auto" w:fill="FFFFFF"/>
+          </w:tcPr>
+          <w:p>
+            <w:r>
+              <w:rPr>
+                <w:sz w:val="18"/>
+              </w:rPr>
+              <w:t>23</w:t>
+            </w:r>
+          </w:p>
+        </w:tc>
+        <w:tc>
+          <w:tcPr>
+            <w:tcW w:type="dxa" w:w="3135"/>
+            <w:shd w:val="clear" w:color="auto" w:fill="FFFFFF"/>
+          </w:tcPr>
+          <w:p>
+            <w:r>
+              <w:rPr>
+                <w:sz w:val="18"/>
+              </w:rPr>
               <w:t>UI Ready</w:t>
             </w:r>
           </w:p>
@@ -16246,7 +16570,7 @@
         <w:tc>
           <w:tcPr>
             <w:tcW w:type="dxa" w:w="3135"/>
-            <w:shd w:val="clear" w:color="auto" w:fill="F0F4FA"/>
+            <w:shd w:val="clear" w:color="auto" w:fill="FFFFFF"/>
           </w:tcPr>
           <w:p>
             <w:r>
@@ -16447,6 +16771,386 @@
           <w:i w:val="0"/>
         </w:rPr>
         <w:t>The application uses standard ES6+ features: arrow functions, template literals, destructuring, Set, Map, fetch(), and async/await. It is compatible with all modern browsers (Chrome 80+, Firefox 75+, Safari 13+, Edge 80+). Internet Explorer is not supported.</w:t>
+      </w:r>
+    </w:p>
+    <w:p/>
+    <w:p>
+      <w:pPr>
+        <w:pStyle w:val="Heading1"/>
+      </w:pPr>
+      <w:r>
+        <w:t>Appendix D — ImportScript Reference</w:t>
+      </w:r>
+    </w:p>
+    <w:p>
+      <w:pPr>
+        <w:spacing w:after="120"/>
+      </w:pPr>
+      <w:r>
+        <w:rPr>
+          <w:b w:val="0"/>
+          <w:i w:val="0"/>
+        </w:rPr>
+        <w:t>ImportScript is a Google Apps Script that reads OCAP .json.gz mission logs from Google Drive and writes one row per player per mission into the player_stats Google Sheet.</w:t>
+      </w:r>
+    </w:p>
+    <w:p>
+      <w:pPr>
+        <w:pStyle w:val="Heading2"/>
+      </w:pPr>
+      <w:r>
+        <w:t>D.1 Required Google Drive Folder Structure</w:t>
+      </w:r>
+    </w:p>
+    <w:p>
+      <w:pPr>
+        <w:pStyle w:val="NoSpacing"/>
+        <w:spacing w:before="40" w:after="40"/>
+        <w:ind w:left="576"/>
+        <w:shd w:val="clear" w:color="auto" w:fill="F3F3F3"/>
+      </w:pPr>
+      <w:r>
+        <w:rPr>
+          <w:rFonts w:ascii="Courier New" w:hAnsi="Courier New"/>
+          <w:color w:val="222222"/>
+          <w:sz w:val="18"/>
+        </w:rPr>
+        <w:t>Kill Tracker/</w:t>
+      </w:r>
+    </w:p>
+    <w:p>
+      <w:pPr>
+        <w:pStyle w:val="NoSpacing"/>
+        <w:spacing w:before="40" w:after="40"/>
+        <w:ind w:left="576"/>
+        <w:shd w:val="clear" w:color="auto" w:fill="F3F3F3"/>
+      </w:pPr>
+      <w:r>
+        <w:rPr>
+          <w:rFonts w:ascii="Courier New" w:hAnsi="Courier New"/>
+          <w:color w:val="222222"/>
+          <w:sz w:val="18"/>
+        </w:rPr>
+        <w:t>├── OCAP_Logs/          ← drop .json.gz files here before running</w:t>
+      </w:r>
+    </w:p>
+    <w:p>
+      <w:pPr>
+        <w:pStyle w:val="NoSpacing"/>
+        <w:spacing w:before="40" w:after="40"/>
+        <w:ind w:left="576"/>
+        <w:shd w:val="clear" w:color="auto" w:fill="F3F3F3"/>
+      </w:pPr>
+      <w:r>
+        <w:rPr>
+          <w:rFonts w:ascii="Courier New" w:hAnsi="Courier New"/>
+          <w:color w:val="222222"/>
+          <w:sz w:val="18"/>
+        </w:rPr>
+        <w:t>└── OCAP_Logs_Archive/  ← processed files are moved here automatically</w:t>
+      </w:r>
+    </w:p>
+    <w:p/>
+    <w:p>
+      <w:pPr>
+        <w:pStyle w:val="Heading2"/>
+      </w:pPr>
+      <w:r>
+        <w:t>D.2 Installation</w:t>
+      </w:r>
+    </w:p>
+    <w:p>
+      <w:pPr>
+        <w:pStyle w:val="ListNumber"/>
+        <w:spacing w:after="40"/>
+        <w:ind w:left="360"/>
+      </w:pPr>
+      <w:r>
+        <w:rPr>
+          <w:sz w:val="20"/>
+        </w:rPr>
+        <w:t>Open your Google Sheet.</w:t>
+      </w:r>
+    </w:p>
+    <w:p>
+      <w:pPr>
+        <w:pStyle w:val="ListNumber"/>
+        <w:spacing w:after="40"/>
+        <w:ind w:left="360"/>
+      </w:pPr>
+      <w:r>
+        <w:rPr>
+          <w:sz w:val="20"/>
+        </w:rPr>
+        <w:t>Go to Extensions → Apps Script.</w:t>
+      </w:r>
+    </w:p>
+    <w:p>
+      <w:pPr>
+        <w:pStyle w:val="ListNumber"/>
+        <w:spacing w:after="40"/>
+        <w:ind w:left="360"/>
+      </w:pPr>
+      <w:r>
+        <w:rPr>
+          <w:sz w:val="20"/>
+        </w:rPr>
+        <w:t>Paste the contents of ImportScript into the editor and save.</w:t>
+      </w:r>
+    </w:p>
+    <w:p>
+      <w:pPr>
+        <w:pStyle w:val="ListNumber"/>
+        <w:spacing w:after="40"/>
+        <w:ind w:left="360"/>
+      </w:pPr>
+      <w:r>
+        <w:rPr>
+          <w:sz w:val="20"/>
+        </w:rPr>
+        <w:t>Run reimportOCAP to process one file from OCAP_Logs.</w:t>
+      </w:r>
+    </w:p>
+    <w:p/>
+    <w:p>
+      <w:pPr>
+        <w:pStyle w:val="Heading2"/>
+      </w:pPr>
+      <w:r>
+        <w:t>D.3 Entry Point</w:t>
+      </w:r>
+    </w:p>
+    <w:tbl>
+      <w:tblPr>
+        <w:tblStyle w:val="TableGrid"/>
+        <w:tblW w:type="auto" w:w="0"/>
+        <w:jc w:val="left"/>
+        <w:tblLook w:firstColumn="1" w:firstRow="1" w:lastColumn="0" w:lastRow="0" w:noHBand="0" w:noVBand="1" w:val="04A0"/>
+      </w:tblPr>
+      <w:tblGrid>
+        <w:gridCol w:w="4703"/>
+        <w:gridCol w:w="4703"/>
+      </w:tblGrid>
+      <w:tr>
+        <w:tc>
+          <w:tcPr>
+            <w:tcW w:type="dxa" w:w="4703"/>
+            <w:shd w:val="clear" w:color="auto" w:fill="2E4057"/>
+          </w:tcPr>
+          <w:p>
+            <w:pPr>
+              <w:jc w:val="center"/>
+            </w:pPr>
+            <w:r>
+              <w:rPr>
+                <w:b/>
+                <w:color w:val="FFFFFF"/>
+                <w:sz w:val="18"/>
+              </w:rPr>
+              <w:t>Function</w:t>
+            </w:r>
+          </w:p>
+        </w:tc>
+        <w:tc>
+          <w:tcPr>
+            <w:tcW w:type="dxa" w:w="4703"/>
+            <w:shd w:val="clear" w:color="auto" w:fill="2E4057"/>
+          </w:tcPr>
+          <w:p>
+            <w:pPr>
+              <w:jc w:val="center"/>
+            </w:pPr>
+            <w:r>
+              <w:rPr>
+                <w:b/>
+                <w:color w:val="FFFFFF"/>
+                <w:sz w:val="18"/>
+              </w:rPr>
+              <w:t>Description</w:t>
+            </w:r>
+          </w:p>
+        </w:tc>
+      </w:tr>
+      <w:tr>
+        <w:tc>
+          <w:tcPr>
+            <w:tcW w:type="dxa" w:w="4703"/>
+            <w:shd w:val="clear" w:color="auto" w:fill="FFFFFF"/>
+          </w:tcPr>
+          <w:p>
+            <w:r>
+              <w:rPr>
+                <w:sz w:val="18"/>
+              </w:rPr>
+              <w:t>reimportOCAP()</w:t>
+            </w:r>
+          </w:p>
+        </w:tc>
+        <w:tc>
+          <w:tcPr>
+            <w:tcW w:type="dxa" w:w="4703"/>
+            <w:shd w:val="clear" w:color="auto" w:fill="FFFFFF"/>
+          </w:tcPr>
+          <w:p>
+            <w:r>
+              <w:rPr>
+                <w:sz w:val="18"/>
+              </w:rPr>
+              <w:t>Process (or re-process) the next file from OCAP_Logs; deletes any existing rows for that file before writing, making every run idempotent; archives the file to OCAP_Logs_Archive on completion</w:t>
+            </w:r>
+          </w:p>
+        </w:tc>
+      </w:tr>
+    </w:tbl>
+    <w:p/>
+    <w:p>
+      <w:pPr>
+        <w:pStyle w:val="Heading2"/>
+      </w:pPr>
+      <w:r>
+        <w:t>D.4 Unknown Entity Resolution</w:t>
+      </w:r>
+    </w:p>
+    <w:p>
+      <w:pPr>
+        <w:spacing w:after="80"/>
+      </w:pPr>
+      <w:r>
+        <w:rPr>
+          <w:b w:val="0"/>
+          <w:i w:val="0"/>
+        </w:rPr>
+        <w:t>OCAP sometimes records entities without a name (e.g. players who disconnect before their name is synced). The script attempts to resolve these automatically:</w:t>
+      </w:r>
+    </w:p>
+    <w:p>
+      <w:pPr>
+        <w:pStyle w:val="ListBullet"/>
+        <w:spacing w:after="40"/>
+        <w:ind w:left="360"/>
+      </w:pPr>
+      <w:r>
+        <w:rPr>
+          <w:sz w:val="20"/>
+        </w:rPr>
+        <w:t>Unnamed entities with &lt; 1 hour playtime are skipped entirely (reconnect ghosts, JIP artefacts).</w:t>
+      </w:r>
+    </w:p>
+    <w:p>
+      <w:pPr>
+        <w:pStyle w:val="ListBullet"/>
+        <w:spacing w:after="40"/>
+        <w:ind w:left="360"/>
+      </w:pPr>
+      <w:r>
+        <w:rPr>
+          <w:sz w:val="20"/>
+        </w:rPr>
+        <w:t>Remaining unknown entities are matched against named players who share the same group and role in the same mission.</w:t>
+      </w:r>
+    </w:p>
+    <w:p>
+      <w:pPr>
+        <w:pStyle w:val="ListBullet"/>
+        <w:spacing w:after="40"/>
+        <w:ind w:left="360"/>
+      </w:pPr>
+      <w:r>
+        <w:rPr>
+          <w:sz w:val="20"/>
+        </w:rPr>
+        <w:t>If exactly one named player maps to that group+role (after deduplicating candidates from reconnects), the unknown entity is renamed to that player.</w:t>
+      </w:r>
+    </w:p>
+    <w:p>
+      <w:pPr>
+        <w:pStyle w:val="ListBullet"/>
+        <w:spacing w:after="40"/>
+        <w:ind w:left="360"/>
+      </w:pPr>
+      <w:r>
+        <w:rPr>
+          <w:sz w:val="20"/>
+        </w:rPr>
+        <w:t>If a role string contains "@username" (e.g. "Rifleman@Zeus"), the script correctly detects it as a Zeus role.</w:t>
+      </w:r>
+    </w:p>
+    <w:p/>
+    <w:p>
+      <w:pPr>
+        <w:pStyle w:val="Heading2"/>
+      </w:pPr>
+      <w:r>
+        <w:t>D.5 Friendly Fire Counting</w:t>
+      </w:r>
+    </w:p>
+    <w:p>
+      <w:pPr>
+        <w:spacing w:after="120"/>
+      </w:pPr>
+      <w:r>
+        <w:rPr>
+          <w:b w:val="0"/>
+          <w:i w:val="0"/>
+        </w:rPr>
+        <w:t>A kill is counted as a teamkill when victim.side === killer.side on a unit-kill event. It is never counted as a regular kill or weapon kill. Vehicle destructions are never counted as teamkills regardless of side.</w:t>
+      </w:r>
+    </w:p>
+    <w:p>
+      <w:pPr>
+        <w:pStyle w:val="Heading2"/>
+      </w:pPr>
+      <w:r>
+        <w:t>D.6 Sheet Schema</w:t>
+      </w:r>
+    </w:p>
+    <w:p>
+      <w:pPr>
+        <w:spacing w:after="120"/>
+      </w:pPr>
+      <w:r>
+        <w:rPr>
+          <w:b w:val="0"/>
+          <w:i w:val="0"/>
+        </w:rPr>
+        <w:t>The script writes one row per player per mission. See §3.2 Expected Column Schema for the full column list. The sheet and header row are created automatically on first run; missing columns are migrated when the script is run against an existing sheet.</w:t>
+      </w:r>
+    </w:p>
+    <w:p>
+      <w:r>
+        <w:br w:type="page"/>
+      </w:r>
+    </w:p>
+    <w:p>
+      <w:pPr>
+        <w:pStyle w:val="Heading1"/>
+      </w:pPr>
+      <w:r>
+        <w:t>Changelog</w:t>
+      </w:r>
+    </w:p>
+    <w:p>
+      <w:pPr>
+        <w:spacing w:after="80"/>
+      </w:pPr>
+      <w:r>
+        <w:rPr>
+          <w:b w:val="0"/>
+          <w:i w:val="0"/>
+        </w:rPr>
+        <w:t>A full history of changes — new features, fixes, and breaking changes — is maintained in CHANGELOG.md at the root of the repository.</w:t>
+      </w:r>
+    </w:p>
+    <w:p>
+      <w:pPr>
+        <w:spacing w:after="120"/>
+      </w:pPr>
+      <w:r>
+        <w:rPr>
+          <w:b w:val="0"/>
+          <w:i/>
+        </w:rPr>
+        <w:t>GitHub: https://github.com/loltorres9/TFP_KillTracker/blob/main/CHANGELOG.md</w:t>
       </w:r>
     </w:p>
     <w:sectPr>

--- a/dev/TFP_KillTracker_Technical_Documentation.docx
+++ b/dev/TFP_KillTracker_Technical_Documentation.docx
@@ -39,7 +39,7 @@
         <w:rPr>
           <w:sz w:val="22"/>
         </w:rPr>
-        <w:t>Version 1.2  ·  21 March 2026</w:t>
+        <w:t>Version 1.2  ·  22 March 2026</w:t>
       </w:r>
     </w:p>
     <w:p>

--- a/dev/TFP_KillTracker_Technical_Documentation.docx
+++ b/dev/TFP_KillTracker_Technical_Documentation.docx
@@ -39,7 +39,7 @@
         <w:rPr>
           <w:sz w:val="22"/>
         </w:rPr>
-        <w:t>Version 1.2  ·  22 March 2026</w:t>
+        <w:t>Version 1.2  ·  30 March 2026</w:t>
       </w:r>
     </w:p>
     <w:p>

--- a/dev/TFP_KillTracker_Technical_Documentation.docx
+++ b/dev/TFP_KillTracker_Technical_Documentation.docx
@@ -39,7 +39,7 @@
         <w:rPr>
           <w:sz w:val="22"/>
         </w:rPr>
-        <w:t>Version 1.2  ·  30 March 2026</w:t>
+        <w:t>Version 1.3  ·  30 March 2026</w:t>
       </w:r>
     </w:p>
     <w:p>
@@ -3021,21 +3021,21 @@
               <w:rPr>
                 <w:sz w:val="18"/>
               </w:rPr>
-              <w:t>Shots/Kill (On Foot)</w:t>
-            </w:r>
-          </w:p>
-        </w:tc>
-        <w:tc>
-          <w:tcPr>
-            <w:tcW w:type="dxa" w:w="3135"/>
-            <w:shd w:val="clear" w:color="auto" w:fill="F0F4FA"/>
-          </w:tcPr>
-          <w:p>
-            <w:r>
-              <w:rPr>
-                <w:sz w:val="18"/>
-              </w:rPr>
-              <w:t>Ignored — recomputed</w:t>
+              <w:t>Hits Dealt (On Foot)</w:t>
+            </w:r>
+          </w:p>
+        </w:tc>
+        <w:tc>
+          <w:tcPr>
+            <w:tcW w:type="dxa" w:w="3135"/>
+            <w:shd w:val="clear" w:color="auto" w:fill="F0F4FA"/>
+          </w:tcPr>
+          <w:p>
+            <w:r>
+              <w:rPr>
+                <w:sz w:val="18"/>
+              </w:rPr>
+              <w:t>Outgoing hits registered on any target while on foot</w:t>
             </w:r>
           </w:p>
         </w:tc>
@@ -3065,21 +3065,21 @@
               <w:rPr>
                 <w:sz w:val="18"/>
               </w:rPr>
-              <w:t>Avg Kill Dist On Foot (m)</w:t>
-            </w:r>
-          </w:p>
-        </w:tc>
-        <w:tc>
-          <w:tcPr>
-            <w:tcW w:type="dxa" w:w="3135"/>
-            <w:shd w:val="clear" w:color="auto" w:fill="FFFFFF"/>
-          </w:tcPr>
-          <w:p>
-            <w:r>
-              <w:rPr>
-                <w:sz w:val="18"/>
-              </w:rPr>
-              <w:t>Average kill distance (on foot)</w:t>
+              <w:t>Shots/Kill (On Foot)</w:t>
+            </w:r>
+          </w:p>
+        </w:tc>
+        <w:tc>
+          <w:tcPr>
+            <w:tcW w:type="dxa" w:w="3135"/>
+            <w:shd w:val="clear" w:color="auto" w:fill="FFFFFF"/>
+          </w:tcPr>
+          <w:p>
+            <w:r>
+              <w:rPr>
+                <w:sz w:val="18"/>
+              </w:rPr>
+              <w:t>Ignored — recomputed</w:t>
             </w:r>
           </w:p>
         </w:tc>
@@ -3109,21 +3109,21 @@
               <w:rPr>
                 <w:sz w:val="18"/>
               </w:rPr>
-              <w:t>Longest Kill On Foot (m)</w:t>
-            </w:r>
-          </w:p>
-        </w:tc>
-        <w:tc>
-          <w:tcPr>
-            <w:tcW w:type="dxa" w:w="3135"/>
-            <w:shd w:val="clear" w:color="auto" w:fill="F0F4FA"/>
-          </w:tcPr>
-          <w:p>
-            <w:r>
-              <w:rPr>
-                <w:sz w:val="18"/>
-              </w:rPr>
-              <w:t>Longest single kill distance (on foot)</w:t>
+              <w:t>Avg Kill Dist On Foot (m)</w:t>
+            </w:r>
+          </w:p>
+        </w:tc>
+        <w:tc>
+          <w:tcPr>
+            <w:tcW w:type="dxa" w:w="3135"/>
+            <w:shd w:val="clear" w:color="auto" w:fill="F0F4FA"/>
+          </w:tcPr>
+          <w:p>
+            <w:r>
+              <w:rPr>
+                <w:sz w:val="18"/>
+              </w:rPr>
+              <w:t>Average kill distance (on foot)</w:t>
             </w:r>
           </w:p>
         </w:tc>
@@ -3153,21 +3153,21 @@
               <w:rPr>
                 <w:sz w:val="18"/>
               </w:rPr>
-              <w:t>Kills (In Vehicle)</w:t>
-            </w:r>
-          </w:p>
-        </w:tc>
-        <w:tc>
-          <w:tcPr>
-            <w:tcW w:type="dxa" w:w="3135"/>
-            <w:shd w:val="clear" w:color="auto" w:fill="FFFFFF"/>
-          </w:tcPr>
-          <w:p>
-            <w:r>
-              <w:rPr>
-                <w:sz w:val="18"/>
-              </w:rPr>
-              <w:t>Vehicle kills</w:t>
+              <w:t>Longest Kill On Foot (m)</w:t>
+            </w:r>
+          </w:p>
+        </w:tc>
+        <w:tc>
+          <w:tcPr>
+            <w:tcW w:type="dxa" w:w="3135"/>
+            <w:shd w:val="clear" w:color="auto" w:fill="FFFFFF"/>
+          </w:tcPr>
+          <w:p>
+            <w:r>
+              <w:rPr>
+                <w:sz w:val="18"/>
+              </w:rPr>
+              <w:t>Longest single kill distance (on foot)</w:t>
             </w:r>
           </w:p>
         </w:tc>
@@ -3197,21 +3197,21 @@
               <w:rPr>
                 <w:sz w:val="18"/>
               </w:rPr>
-              <w:t>Deaths (In Vehicle)</w:t>
-            </w:r>
-          </w:p>
-        </w:tc>
-        <w:tc>
-          <w:tcPr>
-            <w:tcW w:type="dxa" w:w="3135"/>
-            <w:shd w:val="clear" w:color="auto" w:fill="F0F4FA"/>
-          </w:tcPr>
-          <w:p>
-            <w:r>
-              <w:rPr>
-                <w:sz w:val="18"/>
-              </w:rPr>
-              <w:t>Deaths while in vehicle</w:t>
+              <w:t>Kills (In Vehicle)</w:t>
+            </w:r>
+          </w:p>
+        </w:tc>
+        <w:tc>
+          <w:tcPr>
+            <w:tcW w:type="dxa" w:w="3135"/>
+            <w:shd w:val="clear" w:color="auto" w:fill="F0F4FA"/>
+          </w:tcPr>
+          <w:p>
+            <w:r>
+              <w:rPr>
+                <w:sz w:val="18"/>
+              </w:rPr>
+              <w:t>Vehicle kills</w:t>
             </w:r>
           </w:p>
         </w:tc>
@@ -3241,21 +3241,21 @@
               <w:rPr>
                 <w:sz w:val="18"/>
               </w:rPr>
-              <w:t>K/D (In Vehicle)</w:t>
-            </w:r>
-          </w:p>
-        </w:tc>
-        <w:tc>
-          <w:tcPr>
-            <w:tcW w:type="dxa" w:w="3135"/>
-            <w:shd w:val="clear" w:color="auto" w:fill="FFFFFF"/>
-          </w:tcPr>
-          <w:p>
-            <w:r>
-              <w:rPr>
-                <w:sz w:val="18"/>
-              </w:rPr>
-              <w:t>Ignored — recomputed</w:t>
+              <w:t>Deaths (In Vehicle)</w:t>
+            </w:r>
+          </w:p>
+        </w:tc>
+        <w:tc>
+          <w:tcPr>
+            <w:tcW w:type="dxa" w:w="3135"/>
+            <w:shd w:val="clear" w:color="auto" w:fill="FFFFFF"/>
+          </w:tcPr>
+          <w:p>
+            <w:r>
+              <w:rPr>
+                <w:sz w:val="18"/>
+              </w:rPr>
+              <w:t>Deaths while in vehicle</w:t>
             </w:r>
           </w:p>
         </w:tc>
@@ -3285,21 +3285,21 @@
               <w:rPr>
                 <w:sz w:val="18"/>
               </w:rPr>
-              <w:t>Teamkills (In Vehicle)</w:t>
-            </w:r>
-          </w:p>
-        </w:tc>
-        <w:tc>
-          <w:tcPr>
-            <w:tcW w:type="dxa" w:w="3135"/>
-            <w:shd w:val="clear" w:color="auto" w:fill="F0F4FA"/>
-          </w:tcPr>
-          <w:p>
-            <w:r>
-              <w:rPr>
-                <w:sz w:val="18"/>
-              </w:rPr>
-              <w:t>Friendly fire from vehicle</w:t>
+              <w:t>K/D (In Vehicle)</w:t>
+            </w:r>
+          </w:p>
+        </w:tc>
+        <w:tc>
+          <w:tcPr>
+            <w:tcW w:type="dxa" w:w="3135"/>
+            <w:shd w:val="clear" w:color="auto" w:fill="F0F4FA"/>
+          </w:tcPr>
+          <w:p>
+            <w:r>
+              <w:rPr>
+                <w:sz w:val="18"/>
+              </w:rPr>
+              <w:t>Ignored — recomputed</w:t>
             </w:r>
           </w:p>
         </w:tc>
@@ -3329,21 +3329,21 @@
               <w:rPr>
                 <w:sz w:val="18"/>
               </w:rPr>
-              <w:t>Vehicle Kills (On Foot)</w:t>
-            </w:r>
-          </w:p>
-        </w:tc>
-        <w:tc>
-          <w:tcPr>
-            <w:tcW w:type="dxa" w:w="3135"/>
-            <w:shd w:val="clear" w:color="auto" w:fill="FFFFFF"/>
-          </w:tcPr>
-          <w:p>
-            <w:r>
-              <w:rPr>
-                <w:sz w:val="18"/>
-              </w:rPr>
-              <w:t>Vehicles destroyed while on foot</w:t>
+              <w:t>Teamkills (In Vehicle)</w:t>
+            </w:r>
+          </w:p>
+        </w:tc>
+        <w:tc>
+          <w:tcPr>
+            <w:tcW w:type="dxa" w:w="3135"/>
+            <w:shd w:val="clear" w:color="auto" w:fill="FFFFFF"/>
+          </w:tcPr>
+          <w:p>
+            <w:r>
+              <w:rPr>
+                <w:sz w:val="18"/>
+              </w:rPr>
+              <w:t>Friendly fire from vehicle</w:t>
             </w:r>
           </w:p>
         </w:tc>
@@ -3373,21 +3373,21 @@
               <w:rPr>
                 <w:sz w:val="18"/>
               </w:rPr>
-              <w:t>Vehicle Kills (In Vehicle)</w:t>
-            </w:r>
-          </w:p>
-        </w:tc>
-        <w:tc>
-          <w:tcPr>
-            <w:tcW w:type="dxa" w:w="3135"/>
-            <w:shd w:val="clear" w:color="auto" w:fill="F0F4FA"/>
-          </w:tcPr>
-          <w:p>
-            <w:r>
-              <w:rPr>
-                <w:sz w:val="18"/>
-              </w:rPr>
-              <w:t>Vehicles destroyed while mounted</w:t>
+              <w:t>Vehicle Kills (On Foot)</w:t>
+            </w:r>
+          </w:p>
+        </w:tc>
+        <w:tc>
+          <w:tcPr>
+            <w:tcW w:type="dxa" w:w="3135"/>
+            <w:shd w:val="clear" w:color="auto" w:fill="F0F4FA"/>
+          </w:tcPr>
+          <w:p>
+            <w:r>
+              <w:rPr>
+                <w:sz w:val="18"/>
+              </w:rPr>
+              <w:t>Vehicles destroyed while on foot</w:t>
             </w:r>
           </w:p>
         </w:tc>
@@ -3417,21 +3417,21 @@
               <w:rPr>
                 <w:sz w:val="18"/>
               </w:rPr>
-              <w:t>Shots (In Vehicle)</w:t>
-            </w:r>
-          </w:p>
-        </w:tc>
-        <w:tc>
-          <w:tcPr>
-            <w:tcW w:type="dxa" w:w="3135"/>
-            <w:shd w:val="clear" w:color="auto" w:fill="FFFFFF"/>
-          </w:tcPr>
-          <w:p>
-            <w:r>
-              <w:rPr>
-                <w:sz w:val="18"/>
-              </w:rPr>
-              <w:t>Rounds fired from vehicle</w:t>
+              <w:t>Vehicle Kills (In Vehicle)</w:t>
+            </w:r>
+          </w:p>
+        </w:tc>
+        <w:tc>
+          <w:tcPr>
+            <w:tcW w:type="dxa" w:w="3135"/>
+            <w:shd w:val="clear" w:color="auto" w:fill="FFFFFF"/>
+          </w:tcPr>
+          <w:p>
+            <w:r>
+              <w:rPr>
+                <w:sz w:val="18"/>
+              </w:rPr>
+              <w:t>Vehicles destroyed while mounted</w:t>
             </w:r>
           </w:p>
         </w:tc>
@@ -3461,21 +3461,21 @@
               <w:rPr>
                 <w:sz w:val="18"/>
               </w:rPr>
-              <w:t>Hits Taken (In Vehicle)</w:t>
-            </w:r>
-          </w:p>
-        </w:tc>
-        <w:tc>
-          <w:tcPr>
-            <w:tcW w:type="dxa" w:w="3135"/>
-            <w:shd w:val="clear" w:color="auto" w:fill="F0F4FA"/>
-          </w:tcPr>
-          <w:p>
-            <w:r>
-              <w:rPr>
-                <w:sz w:val="18"/>
-              </w:rPr>
-              <w:t>Times vehicle was hit</w:t>
+              <w:t>Shots (In Vehicle)</w:t>
+            </w:r>
+          </w:p>
+        </w:tc>
+        <w:tc>
+          <w:tcPr>
+            <w:tcW w:type="dxa" w:w="3135"/>
+            <w:shd w:val="clear" w:color="auto" w:fill="F0F4FA"/>
+          </w:tcPr>
+          <w:p>
+            <w:r>
+              <w:rPr>
+                <w:sz w:val="18"/>
+              </w:rPr>
+              <w:t>Rounds fired from vehicle</w:t>
             </w:r>
           </w:p>
         </w:tc>
@@ -3505,21 +3505,21 @@
               <w:rPr>
                 <w:sz w:val="18"/>
               </w:rPr>
-              <w:t>Shots/Kill (In Vehicle)</w:t>
-            </w:r>
-          </w:p>
-        </w:tc>
-        <w:tc>
-          <w:tcPr>
-            <w:tcW w:type="dxa" w:w="3135"/>
-            <w:shd w:val="clear" w:color="auto" w:fill="FFFFFF"/>
-          </w:tcPr>
-          <w:p>
-            <w:r>
-              <w:rPr>
-                <w:sz w:val="18"/>
-              </w:rPr>
-              <w:t>Ignored — recomputed</w:t>
+              <w:t>Hits Taken (In Vehicle)</w:t>
+            </w:r>
+          </w:p>
+        </w:tc>
+        <w:tc>
+          <w:tcPr>
+            <w:tcW w:type="dxa" w:w="3135"/>
+            <w:shd w:val="clear" w:color="auto" w:fill="FFFFFF"/>
+          </w:tcPr>
+          <w:p>
+            <w:r>
+              <w:rPr>
+                <w:sz w:val="18"/>
+              </w:rPr>
+              <w:t>Times vehicle was hit</w:t>
             </w:r>
           </w:p>
         </w:tc>
@@ -3549,21 +3549,21 @@
               <w:rPr>
                 <w:sz w:val="18"/>
               </w:rPr>
-              <w:t>Avg Kill Dist In Vehicle (m)</w:t>
-            </w:r>
-          </w:p>
-        </w:tc>
-        <w:tc>
-          <w:tcPr>
-            <w:tcW w:type="dxa" w:w="3135"/>
-            <w:shd w:val="clear" w:color="auto" w:fill="F0F4FA"/>
-          </w:tcPr>
-          <w:p>
-            <w:r>
-              <w:rPr>
-                <w:sz w:val="18"/>
-              </w:rPr>
-              <w:t>Average kill distance (vehicle)</w:t>
+              <w:t>Hits Dealt (In Vehicle)</w:t>
+            </w:r>
+          </w:p>
+        </w:tc>
+        <w:tc>
+          <w:tcPr>
+            <w:tcW w:type="dxa" w:w="3135"/>
+            <w:shd w:val="clear" w:color="auto" w:fill="F0F4FA"/>
+          </w:tcPr>
+          <w:p>
+            <w:r>
+              <w:rPr>
+                <w:sz w:val="18"/>
+              </w:rPr>
+              <w:t>Outgoing hits registered on any target while mounted</w:t>
             </w:r>
           </w:p>
         </w:tc>
@@ -3593,21 +3593,21 @@
               <w:rPr>
                 <w:sz w:val="18"/>
               </w:rPr>
-              <w:t>Longest Kill In Vehicle (m)</w:t>
-            </w:r>
-          </w:p>
-        </w:tc>
-        <w:tc>
-          <w:tcPr>
-            <w:tcW w:type="dxa" w:w="3135"/>
-            <w:shd w:val="clear" w:color="auto" w:fill="FFFFFF"/>
-          </w:tcPr>
-          <w:p>
-            <w:r>
-              <w:rPr>
-                <w:sz w:val="18"/>
-              </w:rPr>
-              <w:t>Longest single kill distance (vehicle)</w:t>
+              <w:t>Shots/Kill (In Vehicle)</w:t>
+            </w:r>
+          </w:p>
+        </w:tc>
+        <w:tc>
+          <w:tcPr>
+            <w:tcW w:type="dxa" w:w="3135"/>
+            <w:shd w:val="clear" w:color="auto" w:fill="FFFFFF"/>
+          </w:tcPr>
+          <w:p>
+            <w:r>
+              <w:rPr>
+                <w:sz w:val="18"/>
+              </w:rPr>
+              <w:t>Ignored — recomputed</w:t>
             </w:r>
           </w:p>
         </w:tc>
@@ -3637,21 +3637,21 @@
               <w:rPr>
                 <w:sz w:val="18"/>
               </w:rPr>
-              <w:t>Top Weapon</w:t>
-            </w:r>
-          </w:p>
-        </w:tc>
-        <w:tc>
-          <w:tcPr>
-            <w:tcW w:type="dxa" w:w="3135"/>
-            <w:shd w:val="clear" w:color="auto" w:fill="F0F4FA"/>
-          </w:tcPr>
-          <w:p>
-            <w:r>
-              <w:rPr>
-                <w:sz w:val="18"/>
-              </w:rPr>
-              <w:t>Weapon used for the longest kill; shown on award cards</w:t>
+              <w:t>Avg Kill Dist In Vehicle (m)</w:t>
+            </w:r>
+          </w:p>
+        </w:tc>
+        <w:tc>
+          <w:tcPr>
+            <w:tcW w:type="dxa" w:w="3135"/>
+            <w:shd w:val="clear" w:color="auto" w:fill="F0F4FA"/>
+          </w:tcPr>
+          <w:p>
+            <w:r>
+              <w:rPr>
+                <w:sz w:val="18"/>
+              </w:rPr>
+              <w:t>Average kill distance (vehicle)</w:t>
             </w:r>
           </w:p>
         </w:tc>
@@ -3681,21 +3681,21 @@
               <w:rPr>
                 <w:sz w:val="18"/>
               </w:rPr>
-              <w:t>Weapon Kills (JSON)</w:t>
-            </w:r>
-          </w:p>
-        </w:tc>
-        <w:tc>
-          <w:tcPr>
-            <w:tcW w:type="dxa" w:w="3135"/>
-            <w:shd w:val="clear" w:color="auto" w:fill="FFFFFF"/>
-          </w:tcPr>
-          <w:p>
-            <w:r>
-              <w:rPr>
-                <w:sz w:val="18"/>
-              </w:rPr>
-              <w:t>JSON object: {"WeaponName [MagType]": killCount, ...}; quotes preserved during parse</w:t>
+              <w:t>Longest Kill In Vehicle (m)</w:t>
+            </w:r>
+          </w:p>
+        </w:tc>
+        <w:tc>
+          <w:tcPr>
+            <w:tcW w:type="dxa" w:w="3135"/>
+            <w:shd w:val="clear" w:color="auto" w:fill="FFFFFF"/>
+          </w:tcPr>
+          <w:p>
+            <w:r>
+              <w:rPr>
+                <w:sz w:val="18"/>
+              </w:rPr>
+              <w:t>Longest single kill distance (vehicle)</w:t>
             </w:r>
           </w:p>
         </w:tc>
@@ -3725,21 +3725,21 @@
               <w:rPr>
                 <w:sz w:val="18"/>
               </w:rPr>
-              <w:t>Suicides</w:t>
-            </w:r>
-          </w:p>
-        </w:tc>
-        <w:tc>
-          <w:tcPr>
-            <w:tcW w:type="dxa" w:w="3135"/>
-            <w:shd w:val="clear" w:color="auto" w:fill="F0F4FA"/>
-          </w:tcPr>
-          <w:p>
-            <w:r>
-              <w:rPr>
-                <w:sz w:val="18"/>
-              </w:rPr>
-              <w:t>Self-inflicted deaths</w:t>
+              <w:t>Top Weapon</w:t>
+            </w:r>
+          </w:p>
+        </w:tc>
+        <w:tc>
+          <w:tcPr>
+            <w:tcW w:type="dxa" w:w="3135"/>
+            <w:shd w:val="clear" w:color="auto" w:fill="F0F4FA"/>
+          </w:tcPr>
+          <w:p>
+            <w:r>
+              <w:rPr>
+                <w:sz w:val="18"/>
+              </w:rPr>
+              <w:t>Weapon used for the longest kill; shown on award cards</w:t>
             </w:r>
           </w:p>
         </w:tc>
@@ -3769,21 +3769,21 @@
               <w:rPr>
                 <w:sz w:val="18"/>
               </w:rPr>
-              <w:t>Time Played (s)</w:t>
-            </w:r>
-          </w:p>
-        </w:tc>
-        <w:tc>
-          <w:tcPr>
-            <w:tcW w:type="dxa" w:w="3135"/>
-            <w:shd w:val="clear" w:color="auto" w:fill="FFFFFF"/>
-          </w:tcPr>
-          <w:p>
-            <w:r>
-              <w:rPr>
-                <w:sz w:val="18"/>
-              </w:rPr>
-              <w:t>Seconds present in the mission</w:t>
+              <w:t>Weapon Kills (JSON)</w:t>
+            </w:r>
+          </w:p>
+        </w:tc>
+        <w:tc>
+          <w:tcPr>
+            <w:tcW w:type="dxa" w:w="3135"/>
+            <w:shd w:val="clear" w:color="auto" w:fill="FFFFFF"/>
+          </w:tcPr>
+          <w:p>
+            <w:r>
+              <w:rPr>
+                <w:sz w:val="18"/>
+              </w:rPr>
+              <w:t>JSON object: {"WeaponName [MagType]": killCount, ...}; quotes preserved during parse</w:t>
             </w:r>
           </w:p>
         </w:tc>
@@ -3800,6 +3800,94 @@
                 <w:sz w:val="18"/>
               </w:rPr>
               <w:t>31</w:t>
+            </w:r>
+          </w:p>
+        </w:tc>
+        <w:tc>
+          <w:tcPr>
+            <w:tcW w:type="dxa" w:w="3135"/>
+            <w:shd w:val="clear" w:color="auto" w:fill="F0F4FA"/>
+          </w:tcPr>
+          <w:p>
+            <w:r>
+              <w:rPr>
+                <w:sz w:val="18"/>
+              </w:rPr>
+              <w:t>Suicides</w:t>
+            </w:r>
+          </w:p>
+        </w:tc>
+        <w:tc>
+          <w:tcPr>
+            <w:tcW w:type="dxa" w:w="3135"/>
+            <w:shd w:val="clear" w:color="auto" w:fill="F0F4FA"/>
+          </w:tcPr>
+          <w:p>
+            <w:r>
+              <w:rPr>
+                <w:sz w:val="18"/>
+              </w:rPr>
+              <w:t>Self-inflicted deaths</w:t>
+            </w:r>
+          </w:p>
+        </w:tc>
+      </w:tr>
+      <w:tr>
+        <w:tc>
+          <w:tcPr>
+            <w:tcW w:type="dxa" w:w="3135"/>
+            <w:shd w:val="clear" w:color="auto" w:fill="FFFFFF"/>
+          </w:tcPr>
+          <w:p>
+            <w:r>
+              <w:rPr>
+                <w:sz w:val="18"/>
+              </w:rPr>
+              <w:t>32</w:t>
+            </w:r>
+          </w:p>
+        </w:tc>
+        <w:tc>
+          <w:tcPr>
+            <w:tcW w:type="dxa" w:w="3135"/>
+            <w:shd w:val="clear" w:color="auto" w:fill="FFFFFF"/>
+          </w:tcPr>
+          <w:p>
+            <w:r>
+              <w:rPr>
+                <w:sz w:val="18"/>
+              </w:rPr>
+              <w:t>Time Played (s)</w:t>
+            </w:r>
+          </w:p>
+        </w:tc>
+        <w:tc>
+          <w:tcPr>
+            <w:tcW w:type="dxa" w:w="3135"/>
+            <w:shd w:val="clear" w:color="auto" w:fill="FFFFFF"/>
+          </w:tcPr>
+          <w:p>
+            <w:r>
+              <w:rPr>
+                <w:sz w:val="18"/>
+              </w:rPr>
+              <w:t>Seconds present in the mission</w:t>
+            </w:r>
+          </w:p>
+        </w:tc>
+      </w:tr>
+      <w:tr>
+        <w:tc>
+          <w:tcPr>
+            <w:tcW w:type="dxa" w:w="3135"/>
+            <w:shd w:val="clear" w:color="auto" w:fill="F0F4FA"/>
+          </w:tcPr>
+          <w:p>
+            <w:r>
+              <w:rPr>
+                <w:sz w:val="18"/>
+              </w:rPr>
+              <w:t>33</w:t>
             </w:r>
           </w:p>
         </w:tc>
@@ -7311,6 +7399,122 @@
               <w:rPr>
                 <w:sz w:val="18"/>
               </w:rPr>
+              <w:t>Hits Dealt</w:t>
+            </w:r>
+          </w:p>
+        </w:tc>
+        <w:tc>
+          <w:tcPr>
+            <w:tcW w:type="dxa" w:w="2351"/>
+            <w:shd w:val="clear" w:color="auto" w:fill="FFFFFF"/>
+          </w:tcPr>
+          <w:p>
+            <w:r>
+              <w:rPr>
+                <w:sz w:val="18"/>
+              </w:rPr>
+              <w:t>hitsDealtOnFoot</w:t>
+            </w:r>
+          </w:p>
+        </w:tc>
+        <w:tc>
+          <w:tcPr>
+            <w:tcW w:type="dxa" w:w="2351"/>
+            <w:shd w:val="clear" w:color="auto" w:fill="FFFFFF"/>
+          </w:tcPr>
+          <w:p>
+            <w:r>
+              <w:rPr>
+                <w:sz w:val="18"/>
+              </w:rPr>
+              <w:t>desc</w:t>
+            </w:r>
+          </w:p>
+        </w:tc>
+      </w:tr>
+      <w:tr>
+        <w:tc>
+          <w:tcPr>
+            <w:tcW w:type="dxa" w:w="2351"/>
+            <w:shd w:val="clear" w:color="auto" w:fill="F0F4FA"/>
+          </w:tcPr>
+          <w:p>
+            <w:r>
+              <w:rPr>
+                <w:sz w:val="18"/>
+              </w:rPr>
+              <w:t>11</w:t>
+            </w:r>
+          </w:p>
+        </w:tc>
+        <w:tc>
+          <w:tcPr>
+            <w:tcW w:type="dxa" w:w="2351"/>
+            <w:shd w:val="clear" w:color="auto" w:fill="F0F4FA"/>
+          </w:tcPr>
+          <w:p>
+            <w:r>
+              <w:rPr>
+                <w:sz w:val="18"/>
+              </w:rPr>
+              <w:t>Accuracy (%)</w:t>
+            </w:r>
+          </w:p>
+        </w:tc>
+        <w:tc>
+          <w:tcPr>
+            <w:tcW w:type="dxa" w:w="2351"/>
+            <w:shd w:val="clear" w:color="auto" w:fill="F0F4FA"/>
+          </w:tcPr>
+          <w:p>
+            <w:r>
+              <w:rPr>
+                <w:sz w:val="18"/>
+              </w:rPr>
+              <w:t>accuracyFoot</w:t>
+            </w:r>
+          </w:p>
+        </w:tc>
+        <w:tc>
+          <w:tcPr>
+            <w:tcW w:type="dxa" w:w="2351"/>
+            <w:shd w:val="clear" w:color="auto" w:fill="F0F4FA"/>
+          </w:tcPr>
+          <w:p>
+            <w:r>
+              <w:rPr>
+                <w:sz w:val="18"/>
+              </w:rPr>
+              <w:t>desc</w:t>
+            </w:r>
+          </w:p>
+        </w:tc>
+      </w:tr>
+      <w:tr>
+        <w:tc>
+          <w:tcPr>
+            <w:tcW w:type="dxa" w:w="2351"/>
+            <w:shd w:val="clear" w:color="auto" w:fill="FFFFFF"/>
+          </w:tcPr>
+          <w:p>
+            <w:r>
+              <w:rPr>
+                <w:sz w:val="18"/>
+              </w:rPr>
+              <w:t>12</w:t>
+            </w:r>
+          </w:p>
+        </w:tc>
+        <w:tc>
+          <w:tcPr>
+            <w:tcW w:type="dxa" w:w="2351"/>
+            <w:shd w:val="clear" w:color="auto" w:fill="FFFFFF"/>
+          </w:tcPr>
+          <w:p>
+            <w:r>
+              <w:rPr>
+                <w:sz w:val="18"/>
+              </w:rPr>
               <w:t>Shots/Kill</w:t>
             </w:r>
           </w:p>
@@ -8211,7 +8415,7 @@
               <w:rPr>
                 <w:sz w:val="18"/>
               </w:rPr>
-              <w:t>Grid of stat cards: Kills, Deaths, K/D, TK, Shots, Hits Taken, Shots/Kill, Avg Dist, Longest Kill, Missions, Suicides</w:t>
+              <w:t>Grid of stat cards: Kills, Deaths, K/D, TK, Shots, Hits Taken, Hits Dealt, Accuracy, Shots/Kill, Avg Dist, Longest Kill, Missions, Suicides</w:t>
             </w:r>
           </w:p>
         </w:tc>

--- a/dev/TFP_KillTracker_Technical_Documentation.docx
+++ b/dev/TFP_KillTracker_Technical_Documentation.docx
@@ -39,7 +39,7 @@
         <w:rPr>
           <w:sz w:val="22"/>
         </w:rPr>
-        <w:t>Version 1.3  ·  30 March 2026</w:t>
+        <w:t>Version 1.4  ·  30 March 2026</w:t>
       </w:r>
     </w:p>
     <w:p>
@@ -2683,7 +2683,7 @@
               <w:rPr>
                 <w:sz w:val="18"/>
               </w:rPr>
-              <w:t>Squad/group name; "zeus" group triggers Zeus classification</w:t>
+              <w:t>Squad/group name; contains "zeus" triggers Zeus classification</w:t>
             </w:r>
           </w:p>
         </w:tc>
@@ -2727,7 +2727,7 @@
               <w:rPr>
                 <w:sz w:val="18"/>
               </w:rPr>
-              <w:t>In-game role string; used for role normalisation and top-role detection</w:t>
+              <w:t>In-game role string; also checked for "zeus" (covers Co Zeus, Zeus@Zeus, Command@Zeus, etc.)</w:t>
             </w:r>
           </w:p>
         </w:tc>
@@ -5298,7 +5298,7 @@
               <w:rPr>
                 <w:sz w:val="18"/>
               </w:rPr>
-              <w:t>Applied post-aggregation: checks if player has any Group="zeus" row</w:t>
+              <w:t>Applied post-aggregation: rowIsZeus() checks Group and Role both contain "zeus"</w:t>
             </w:r>
           </w:p>
         </w:tc>
@@ -5783,7 +5783,7 @@
           <w:b w:val="0"/>
           <w:i w:val="0"/>
         </w:rPr>
-        <w:t>The Zeus filter is applied after re-aggregation. For each player in the filtered aggregation, the system checks whether any of their rawRows has Group (lowercased) === "zeus".</w:t>
+        <w:t>The Zeus filter is applied after re-aggregation via the top-level rowIsZeus(r) helper, which returns true when either the Group or Role field of a CSV row contains the word "zeus" (case-insensitive, substring match). This covers all known OCAP role formats: "Zeus", "Co Zeus", "Zeus@Zeus", "Command@Zeus", "Rifleman@Zeus".</w:t>
       </w:r>
     </w:p>
     <w:tbl>
@@ -5928,6 +5928,18 @@
         </w:tc>
       </w:tr>
     </w:tbl>
+    <w:p>
+      <w:pPr>
+        <w:spacing w:after="120"/>
+      </w:pPr>
+      <w:r>
+        <w:rPr>
+          <w:b w:val="0"/>
+          <w:i w:val="0"/>
+        </w:rPr>
+        <w:t>rowIsZeus is also used to exclude Zeus rows from squad co-occurrence analysis and from the Passenger Princess shame card.</w:t>
+      </w:r>
+    </w:p>
     <w:p>
       <w:r>
         <w:br w:type="page"/>
@@ -17276,7 +17288,7 @@
         <w:rPr>
           <w:sz w:val="20"/>
         </w:rPr>
-        <w:t>If a role string contains "@username" (e.g. "Rifleman@Zeus"), the script correctly detects it as a Zeus role.</w:t>
+        <w:t>Zeus detection uses role.includes("zeus") (case-insensitive) covering all compound formats: "Co Zeus", "Zeus@Zeus", "Command@Zeus", "Rifleman@Zeus". A fallback reads the role from positions[i][6] when entity.role is empty, supporting older OCAP captures.</w:t>
       </w:r>
     </w:p>
     <w:p/>

--- a/dev/TFP_KillTracker_Technical_Documentation.docx
+++ b/dev/TFP_KillTracker_Technical_Documentation.docx
@@ -39,7 +39,7 @@
         <w:rPr>
           <w:sz w:val="22"/>
         </w:rPr>
-        <w:t>Version 1.4  ·  30 March 2026</w:t>
+        <w:t>Version 1.5  ·  31 March 2026</w:t>
       </w:r>
     </w:p>
     <w:p>
@@ -644,7 +644,7 @@
               <w:rPr>
                 <w:sz w:val="18"/>
               </w:rPr>
-              <w:t>ImportScript</w:t>
+              <w:t>player_aliases.json</w:t>
             </w:r>
           </w:p>
         </w:tc>
@@ -658,7 +658,7 @@
               <w:rPr>
                 <w:sz w:val="18"/>
               </w:rPr>
-              <w:t>Google Apps Script that imports OCAP .json.gz mission logs into Google Sheets</w:t>
+              <w:t>Explicit player name aliases for cases the auto-normalisation cannot resolve (rank variants, completely different names)</w:t>
             </w:r>
           </w:p>
         </w:tc>
@@ -674,7 +674,7 @@
               <w:rPr>
                 <w:sz w:val="18"/>
               </w:rPr>
-              <w:t>generate_docs.py</w:t>
+              <w:t>ImportScript</w:t>
             </w:r>
           </w:p>
         </w:tc>
@@ -688,7 +688,7 @@
               <w:rPr>
                 <w:sz w:val="18"/>
               </w:rPr>
-              <w:t>python-docx script that regenerates this documentation file</w:t>
+              <w:t>Google Apps Script that imports OCAP .json.gz mission logs into Google Sheets</w:t>
             </w:r>
           </w:p>
         </w:tc>
@@ -704,7 +704,7 @@
               <w:rPr>
                 <w:sz w:val="18"/>
               </w:rPr>
-              <w:t>README.md</w:t>
+              <w:t>generate_docs.py</w:t>
             </w:r>
           </w:p>
         </w:tc>
@@ -718,7 +718,7 @@
               <w:rPr>
                 <w:sz w:val="18"/>
               </w:rPr>
-              <w:t>User-facing feature overview and deployment guide</w:t>
+              <w:t>python-docx script that regenerates this documentation file</w:t>
             </w:r>
           </w:p>
         </w:tc>
@@ -734,6 +734,36 @@
               <w:rPr>
                 <w:sz w:val="18"/>
               </w:rPr>
+              <w:t>README.md</w:t>
+            </w:r>
+          </w:p>
+        </w:tc>
+        <w:tc>
+          <w:tcPr>
+            <w:tcW w:type="dxa" w:w="4703"/>
+            <w:shd w:val="clear" w:color="auto" w:fill="F0F4FA"/>
+          </w:tcPr>
+          <w:p>
+            <w:r>
+              <w:rPr>
+                <w:sz w:val="18"/>
+              </w:rPr>
+              <w:t>User-facing feature overview and deployment guide</w:t>
+            </w:r>
+          </w:p>
+        </w:tc>
+      </w:tr>
+      <w:tr>
+        <w:tc>
+          <w:tcPr>
+            <w:tcW w:type="dxa" w:w="4703"/>
+            <w:shd w:val="clear" w:color="auto" w:fill="FFFFFF"/>
+          </w:tcPr>
+          <w:p>
+            <w:r>
+              <w:rPr>
+                <w:sz w:val="18"/>
+              </w:rPr>
               <w:t>.github/workflows/</w:t>
             </w:r>
           </w:p>
@@ -741,7 +771,7 @@
         <w:tc>
           <w:tcPr>
             <w:tcW w:type="dxa" w:w="4703"/>
-            <w:shd w:val="clear" w:color="auto" w:fill="F0F4FA"/>
+            <w:shd w:val="clear" w:color="auto" w:fill="FFFFFF"/>
           </w:tcPr>
           <w:p>
             <w:r>
@@ -2295,6 +2325,122 @@
                 <w:sz w:val="18"/>
               </w:rPr>
               <w:t>Hardcoded release date shown in the page footer</w:t>
+            </w:r>
+          </w:p>
+        </w:tc>
+      </w:tr>
+      <w:tr>
+        <w:tc>
+          <w:tcPr>
+            <w:tcW w:type="dxa" w:w="2351"/>
+            <w:shd w:val="clear" w:color="auto" w:fill="F0F4FA"/>
+          </w:tcPr>
+          <w:p>
+            <w:r>
+              <w:rPr>
+                <w:sz w:val="18"/>
+              </w:rPr>
+              <w:t>nameMap</w:t>
+            </w:r>
+          </w:p>
+        </w:tc>
+        <w:tc>
+          <w:tcPr>
+            <w:tcW w:type="dxa" w:w="2351"/>
+            <w:shd w:val="clear" w:color="auto" w:fill="F0F4FA"/>
+          </w:tcPr>
+          <w:p>
+            <w:r>
+              <w:rPr>
+                <w:sz w:val="18"/>
+              </w:rPr>
+              <w:t>Object</w:t>
+            </w:r>
+          </w:p>
+        </w:tc>
+        <w:tc>
+          <w:tcPr>
+            <w:tcW w:type="dxa" w:w="2351"/>
+            <w:shd w:val="clear" w:color="auto" w:fill="F0F4FA"/>
+          </w:tcPr>
+          <w:p>
+            <w:r>
+              <w:rPr>
+                <w:sz w:val="18"/>
+              </w:rPr>
+              <w:t>{}</w:t>
+            </w:r>
+          </w:p>
+        </w:tc>
+        <w:tc>
+          <w:tcPr>
+            <w:tcW w:type="dxa" w:w="2351"/>
+            <w:shd w:val="clear" w:color="auto" w:fill="F0F4FA"/>
+          </w:tcPr>
+          <w:p>
+            <w:r>
+              <w:rPr>
+                <w:sz w:val="18"/>
+              </w:rPr>
+              <w:t>Maps every raw Username value to its canonical display name; built by buildNameMap()</w:t>
+            </w:r>
+          </w:p>
+        </w:tc>
+      </w:tr>
+      <w:tr>
+        <w:tc>
+          <w:tcPr>
+            <w:tcW w:type="dxa" w:w="2351"/>
+            <w:shd w:val="clear" w:color="auto" w:fill="FFFFFF"/>
+          </w:tcPr>
+          <w:p>
+            <w:r>
+              <w:rPr>
+                <w:sz w:val="18"/>
+              </w:rPr>
+              <w:t>nameAliases</w:t>
+            </w:r>
+          </w:p>
+        </w:tc>
+        <w:tc>
+          <w:tcPr>
+            <w:tcW w:type="dxa" w:w="2351"/>
+            <w:shd w:val="clear" w:color="auto" w:fill="FFFFFF"/>
+          </w:tcPr>
+          <w:p>
+            <w:r>
+              <w:rPr>
+                <w:sz w:val="18"/>
+              </w:rPr>
+              <w:t>Object</w:t>
+            </w:r>
+          </w:p>
+        </w:tc>
+        <w:tc>
+          <w:tcPr>
+            <w:tcW w:type="dxa" w:w="2351"/>
+            <w:shd w:val="clear" w:color="auto" w:fill="FFFFFF"/>
+          </w:tcPr>
+          <w:p>
+            <w:r>
+              <w:rPr>
+                <w:sz w:val="18"/>
+              </w:rPr>
+              <w:t>{}</w:t>
+            </w:r>
+          </w:p>
+        </w:tc>
+        <w:tc>
+          <w:tcPr>
+            <w:tcW w:type="dxa" w:w="2351"/>
+            <w:shd w:val="clear" w:color="auto" w:fill="FFFFFF"/>
+          </w:tcPr>
+          <w:p>
+            <w:r>
+              <w:rPr>
+                <w:sz w:val="18"/>
+              </w:rPr>
+              <w:t>Maps canonical name → array of all absorbed alias strings; used to show "Also known as" on career page</w:t>
             </w:r>
           </w:p>
         </w:tc>
@@ -4957,7 +5103,19 @@
         <w:pStyle w:val="Heading1"/>
       </w:pPr>
       <w:r>
-        <w:t>5. Filter System</w:t>
+        <w:t>5. Player Name Merging</w:t>
+      </w:r>
+    </w:p>
+    <w:p>
+      <w:pPr>
+        <w:spacing w:after="120"/>
+      </w:pPr>
+      <w:r>
+        <w:rPr>
+          <w:b w:val="0"/>
+          <w:i w:val="0"/>
+        </w:rPr>
+        <w:t>Because players often appear under slightly different names across missions (squad tags, rank prefixes, punctuation, or entirely different callsigns), tracker.js collapses all variant names into a single canonical entry before aggregation. The system runs at load time as part of the data pipeline.</w:t>
       </w:r>
     </w:p>
     <w:p>
@@ -4965,7 +5123,719 @@
         <w:pStyle w:val="Heading2"/>
       </w:pPr>
       <w:r>
-        <w:t>5.1 Filter Pipeline</w:t>
+        <w:t>5.1 normalizeName(name)</w:t>
+      </w:r>
+    </w:p>
+    <w:p>
+      <w:pPr>
+        <w:spacing w:after="80"/>
+      </w:pPr>
+      <w:r>
+        <w:rPr>
+          <w:b w:val="0"/>
+          <w:i w:val="0"/>
+        </w:rPr>
+        <w:t>A pure string function applied to every raw Username before comparison. Performs the following transformations in order:</w:t>
+      </w:r>
+    </w:p>
+    <w:tbl>
+      <w:tblPr>
+        <w:tblStyle w:val="TableGrid"/>
+        <w:tblW w:type="auto" w:w="0"/>
+        <w:jc w:val="left"/>
+        <w:tblLook w:firstColumn="1" w:firstRow="1" w:lastColumn="0" w:lastRow="0" w:noHBand="0" w:noVBand="1" w:val="04A0"/>
+      </w:tblPr>
+      <w:tblGrid>
+        <w:gridCol w:w="3135"/>
+        <w:gridCol w:w="3135"/>
+        <w:gridCol w:w="3135"/>
+      </w:tblGrid>
+      <w:tr>
+        <w:tc>
+          <w:tcPr>
+            <w:tcW w:type="dxa" w:w="3135"/>
+            <w:shd w:val="clear" w:color="auto" w:fill="2E4057"/>
+          </w:tcPr>
+          <w:p>
+            <w:pPr>
+              <w:jc w:val="center"/>
+            </w:pPr>
+            <w:r>
+              <w:rPr>
+                <w:b/>
+                <w:color w:val="FFFFFF"/>
+                <w:sz w:val="18"/>
+              </w:rPr>
+              <w:t>Step</w:t>
+            </w:r>
+          </w:p>
+        </w:tc>
+        <w:tc>
+          <w:tcPr>
+            <w:tcW w:type="dxa" w:w="3135"/>
+            <w:shd w:val="clear" w:color="auto" w:fill="2E4057"/>
+          </w:tcPr>
+          <w:p>
+            <w:pPr>
+              <w:jc w:val="center"/>
+            </w:pPr>
+            <w:r>
+              <w:rPr>
+                <w:b/>
+                <w:color w:val="FFFFFF"/>
+                <w:sz w:val="18"/>
+              </w:rPr>
+              <w:t>Transform</w:t>
+            </w:r>
+          </w:p>
+        </w:tc>
+        <w:tc>
+          <w:tcPr>
+            <w:tcW w:type="dxa" w:w="3135"/>
+            <w:shd w:val="clear" w:color="auto" w:fill="2E4057"/>
+          </w:tcPr>
+          <w:p>
+            <w:pPr>
+              <w:jc w:val="center"/>
+            </w:pPr>
+            <w:r>
+              <w:rPr>
+                <w:b/>
+                <w:color w:val="FFFFFF"/>
+                <w:sz w:val="18"/>
+              </w:rPr>
+              <w:t>Example</w:t>
+            </w:r>
+          </w:p>
+        </w:tc>
+      </w:tr>
+      <w:tr>
+        <w:tc>
+          <w:tcPr>
+            <w:tcW w:type="dxa" w:w="3135"/>
+            <w:shd w:val="clear" w:color="auto" w:fill="FFFFFF"/>
+          </w:tcPr>
+          <w:p>
+            <w:r>
+              <w:rPr>
+                <w:sz w:val="18"/>
+              </w:rPr>
+              <w:t>1</w:t>
+            </w:r>
+          </w:p>
+        </w:tc>
+        <w:tc>
+          <w:tcPr>
+            <w:tcW w:type="dxa" w:w="3135"/>
+            <w:shd w:val="clear" w:color="auto" w:fill="FFFFFF"/>
+          </w:tcPr>
+          <w:p>
+            <w:r>
+              <w:rPr>
+                <w:sz w:val="18"/>
+              </w:rPr>
+              <w:t>Remove spaces inside [brackets]</w:t>
+            </w:r>
+          </w:p>
+        </w:tc>
+        <w:tc>
+          <w:tcPr>
+            <w:tcW w:type="dxa" w:w="3135"/>
+            <w:shd w:val="clear" w:color="auto" w:fill="FFFFFF"/>
+          </w:tcPr>
+          <w:p>
+            <w:r>
+              <w:rPr>
+                <w:sz w:val="18"/>
+              </w:rPr>
+              <w:t>[2nd USC] → [2ndUSC]</w:t>
+            </w:r>
+          </w:p>
+        </w:tc>
+      </w:tr>
+      <w:tr>
+        <w:tc>
+          <w:tcPr>
+            <w:tcW w:type="dxa" w:w="3135"/>
+            <w:shd w:val="clear" w:color="auto" w:fill="F0F4FA"/>
+          </w:tcPr>
+          <w:p>
+            <w:r>
+              <w:rPr>
+                <w:sz w:val="18"/>
+              </w:rPr>
+              <w:t>2</w:t>
+            </w:r>
+          </w:p>
+        </w:tc>
+        <w:tc>
+          <w:tcPr>
+            <w:tcW w:type="dxa" w:w="3135"/>
+            <w:shd w:val="clear" w:color="auto" w:fill="F0F4FA"/>
+          </w:tcPr>
+          <w:p>
+            <w:r>
+              <w:rPr>
+                <w:sz w:val="18"/>
+              </w:rPr>
+              <w:t>Add space after ] if missing</w:t>
+            </w:r>
+          </w:p>
+        </w:tc>
+        <w:tc>
+          <w:tcPr>
+            <w:tcW w:type="dxa" w:w="3135"/>
+            <w:shd w:val="clear" w:color="auto" w:fill="F0F4FA"/>
+          </w:tcPr>
+          <w:p>
+            <w:r>
+              <w:rPr>
+                <w:sz w:val="18"/>
+              </w:rPr>
+              <w:t>]Name → ] Name</w:t>
+            </w:r>
+          </w:p>
+        </w:tc>
+      </w:tr>
+      <w:tr>
+        <w:tc>
+          <w:tcPr>
+            <w:tcW w:type="dxa" w:w="3135"/>
+            <w:shd w:val="clear" w:color="auto" w:fill="FFFFFF"/>
+          </w:tcPr>
+          <w:p>
+            <w:r>
+              <w:rPr>
+                <w:sz w:val="18"/>
+              </w:rPr>
+              <w:t>3</w:t>
+            </w:r>
+          </w:p>
+        </w:tc>
+        <w:tc>
+          <w:tcPr>
+            <w:tcW w:type="dxa" w:w="3135"/>
+            <w:shd w:val="clear" w:color="auto" w:fill="FFFFFF"/>
+          </w:tcPr>
+          <w:p>
+            <w:r>
+              <w:rPr>
+                <w:sz w:val="18"/>
+              </w:rPr>
+              <w:t>Add space after . if not followed by space or ]</w:t>
+            </w:r>
+          </w:p>
+        </w:tc>
+        <w:tc>
+          <w:tcPr>
+            <w:tcW w:type="dxa" w:w="3135"/>
+            <w:shd w:val="clear" w:color="auto" w:fill="FFFFFF"/>
+          </w:tcPr>
+          <w:p>
+            <w:r>
+              <w:rPr>
+                <w:sz w:val="18"/>
+              </w:rPr>
+              <w:t>S.Fig → S. Fig</w:t>
+            </w:r>
+          </w:p>
+        </w:tc>
+      </w:tr>
+      <w:tr>
+        <w:tc>
+          <w:tcPr>
+            <w:tcW w:type="dxa" w:w="3135"/>
+            <w:shd w:val="clear" w:color="auto" w:fill="F0F4FA"/>
+          </w:tcPr>
+          <w:p>
+            <w:r>
+              <w:rPr>
+                <w:sz w:val="18"/>
+              </w:rPr>
+              <w:t>4</w:t>
+            </w:r>
+          </w:p>
+        </w:tc>
+        <w:tc>
+          <w:tcPr>
+            <w:tcW w:type="dxa" w:w="3135"/>
+            <w:shd w:val="clear" w:color="auto" w:fill="F0F4FA"/>
+          </w:tcPr>
+          <w:p>
+            <w:r>
+              <w:rPr>
+                <w:sz w:val="18"/>
+              </w:rPr>
+              <w:t>Replace _ with space</w:t>
+            </w:r>
+          </w:p>
+        </w:tc>
+        <w:tc>
+          <w:tcPr>
+            <w:tcW w:type="dxa" w:w="3135"/>
+            <w:shd w:val="clear" w:color="auto" w:fill="F0F4FA"/>
+          </w:tcPr>
+          <w:p>
+            <w:r>
+              <w:rPr>
+                <w:sz w:val="18"/>
+              </w:rPr>
+              <w:t>[SR]_Gronk → [SR] Gronk</w:t>
+            </w:r>
+          </w:p>
+        </w:tc>
+      </w:tr>
+      <w:tr>
+        <w:tc>
+          <w:tcPr>
+            <w:tcW w:type="dxa" w:w="3135"/>
+            <w:shd w:val="clear" w:color="auto" w:fill="FFFFFF"/>
+          </w:tcPr>
+          <w:p>
+            <w:r>
+              <w:rPr>
+                <w:sz w:val="18"/>
+              </w:rPr>
+              <w:t>5</w:t>
+            </w:r>
+          </w:p>
+        </w:tc>
+        <w:tc>
+          <w:tcPr>
+            <w:tcW w:type="dxa" w:w="3135"/>
+            <w:shd w:val="clear" w:color="auto" w:fill="FFFFFF"/>
+          </w:tcPr>
+          <w:p>
+            <w:r>
+              <w:rPr>
+                <w:sz w:val="18"/>
+              </w:rPr>
+              <w:t>Collapse multiple spaces</w:t>
+            </w:r>
+          </w:p>
+        </w:tc>
+        <w:tc>
+          <w:tcPr>
+            <w:tcW w:type="dxa" w:w="3135"/>
+            <w:shd w:val="clear" w:color="auto" w:fill="FFFFFF"/>
+          </w:tcPr>
+          <w:p>
+            <w:r>
+              <w:rPr>
+                <w:sz w:val="18"/>
+              </w:rPr>
+              <w:t>foo  bar → foo bar</w:t>
+            </w:r>
+          </w:p>
+        </w:tc>
+      </w:tr>
+      <w:tr>
+        <w:tc>
+          <w:tcPr>
+            <w:tcW w:type="dxa" w:w="3135"/>
+            <w:shd w:val="clear" w:color="auto" w:fill="F0F4FA"/>
+          </w:tcPr>
+          <w:p>
+            <w:r>
+              <w:rPr>
+                <w:sz w:val="18"/>
+              </w:rPr>
+              <w:t>6</w:t>
+            </w:r>
+          </w:p>
+        </w:tc>
+        <w:tc>
+          <w:tcPr>
+            <w:tcW w:type="dxa" w:w="3135"/>
+            <w:shd w:val="clear" w:color="auto" w:fill="F0F4FA"/>
+          </w:tcPr>
+          <w:p>
+            <w:r>
+              <w:rPr>
+                <w:sz w:val="18"/>
+              </w:rPr>
+              <w:t>Trim and lowercase</w:t>
+            </w:r>
+          </w:p>
+        </w:tc>
+        <w:tc>
+          <w:tcPr>
+            <w:tcW w:type="dxa" w:w="3135"/>
+            <w:shd w:val="clear" w:color="auto" w:fill="F0F4FA"/>
+          </w:tcPr>
+          <w:p>
+            <w:r>
+              <w:rPr>
+                <w:sz w:val="18"/>
+              </w:rPr>
+              <w:t>Fre3ky → fre3ky</w:t>
+            </w:r>
+          </w:p>
+        </w:tc>
+      </w:tr>
+    </w:tbl>
+    <w:p/>
+    <w:p>
+      <w:pPr>
+        <w:pStyle w:val="Heading2"/>
+      </w:pPr>
+      <w:r>
+        <w:t>5.2 buildNameMap(rows, aliases)</w:t>
+      </w:r>
+    </w:p>
+    <w:p>
+      <w:pPr>
+        <w:spacing w:after="80"/>
+      </w:pPr>
+      <w:r>
+        <w:rPr>
+          <w:b w:val="0"/>
+          <w:i w:val="0"/>
+        </w:rPr>
+        <w:t>Called once at load with the raw CSV rows and the parsed player_aliases.json object. Populates the module-level nameMap (raw → canonical) and nameAliases (canonical → [aliases]) dictionaries using three passes:</w:t>
+      </w:r>
+    </w:p>
+    <w:tbl>
+      <w:tblPr>
+        <w:tblStyle w:val="TableGrid"/>
+        <w:tblW w:type="auto" w:w="0"/>
+        <w:jc w:val="left"/>
+        <w:tblLook w:firstColumn="1" w:firstRow="1" w:lastColumn="0" w:lastRow="0" w:noHBand="0" w:noVBand="1" w:val="04A0"/>
+      </w:tblPr>
+      <w:tblGrid>
+        <w:gridCol w:w="3135"/>
+        <w:gridCol w:w="3135"/>
+        <w:gridCol w:w="3135"/>
+      </w:tblGrid>
+      <w:tr>
+        <w:tc>
+          <w:tcPr>
+            <w:tcW w:type="dxa" w:w="3135"/>
+            <w:shd w:val="clear" w:color="auto" w:fill="2E4057"/>
+          </w:tcPr>
+          <w:p>
+            <w:pPr>
+              <w:jc w:val="center"/>
+            </w:pPr>
+            <w:r>
+              <w:rPr>
+                <w:b/>
+                <w:color w:val="FFFFFF"/>
+                <w:sz w:val="18"/>
+              </w:rPr>
+              <w:t>Pass</w:t>
+            </w:r>
+          </w:p>
+        </w:tc>
+        <w:tc>
+          <w:tcPr>
+            <w:tcW w:type="dxa" w:w="3135"/>
+            <w:shd w:val="clear" w:color="auto" w:fill="2E4057"/>
+          </w:tcPr>
+          <w:p>
+            <w:pPr>
+              <w:jc w:val="center"/>
+            </w:pPr>
+            <w:r>
+              <w:rPr>
+                <w:b/>
+                <w:color w:val="FFFFFF"/>
+                <w:sz w:val="18"/>
+              </w:rPr>
+              <w:t>Strategy</w:t>
+            </w:r>
+          </w:p>
+        </w:tc>
+        <w:tc>
+          <w:tcPr>
+            <w:tcW w:type="dxa" w:w="3135"/>
+            <w:shd w:val="clear" w:color="auto" w:fill="2E4057"/>
+          </w:tcPr>
+          <w:p>
+            <w:pPr>
+              <w:jc w:val="center"/>
+            </w:pPr>
+            <w:r>
+              <w:rPr>
+                <w:b/>
+                <w:color w:val="FFFFFF"/>
+                <w:sz w:val="18"/>
+              </w:rPr>
+              <w:t>What it resolves</w:t>
+            </w:r>
+          </w:p>
+        </w:tc>
+      </w:tr>
+      <w:tr>
+        <w:tc>
+          <w:tcPr>
+            <w:tcW w:type="dxa" w:w="3135"/>
+            <w:shd w:val="clear" w:color="auto" w:fill="FFFFFF"/>
+          </w:tcPr>
+          <w:p>
+            <w:r>
+              <w:rPr>
+                <w:sz w:val="18"/>
+              </w:rPr>
+              <w:t>1 — Exact normalisation</w:t>
+            </w:r>
+          </w:p>
+        </w:tc>
+        <w:tc>
+          <w:tcPr>
+            <w:tcW w:type="dxa" w:w="3135"/>
+            <w:shd w:val="clear" w:color="auto" w:fill="FFFFFF"/>
+          </w:tcPr>
+          <w:p>
+            <w:r>
+              <w:rPr>
+                <w:sz w:val="18"/>
+              </w:rPr>
+              <w:t>Each unique raw name is normalised; if two normalised forms are identical, the shorter raw name is chosen as canonical.</w:t>
+            </w:r>
+          </w:p>
+        </w:tc>
+        <w:tc>
+          <w:tcPr>
+            <w:tcW w:type="dxa" w:w="3135"/>
+            <w:shd w:val="clear" w:color="auto" w:fill="FFFFFF"/>
+          </w:tcPr>
+          <w:p>
+            <w:r>
+              <w:rPr>
+                <w:sz w:val="18"/>
+              </w:rPr>
+              <w:t>Tag/rank spacing, punctuation, underscore separators: "[SR]_Gronk" = "[SR] Gronk"</w:t>
+            </w:r>
+          </w:p>
+        </w:tc>
+      </w:tr>
+      <w:tr>
+        <w:tc>
+          <w:tcPr>
+            <w:tcW w:type="dxa" w:w="3135"/>
+            <w:shd w:val="clear" w:color="auto" w:fill="F0F4FA"/>
+          </w:tcPr>
+          <w:p>
+            <w:r>
+              <w:rPr>
+                <w:sz w:val="18"/>
+              </w:rPr>
+              <w:t>2 — Suffix matching</w:t>
+            </w:r>
+          </w:p>
+        </w:tc>
+        <w:tc>
+          <w:tcPr>
+            <w:tcW w:type="dxa" w:w="3135"/>
+            <w:shd w:val="clear" w:color="auto" w:fill="F0F4FA"/>
+          </w:tcPr>
+          <w:p>
+            <w:r>
+              <w:rPr>
+                <w:sz w:val="18"/>
+              </w:rPr>
+              <w:t>For each name, extract the trailing word(s) as a callsign (min 4 chars). If any shorter name in the dataset ends with that callsign (preceded by space or ]), the longer name merges into the shorter one.</w:t>
+            </w:r>
+          </w:p>
+        </w:tc>
+        <w:tc>
+          <w:tcPr>
+            <w:tcW w:type="dxa" w:w="3135"/>
+            <w:shd w:val="clear" w:color="auto" w:fill="F0F4FA"/>
+          </w:tcPr>
+          <w:p>
+            <w:r>
+              <w:rPr>
+                <w:sz w:val="18"/>
+              </w:rPr>
+              <w:t>Prefix/tag variants: "[2nd USC]Fre3ky", "HMC.P Fre3ky", "[57th] Fre3ky" → all become "Fre3ky"</w:t>
+            </w:r>
+          </w:p>
+        </w:tc>
+      </w:tr>
+      <w:tr>
+        <w:tc>
+          <w:tcPr>
+            <w:tcW w:type="dxa" w:w="3135"/>
+            <w:shd w:val="clear" w:color="auto" w:fill="FFFFFF"/>
+          </w:tcPr>
+          <w:p>
+            <w:r>
+              <w:rPr>
+                <w:sz w:val="18"/>
+              </w:rPr>
+              <w:t>3 — Explicit aliases</w:t>
+            </w:r>
+          </w:p>
+        </w:tc>
+        <w:tc>
+          <w:tcPr>
+            <w:tcW w:type="dxa" w:w="3135"/>
+            <w:shd w:val="clear" w:color="auto" w:fill="FFFFFF"/>
+          </w:tcPr>
+          <w:p>
+            <w:r>
+              <w:rPr>
+                <w:sz w:val="18"/>
+              </w:rPr>
+              <w:t>Any key in player_aliases.json is mapped to its value. Runs after the auto passes so manual aliases always win.</w:t>
+            </w:r>
+          </w:p>
+        </w:tc>
+        <w:tc>
+          <w:tcPr>
+            <w:tcW w:type="dxa" w:w="3135"/>
+            <w:shd w:val="clear" w:color="auto" w:fill="FFFFFF"/>
+          </w:tcPr>
+          <w:p>
+            <w:r>
+              <w:rPr>
+                <w:sz w:val="18"/>
+              </w:rPr>
+              <w:t>Rank variants, completely different callsigns: "SGT T.Viking" → "The Viking"</w:t>
+            </w:r>
+          </w:p>
+        </w:tc>
+      </w:tr>
+    </w:tbl>
+    <w:p/>
+    <w:p>
+      <w:pPr>
+        <w:pStyle w:val="Heading2"/>
+      </w:pPr>
+      <w:r>
+        <w:t>5.3 player_aliases.json</w:t>
+      </w:r>
+    </w:p>
+    <w:p>
+      <w:pPr>
+        <w:spacing w:after="80"/>
+      </w:pPr>
+      <w:r>
+        <w:rPr>
+          <w:b w:val="0"/>
+          <w:i w:val="0"/>
+        </w:rPr>
+        <w:t>A static JSON file fetched in parallel with the CSV. Maps any raw name variant to a canonical display name. Only required for cases the auto-normalisation cannot handle.</w:t>
+      </w:r>
+    </w:p>
+    <w:p>
+      <w:pPr>
+        <w:pStyle w:val="NoSpacing"/>
+        <w:spacing w:before="40" w:after="40"/>
+        <w:ind w:left="576"/>
+        <w:shd w:val="clear" w:color="auto" w:fill="F3F3F3"/>
+      </w:pPr>
+      <w:r>
+        <w:rPr>
+          <w:rFonts w:ascii="Courier New" w:hAnsi="Courier New"/>
+          <w:color w:val="222222"/>
+          <w:sz w:val="18"/>
+        </w:rPr>
+        <w:t>{</w:t>
+      </w:r>
+    </w:p>
+    <w:p>
+      <w:pPr>
+        <w:pStyle w:val="NoSpacing"/>
+        <w:spacing w:before="40" w:after="40"/>
+        <w:ind w:left="576"/>
+        <w:shd w:val="clear" w:color="auto" w:fill="F3F3F3"/>
+      </w:pPr>
+      <w:r>
+        <w:rPr>
+          <w:rFonts w:ascii="Courier New" w:hAnsi="Courier New"/>
+          <w:color w:val="222222"/>
+          <w:sz w:val="18"/>
+        </w:rPr>
+        <w:t xml:space="preserve">  "PSGT Dusty": "[2nd USC] Trp. Dusty",</w:t>
+      </w:r>
+    </w:p>
+    <w:p>
+      <w:pPr>
+        <w:pStyle w:val="NoSpacing"/>
+        <w:spacing w:before="40" w:after="40"/>
+        <w:ind w:left="576"/>
+        <w:shd w:val="clear" w:color="auto" w:fill="F3F3F3"/>
+      </w:pPr>
+      <w:r>
+        <w:rPr>
+          <w:rFonts w:ascii="Courier New" w:hAnsi="Courier New"/>
+          <w:color w:val="222222"/>
+          <w:sz w:val="18"/>
+        </w:rPr>
+        <w:t xml:space="preserve">  "SGT T.Viking": "The Viking"</w:t>
+      </w:r>
+    </w:p>
+    <w:p>
+      <w:pPr>
+        <w:pStyle w:val="NoSpacing"/>
+        <w:spacing w:before="40" w:after="40"/>
+        <w:ind w:left="576"/>
+        <w:shd w:val="clear" w:color="auto" w:fill="F3F3F3"/>
+      </w:pPr>
+      <w:r>
+        <w:rPr>
+          <w:rFonts w:ascii="Courier New" w:hAnsi="Courier New"/>
+          <w:color w:val="222222"/>
+          <w:sz w:val="18"/>
+        </w:rPr>
+        <w:t>}</w:t>
+      </w:r>
+    </w:p>
+    <w:p/>
+    <w:p>
+      <w:pPr>
+        <w:spacing w:after="120"/>
+      </w:pPr>
+      <w:r>
+        <w:rPr>
+          <w:b w:val="0"/>
+          <w:i w:val="0"/>
+        </w:rPr>
+        <w:t>The value must be the canonical form (the name as it should appear in the UI). Spacing and bracket variants are handled by the normalisation pass automatically — only add an entry here when the names are semantically different.</w:t>
+      </w:r>
+    </w:p>
+    <w:p>
+      <w:pPr>
+        <w:pStyle w:val="Heading2"/>
+      </w:pPr>
+      <w:r>
+        <w:t>5.4 "Also known as" display</w:t>
+      </w:r>
+    </w:p>
+    <w:p>
+      <w:pPr>
+        <w:spacing w:after="120"/>
+      </w:pPr>
+      <w:r>
+        <w:rPr>
+          <w:b w:val="0"/>
+          <w:i w:val="0"/>
+        </w:rPr>
+        <w:t>When a player has one or more absorbed aliases, the full career page displays a dimmed italic "Also known as: alias1, alias2" line below the subtitle. This is populated from nameAliases[canonicalName] by the _setCareerSubtitle() helper.</w:t>
+      </w:r>
+    </w:p>
+    <w:p>
+      <w:r>
+        <w:br w:type="page"/>
+      </w:r>
+    </w:p>
+    <w:p>
+      <w:pPr>
+        <w:pStyle w:val="Heading1"/>
+      </w:pPr>
+      <w:r>
+        <w:t>6. Filter System</w:t>
+      </w:r>
+    </w:p>
+    <w:p>
+      <w:pPr>
+        <w:pStyle w:val="Heading2"/>
+      </w:pPr>
+      <w:r>
+        <w:t>6.1 Filter Pipeline</w:t>
       </w:r>
     </w:p>
     <w:p>
@@ -5310,7 +6180,7 @@
         <w:pStyle w:val="Heading2"/>
       </w:pPr>
       <w:r>
-        <w:t>5.2 Pill Availability Cascade</w:t>
+        <w:t>6.2 Pill Availability Cascade</w:t>
       </w:r>
     </w:p>
     <w:p>
@@ -5382,7 +6252,7 @@
         <w:pStyle w:val="Heading2"/>
       </w:pPr>
       <w:r>
-        <w:t>5.3 Player Pills vs Mission Pills</w:t>
+        <w:t>6.3 Player Pills vs Mission Pills</w:t>
       </w:r>
     </w:p>
     <w:tbl>
@@ -5771,7 +6641,7 @@
         <w:pStyle w:val="Heading2"/>
       </w:pPr>
       <w:r>
-        <w:t>5.4 Zeus Filter</w:t>
+        <w:t>6.4 Zeus Filter</w:t>
       </w:r>
     </w:p>
     <w:p>
@@ -5950,7 +6820,7 @@
         <w:pStyle w:val="Heading1"/>
       </w:pPr>
       <w:r>
-        <w:t>6. Rendering Functions</w:t>
+        <w:t>7. Rendering Functions</w:t>
       </w:r>
     </w:p>
     <w:p>
@@ -5958,7 +6828,7 @@
         <w:pStyle w:val="Heading2"/>
       </w:pPr>
       <w:r>
-        <w:t>6.1 renderStats()</w:t>
+        <w:t>8.1 renderStats()</w:t>
       </w:r>
     </w:p>
     <w:p>
@@ -6271,7 +7141,7 @@
         <w:pStyle w:val="Heading2"/>
       </w:pPr>
       <w:r>
-        <w:t>6.2 renderChart()</w:t>
+        <w:t>8.2 renderChart()</w:t>
       </w:r>
     </w:p>
     <w:p>
@@ -6291,7 +7161,7 @@
         <w:pStyle w:val="Heading2"/>
       </w:pPr>
       <w:r>
-        <w:t>6.3 renderLeader() — Award Cards</w:t>
+        <w:t>8.3 renderLeader() — Award Cards</w:t>
       </w:r>
     </w:p>
     <w:tbl>
@@ -6700,7 +7570,7 @@
         <w:pStyle w:val="Heading2"/>
       </w:pPr>
       <w:r>
-        <w:t>6.4 renderInfantryTable()</w:t>
+        <w:t>8.4 renderInfantryTable()</w:t>
       </w:r>
     </w:p>
     <w:p>
@@ -7753,7 +8623,7 @@
         <w:pStyle w:val="Heading2"/>
       </w:pPr>
       <w:r>
-        <w:t>6.5 renderVehicleTable()</w:t>
+        <w:t>8.5 renderVehicleTable()</w:t>
       </w:r>
     </w:p>
     <w:p>
@@ -7773,7 +8643,7 @@
         <w:pStyle w:val="Heading2"/>
       </w:pPr>
       <w:r>
-        <w:t>6.6 renderTableHead()</w:t>
+        <w:t>8.6 renderTableHead()</w:t>
       </w:r>
     </w:p>
     <w:p>
@@ -7793,7 +8663,7 @@
         <w:pStyle w:val="Heading2"/>
       </w:pPr>
       <w:r>
-        <w:t>6.7 renderUnitLeaderboard()</w:t>
+        <w:t>8.7 renderUnitLeaderboard()</w:t>
       </w:r>
     </w:p>
     <w:p>
@@ -7813,7 +8683,7 @@
         <w:pStyle w:val="Heading2"/>
       </w:pPr>
       <w:r>
-        <w:t>6.8 renderMissionHistory()</w:t>
+        <w:t>8.8 renderMissionHistory()</w:t>
       </w:r>
     </w:p>
     <w:p>
@@ -7833,7 +8703,7 @@
         <w:pStyle w:val="Heading2"/>
       </w:pPr>
       <w:r>
-        <w:t>6.9 renderVehicleKillsSection()</w:t>
+        <w:t>8.9 renderVehicleKillsSection()</w:t>
       </w:r>
     </w:p>
     <w:p>
@@ -7853,7 +8723,7 @@
         <w:pStyle w:val="Heading2"/>
       </w:pPr>
       <w:r>
-        <w:t>6.10 renderWeaponLeaderboard()</w:t>
+        <w:t>8.10 renderWeaponLeaderboard()</w:t>
       </w:r>
     </w:p>
     <w:p>
@@ -7873,7 +8743,7 @@
         <w:pStyle w:val="Heading2"/>
       </w:pPr>
       <w:r>
-        <w:t>6.11 renderMapStats()</w:t>
+        <w:t>8.11 renderMapStats()</w:t>
       </w:r>
     </w:p>
     <w:p>
@@ -7893,7 +8763,7 @@
         <w:pStyle w:val="Heading2"/>
       </w:pPr>
       <w:r>
-        <w:t>6.12 renderRoleLeaderboard()</w:t>
+        <w:t>8.12 renderRoleLeaderboard()</w:t>
       </w:r>
     </w:p>
     <w:p>
@@ -7913,7 +8783,7 @@
         <w:pStyle w:val="Heading2"/>
       </w:pPr>
       <w:r>
-        <w:t>6.13 renderAttendance()</w:t>
+        <w:t>8.13 renderAttendance()</w:t>
       </w:r>
     </w:p>
     <w:p>
@@ -7933,7 +8803,7 @@
         <w:pStyle w:val="Heading2"/>
       </w:pPr>
       <w:r>
-        <w:t>6.14 renderKdTrend()</w:t>
+        <w:t>8.14 renderKdTrend()</w:t>
       </w:r>
     </w:p>
     <w:p>
@@ -7953,7 +8823,7 @@
         <w:pStyle w:val="Heading2"/>
       </w:pPr>
       <w:r>
-        <w:t>6.15 renderComparison()</w:t>
+        <w:t>8.15 renderComparison()</w:t>
       </w:r>
     </w:p>
     <w:p>
@@ -7973,7 +8843,7 @@
         <w:pStyle w:val="Heading2"/>
       </w:pPr>
       <w:r>
-        <w:t>6.16 Section Nav Bar &amp; toggleSection()</w:t>
+        <w:t>8.16 Section Nav Bar &amp; toggleSection()</w:t>
       </w:r>
     </w:p>
     <w:p>
@@ -7998,7 +8868,7 @@
         <w:pStyle w:val="Heading1"/>
       </w:pPr>
       <w:r>
-        <w:t>7. Player Detail Views</w:t>
+        <w:t>8. Player Detail Views</w:t>
       </w:r>
     </w:p>
     <w:p>
@@ -8006,7 +8876,7 @@
         <w:pStyle w:val="Heading2"/>
       </w:pPr>
       <w:r>
-        <w:t>7.1 Player Detail Modal</w:t>
+        <w:t>8.1 Player Detail Modal</w:t>
       </w:r>
     </w:p>
     <w:p>
@@ -8199,7 +9069,7 @@
         <w:pStyle w:val="Heading2"/>
       </w:pPr>
       <w:r>
-        <w:t>7.2 Full Career Page</w:t>
+        <w:t>8.2 Full Career Page</w:t>
       </w:r>
     </w:p>
     <w:p>
@@ -8348,7 +9218,7 @@
         <w:pStyle w:val="Heading2"/>
       </w:pPr>
       <w:r>
-        <w:t>7.3 buildCareerStatsHTML() — Content Sections</w:t>
+        <w:t>8.3 buildCareerStatsHTML() — Content Sections</w:t>
       </w:r>
     </w:p>
     <w:tbl>
@@ -8533,7 +9403,7 @@
         <w:pStyle w:val="Heading1"/>
       </w:pPr>
       <w:r>
-        <w:t>8. Complete Function Reference</w:t>
+        <w:t>9. Complete Function Reference</w:t>
       </w:r>
     </w:p>
     <w:tbl>
@@ -12186,7 +13056,7 @@
         <w:pStyle w:val="Heading1"/>
       </w:pPr>
       <w:r>
-        <w:t>9. CSS Design System</w:t>
+        <w:t>10. CSS Design System</w:t>
       </w:r>
     </w:p>
     <w:p>
@@ -12194,7 +13064,7 @@
         <w:pStyle w:val="Heading2"/>
       </w:pPr>
       <w:r>
-        <w:t>9.1 CSS Custom Properties (Variables)</w:t>
+        <w:t>10.1 CSS Custom Properties (Variables)</w:t>
       </w:r>
     </w:p>
     <w:tbl>
@@ -12803,7 +13673,7 @@
         <w:pStyle w:val="Heading2"/>
       </w:pPr>
       <w:r>
-        <w:t>9.2 Typography</w:t>
+        <w:t>10.2 Typography</w:t>
       </w:r>
     </w:p>
     <w:tbl>
@@ -13016,7 +13886,7 @@
         <w:pStyle w:val="Heading2"/>
       </w:pPr>
       <w:r>
-        <w:t>9.3 Key CSS Classes</w:t>
+        <w:t>10.3 Key CSS Classes</w:t>
       </w:r>
     </w:p>
     <w:tbl>
@@ -13805,7 +14675,7 @@
         <w:pStyle w:val="Heading1"/>
       </w:pPr>
       <w:r>
-        <w:t>10. DOM Structure</w:t>
+        <w:t>11. DOM Structure</w:t>
       </w:r>
     </w:p>
     <w:p>
@@ -13813,7 +14683,7 @@
         <w:pStyle w:val="Heading2"/>
       </w:pPr>
       <w:r>
-        <w:t>10.1 Top-level Elements</w:t>
+        <w:t>11.1 Top-level Elements</w:t>
       </w:r>
     </w:p>
     <w:tbl>
@@ -15174,7 +16044,7 @@
         <w:pStyle w:val="Heading1"/>
       </w:pPr>
       <w:r>
-        <w:t>11. Deployment</w:t>
+        <w:t>12. Deployment</w:t>
       </w:r>
     </w:p>
     <w:p>
@@ -15182,7 +16052,7 @@
         <w:pStyle w:val="Heading2"/>
       </w:pPr>
       <w:r>
-        <w:t>11.1 GitHub Actions Pipeline</w:t>
+        <w:t>12.1 GitHub Actions Pipeline</w:t>
       </w:r>
     </w:p>
     <w:p>
@@ -15363,7 +16233,7 @@
         <w:pStyle w:val="Heading2"/>
       </w:pPr>
       <w:r>
-        <w:t>11.2 GitHub Pages Configuration</w:t>
+        <w:t>12.2 GitHub Pages Configuration</w:t>
       </w:r>
     </w:p>
     <w:p>
@@ -15383,7 +16253,7 @@
         <w:pStyle w:val="Heading2"/>
       </w:pPr>
       <w:r>
-        <w:t>11.3 Publishing a Preview to Production</w:t>
+        <w:t>12.3 Publishing a Preview to Production</w:t>
       </w:r>
     </w:p>
     <w:p>
@@ -15448,7 +16318,7 @@
         <w:pStyle w:val="Heading1"/>
       </w:pPr>
       <w:r>
-        <w:t>12. Extending the Application</w:t>
+        <w:t>13. Extending the Application</w:t>
       </w:r>
     </w:p>
     <w:p>
@@ -15456,7 +16326,7 @@
         <w:pStyle w:val="Heading2"/>
       </w:pPr>
       <w:r>
-        <w:t>12.1 Adding a New Stat Column</w:t>
+        <w:t>13.1 Adding a New Stat Column</w:t>
       </w:r>
     </w:p>
     <w:p>
@@ -15529,7 +16399,7 @@
         <w:pStyle w:val="Heading2"/>
       </w:pPr>
       <w:r>
-        <w:t>12.2 Adding a New Award Card</w:t>
+        <w:t>13.2 Adding a New Award Card</w:t>
       </w:r>
     </w:p>
     <w:p>
@@ -15589,7 +16459,7 @@
         <w:pStyle w:val="Heading2"/>
       </w:pPr>
       <w:r>
-        <w:t>12.3 Pointing to a Different Google Sheet</w:t>
+        <w:t>13.3 Pointing to a Different Google Sheet</w:t>
       </w:r>
     </w:p>
     <w:p>
@@ -15636,7 +16506,7 @@
         <w:pStyle w:val="Heading2"/>
       </w:pPr>
       <w:r>
-        <w:t>12.4 Adding Persistence (localStorage)</w:t>
+        <w:t>13.4 Adding Persistence (localStorage)</w:t>
       </w:r>
     </w:p>
     <w:p>
@@ -15869,7 +16739,7 @@
               <w:rPr>
                 <w:sz w:val="18"/>
               </w:rPr>
-              <w:t>Parallel fetch of CSV_URL and unit_overrides.json.</w:t>
+              <w:t>Parallel fetch of CSV_URL, unit_overrides.json, and player_aliases.json.</w:t>
             </w:r>
           </w:p>
         </w:tc>
@@ -15899,21 +16769,21 @@
               <w:rPr>
                 <w:sz w:val="18"/>
               </w:rPr>
-              <w:t>parseCSVLine() × N</w:t>
-            </w:r>
-          </w:p>
-        </w:tc>
-        <w:tc>
-          <w:tcPr>
-            <w:tcW w:type="dxa" w:w="3135"/>
-            <w:shd w:val="clear" w:color="auto" w:fill="FFFFFF"/>
-          </w:tcPr>
-          <w:p>
-            <w:r>
-              <w:rPr>
-                <w:sz w:val="18"/>
-              </w:rPr>
-              <w:t>Each row parsed; rawRows[] populated.</w:t>
+              <w:t>buildNameMap()</w:t>
+            </w:r>
+          </w:p>
+        </w:tc>
+        <w:tc>
+          <w:tcPr>
+            <w:tcW w:type="dxa" w:w="3135"/>
+            <w:shd w:val="clear" w:color="auto" w:fill="FFFFFF"/>
+          </w:tcPr>
+          <w:p>
+            <w:r>
+              <w:rPr>
+                <w:sz w:val="18"/>
+              </w:rPr>
+              <w:t>nameMap{} and nameAliases{} populated via three-pass name normalisation.</w:t>
             </w:r>
           </w:p>
         </w:tc>
@@ -15943,21 +16813,21 @@
               <w:rPr>
                 <w:sz w:val="18"/>
               </w:rPr>
-              <w:t>buildAggregates()</w:t>
-            </w:r>
-          </w:p>
-        </w:tc>
-        <w:tc>
-          <w:tcPr>
-            <w:tcW w:type="dxa" w:w="3135"/>
-            <w:shd w:val="clear" w:color="auto" w:fill="F0F4FA"/>
-          </w:tcPr>
-          <w:p>
-            <w:r>
-              <w:rPr>
-                <w:sz w:val="18"/>
-              </w:rPr>
-              <w:t>aggPlayers{} populated with career totals.</w:t>
+              <w:t>parseCSVLine() × N</w:t>
+            </w:r>
+          </w:p>
+        </w:tc>
+        <w:tc>
+          <w:tcPr>
+            <w:tcW w:type="dxa" w:w="3135"/>
+            <w:shd w:val="clear" w:color="auto" w:fill="F0F4FA"/>
+          </w:tcPr>
+          <w:p>
+            <w:r>
+              <w:rPr>
+                <w:sz w:val="18"/>
+              </w:rPr>
+              <w:t>Each row parsed; rawRows[] populated.</w:t>
             </w:r>
           </w:p>
         </w:tc>
@@ -15987,21 +16857,21 @@
               <w:rPr>
                 <w:sz w:val="18"/>
               </w:rPr>
-              <w:t>classifyPlayerUnits()</w:t>
-            </w:r>
-          </w:p>
-        </w:tc>
-        <w:tc>
-          <w:tcPr>
-            <w:tcW w:type="dxa" w:w="3135"/>
-            <w:shd w:val="clear" w:color="auto" w:fill="FFFFFF"/>
-          </w:tcPr>
-          <w:p>
-            <w:r>
-              <w:rPr>
-                <w:sz w:val="18"/>
-              </w:rPr>
-              <w:t>playerUnits{} populated via co-occurrence analysis; overrides applied.</w:t>
+              <w:t>buildAggregates()</w:t>
+            </w:r>
+          </w:p>
+        </w:tc>
+        <w:tc>
+          <w:tcPr>
+            <w:tcW w:type="dxa" w:w="3135"/>
+            <w:shd w:val="clear" w:color="auto" w:fill="FFFFFF"/>
+          </w:tcPr>
+          <w:p>
+            <w:r>
+              <w:rPr>
+                <w:sz w:val="18"/>
+              </w:rPr>
+              <w:t>aggPlayers{} populated with career totals.</w:t>
             </w:r>
           </w:p>
         </w:tc>
@@ -16031,21 +16901,21 @@
               <w:rPr>
                 <w:sz w:val="18"/>
               </w:rPr>
-              <w:t>buildUI()</w:t>
-            </w:r>
-          </w:p>
-        </w:tc>
-        <w:tc>
-          <w:tcPr>
-            <w:tcW w:type="dxa" w:w="3135"/>
-            <w:shd w:val="clear" w:color="auto" w:fill="F0F4FA"/>
-          </w:tcPr>
-          <w:p>
-            <w:r>
-              <w:rPr>
-                <w:sz w:val="18"/>
-              </w:rPr>
-              <w:t>Calls buildFilters() and applyFilters(); shows section nav bar.</w:t>
+              <w:t>classifyPlayerUnits()</w:t>
+            </w:r>
+          </w:p>
+        </w:tc>
+        <w:tc>
+          <w:tcPr>
+            <w:tcW w:type="dxa" w:w="3135"/>
+            <w:shd w:val="clear" w:color="auto" w:fill="F0F4FA"/>
+          </w:tcPr>
+          <w:p>
+            <w:r>
+              <w:rPr>
+                <w:sz w:val="18"/>
+              </w:rPr>
+              <w:t>playerUnits{} populated via co-occurrence analysis; overrides applied.</w:t>
             </w:r>
           </w:p>
         </w:tc>
@@ -16075,21 +16945,21 @@
               <w:rPr>
                 <w:sz w:val="18"/>
               </w:rPr>
-              <w:t>buildFilters()</w:t>
-            </w:r>
-          </w:p>
-        </w:tc>
-        <w:tc>
-          <w:tcPr>
-            <w:tcW w:type="dxa" w:w="3135"/>
-            <w:shd w:val="clear" w:color="auto" w:fill="FFFFFF"/>
-          </w:tcPr>
-          <w:p>
-            <w:r>
-              <w:rPr>
-                <w:sz w:val="18"/>
-              </w:rPr>
-              <w:t>Event listeners attached; refreshPills() called.</w:t>
+              <w:t>buildUI()</w:t>
+            </w:r>
+          </w:p>
+        </w:tc>
+        <w:tc>
+          <w:tcPr>
+            <w:tcW w:type="dxa" w:w="3135"/>
+            <w:shd w:val="clear" w:color="auto" w:fill="FFFFFF"/>
+          </w:tcPr>
+          <w:p>
+            <w:r>
+              <w:rPr>
+                <w:sz w:val="18"/>
+              </w:rPr>
+              <w:t>Calls buildFilters() and applyFilters(); shows section nav bar.</w:t>
             </w:r>
           </w:p>
         </w:tc>
@@ -16119,21 +16989,21 @@
               <w:rPr>
                 <w:sz w:val="18"/>
               </w:rPr>
-              <w:t>applyFilters()</w:t>
-            </w:r>
-          </w:p>
-        </w:tc>
-        <w:tc>
-          <w:tcPr>
-            <w:tcW w:type="dxa" w:w="3135"/>
-            <w:shd w:val="clear" w:color="auto" w:fill="F0F4FA"/>
-          </w:tcPr>
-          <w:p>
-            <w:r>
-              <w:rPr>
-                <w:sz w:val="18"/>
-              </w:rPr>
-              <w:t>filteredPlayers[] and filteredRows[] built; all render functions called.</w:t>
+              <w:t>buildFilters()</w:t>
+            </w:r>
+          </w:p>
+        </w:tc>
+        <w:tc>
+          <w:tcPr>
+            <w:tcW w:type="dxa" w:w="3135"/>
+            <w:shd w:val="clear" w:color="auto" w:fill="F0F4FA"/>
+          </w:tcPr>
+          <w:p>
+            <w:r>
+              <w:rPr>
+                <w:sz w:val="18"/>
+              </w:rPr>
+              <w:t>Event listeners attached; refreshPills() called.</w:t>
             </w:r>
           </w:p>
         </w:tc>
@@ -16163,21 +17033,21 @@
               <w:rPr>
                 <w:sz w:val="18"/>
               </w:rPr>
-              <w:t>renderStats()</w:t>
-            </w:r>
-          </w:p>
-        </w:tc>
-        <w:tc>
-          <w:tcPr>
-            <w:tcW w:type="dxa" w:w="3135"/>
-            <w:shd w:val="clear" w:color="auto" w:fill="FFFFFF"/>
-          </w:tcPr>
-          <w:p>
-            <w:r>
-              <w:rPr>
-                <w:sz w:val="18"/>
-              </w:rPr>
-              <w:t>#statsBar populated.</w:t>
+              <w:t>applyFilters()</w:t>
+            </w:r>
+          </w:p>
+        </w:tc>
+        <w:tc>
+          <w:tcPr>
+            <w:tcW w:type="dxa" w:w="3135"/>
+            <w:shd w:val="clear" w:color="auto" w:fill="FFFFFF"/>
+          </w:tcPr>
+          <w:p>
+            <w:r>
+              <w:rPr>
+                <w:sz w:val="18"/>
+              </w:rPr>
+              <w:t>filteredPlayers[] and filteredRows[] built; all render functions called.</w:t>
             </w:r>
           </w:p>
         </w:tc>
@@ -16207,21 +17077,21 @@
               <w:rPr>
                 <w:sz w:val="18"/>
               </w:rPr>
-              <w:t>renderChart()</w:t>
-            </w:r>
-          </w:p>
-        </w:tc>
-        <w:tc>
-          <w:tcPr>
-            <w:tcW w:type="dxa" w:w="3135"/>
-            <w:shd w:val="clear" w:color="auto" w:fill="F0F4FA"/>
-          </w:tcPr>
-          <w:p>
-            <w:r>
-              <w:rPr>
-                <w:sz w:val="18"/>
-              </w:rPr>
-              <w:t>#chartBars populated.</w:t>
+              <w:t>renderStats()</w:t>
+            </w:r>
+          </w:p>
+        </w:tc>
+        <w:tc>
+          <w:tcPr>
+            <w:tcW w:type="dxa" w:w="3135"/>
+            <w:shd w:val="clear" w:color="auto" w:fill="F0F4FA"/>
+          </w:tcPr>
+          <w:p>
+            <w:r>
+              <w:rPr>
+                <w:sz w:val="18"/>
+              </w:rPr>
+              <w:t>#statsBar populated.</w:t>
             </w:r>
           </w:p>
         </w:tc>
@@ -16251,21 +17121,21 @@
               <w:rPr>
                 <w:sz w:val="18"/>
               </w:rPr>
-              <w:t>renderLeader()</w:t>
-            </w:r>
-          </w:p>
-        </w:tc>
-        <w:tc>
-          <w:tcPr>
-            <w:tcW w:type="dxa" w:w="3135"/>
-            <w:shd w:val="clear" w:color="auto" w:fill="FFFFFF"/>
-          </w:tcPr>
-          <w:p>
-            <w:r>
-              <w:rPr>
-                <w:sz w:val="18"/>
-              </w:rPr>
-              <w:t>#awardsRow populated.</w:t>
+              <w:t>renderChart()</w:t>
+            </w:r>
+          </w:p>
+        </w:tc>
+        <w:tc>
+          <w:tcPr>
+            <w:tcW w:type="dxa" w:w="3135"/>
+            <w:shd w:val="clear" w:color="auto" w:fill="FFFFFF"/>
+          </w:tcPr>
+          <w:p>
+            <w:r>
+              <w:rPr>
+                <w:sz w:val="18"/>
+              </w:rPr>
+              <w:t>#chartBars populated.</w:t>
             </w:r>
           </w:p>
         </w:tc>
@@ -16295,21 +17165,21 @@
               <w:rPr>
                 <w:sz w:val="18"/>
               </w:rPr>
-              <w:t>renderInfantryTable()</w:t>
-            </w:r>
-          </w:p>
-        </w:tc>
-        <w:tc>
-          <w:tcPr>
-            <w:tcW w:type="dxa" w:w="3135"/>
-            <w:shd w:val="clear" w:color="auto" w:fill="F0F4FA"/>
-          </w:tcPr>
-          <w:p>
-            <w:r>
-              <w:rPr>
-                <w:sz w:val="18"/>
-              </w:rPr>
-              <w:t>#infantryBody + #infantryHead populated.</w:t>
+              <w:t>renderLeader()</w:t>
+            </w:r>
+          </w:p>
+        </w:tc>
+        <w:tc>
+          <w:tcPr>
+            <w:tcW w:type="dxa" w:w="3135"/>
+            <w:shd w:val="clear" w:color="auto" w:fill="F0F4FA"/>
+          </w:tcPr>
+          <w:p>
+            <w:r>
+              <w:rPr>
+                <w:sz w:val="18"/>
+              </w:rPr>
+              <w:t>#awardsRow populated.</w:t>
             </w:r>
           </w:p>
         </w:tc>
@@ -16339,21 +17209,21 @@
               <w:rPr>
                 <w:sz w:val="18"/>
               </w:rPr>
-              <w:t>renderVehicleTable()</w:t>
-            </w:r>
-          </w:p>
-        </w:tc>
-        <w:tc>
-          <w:tcPr>
-            <w:tcW w:type="dxa" w:w="3135"/>
-            <w:shd w:val="clear" w:color="auto" w:fill="FFFFFF"/>
-          </w:tcPr>
-          <w:p>
-            <w:r>
-              <w:rPr>
-                <w:sz w:val="18"/>
-              </w:rPr>
-              <w:t>#vehicleBody + #vehicleHead populated.</w:t>
+              <w:t>renderInfantryTable()</w:t>
+            </w:r>
+          </w:p>
+        </w:tc>
+        <w:tc>
+          <w:tcPr>
+            <w:tcW w:type="dxa" w:w="3135"/>
+            <w:shd w:val="clear" w:color="auto" w:fill="FFFFFF"/>
+          </w:tcPr>
+          <w:p>
+            <w:r>
+              <w:rPr>
+                <w:sz w:val="18"/>
+              </w:rPr>
+              <w:t>#infantryBody + #infantryHead populated.</w:t>
             </w:r>
           </w:p>
         </w:tc>
@@ -16383,21 +17253,21 @@
               <w:rPr>
                 <w:sz w:val="18"/>
               </w:rPr>
-              <w:t>renderUnitLeaderboard()</w:t>
-            </w:r>
-          </w:p>
-        </w:tc>
-        <w:tc>
-          <w:tcPr>
-            <w:tcW w:type="dxa" w:w="3135"/>
-            <w:shd w:val="clear" w:color="auto" w:fill="F0F4FA"/>
-          </w:tcPr>
-          <w:p>
-            <w:r>
-              <w:rPr>
-                <w:sz w:val="18"/>
-              </w:rPr>
-              <w:t>#unitLbBody populated (section collapsed by default).</w:t>
+              <w:t>renderVehicleTable()</w:t>
+            </w:r>
+          </w:p>
+        </w:tc>
+        <w:tc>
+          <w:tcPr>
+            <w:tcW w:type="dxa" w:w="3135"/>
+            <w:shd w:val="clear" w:color="auto" w:fill="F0F4FA"/>
+          </w:tcPr>
+          <w:p>
+            <w:r>
+              <w:rPr>
+                <w:sz w:val="18"/>
+              </w:rPr>
+              <w:t>#vehicleBody + #vehicleHead populated.</w:t>
             </w:r>
           </w:p>
         </w:tc>
@@ -16427,21 +17297,21 @@
               <w:rPr>
                 <w:sz w:val="18"/>
               </w:rPr>
-              <w:t>renderMissionHistory()</w:t>
-            </w:r>
-          </w:p>
-        </w:tc>
-        <w:tc>
-          <w:tcPr>
-            <w:tcW w:type="dxa" w:w="3135"/>
-            <w:shd w:val="clear" w:color="auto" w:fill="FFFFFF"/>
-          </w:tcPr>
-          <w:p>
-            <w:r>
-              <w:rPr>
-                <w:sz w:val="18"/>
-              </w:rPr>
-              <w:t>#missionHistBody populated (section collapsed by default).</w:t>
+              <w:t>renderUnitLeaderboard()</w:t>
+            </w:r>
+          </w:p>
+        </w:tc>
+        <w:tc>
+          <w:tcPr>
+            <w:tcW w:type="dxa" w:w="3135"/>
+            <w:shd w:val="clear" w:color="auto" w:fill="FFFFFF"/>
+          </w:tcPr>
+          <w:p>
+            <w:r>
+              <w:rPr>
+                <w:sz w:val="18"/>
+              </w:rPr>
+              <w:t>#unitLbBody populated (section collapsed by default).</w:t>
             </w:r>
           </w:p>
         </w:tc>
@@ -16471,21 +17341,21 @@
               <w:rPr>
                 <w:sz w:val="18"/>
               </w:rPr>
-              <w:t>renderVehicleKillsSection()</w:t>
-            </w:r>
-          </w:p>
-        </w:tc>
-        <w:tc>
-          <w:tcPr>
-            <w:tcW w:type="dxa" w:w="3135"/>
-            <w:shd w:val="clear" w:color="auto" w:fill="F0F4FA"/>
-          </w:tcPr>
-          <w:p>
-            <w:r>
-              <w:rPr>
-                <w:sz w:val="18"/>
-              </w:rPr>
-              <w:t>#vehKillsBody populated (section collapsed by default).</w:t>
+              <w:t>renderMissionHistory()</w:t>
+            </w:r>
+          </w:p>
+        </w:tc>
+        <w:tc>
+          <w:tcPr>
+            <w:tcW w:type="dxa" w:w="3135"/>
+            <w:shd w:val="clear" w:color="auto" w:fill="F0F4FA"/>
+          </w:tcPr>
+          <w:p>
+            <w:r>
+              <w:rPr>
+                <w:sz w:val="18"/>
+              </w:rPr>
+              <w:t>#missionHistBody populated (section collapsed by default).</w:t>
             </w:r>
           </w:p>
         </w:tc>
@@ -16515,21 +17385,21 @@
               <w:rPr>
                 <w:sz w:val="18"/>
               </w:rPr>
-              <w:t>renderWeaponLeaderboard()</w:t>
-            </w:r>
-          </w:p>
-        </w:tc>
-        <w:tc>
-          <w:tcPr>
-            <w:tcW w:type="dxa" w:w="3135"/>
-            <w:shd w:val="clear" w:color="auto" w:fill="FFFFFF"/>
-          </w:tcPr>
-          <w:p>
-            <w:r>
-              <w:rPr>
-                <w:sz w:val="18"/>
-              </w:rPr>
-              <w:t>#wpBody populated (section collapsed by default).</w:t>
+              <w:t>renderVehicleKillsSection()</w:t>
+            </w:r>
+          </w:p>
+        </w:tc>
+        <w:tc>
+          <w:tcPr>
+            <w:tcW w:type="dxa" w:w="3135"/>
+            <w:shd w:val="clear" w:color="auto" w:fill="FFFFFF"/>
+          </w:tcPr>
+          <w:p>
+            <w:r>
+              <w:rPr>
+                <w:sz w:val="18"/>
+              </w:rPr>
+              <w:t>#vehKillsBody populated (section collapsed by default).</w:t>
             </w:r>
           </w:p>
         </w:tc>
@@ -16559,21 +17429,21 @@
               <w:rPr>
                 <w:sz w:val="18"/>
               </w:rPr>
-              <w:t>renderMapStats()</w:t>
-            </w:r>
-          </w:p>
-        </w:tc>
-        <w:tc>
-          <w:tcPr>
-            <w:tcW w:type="dxa" w:w="3135"/>
-            <w:shd w:val="clear" w:color="auto" w:fill="F0F4FA"/>
-          </w:tcPr>
-          <w:p>
-            <w:r>
-              <w:rPr>
-                <w:sz w:val="18"/>
-              </w:rPr>
-              <w:t>#mapBody populated (section collapsed by default).</w:t>
+              <w:t>renderWeaponLeaderboard()</w:t>
+            </w:r>
+          </w:p>
+        </w:tc>
+        <w:tc>
+          <w:tcPr>
+            <w:tcW w:type="dxa" w:w="3135"/>
+            <w:shd w:val="clear" w:color="auto" w:fill="F0F4FA"/>
+          </w:tcPr>
+          <w:p>
+            <w:r>
+              <w:rPr>
+                <w:sz w:val="18"/>
+              </w:rPr>
+              <w:t>#wpBody populated (section collapsed by default).</w:t>
             </w:r>
           </w:p>
         </w:tc>
@@ -16603,21 +17473,21 @@
               <w:rPr>
                 <w:sz w:val="18"/>
               </w:rPr>
-              <w:t>renderRoleLeaderboard()</w:t>
-            </w:r>
-          </w:p>
-        </w:tc>
-        <w:tc>
-          <w:tcPr>
-            <w:tcW w:type="dxa" w:w="3135"/>
-            <w:shd w:val="clear" w:color="auto" w:fill="FFFFFF"/>
-          </w:tcPr>
-          <w:p>
-            <w:r>
-              <w:rPr>
-                <w:sz w:val="18"/>
-              </w:rPr>
-              <w:t>#roleBody populated (section collapsed by default).</w:t>
+              <w:t>renderMapStats()</w:t>
+            </w:r>
+          </w:p>
+        </w:tc>
+        <w:tc>
+          <w:tcPr>
+            <w:tcW w:type="dxa" w:w="3135"/>
+            <w:shd w:val="clear" w:color="auto" w:fill="FFFFFF"/>
+          </w:tcPr>
+          <w:p>
+            <w:r>
+              <w:rPr>
+                <w:sz w:val="18"/>
+              </w:rPr>
+              <w:t>#mapBody populated (section collapsed by default).</w:t>
             </w:r>
           </w:p>
         </w:tc>
@@ -16647,21 +17517,21 @@
               <w:rPr>
                 <w:sz w:val="18"/>
               </w:rPr>
-              <w:t>renderAttendance()</w:t>
-            </w:r>
-          </w:p>
-        </w:tc>
-        <w:tc>
-          <w:tcPr>
-            <w:tcW w:type="dxa" w:w="3135"/>
-            <w:shd w:val="clear" w:color="auto" w:fill="F0F4FA"/>
-          </w:tcPr>
-          <w:p>
-            <w:r>
-              <w:rPr>
-                <w:sz w:val="18"/>
-              </w:rPr>
-              <w:t>#attendBody populated (section collapsed by default).</w:t>
+              <w:t>renderRoleLeaderboard()</w:t>
+            </w:r>
+          </w:p>
+        </w:tc>
+        <w:tc>
+          <w:tcPr>
+            <w:tcW w:type="dxa" w:w="3135"/>
+            <w:shd w:val="clear" w:color="auto" w:fill="F0F4FA"/>
+          </w:tcPr>
+          <w:p>
+            <w:r>
+              <w:rPr>
+                <w:sz w:val="18"/>
+              </w:rPr>
+              <w:t>#roleBody populated (section collapsed by default).</w:t>
             </w:r>
           </w:p>
         </w:tc>
@@ -16691,21 +17561,21 @@
               <w:rPr>
                 <w:sz w:val="18"/>
               </w:rPr>
-              <w:t>renderKdTrend()</w:t>
-            </w:r>
-          </w:p>
-        </w:tc>
-        <w:tc>
-          <w:tcPr>
-            <w:tcW w:type="dxa" w:w="3135"/>
-            <w:shd w:val="clear" w:color="auto" w:fill="FFFFFF"/>
-          </w:tcPr>
-          <w:p>
-            <w:r>
-              <w:rPr>
-                <w:sz w:val="18"/>
-              </w:rPr>
-              <w:t>#kdTrendChart populated (section collapsed by default).</w:t>
+              <w:t>renderAttendance()</w:t>
+            </w:r>
+          </w:p>
+        </w:tc>
+        <w:tc>
+          <w:tcPr>
+            <w:tcW w:type="dxa" w:w="3135"/>
+            <w:shd w:val="clear" w:color="auto" w:fill="FFFFFF"/>
+          </w:tcPr>
+          <w:p>
+            <w:r>
+              <w:rPr>
+                <w:sz w:val="18"/>
+              </w:rPr>
+              <w:t>#attendBody populated (section collapsed by default).</w:t>
             </w:r>
           </w:p>
         </w:tc>
@@ -16735,21 +17605,21 @@
               <w:rPr>
                 <w:sz w:val="18"/>
               </w:rPr>
-              <w:t>renderComparison()</w:t>
-            </w:r>
-          </w:p>
-        </w:tc>
-        <w:tc>
-          <w:tcPr>
-            <w:tcW w:type="dxa" w:w="3135"/>
-            <w:shd w:val="clear" w:color="auto" w:fill="F0F4FA"/>
-          </w:tcPr>
-          <w:p>
-            <w:r>
-              <w:rPr>
-                <w:sz w:val="18"/>
-              </w:rPr>
-              <w:t>Comparison dropdowns populated (section collapsed by default).</w:t>
+              <w:t>renderKdTrend()</w:t>
+            </w:r>
+          </w:p>
+        </w:tc>
+        <w:tc>
+          <w:tcPr>
+            <w:tcW w:type="dxa" w:w="3135"/>
+            <w:shd w:val="clear" w:color="auto" w:fill="F0F4FA"/>
+          </w:tcPr>
+          <w:p>
+            <w:r>
+              <w:rPr>
+                <w:sz w:val="18"/>
+              </w:rPr>
+              <w:t>#kdTrendChart populated (section collapsed by default).</w:t>
             </w:r>
           </w:p>
         </w:tc>
@@ -16779,6 +17649,50 @@
               <w:rPr>
                 <w:sz w:val="18"/>
               </w:rPr>
+              <w:t>renderComparison()</w:t>
+            </w:r>
+          </w:p>
+        </w:tc>
+        <w:tc>
+          <w:tcPr>
+            <w:tcW w:type="dxa" w:w="3135"/>
+            <w:shd w:val="clear" w:color="auto" w:fill="FFFFFF"/>
+          </w:tcPr>
+          <w:p>
+            <w:r>
+              <w:rPr>
+                <w:sz w:val="18"/>
+              </w:rPr>
+              <w:t>Comparison dropdowns populated (section collapsed by default).</w:t>
+            </w:r>
+          </w:p>
+        </w:tc>
+      </w:tr>
+      <w:tr>
+        <w:tc>
+          <w:tcPr>
+            <w:tcW w:type="dxa" w:w="3135"/>
+            <w:shd w:val="clear" w:color="auto" w:fill="F0F4FA"/>
+          </w:tcPr>
+          <w:p>
+            <w:r>
+              <w:rPr>
+                <w:sz w:val="18"/>
+              </w:rPr>
+              <w:t>24</w:t>
+            </w:r>
+          </w:p>
+        </w:tc>
+        <w:tc>
+          <w:tcPr>
+            <w:tcW w:type="dxa" w:w="3135"/>
+            <w:shd w:val="clear" w:color="auto" w:fill="F0F4FA"/>
+          </w:tcPr>
+          <w:p>
+            <w:r>
+              <w:rPr>
+                <w:sz w:val="18"/>
+              </w:rPr>
               <w:t>UI Ready</w:t>
             </w:r>
           </w:p>
@@ -16786,7 +17700,7 @@
         <w:tc>
           <w:tcPr>
             <w:tcW w:type="dxa" w:w="3135"/>
-            <w:shd w:val="clear" w:color="auto" w:fill="FFFFFF"/>
+            <w:shd w:val="clear" w:color="auto" w:fill="F0F4FA"/>
           </w:tcPr>
           <w:p>
             <w:r>
@@ -17428,7 +18342,7 @@
               <w:rPr>
                 <w:sz w:val="18"/>
               </w:rPr>
-              <w:t>TK occurs in the last 2 min (120 s) before endMission</w:t>
+              <w:t>TK occurs in the last 5 min (300 s) before endMission</w:t>
             </w:r>
           </w:p>
         </w:tc>
@@ -17472,7 +18386,7 @@
               <w:rPr>
                 <w:sz w:val="18"/>
               </w:rPr>
-              <w:t>Distance ≤ 15 m AND within last 3 min (180 s) of endMission</w:t>
+              <w:t>Distance ≤ 15 m AND within last 7 min (420 s) of endMission</w:t>
             </w:r>
           </w:p>
         </w:tc>
@@ -17516,21 +18430,21 @@
               <w:rPr>
                 <w:sz w:val="18"/>
               </w:rPr>
-              <w:t>3 or more TKs fall within any 60-second rolling window</w:t>
-            </w:r>
-          </w:p>
-        </w:tc>
-        <w:tc>
-          <w:tcPr>
-            <w:tcW w:type="dxa" w:w="3135"/>
-            <w:shd w:val="clear" w:color="auto" w:fill="FFFFFF"/>
-          </w:tcPr>
-          <w:p>
-            <w:r>
-              <w:rPr>
-                <w:sz w:val="18"/>
-              </w:rPr>
-              <w:t>Group grenade throw or celebration volley earlier in the timeline</w:t>
+              <w:t>3 or more TKs fall within any 60-second rolling window, within last 10 min (600 s)</w:t>
+            </w:r>
+          </w:p>
+        </w:tc>
+        <w:tc>
+          <w:tcPr>
+            <w:tcW w:type="dxa" w:w="3135"/>
+            <w:shd w:val="clear" w:color="auto" w:fill="FFFFFF"/>
+          </w:tcPr>
+          <w:p>
+            <w:r>
+              <w:rPr>
+                <w:sz w:val="18"/>
+              </w:rPr>
+              <w:t>Group grenade throw or celebration volley; time-gated to avoid suppressing mid-mission TK clusters</w:t>
             </w:r>
           </w:p>
         </w:tc>

--- a/dev/TFP_KillTracker_Technical_Documentation.docx
+++ b/dev/TFP_KillTracker_Technical_Documentation.docx
@@ -39,7 +39,7 @@
         <w:rPr>
           <w:sz w:val="22"/>
         </w:rPr>
-        <w:t>Version 1.5  ·  31 March 2026</w:t>
+        <w:t>Version 1.6  ·  31 March 2026</w:t>
       </w:r>
     </w:p>
     <w:p>
@@ -8735,7 +8735,7 @@
           <w:b w:val="0"/>
           <w:i w:val="0"/>
         </w:rPr>
-        <w:t>Merges Weapon Kills (JSON) objects across all filteredRows. Displays top-50 weapons with total kills, user count, top user, and kill share %. Right-clicking the Total Kills header toggles kills/user mode (amber ~/u prefix). A live search input above the table filters rows by weapon name substring.</w:t>
+        <w:t>Merges Weapon Kills (JSON) objects across all filteredRows. Displays top-50 weapons with total kills, user count, top user, and kill share %. Right-clicking the Total Kills header toggles kills/user mode (amber ~/u prefix). A live search input above the table filters rows by weapon name substring. Ammo variants are merged at aggregation time: the trailing [AmmoType] bracket suffix (e.g. "[M62 Tracer]", "[M80A1 EPR]") is stripped from weapon names before accumulation, so M240G [M62 Tracer] and M240G [M80A1 EPR] both count as M240G.</w:t>
       </w:r>
     </w:p>
     <w:p>

--- a/dev/TFP_KillTracker_Technical_Documentation.docx
+++ b/dev/TFP_KillTracker_Technical_Documentation.docx
@@ -39,7 +39,7 @@
         <w:rPr>
           <w:sz w:val="22"/>
         </w:rPr>
-        <w:t>Version 1.6  ·  31 March 2026</w:t>
+        <w:t>Version 1.7  ·  20 April 2026</w:t>
       </w:r>
     </w:p>
     <w:p>
@@ -674,7 +674,7 @@
               <w:rPr>
                 <w:sz w:val="18"/>
               </w:rPr>
-              <w:t>ImportScript</w:t>
+              <w:t>campaigns.json</w:t>
             </w:r>
           </w:p>
         </w:tc>
@@ -688,7 +688,7 @@
               <w:rPr>
                 <w:sz w:val="18"/>
               </w:rPr>
-              <w:t>Google Apps Script that imports OCAP .json.gz mission logs into Google Sheets</w:t>
+              <w:t>Campaign definitions — groups missions into named campaigns for the filter pill and medal awards</w:t>
             </w:r>
           </w:p>
         </w:tc>
@@ -704,7 +704,7 @@
               <w:rPr>
                 <w:sz w:val="18"/>
               </w:rPr>
-              <w:t>generate_docs.py</w:t>
+              <w:t>ImportScript</w:t>
             </w:r>
           </w:p>
         </w:tc>
@@ -718,7 +718,7 @@
               <w:rPr>
                 <w:sz w:val="18"/>
               </w:rPr>
-              <w:t>python-docx script that regenerates this documentation file</w:t>
+              <w:t>Google Apps Script that imports OCAP .json.gz mission logs into Google Sheets</w:t>
             </w:r>
           </w:p>
         </w:tc>
@@ -734,7 +734,7 @@
               <w:rPr>
                 <w:sz w:val="18"/>
               </w:rPr>
-              <w:t>README.md</w:t>
+              <w:t>generate_docs.py</w:t>
             </w:r>
           </w:p>
         </w:tc>
@@ -748,7 +748,7 @@
               <w:rPr>
                 <w:sz w:val="18"/>
               </w:rPr>
-              <w:t>User-facing feature overview and deployment guide</w:t>
+              <w:t>python-docx script that regenerates this documentation file</w:t>
             </w:r>
           </w:p>
         </w:tc>
@@ -764,6 +764,36 @@
               <w:rPr>
                 <w:sz w:val="18"/>
               </w:rPr>
+              <w:t>README.md</w:t>
+            </w:r>
+          </w:p>
+        </w:tc>
+        <w:tc>
+          <w:tcPr>
+            <w:tcW w:type="dxa" w:w="4703"/>
+            <w:shd w:val="clear" w:color="auto" w:fill="FFFFFF"/>
+          </w:tcPr>
+          <w:p>
+            <w:r>
+              <w:rPr>
+                <w:sz w:val="18"/>
+              </w:rPr>
+              <w:t>User-facing feature overview and deployment guide</w:t>
+            </w:r>
+          </w:p>
+        </w:tc>
+      </w:tr>
+      <w:tr>
+        <w:tc>
+          <w:tcPr>
+            <w:tcW w:type="dxa" w:w="4703"/>
+            <w:shd w:val="clear" w:color="auto" w:fill="F0F4FA"/>
+          </w:tcPr>
+          <w:p>
+            <w:r>
+              <w:rPr>
+                <w:sz w:val="18"/>
+              </w:rPr>
               <w:t>.github/workflows/</w:t>
             </w:r>
           </w:p>
@@ -771,7 +801,7 @@
         <w:tc>
           <w:tcPr>
             <w:tcW w:type="dxa" w:w="4703"/>
-            <w:shd w:val="clear" w:color="auto" w:fill="FFFFFF"/>
+            <w:shd w:val="clear" w:color="auto" w:fill="F0F4FA"/>
           </w:tcPr>
           <w:p>
             <w:r>
@@ -2441,6 +2471,122 @@
                 <w:sz w:val="18"/>
               </w:rPr>
               <w:t>Maps canonical name → array of all absorbed alias strings; used to show "Also known as" on career page</w:t>
+            </w:r>
+          </w:p>
+        </w:tc>
+      </w:tr>
+      <w:tr>
+        <w:tc>
+          <w:tcPr>
+            <w:tcW w:type="dxa" w:w="2351"/>
+            <w:shd w:val="clear" w:color="auto" w:fill="F0F4FA"/>
+          </w:tcPr>
+          <w:p>
+            <w:r>
+              <w:rPr>
+                <w:sz w:val="18"/>
+              </w:rPr>
+              <w:t>campaignData</w:t>
+            </w:r>
+          </w:p>
+        </w:tc>
+        <w:tc>
+          <w:tcPr>
+            <w:tcW w:type="dxa" w:w="2351"/>
+            <w:shd w:val="clear" w:color="auto" w:fill="F0F4FA"/>
+          </w:tcPr>
+          <w:p>
+            <w:r>
+              <w:rPr>
+                <w:sz w:val="18"/>
+              </w:rPr>
+              <w:t>Object</w:t>
+            </w:r>
+          </w:p>
+        </w:tc>
+        <w:tc>
+          <w:tcPr>
+            <w:tcW w:type="dxa" w:w="2351"/>
+            <w:shd w:val="clear" w:color="auto" w:fill="F0F4FA"/>
+          </w:tcPr>
+          <w:p>
+            <w:r>
+              <w:rPr>
+                <w:sz w:val="18"/>
+              </w:rPr>
+              <w:t>{}</w:t>
+            </w:r>
+          </w:p>
+        </w:tc>
+        <w:tc>
+          <w:tcPr>
+            <w:tcW w:type="dxa" w:w="2351"/>
+            <w:shd w:val="clear" w:color="auto" w:fill="F0F4FA"/>
+          </w:tcPr>
+          <w:p>
+            <w:r>
+              <w:rPr>
+                <w:sz w:val="18"/>
+              </w:rPr>
+              <w:t>Parsed campaigns.json; keys are campaign names, values have missions[] and/or patterns[]</w:t>
+            </w:r>
+          </w:p>
+        </w:tc>
+      </w:tr>
+      <w:tr>
+        <w:tc>
+          <w:tcPr>
+            <w:tcW w:type="dxa" w:w="2351"/>
+            <w:shd w:val="clear" w:color="auto" w:fill="FFFFFF"/>
+          </w:tcPr>
+          <w:p>
+            <w:r>
+              <w:rPr>
+                <w:sz w:val="18"/>
+              </w:rPr>
+              <w:t>selectedCampaign</w:t>
+            </w:r>
+          </w:p>
+        </w:tc>
+        <w:tc>
+          <w:tcPr>
+            <w:tcW w:type="dxa" w:w="2351"/>
+            <w:shd w:val="clear" w:color="auto" w:fill="FFFFFF"/>
+          </w:tcPr>
+          <w:p>
+            <w:r>
+              <w:rPr>
+                <w:sz w:val="18"/>
+              </w:rPr>
+              <w:t>string | null</w:t>
+            </w:r>
+          </w:p>
+        </w:tc>
+        <w:tc>
+          <w:tcPr>
+            <w:tcW w:type="dxa" w:w="2351"/>
+            <w:shd w:val="clear" w:color="auto" w:fill="FFFFFF"/>
+          </w:tcPr>
+          <w:p>
+            <w:r>
+              <w:rPr>
+                <w:sz w:val="18"/>
+              </w:rPr>
+              <w:t>null</w:t>
+            </w:r>
+          </w:p>
+        </w:tc>
+        <w:tc>
+          <w:tcPr>
+            <w:tcW w:type="dxa" w:w="2351"/>
+            <w:shd w:val="clear" w:color="auto" w:fill="FFFFFF"/>
+          </w:tcPr>
+          <w:p>
+            <w:r>
+              <w:rPr>
+                <w:sz w:val="18"/>
+              </w:rPr>
+              <w:t>Active campaign filter; clicking a campaign pill sets selectedMissions to all missions in that campaign</w:t>
             </w:r>
           </w:p>
         </w:tc>
@@ -6811,6 +6957,386 @@
       </w:r>
     </w:p>
     <w:p>
+      <w:pPr>
+        <w:pStyle w:val="Heading2"/>
+      </w:pPr>
+      <w:r>
+        <w:t>6.5 Campaign Filter</w:t>
+      </w:r>
+    </w:p>
+    <w:p>
+      <w:pPr>
+        <w:spacing w:after="80"/>
+      </w:pPr>
+      <w:r>
+        <w:rPr>
+          <w:b w:val="0"/>
+          <w:i w:val="0"/>
+        </w:rPr>
+        <w:t>Missions can be grouped into named campaigns via campaigns.json. Each campaign is defined by an explicit missions list and/or patterns (substring matches). A Campaigns pill row appears in the filter panel below the Missions pills. Clicking a campaign pill sets selectedMissions to the full set of missions in that campaign. Clicking the active pill again deselects the campaign (selectedMissions → null). Clicking a mission pill manually clears selectedCampaign.</w:t>
+      </w:r>
+    </w:p>
+    <w:tbl>
+      <w:tblPr>
+        <w:tblStyle w:val="TableGrid"/>
+        <w:tblW w:type="auto" w:w="0"/>
+        <w:jc w:val="left"/>
+        <w:tblLook w:firstColumn="1" w:firstRow="1" w:lastColumn="0" w:lastRow="0" w:noHBand="0" w:noVBand="1" w:val="04A0"/>
+      </w:tblPr>
+      <w:tblGrid>
+        <w:gridCol w:w="3135"/>
+        <w:gridCol w:w="3135"/>
+        <w:gridCol w:w="3135"/>
+      </w:tblGrid>
+      <w:tr>
+        <w:tc>
+          <w:tcPr>
+            <w:tcW w:type="dxa" w:w="3135"/>
+            <w:shd w:val="clear" w:color="auto" w:fill="2E4057"/>
+          </w:tcPr>
+          <w:p>
+            <w:pPr>
+              <w:jc w:val="center"/>
+            </w:pPr>
+            <w:r>
+              <w:rPr>
+                <w:b/>
+                <w:color w:val="FFFFFF"/>
+                <w:sz w:val="18"/>
+              </w:rPr>
+              <w:t>Field</w:t>
+            </w:r>
+          </w:p>
+        </w:tc>
+        <w:tc>
+          <w:tcPr>
+            <w:tcW w:type="dxa" w:w="3135"/>
+            <w:shd w:val="clear" w:color="auto" w:fill="2E4057"/>
+          </w:tcPr>
+          <w:p>
+            <w:pPr>
+              <w:jc w:val="center"/>
+            </w:pPr>
+            <w:r>
+              <w:rPr>
+                <w:b/>
+                <w:color w:val="FFFFFF"/>
+                <w:sz w:val="18"/>
+              </w:rPr>
+              <w:t>Type</w:t>
+            </w:r>
+          </w:p>
+        </w:tc>
+        <w:tc>
+          <w:tcPr>
+            <w:tcW w:type="dxa" w:w="3135"/>
+            <w:shd w:val="clear" w:color="auto" w:fill="2E4057"/>
+          </w:tcPr>
+          <w:p>
+            <w:pPr>
+              <w:jc w:val="center"/>
+            </w:pPr>
+            <w:r>
+              <w:rPr>
+                <w:b/>
+                <w:color w:val="FFFFFF"/>
+                <w:sz w:val="18"/>
+              </w:rPr>
+              <w:t>Description</w:t>
+            </w:r>
+          </w:p>
+        </w:tc>
+      </w:tr>
+      <w:tr>
+        <w:tc>
+          <w:tcPr>
+            <w:tcW w:type="dxa" w:w="3135"/>
+            <w:shd w:val="clear" w:color="auto" w:fill="FFFFFF"/>
+          </w:tcPr>
+          <w:p>
+            <w:r>
+              <w:rPr>
+                <w:sz w:val="18"/>
+              </w:rPr>
+              <w:t>missions</w:t>
+            </w:r>
+          </w:p>
+        </w:tc>
+        <w:tc>
+          <w:tcPr>
+            <w:tcW w:type="dxa" w:w="3135"/>
+            <w:shd w:val="clear" w:color="auto" w:fill="FFFFFF"/>
+          </w:tcPr>
+          <w:p>
+            <w:r>
+              <w:rPr>
+                <w:sz w:val="18"/>
+              </w:rPr>
+              <w:t>string[]</w:t>
+            </w:r>
+          </w:p>
+        </w:tc>
+        <w:tc>
+          <w:tcPr>
+            <w:tcW w:type="dxa" w:w="3135"/>
+            <w:shd w:val="clear" w:color="auto" w:fill="FFFFFF"/>
+          </w:tcPr>
+          <w:p>
+            <w:r>
+              <w:rPr>
+                <w:sz w:val="18"/>
+              </w:rPr>
+              <w:t>Exact mission name strings to include in this campaign</w:t>
+            </w:r>
+          </w:p>
+        </w:tc>
+      </w:tr>
+      <w:tr>
+        <w:tc>
+          <w:tcPr>
+            <w:tcW w:type="dxa" w:w="3135"/>
+            <w:shd w:val="clear" w:color="auto" w:fill="F0F4FA"/>
+          </w:tcPr>
+          <w:p>
+            <w:r>
+              <w:rPr>
+                <w:sz w:val="18"/>
+              </w:rPr>
+              <w:t>patterns</w:t>
+            </w:r>
+          </w:p>
+        </w:tc>
+        <w:tc>
+          <w:tcPr>
+            <w:tcW w:type="dxa" w:w="3135"/>
+            <w:shd w:val="clear" w:color="auto" w:fill="F0F4FA"/>
+          </w:tcPr>
+          <w:p>
+            <w:r>
+              <w:rPr>
+                <w:sz w:val="18"/>
+              </w:rPr>
+              <w:t>string[]</w:t>
+            </w:r>
+          </w:p>
+        </w:tc>
+        <w:tc>
+          <w:tcPr>
+            <w:tcW w:type="dxa" w:w="3135"/>
+            <w:shd w:val="clear" w:color="auto" w:fill="F0F4FA"/>
+          </w:tcPr>
+          <w:p>
+            <w:r>
+              <w:rPr>
+                <w:sz w:val="18"/>
+              </w:rPr>
+              <w:t>Substring patterns — any mission name containing the string is included automatically</w:t>
+            </w:r>
+          </w:p>
+        </w:tc>
+      </w:tr>
+    </w:tbl>
+    <w:p/>
+    <w:p>
+      <w:pPr>
+        <w:spacing w:after="40"/>
+      </w:pPr>
+      <w:r>
+        <w:rPr>
+          <w:b w:val="0"/>
+          <w:i w:val="0"/>
+        </w:rPr>
+        <w:t>Example campaigns.json entry:</w:t>
+      </w:r>
+    </w:p>
+    <w:p>
+      <w:pPr>
+        <w:pStyle w:val="NoSpacing"/>
+        <w:spacing w:before="40" w:after="40"/>
+        <w:ind w:left="576"/>
+        <w:shd w:val="clear" w:color="auto" w:fill="F3F3F3"/>
+      </w:pPr>
+      <w:r>
+        <w:rPr>
+          <w:rFonts w:ascii="Courier New" w:hAnsi="Courier New"/>
+          <w:color w:val="222222"/>
+          <w:sz w:val="18"/>
+        </w:rPr>
+        <w:t>"Altis Invasion": {</w:t>
+      </w:r>
+    </w:p>
+    <w:p>
+      <w:pPr>
+        <w:pStyle w:val="NoSpacing"/>
+        <w:spacing w:before="40" w:after="40"/>
+        <w:ind w:left="576"/>
+        <w:shd w:val="clear" w:color="auto" w:fill="F3F3F3"/>
+      </w:pPr>
+      <w:r>
+        <w:rPr>
+          <w:rFonts w:ascii="Courier New" w:hAnsi="Courier New"/>
+          <w:color w:val="222222"/>
+          <w:sz w:val="18"/>
+        </w:rPr>
+        <w:t xml:space="preserve">  "missions": ["LZ Gulf Day 1 (2026-03-21)", "OP Lynx Day 0 (2026-03-07)"],</w:t>
+      </w:r>
+    </w:p>
+    <w:p>
+      <w:pPr>
+        <w:pStyle w:val="NoSpacing"/>
+        <w:spacing w:before="40" w:after="40"/>
+        <w:ind w:left="576"/>
+        <w:shd w:val="clear" w:color="auto" w:fill="F3F3F3"/>
+      </w:pPr>
+      <w:r>
+        <w:rPr>
+          <w:rFonts w:ascii="Courier New" w:hAnsi="Courier New"/>
+          <w:color w:val="222222"/>
+          <w:sz w:val="18"/>
+        </w:rPr>
+        <w:t xml:space="preserve">  "patterns": ["Invasion Day"]</w:t>
+      </w:r>
+    </w:p>
+    <w:p>
+      <w:pPr>
+        <w:pStyle w:val="NoSpacing"/>
+        <w:spacing w:before="40" w:after="40"/>
+        <w:ind w:left="576"/>
+        <w:shd w:val="clear" w:color="auto" w:fill="F3F3F3"/>
+      </w:pPr>
+      <w:r>
+        <w:rPr>
+          <w:rFonts w:ascii="Courier New" w:hAnsi="Courier New"/>
+          <w:color w:val="222222"/>
+          <w:sz w:val="18"/>
+        </w:rPr>
+        <w:t>}</w:t>
+      </w:r>
+    </w:p>
+    <w:p/>
+    <w:p>
+      <w:pPr>
+        <w:spacing w:after="120"/>
+      </w:pPr>
+      <w:r>
+        <w:rPr>
+          <w:b w:val="0"/>
+          <w:i w:val="0"/>
+        </w:rPr>
+        <w:t>Keys starting with "_" (e.g. "_comment") are silently ignored when rendering campaign pills.</w:t>
+      </w:r>
+    </w:p>
+    <w:p>
+      <w:pPr>
+        <w:pStyle w:val="Heading2"/>
+      </w:pPr>
+      <w:r>
+        <w:t>6.6 Campaign Medal Ribbons</w:t>
+      </w:r>
+    </w:p>
+    <w:p>
+      <w:pPr>
+        <w:spacing w:after="80"/>
+      </w:pPr>
+      <w:r>
+        <w:rPr>
+          <w:b w:val="0"/>
+          <w:i w:val="0"/>
+        </w:rPr>
+        <w:t>Players automatically earn a medal ribbon for every campaign they participated in (at least one mission row present in aggPlayers.missionRows). Medals are shown in a Campaign Medals section at the top of the career page and player modal.</w:t>
+      </w:r>
+    </w:p>
+    <w:p>
+      <w:pPr>
+        <w:spacing w:after="40"/>
+      </w:pPr>
+      <w:r>
+        <w:rPr>
+          <w:b w:val="0"/>
+          <w:i w:val="0"/>
+        </w:rPr>
+        <w:t>Ribbon generation (adapted from github.com/Mchl/medal-bar-generator, MIT):</w:t>
+      </w:r>
+    </w:p>
+    <w:p>
+      <w:pPr>
+        <w:pStyle w:val="ListBullet"/>
+        <w:spacing w:after="40"/>
+        <w:ind w:left="360"/>
+      </w:pPr>
+      <w:r>
+        <w:rPr>
+          <w:sz w:val="20"/>
+        </w:rPr>
+        <w:t>Each campaign name is used as a seed for the Alea PRNG, producing a deterministic ribbon.</w:t>
+      </w:r>
+    </w:p>
+    <w:p>
+      <w:pPr>
+        <w:pStyle w:val="ListBullet"/>
+        <w:spacing w:after="40"/>
+        <w:ind w:left="360"/>
+      </w:pPr>
+      <w:r>
+        <w:rPr>
+          <w:sz w:val="20"/>
+        </w:rPr>
+        <w:t>A palette of 3–5 colours is drawn from a 73-colour US military medal palette.</w:t>
+      </w:r>
+    </w:p>
+    <w:p>
+      <w:pPr>
+        <w:pStyle w:val="ListBullet"/>
+        <w:spacing w:after="40"/>
+        <w:ind w:left="360"/>
+      </w:pPr>
+      <w:r>
+        <w:rPr>
+          <w:sz w:val="20"/>
+        </w:rPr>
+        <w:t>Symmetric stripe pattern (even or odd mirrored bands) is drawn on a 140×38 canvas.</w:t>
+      </w:r>
+    </w:p>
+    <w:p>
+      <w:pPr>
+        <w:pStyle w:val="ListBullet"/>
+        <w:spacing w:after="40"/>
+        <w:ind w:left="360"/>
+      </w:pPr>
+      <w:r>
+        <w:rPr>
+          <w:sz w:val="20"/>
+        </w:rPr>
+        <w:t>A horizontal grille (semi-transparent black lines) simulates fabric texture.</w:t>
+      </w:r>
+    </w:p>
+    <w:p>
+      <w:pPr>
+        <w:pStyle w:val="ListBullet"/>
+        <w:spacing w:after="40"/>
+        <w:ind w:left="360"/>
+      </w:pPr>
+      <w:r>
+        <w:rPr>
+          <w:sz w:val="20"/>
+        </w:rPr>
+        <w:t>A thin gold frame is drawn around the ribbon.</w:t>
+      </w:r>
+    </w:p>
+    <w:p/>
+    <w:p>
+      <w:pPr>
+        <w:spacing w:after="120"/>
+      </w:pPr>
+      <w:r>
+        <w:rPr>
+          <w:b w:val="0"/>
+          <w:i w:val="0"/>
+        </w:rPr>
+        <w:t>getEarnedCampaigns(playerMissions) checks each campaign definition against the player's mission set (from aggPlayers, not filteredPlayers, so active filters do not affect medal eligibility). renderMedalRibbons(containerId, playerMissions) draws canvas elements for each earned campaign; the entire Campaign Medals section is hidden if the player has earned no medals.</w:t>
+      </w:r>
+    </w:p>
+    <w:p>
       <w:r>
         <w:br w:type="page"/>
       </w:r>
@@ -16739,7 +17265,7 @@
               <w:rPr>
                 <w:sz w:val="18"/>
               </w:rPr>
-              <w:t>Parallel fetch of CSV_URL, unit_overrides.json, and player_aliases.json.</w:t>
+              <w:t>Parallel fetch of CSV_URL, unit_overrides.json, player_aliases.json, and campaigns.json.</w:t>
             </w:r>
           </w:p>
         </w:tc>
